--- a/docx_generator/template/meldingsformulier-template.docx
+++ b/docx_generator/template/meldingsformulier-template.docx
@@ -7,30 +7,703 @@
         <w:pStyle w:val="Heading1"/>
         <w:numPr>
           <w:ilvl w:val="0"/>
-          <w:numId w:val="1"/>
+          <w:numId w:val="2"/>
+        </w:numPr>
+        <w:spacing w:before="600" w:after="0"/>
+        <w:rPr/>
+      </w:pPr>
+      <w:r>
+        <w:rPr/>
+        <w:t>Registratie</w:t>
+      </w:r>
+    </w:p>
+    <w:p>
+      <w:pPr>
+        <w:pStyle w:val="Normal"/>
+        <w:rPr>
+          <w:lang w:eastAsia="en-US"/>
+        </w:rPr>
+      </w:pPr>
+      <w:r>
+        <w:rPr>
+          <w:lang w:eastAsia="en-US"/>
+        </w:rPr>
+      </w:r>
+    </w:p>
+    <w:p>
+      <w:pPr>
+        <w:pStyle w:val="Lijstalinea1"/>
+        <w:ind w:left="0"/>
+        <w:rPr/>
+      </w:pPr>
+      <w:bookmarkStart w:id="0" w:name="_Toc139032098"/>
+      <w:bookmarkStart w:id="1" w:name="_Toc510009551"/>
+      <w:bookmarkEnd w:id="0"/>
+      <w:bookmarkEnd w:id="1"/>
+      <w:r>
+        <w:rPr>
+          <w:b/>
+          <w:bCs/>
+          <w:sz w:val="18"/>
+          <w:szCs w:val="18"/>
+        </w:rPr>
+        <w:t xml:space="preserve">Datum / tijd: </w:t>
+      </w:r>
+      <w:r>
+        <w:rPr>
+          <w:sz w:val="18"/>
+          <w:szCs w:val="18"/>
+        </w:rPr>
+        <w:t>[datum / tijd]</w:t>
+      </w:r>
+    </w:p>
+    <w:p>
+      <w:pPr>
+        <w:pStyle w:val="Lijstalinea1"/>
+        <w:ind w:left="0"/>
+        <w:rPr>
+          <w:b/>
+          <w:bCs/>
+          <w:sz w:val="18"/>
+          <w:szCs w:val="18"/>
+        </w:rPr>
+      </w:pPr>
+      <w:r>
+        <w:rPr>
+          <w:b/>
+          <w:bCs/>
+          <w:sz w:val="18"/>
+          <w:szCs w:val="18"/>
+        </w:rPr>
+      </w:r>
+    </w:p>
+    <w:p>
+      <w:pPr>
+        <w:pStyle w:val="Lijstalinea1"/>
+        <w:ind w:left="0"/>
+        <w:rPr>
+          <w:sz w:val="18"/>
+          <w:szCs w:val="18"/>
+        </w:rPr>
+      </w:pPr>
+      <w:r>
+        <w:rPr>
+          <w:b/>
+          <w:bCs/>
+          <w:sz w:val="18"/>
+          <w:szCs w:val="18"/>
+        </w:rPr>
+        <w:t>Telefoonnummer en/of e-mailadres:</w:t>
+      </w:r>
+      <w:r>
+        <w:rPr>
+          <w:sz w:val="18"/>
+          <w:szCs w:val="18"/>
+        </w:rPr>
+        <w:t xml:space="preserve"> [telefoonnummer en/of e-mailadres]</w:t>
+      </w:r>
+    </w:p>
+    <w:p>
+      <w:pPr>
+        <w:pStyle w:val="Lijstalinea1"/>
+        <w:ind w:left="0"/>
+        <w:rPr>
+          <w:b/>
+          <w:bCs/>
+          <w:sz w:val="18"/>
+          <w:szCs w:val="18"/>
+        </w:rPr>
+      </w:pPr>
+      <w:r>
+        <w:rPr>
+          <w:b/>
+          <w:bCs/>
+          <w:sz w:val="18"/>
+          <w:szCs w:val="18"/>
+        </w:rPr>
+      </w:r>
+    </w:p>
+    <w:p>
+      <w:pPr>
+        <w:pStyle w:val="Lijstalinea1"/>
+        <w:ind w:left="0"/>
+        <w:rPr>
+          <w:sz w:val="18"/>
+          <w:szCs w:val="18"/>
+        </w:rPr>
+      </w:pPr>
+      <w:r>
+        <w:rPr>
+          <w:b/>
+          <w:bCs/>
+          <w:sz w:val="18"/>
+          <w:szCs w:val="18"/>
+        </w:rPr>
+        <w:t>Contactpersoon:</w:t>
+      </w:r>
+      <w:r>
+        <w:rPr>
+          <w:sz w:val="18"/>
+          <w:szCs w:val="18"/>
+        </w:rPr>
+        <w:t xml:space="preserve"> [contactpersoon]</w:t>
+      </w:r>
+    </w:p>
+    <w:p>
+      <w:pPr>
+        <w:pStyle w:val="Lijstalinea1"/>
+        <w:ind w:left="0"/>
+        <w:rPr>
+          <w:sz w:val="18"/>
+          <w:szCs w:val="18"/>
+        </w:rPr>
+      </w:pPr>
+      <w:r>
+        <w:rPr>
+          <w:sz w:val="18"/>
+          <w:szCs w:val="18"/>
+        </w:rPr>
+      </w:r>
+    </w:p>
+    <w:p>
+      <w:pPr>
+        <w:pStyle w:val="Lijstalinea1"/>
+        <w:ind w:left="0"/>
+        <w:rPr>
+          <w:sz w:val="18"/>
+          <w:szCs w:val="18"/>
+        </w:rPr>
+      </w:pPr>
+      <w:r>
+        <w:rPr>
+          <w:b/>
+          <w:bCs/>
+          <w:sz w:val="18"/>
+          <w:szCs w:val="18"/>
+        </w:rPr>
+        <w:t>Taal contactpersoon:</w:t>
+      </w:r>
+      <w:r>
+        <w:rPr>
+          <w:sz w:val="18"/>
+          <w:szCs w:val="18"/>
+        </w:rPr>
+        <w:t xml:space="preserve"> [taal]</w:t>
+      </w:r>
+    </w:p>
+    <w:p>
+      <w:pPr>
+        <w:pStyle w:val="Lijstalinea1"/>
+        <w:ind w:left="0"/>
+        <w:rPr>
+          <w:sz w:val="18"/>
+          <w:szCs w:val="18"/>
+        </w:rPr>
+      </w:pPr>
+      <w:r>
+        <w:rPr>
+          <w:sz w:val="18"/>
+          <w:szCs w:val="18"/>
+        </w:rPr>
+      </w:r>
+    </w:p>
+    <w:p>
+      <w:pPr>
+        <w:pStyle w:val="Lijstalinea1"/>
+        <w:ind w:left="0"/>
+        <w:rPr>
+          <w:sz w:val="18"/>
+          <w:szCs w:val="18"/>
+        </w:rPr>
+      </w:pPr>
+      <w:r>
+        <w:rPr>
+          <w:b/>
+          <w:bCs/>
+          <w:sz w:val="18"/>
+          <w:szCs w:val="18"/>
+        </w:rPr>
+        <w:t>Klant:</w:t>
+      </w:r>
+      <w:r>
+        <w:rPr>
+          <w:sz w:val="18"/>
+          <w:szCs w:val="18"/>
+        </w:rPr>
+        <w:t xml:space="preserve"> [klant]</w:t>
+      </w:r>
+    </w:p>
+    <w:p>
+      <w:pPr>
+        <w:pStyle w:val="Lijstalinea1"/>
+        <w:ind w:left="0"/>
+        <w:rPr>
+          <w:sz w:val="18"/>
+          <w:szCs w:val="18"/>
+        </w:rPr>
+      </w:pPr>
+      <w:r>
+        <w:rPr>
+          <w:sz w:val="18"/>
+          <w:szCs w:val="18"/>
+        </w:rPr>
+      </w:r>
+    </w:p>
+    <w:p>
+      <w:pPr>
+        <w:pStyle w:val="Lijstalinea1"/>
+        <w:ind w:left="0"/>
+        <w:rPr>
+          <w:sz w:val="18"/>
+          <w:szCs w:val="18"/>
+        </w:rPr>
+      </w:pPr>
+      <w:r>
+        <w:rPr>
+          <w:b/>
+          <w:bCs/>
+          <w:sz w:val="18"/>
+          <w:szCs w:val="18"/>
+        </w:rPr>
+        <w:t>Tijdverschil GMT:</w:t>
+      </w:r>
+      <w:r>
+        <w:rPr>
+          <w:sz w:val="18"/>
+          <w:szCs w:val="18"/>
+        </w:rPr>
+        <w:t xml:space="preserve"> [tijdverschil]</w:t>
+      </w:r>
+    </w:p>
+    <w:p>
+      <w:pPr>
+        <w:pStyle w:val="Lijstalinea1"/>
+        <w:ind w:left="0"/>
+        <w:rPr>
+          <w:sz w:val="18"/>
+          <w:szCs w:val="18"/>
+        </w:rPr>
+      </w:pPr>
+      <w:r>
+        <w:rPr>
+          <w:sz w:val="18"/>
+          <w:szCs w:val="18"/>
+        </w:rPr>
+      </w:r>
+    </w:p>
+    <w:p>
+      <w:pPr>
+        <w:pStyle w:val="Lijstalinea1"/>
+        <w:ind w:left="0"/>
+        <w:rPr/>
+      </w:pPr>
+      <w:r>
+        <w:rPr>
+          <w:b/>
+          <w:bCs/>
+          <w:sz w:val="18"/>
+          <w:szCs w:val="18"/>
+        </w:rPr>
+        <w:t xml:space="preserve">Technical support: </w:t>
+      </w:r>
+      <w:r>
+        <w:rPr>
+          <w:sz w:val="18"/>
+          <w:szCs w:val="18"/>
+        </w:rPr>
+        <w:t>[naam van Repak medewerker die melding aangenomen heeft]</w:t>
+      </w:r>
+    </w:p>
+    <w:p>
+      <w:pPr>
+        <w:pStyle w:val="Lijstalinea1"/>
+        <w:ind w:left="0"/>
+        <w:rPr>
+          <w:b/>
+          <w:bCs/>
+          <w:sz w:val="18"/>
+          <w:szCs w:val="18"/>
+        </w:rPr>
+      </w:pPr>
+      <w:r>
+        <w:rPr>
+          <w:b/>
+          <w:bCs/>
+          <w:sz w:val="18"/>
+          <w:szCs w:val="18"/>
+        </w:rPr>
+      </w:r>
+    </w:p>
+    <w:p>
+      <w:pPr>
+        <w:pStyle w:val="Lijstalinea1"/>
+        <w:ind w:left="0"/>
+        <w:rPr>
+          <w:sz w:val="18"/>
+          <w:szCs w:val="18"/>
+        </w:rPr>
+      </w:pPr>
+      <w:r>
+        <w:rPr>
+          <w:b/>
+          <w:bCs/>
+          <w:sz w:val="18"/>
+          <w:szCs w:val="18"/>
+        </w:rPr>
+        <w:t xml:space="preserve">Machinenummer: </w:t>
+      </w:r>
+      <w:r>
+        <w:rPr>
+          <w:sz w:val="18"/>
+          <w:szCs w:val="18"/>
+        </w:rPr>
+        <w:t>[machinenummer]</w:t>
+      </w:r>
+    </w:p>
+    <w:p>
+      <w:pPr>
+        <w:pStyle w:val="Lijstalinea1"/>
+        <w:ind w:left="0"/>
+        <w:rPr>
+          <w:b/>
+          <w:bCs/>
+          <w:sz w:val="18"/>
+          <w:szCs w:val="18"/>
+        </w:rPr>
+      </w:pPr>
+      <w:r>
+        <w:rPr>
+          <w:b/>
+          <w:bCs/>
+          <w:sz w:val="18"/>
+          <w:szCs w:val="18"/>
+        </w:rPr>
+      </w:r>
+    </w:p>
+    <w:p>
+      <w:pPr>
+        <w:pStyle w:val="Lijstalinea1"/>
+        <w:ind w:left="0"/>
+        <w:rPr/>
+      </w:pPr>
+      <w:r>
+        <w:rPr>
+          <w:b/>
+          <w:bCs/>
+          <w:sz w:val="18"/>
+          <w:szCs w:val="18"/>
+        </w:rPr>
+        <w:t>Urgentie</w:t>
+      </w:r>
+      <w:r>
+        <w:rPr>
+          <w:b/>
+          <w:sz w:val="18"/>
+          <w:szCs w:val="18"/>
+        </w:rPr>
+        <w:t>:</w:t>
+      </w:r>
+      <w:r>
+        <w:rPr>
+          <w:sz w:val="18"/>
+          <w:szCs w:val="18"/>
+        </w:rPr>
+        <w:t xml:space="preserve"> [machine staat stil / productie beperkt / machine in productie]</w:t>
+      </w:r>
+    </w:p>
+    <w:p>
+      <w:pPr>
+        <w:pStyle w:val="Lijstalinea1"/>
+        <w:ind w:left="0"/>
+        <w:rPr>
+          <w:b/>
+          <w:bCs/>
+          <w:sz w:val="18"/>
+          <w:szCs w:val="18"/>
+        </w:rPr>
+      </w:pPr>
+      <w:r>
+        <w:rPr>
+          <w:b/>
+          <w:bCs/>
+          <w:sz w:val="18"/>
+          <w:szCs w:val="18"/>
+        </w:rPr>
+      </w:r>
+    </w:p>
+    <w:p>
+      <w:pPr>
+        <w:pStyle w:val="Lijstalinea1"/>
+        <w:ind w:left="0"/>
+        <w:rPr>
+          <w:sz w:val="18"/>
+          <w:szCs w:val="18"/>
+        </w:rPr>
+      </w:pPr>
+      <w:r>
+        <w:rPr>
+          <w:b/>
+          <w:bCs/>
+          <w:sz w:val="18"/>
+          <w:szCs w:val="18"/>
+        </w:rPr>
+        <w:t>Opname:</w:t>
+      </w:r>
+      <w:r>
+        <w:rPr>
+          <w:sz w:val="18"/>
+          <w:szCs w:val="18"/>
+        </w:rPr>
+        <w:t xml:space="preserve"> [audio link]</w:t>
+      </w:r>
+    </w:p>
+    <w:p>
+      <w:pPr>
+        <w:pStyle w:val="Lijstalinea1"/>
+        <w:ind w:left="0"/>
+        <w:rPr>
+          <w:b/>
+          <w:bCs/>
+          <w:sz w:val="18"/>
+          <w:szCs w:val="18"/>
+        </w:rPr>
+      </w:pPr>
+      <w:r>
+        <w:rPr>
+          <w:b/>
+          <w:bCs/>
+          <w:sz w:val="18"/>
+          <w:szCs w:val="18"/>
+        </w:rPr>
+      </w:r>
+    </w:p>
+    <w:p>
+      <w:pPr>
+        <w:pStyle w:val="Lijstalinea1"/>
+        <w:ind w:left="0"/>
+        <w:rPr>
+          <w:b/>
+          <w:bCs/>
+          <w:sz w:val="18"/>
+          <w:szCs w:val="18"/>
+        </w:rPr>
+      </w:pPr>
+      <w:r>
+        <w:rPr>
+          <w:b/>
+          <w:bCs/>
+          <w:sz w:val="18"/>
+          <w:szCs w:val="18"/>
+        </w:rPr>
+        <w:t>Betrouwbaarheid transcriptie:</w:t>
+      </w:r>
+      <w:r>
+        <w:rPr>
+          <w:sz w:val="18"/>
+          <w:szCs w:val="18"/>
+        </w:rPr>
+        <w:t xml:space="preserve"> [</w:t>
+      </w:r>
+      <w:r>
+        <w:rPr>
+          <w:sz w:val="18"/>
+          <w:szCs w:val="18"/>
+        </w:rPr>
+        <w:t>b</w:t>
+      </w:r>
+      <w:r>
+        <w:rPr>
+          <w:b w:val="false"/>
+          <w:bCs w:val="false"/>
+          <w:sz w:val="18"/>
+          <w:szCs w:val="18"/>
+        </w:rPr>
+        <w:t>etrouwbaarheid transcriptie</w:t>
+      </w:r>
+      <w:r>
+        <w:rPr>
+          <w:sz w:val="18"/>
+          <w:szCs w:val="18"/>
+        </w:rPr>
+        <w:t xml:space="preserve"> hoog / gemiddeld / laag]</w:t>
+        <w:br/>
+      </w:r>
+    </w:p>
+    <w:p>
+      <w:pPr>
+        <w:pStyle w:val="Lijstalinea1"/>
+        <w:ind w:left="0"/>
+        <w:rPr>
+          <w:sz w:val="24"/>
+          <w:szCs w:val="24"/>
+          <w14:ligatures w14:val="standardContextual"/>
+        </w:rPr>
+      </w:pPr>
+      <w:r>
+        <w:rPr>
+          <w:b/>
+          <w:bCs/>
+          <w:sz w:val="18"/>
+          <w:szCs w:val="18"/>
+        </w:rPr>
+        <w:t>Onduidelijke fragmenten:</w:t>
+      </w:r>
+      <w:r>
+        <w:rPr>
+          <w:sz w:val="18"/>
+          <w:szCs w:val="18"/>
+        </w:rPr>
+        <w:t xml:space="preserve"> [tijdstippen of toelichting]</w:t>
+      </w:r>
+    </w:p>
+    <w:p>
+      <w:pPr>
+        <w:pStyle w:val="Lijstalinea1"/>
+        <w:ind w:left="0"/>
+        <w:rPr>
+          <w:b/>
+          <w:bCs/>
+          <w:sz w:val="18"/>
+          <w:szCs w:val="18"/>
+        </w:rPr>
+      </w:pPr>
+      <w:r>
+        <w:rPr>
+          <w:b/>
+          <w:bCs/>
+          <w:sz w:val="18"/>
+          <w:szCs w:val="18"/>
+        </w:rPr>
+      </w:r>
+    </w:p>
+    <w:p>
+      <w:pPr>
+        <w:pStyle w:val="Heading1"/>
+        <w:numPr>
+          <w:ilvl w:val="0"/>
+          <w:numId w:val="2"/>
+        </w:numPr>
+        <w:rPr/>
+      </w:pPr>
+      <w:r>
+        <w:rPr/>
+        <w:t>Melding</w:t>
+      </w:r>
+    </w:p>
+    <w:p>
+      <w:pPr>
+        <w:pStyle w:val="Lijstalinea1"/>
+        <w:ind w:left="0"/>
+        <w:rPr>
+          <w:b/>
+          <w:bCs/>
+          <w:sz w:val="18"/>
+          <w:szCs w:val="18"/>
+          <w:lang w:val="en-GB"/>
+        </w:rPr>
+      </w:pPr>
+      <w:r>
+        <w:rPr>
+          <w:b/>
+          <w:bCs/>
+          <w:sz w:val="18"/>
+          <w:szCs w:val="18"/>
+          <w:lang w:val="en-GB"/>
+        </w:rPr>
+      </w:r>
+    </w:p>
+    <w:p>
+      <w:pPr>
+        <w:pStyle w:val="Lijstalinea1"/>
+        <w:ind w:left="0"/>
+        <w:rPr>
+          <w:sz w:val="18"/>
+          <w:szCs w:val="18"/>
+        </w:rPr>
+      </w:pPr>
+      <w:r>
+        <w:rPr>
+          <w:b/>
+          <w:bCs/>
+          <w:sz w:val="18"/>
+          <w:szCs w:val="18"/>
+        </w:rPr>
+        <w:t xml:space="preserve">Transcriptie: </w:t>
+      </w:r>
+      <w:r>
+        <w:rPr>
+          <w:sz w:val="18"/>
+          <w:szCs w:val="18"/>
+        </w:rPr>
+        <w:t>[transcriptie]</w:t>
+      </w:r>
+    </w:p>
+    <w:p>
+      <w:pPr>
+        <w:pStyle w:val="Normal"/>
+        <w:rPr>
+          <w:rFonts w:ascii="Cambria" w:hAnsi="Cambria" w:cs="Times New Roman"/>
+          <w:b/>
+          <w:bCs/>
+          <w:color w:val="4F81BD"/>
+          <w:sz w:val="32"/>
+          <w:szCs w:val="28"/>
+          <w:lang w:val="en-GB" w:eastAsia="en-US"/>
+        </w:rPr>
+      </w:pPr>
+      <w:r>
+        <w:rPr>
+          <w:rFonts w:cs="Times New Roman" w:ascii="Cambria" w:hAnsi="Cambria"/>
+          <w:b/>
+          <w:bCs/>
+          <w:color w:val="4F81BD"/>
+          <w:sz w:val="32"/>
+          <w:szCs w:val="28"/>
+          <w:lang w:val="en-GB" w:eastAsia="en-US"/>
+        </w:rPr>
+      </w:r>
+      <w:r>
+        <w:br w:type="page"/>
+      </w:r>
+    </w:p>
+    <w:p>
+      <w:pPr>
+        <w:pStyle w:val="Heading1"/>
+        <w:numPr>
+          <w:ilvl w:val="0"/>
+          <w:numId w:val="2"/>
         </w:numPr>
         <w:spacing w:before="0" w:after="0"/>
-        <w:rPr/>
-      </w:pPr>
-      <w:bookmarkStart w:id="0" w:name="_Hlk99699825"/>
-      <w:bookmarkStart w:id="1" w:name="_Toc139032097"/>
-      <w:r>
-        <w:rPr/>
-        <w:t>Service proces meldingen</w:t>
-      </w:r>
-      <w:bookmarkEnd w:id="0"/>
-      <w:bookmarkEnd w:id="1"/>
-    </w:p>
-    <w:p>
-      <w:pPr>
-        <w:pStyle w:val="Normal"/>
-        <w:rPr>
-          <w:lang w:eastAsia="en-US"/>
-        </w:rPr>
-      </w:pPr>
-      <w:r>
-        <w:rPr>
-          <w:lang w:eastAsia="en-US"/>
+        <w:rPr>
+          <w:lang w:val="en-GB"/>
+        </w:rPr>
+      </w:pPr>
+      <w:bookmarkStart w:id="2" w:name="_Toc139032104"/>
+      <w:r>
+        <w:rPr>
+          <w:lang w:val="en-GB"/>
+        </w:rPr>
+        <w:t>Analyse</w:t>
+      </w:r>
+      <w:bookmarkEnd w:id="2"/>
+    </w:p>
+    <w:p>
+      <w:pPr>
+        <w:pStyle w:val="Lijstalinea1"/>
+        <w:ind w:left="0"/>
+        <w:rPr>
+          <w:b/>
+          <w:bCs/>
+          <w:sz w:val="18"/>
+          <w:szCs w:val="18"/>
+        </w:rPr>
+      </w:pPr>
+      <w:r>
+        <w:rPr>
+          <w:b/>
+          <w:bCs/>
+          <w:sz w:val="18"/>
+          <w:szCs w:val="18"/>
         </w:rPr>
       </w:r>
     </w:p>
@@ -39,340 +712,769 @@
         <w:pStyle w:val="Heading2"/>
         <w:numPr>
           <w:ilvl w:val="1"/>
-          <w:numId w:val="11"/>
+          <w:numId w:val="2"/>
         </w:numPr>
         <w:rPr/>
       </w:pPr>
-      <w:bookmarkStart w:id="2" w:name="_Toc139032098"/>
-      <w:bookmarkStart w:id="3" w:name="_Toc510009551"/>
-      <w:bookmarkStart w:id="4" w:name="_Toc510009634"/>
       <w:r>
         <w:rPr/>
-        <w:t>Aanname melding:</w:t>
-      </w:r>
-      <w:bookmarkEnd w:id="2"/>
-      <w:bookmarkEnd w:id="3"/>
-      <w:bookmarkEnd w:id="4"/>
-    </w:p>
-    <w:p>
-      <w:pPr>
-        <w:pStyle w:val="Normal"/>
-        <w:rPr>
-          <w:sz w:val="18"/>
-          <w:szCs w:val="18"/>
-          <w:lang w:val="en-GB"/>
-        </w:rPr>
-      </w:pPr>
-      <w:r>
-        <w:rPr>
-          <w:sz w:val="18"/>
-          <w:szCs w:val="18"/>
-          <w:lang w:val="en-GB"/>
-        </w:rPr>
-        <w:t>Intake melding (administratie):</w:t>
-      </w:r>
-    </w:p>
-    <w:p>
-      <w:pPr>
-        <w:pStyle w:val="ListParagraph"/>
-        <w:numPr>
-          <w:ilvl w:val="0"/>
-          <w:numId w:val="3"/>
-        </w:numPr>
-        <w:rPr>
-          <w:sz w:val="18"/>
-          <w:szCs w:val="18"/>
-          <w:lang w:val="en-GB"/>
-        </w:rPr>
-      </w:pPr>
-      <w:r>
-        <w:rPr>
-          <w:b/>
-          <w:bCs/>
-          <w:sz w:val="18"/>
-          <w:szCs w:val="18"/>
-          <w:lang w:val="en-GB"/>
-        </w:rPr>
-        <w:t>Contactpersoon:</w:t>
-      </w:r>
-      <w:r>
-        <w:rPr>
-          <w:sz w:val="18"/>
-          <w:szCs w:val="18"/>
-          <w:lang w:val="en-GB"/>
-        </w:rPr>
-        <w:t xml:space="preserve"> [contactpersoon]</w:t>
-      </w:r>
-    </w:p>
-    <w:p>
-      <w:pPr>
-        <w:pStyle w:val="ListParagraph"/>
-        <w:numPr>
-          <w:ilvl w:val="0"/>
-          <w:numId w:val="3"/>
-        </w:numPr>
-        <w:rPr>
-          <w:sz w:val="18"/>
-          <w:szCs w:val="18"/>
-          <w:lang w:val="en-GB"/>
-        </w:rPr>
-      </w:pPr>
-      <w:r>
-        <w:rPr>
-          <w:b/>
-          <w:bCs/>
-          <w:sz w:val="18"/>
-          <w:szCs w:val="18"/>
-          <w:lang w:val="en-GB"/>
-        </w:rPr>
-        <w:t>Telefoonnummer en/of email:</w:t>
-      </w:r>
-      <w:r>
-        <w:rPr>
-          <w:sz w:val="18"/>
-          <w:szCs w:val="18"/>
-          <w:lang w:val="en-GB"/>
-        </w:rPr>
-        <w:t xml:space="preserve"> [telefoonnummer en/of email]</w:t>
-      </w:r>
-    </w:p>
-    <w:p>
-      <w:pPr>
-        <w:pStyle w:val="ListParagraph"/>
-        <w:numPr>
-          <w:ilvl w:val="0"/>
-          <w:numId w:val="3"/>
-        </w:numPr>
-        <w:rPr>
-          <w:sz w:val="18"/>
-          <w:szCs w:val="18"/>
-        </w:rPr>
-      </w:pPr>
-      <w:r>
-        <w:rPr>
-          <w:b/>
-          <w:bCs/>
-          <w:sz w:val="18"/>
-          <w:szCs w:val="18"/>
-        </w:rPr>
-        <w:t>Contactpersoon aanwezig bij de klant:</w:t>
-      </w:r>
-      <w:r>
-        <w:rPr>
-          <w:sz w:val="18"/>
-          <w:szCs w:val="18"/>
-        </w:rPr>
-        <w:t xml:space="preserve"> [contactpersoon aanwezig bij de klant]</w:t>
-      </w:r>
-    </w:p>
-    <w:p>
-      <w:pPr>
-        <w:pStyle w:val="ListParagraph"/>
-        <w:numPr>
-          <w:ilvl w:val="0"/>
-          <w:numId w:val="3"/>
-        </w:numPr>
-        <w:rPr>
-          <w:sz w:val="18"/>
-          <w:szCs w:val="18"/>
-        </w:rPr>
-      </w:pPr>
-      <w:r>
-        <w:rPr>
-          <w:b/>
-          <w:bCs/>
-          <w:sz w:val="18"/>
-          <w:szCs w:val="18"/>
-        </w:rPr>
-        <w:t>Urgent?</w:t>
-      </w:r>
-      <w:r>
-        <w:rPr>
-          <w:sz w:val="18"/>
-          <w:szCs w:val="18"/>
-        </w:rPr>
-        <w:t xml:space="preserve"> [urgent]</w:t>
-      </w:r>
-    </w:p>
-    <w:p>
-      <w:pPr>
-        <w:pStyle w:val="ListParagraph"/>
-        <w:numPr>
-          <w:ilvl w:val="0"/>
-          <w:numId w:val="3"/>
-        </w:numPr>
-        <w:rPr>
-          <w:sz w:val="18"/>
-          <w:szCs w:val="18"/>
-          <w:lang w:val="en-GB"/>
-        </w:rPr>
-      </w:pPr>
-      <w:r>
-        <w:rPr>
-          <w:b/>
-          <w:bCs/>
-          <w:sz w:val="18"/>
-          <w:szCs w:val="18"/>
-          <w:lang w:val="en-GB"/>
-        </w:rPr>
-        <w:t>Service Informatieblad beschikbaar voor eerstelijnsadvies:</w:t>
-      </w:r>
-      <w:r>
-        <w:rPr>
-          <w:sz w:val="18"/>
-          <w:szCs w:val="18"/>
-          <w:lang w:val="en-GB"/>
-        </w:rPr>
-        <w:t xml:space="preserve"> [Service Informatieblad beschikbaar voor eerstelijnsadvies]</w:t>
-      </w:r>
-    </w:p>
-    <w:p>
-      <w:pPr>
-        <w:pStyle w:val="Normal"/>
-        <w:rPr>
-          <w:sz w:val="18"/>
-          <w:szCs w:val="18"/>
-          <w:lang w:val="en-GB"/>
-        </w:rPr>
-      </w:pPr>
-      <w:r>
-        <w:rPr>
-          <w:sz w:val="18"/>
-          <w:szCs w:val="18"/>
-          <w:lang w:val="en-GB"/>
-        </w:rPr>
-      </w:r>
-    </w:p>
-    <w:p>
-      <w:pPr>
-        <w:pStyle w:val="Normal"/>
-        <w:rPr>
-          <w:sz w:val="18"/>
-          <w:szCs w:val="18"/>
-          <w:lang w:val="en-GB"/>
-        </w:rPr>
-      </w:pPr>
-      <w:r>
-        <w:rPr>
-          <w:sz w:val="18"/>
-          <w:szCs w:val="18"/>
-          <w:lang w:val="en-GB"/>
-        </w:rPr>
-      </w:r>
-    </w:p>
-    <w:p>
-      <w:pPr>
-        <w:pStyle w:val="Normal"/>
-        <w:rPr>
-          <w:sz w:val="18"/>
-          <w:szCs w:val="18"/>
-          <w:lang w:val="en-GB"/>
-        </w:rPr>
-      </w:pPr>
-      <w:r>
-        <w:rPr>
-          <w:sz w:val="18"/>
-          <w:szCs w:val="18"/>
-          <w:lang w:val="en-GB"/>
-        </w:rPr>
-        <w:t>Beoordelen melding (technical support):</w:t>
-      </w:r>
-    </w:p>
-    <w:p>
-      <w:pPr>
-        <w:pStyle w:val="ListParagraph"/>
-        <w:numPr>
-          <w:ilvl w:val="0"/>
-          <w:numId w:val="3"/>
-        </w:numPr>
-        <w:rPr>
-          <w:sz w:val="18"/>
-          <w:szCs w:val="18"/>
-          <w:lang w:val="en-GB"/>
-        </w:rPr>
-      </w:pPr>
-      <w:r>
-        <w:rPr>
-          <w:b/>
-          <w:bCs/>
-          <w:sz w:val="18"/>
-          <w:szCs w:val="18"/>
-          <w:lang w:val="en-GB"/>
-        </w:rPr>
-        <w:t>Wens of storing?</w:t>
-      </w:r>
-      <w:r>
-        <w:rPr>
-          <w:sz w:val="18"/>
-          <w:szCs w:val="18"/>
-          <w:lang w:val="en-GB"/>
-        </w:rPr>
-        <w:t xml:space="preserve"> [wens of storing]</w:t>
-      </w:r>
-    </w:p>
-    <w:p>
-      <w:pPr>
-        <w:pStyle w:val="ListParagraph"/>
+        <w:t>Samenvatting melding</w:t>
+      </w:r>
+    </w:p>
+    <w:p>
+      <w:pPr>
+        <w:pStyle w:val="Lijstalinea1"/>
+        <w:ind w:left="0"/>
+        <w:rPr>
+          <w:b/>
+          <w:bCs/>
+          <w:sz w:val="18"/>
+          <w:szCs w:val="18"/>
+        </w:rPr>
+      </w:pPr>
+      <w:r>
+        <w:rPr>
+          <w:b/>
+          <w:bCs/>
+          <w:sz w:val="18"/>
+          <w:szCs w:val="18"/>
+        </w:rPr>
+        <w:t>Probleem:</w:t>
+      </w:r>
+      <w:r>
+        <w:rPr>
+          <w:sz w:val="18"/>
+          <w:szCs w:val="18"/>
+        </w:rPr>
+        <w:t xml:space="preserve"> [probleem]</w:t>
+        <w:br/>
+      </w:r>
+    </w:p>
+    <w:p>
+      <w:pPr>
+        <w:pStyle w:val="Lijstalinea1"/>
+        <w:ind w:left="0"/>
+        <w:rPr>
+          <w:b/>
+          <w:bCs/>
+          <w:sz w:val="18"/>
+          <w:szCs w:val="18"/>
+        </w:rPr>
+      </w:pPr>
+      <w:r>
+        <w:rPr>
+          <w:b/>
+          <w:bCs/>
+          <w:sz w:val="18"/>
+          <w:szCs w:val="18"/>
+        </w:rPr>
+        <w:t>Alarmcode / melding op scherm:</w:t>
+      </w:r>
+      <w:r>
+        <w:rPr>
+          <w:sz w:val="18"/>
+          <w:szCs w:val="18"/>
+        </w:rPr>
+        <w:t xml:space="preserve"> [alarmcode of exacte tekst]</w:t>
+        <w:br/>
+      </w:r>
+    </w:p>
+    <w:p>
+      <w:pPr>
+        <w:pStyle w:val="Lijstalinea1"/>
+        <w:ind w:left="0"/>
+        <w:rPr>
+          <w:b/>
+          <w:bCs/>
+          <w:sz w:val="18"/>
+          <w:szCs w:val="18"/>
+        </w:rPr>
+      </w:pPr>
+      <w:r>
+        <w:rPr>
+          <w:b/>
+          <w:bCs/>
+          <w:sz w:val="18"/>
+          <w:szCs w:val="18"/>
+        </w:rPr>
+        <w:t>Onderdeel / station:</w:t>
+      </w:r>
+      <w:r>
+        <w:rPr>
+          <w:sz w:val="18"/>
+          <w:szCs w:val="18"/>
+        </w:rPr>
+        <w:t xml:space="preserve"> [onderdeel of station]</w:t>
+        <w:br/>
+      </w:r>
+    </w:p>
+    <w:p>
+      <w:pPr>
+        <w:pStyle w:val="Lijstalinea1"/>
+        <w:ind w:left="0"/>
+        <w:rPr>
+          <w:b/>
+          <w:bCs/>
+          <w:sz w:val="18"/>
+          <w:szCs w:val="18"/>
+        </w:rPr>
+      </w:pPr>
+      <w:r>
+        <w:rPr>
+          <w:b/>
+          <w:bCs/>
+          <w:sz w:val="18"/>
+          <w:szCs w:val="18"/>
+        </w:rPr>
+        <w:t>Wanneer is het probleem ontstaan:</w:t>
+      </w:r>
+      <w:r>
+        <w:rPr>
+          <w:sz w:val="18"/>
+          <w:szCs w:val="18"/>
+        </w:rPr>
+        <w:t xml:space="preserve"> [datum / tijd / situatie]</w:t>
+        <w:br/>
+      </w:r>
+    </w:p>
+    <w:p>
+      <w:pPr>
+        <w:pStyle w:val="Lijstalinea1"/>
+        <w:ind w:left="0"/>
+        <w:rPr>
+          <w:b/>
+          <w:bCs/>
+          <w:sz w:val="18"/>
+          <w:szCs w:val="18"/>
+        </w:rPr>
+      </w:pPr>
+      <w:r>
+        <w:rPr>
+          <w:b/>
+          <w:bCs/>
+          <w:sz w:val="18"/>
+          <w:szCs w:val="18"/>
+        </w:rPr>
+        <w:t>Frequentie:</w:t>
+      </w:r>
+      <w:r>
+        <w:rPr>
+          <w:sz w:val="18"/>
+          <w:szCs w:val="18"/>
+        </w:rPr>
+        <w:t xml:space="preserve"> [eenmalig / af en toe / continu]</w:t>
+        <w:br/>
+      </w:r>
+    </w:p>
+    <w:p>
+      <w:pPr>
+        <w:pStyle w:val="Lijstalinea1"/>
+        <w:ind w:left="0"/>
+        <w:rPr>
+          <w:b/>
+          <w:bCs/>
+          <w:sz w:val="18"/>
+          <w:szCs w:val="18"/>
+        </w:rPr>
+      </w:pPr>
+      <w:r>
+        <w:rPr>
+          <w:b/>
+          <w:bCs/>
+          <w:sz w:val="18"/>
+          <w:szCs w:val="18"/>
+        </w:rPr>
+        <w:t>Waarneembare symptomen:</w:t>
+      </w:r>
+      <w:r>
+        <w:rPr>
+          <w:sz w:val="18"/>
+          <w:szCs w:val="18"/>
+        </w:rPr>
+        <w:t xml:space="preserve"> [symptomen]</w:t>
+        <w:br/>
+      </w:r>
+    </w:p>
+    <w:p>
+      <w:pPr>
+        <w:pStyle w:val="Lijstalinea1"/>
+        <w:ind w:left="0"/>
+        <w:rPr>
+          <w:b/>
+          <w:bCs/>
+          <w:sz w:val="18"/>
+          <w:szCs w:val="18"/>
+        </w:rPr>
+      </w:pPr>
+      <w:r>
+        <w:rPr>
+          <w:b/>
+          <w:bCs/>
+          <w:sz w:val="18"/>
+          <w:szCs w:val="18"/>
+        </w:rPr>
+        <w:t>Reeds uitgevoerde acties:</w:t>
+      </w:r>
+      <w:r>
+        <w:rPr>
+          <w:sz w:val="18"/>
+          <w:szCs w:val="18"/>
+        </w:rPr>
+        <w:t xml:space="preserve"> [acties en resultaten]</w:t>
+        <w:br/>
+      </w:r>
+    </w:p>
+    <w:p>
+      <w:pPr>
+        <w:pStyle w:val="Lijstalinea1"/>
+        <w:ind w:left="0"/>
+        <w:rPr>
+          <w:b/>
+          <w:bCs/>
+          <w:sz w:val="18"/>
+          <w:szCs w:val="18"/>
+        </w:rPr>
+      </w:pPr>
+      <w:r>
+        <w:rPr>
+          <w:b/>
+          <w:bCs/>
+          <w:sz w:val="18"/>
+          <w:szCs w:val="18"/>
+        </w:rPr>
+        <w:t>Recente wijzigingen:</w:t>
+      </w:r>
+      <w:r>
+        <w:rPr>
+          <w:sz w:val="18"/>
+          <w:szCs w:val="18"/>
+        </w:rPr>
+        <w:t xml:space="preserve"> [onderhoud / instellingen / onderdelen / software]</w:t>
+        <w:br/>
+      </w:r>
+    </w:p>
+    <w:p>
+      <w:pPr>
+        <w:pStyle w:val="Lijstalinea1"/>
+        <w:ind w:left="0"/>
+        <w:rPr>
+          <w:b/>
+          <w:bCs/>
+          <w:sz w:val="18"/>
+          <w:szCs w:val="18"/>
+        </w:rPr>
+      </w:pPr>
+      <w:r>
+        <w:rPr>
+          <w:b/>
+          <w:bCs/>
+          <w:sz w:val="18"/>
+          <w:szCs w:val="18"/>
+        </w:rPr>
+      </w:r>
+    </w:p>
+    <w:p>
+      <w:pPr>
+        <w:pStyle w:val="Heading2"/>
         <w:numPr>
           <w:ilvl w:val="1"/>
-          <w:numId w:val="3"/>
+          <w:numId w:val="2"/>
         </w:numPr>
-        <w:rPr>
-          <w:sz w:val="18"/>
-          <w:szCs w:val="18"/>
-        </w:rPr>
-      </w:pPr>
-      <w:r>
-        <w:rPr>
-          <w:sz w:val="18"/>
-          <w:szCs w:val="18"/>
-        </w:rPr>
-        <w:t>wens = offerte aan vragen, doorverwijzen naar spareparts (bestaande onderdelen) of Sales (nieuwe functionaliteit, aanpassing machine)</w:t>
-      </w:r>
-    </w:p>
-    <w:p>
-      <w:pPr>
-        <w:pStyle w:val="ListParagraph"/>
+        <w:rPr/>
+      </w:pPr>
+      <w:r>
+        <w:rPr/>
+        <w:t>Situatie onderzoeken</w:t>
+      </w:r>
+    </w:p>
+    <w:p>
+      <w:pPr>
+        <w:pStyle w:val="Lijstalinea1"/>
+        <w:ind w:left="0"/>
+        <w:rPr>
+          <w:sz w:val="18"/>
+          <w:szCs w:val="18"/>
+        </w:rPr>
+      </w:pPr>
+      <w:r>
+        <w:rPr>
+          <w:sz w:val="18"/>
+          <w:szCs w:val="18"/>
+        </w:rPr>
+      </w:r>
+    </w:p>
+    <w:p>
+      <w:pPr>
+        <w:pStyle w:val="Lijstalinea1"/>
+        <w:ind w:left="0"/>
+        <w:rPr>
+          <w:b/>
+          <w:bCs/>
+          <w:sz w:val="18"/>
+          <w:szCs w:val="18"/>
+        </w:rPr>
+      </w:pPr>
+      <w:r>
+        <w:rPr>
+          <w:b/>
+          <w:bCs/>
+          <w:sz w:val="18"/>
+          <w:szCs w:val="18"/>
+        </w:rPr>
+        <w:t>Ontbrekende informatie:</w:t>
+      </w:r>
+      <w:r>
+        <w:rPr>
+          <w:sz w:val="18"/>
+          <w:szCs w:val="18"/>
+        </w:rPr>
+        <w:t xml:space="preserve"> [ontbrekende informatie]</w:t>
+        <w:br/>
+      </w:r>
+    </w:p>
+    <w:p>
+      <w:pPr>
+        <w:pStyle w:val="Lijstalinea1"/>
+        <w:ind w:left="0"/>
+        <w:rPr>
+          <w:b/>
+          <w:bCs/>
+          <w:sz w:val="18"/>
+          <w:szCs w:val="18"/>
+        </w:rPr>
+      </w:pPr>
+      <w:r>
+        <w:rPr>
+          <w:b/>
+          <w:bCs/>
+          <w:sz w:val="18"/>
+          <w:szCs w:val="18"/>
+        </w:rPr>
+        <w:t>Vervolgvragen aan klant:</w:t>
+      </w:r>
+      <w:r>
+        <w:rPr>
+          <w:sz w:val="18"/>
+          <w:szCs w:val="18"/>
+        </w:rPr>
+        <w:t xml:space="preserve"> [vragen]</w:t>
+        <w:br/>
+      </w:r>
+    </w:p>
+    <w:p>
+      <w:pPr>
+        <w:pStyle w:val="Lijstalinea1"/>
+        <w:ind w:left="0"/>
+        <w:rPr>
+          <w:b/>
+          <w:bCs/>
+          <w:sz w:val="18"/>
+          <w:szCs w:val="18"/>
+        </w:rPr>
+      </w:pPr>
+      <w:r>
+        <w:rPr>
+          <w:b/>
+          <w:bCs/>
+          <w:sz w:val="18"/>
+          <w:szCs w:val="18"/>
+        </w:rPr>
+        <w:t>Waarschijnlijke hoofdoorzaak:</w:t>
+      </w:r>
+      <w:r>
+        <w:rPr>
+          <w:sz w:val="18"/>
+          <w:szCs w:val="18"/>
+        </w:rPr>
+        <w:t xml:space="preserve"> [oorzaak]</w:t>
+        <w:br/>
+      </w:r>
+    </w:p>
+    <w:p>
+      <w:pPr>
+        <w:pStyle w:val="Lijstalinea1"/>
+        <w:ind w:left="0"/>
+        <w:rPr>
+          <w:b/>
+          <w:bCs/>
+          <w:sz w:val="18"/>
+          <w:szCs w:val="18"/>
+        </w:rPr>
+      </w:pPr>
+      <w:r>
+        <w:rPr>
+          <w:b/>
+          <w:bCs/>
+          <w:sz w:val="18"/>
+          <w:szCs w:val="18"/>
+        </w:rPr>
+        <w:t>Alternatieve oorzaken:</w:t>
+      </w:r>
+      <w:r>
+        <w:rPr>
+          <w:sz w:val="18"/>
+          <w:szCs w:val="18"/>
+        </w:rPr>
+        <w:t xml:space="preserve"> [oorzaken]</w:t>
+        <w:br/>
+      </w:r>
+    </w:p>
+    <w:p>
+      <w:pPr>
+        <w:pStyle w:val="Lijstalinea1"/>
+        <w:ind w:left="0"/>
+        <w:rPr>
+          <w:b/>
+          <w:bCs/>
+          <w:sz w:val="18"/>
+          <w:szCs w:val="18"/>
+        </w:rPr>
+      </w:pPr>
+      <w:r>
+        <w:rPr>
+          <w:b/>
+          <w:bCs/>
+          <w:sz w:val="18"/>
+          <w:szCs w:val="18"/>
+        </w:rPr>
+        <w:t>Onderbouwing:</w:t>
+      </w:r>
+      <w:r>
+        <w:rPr>
+          <w:sz w:val="18"/>
+          <w:szCs w:val="18"/>
+        </w:rPr>
+        <w:t xml:space="preserve"> [feiten uit melding en kennisbron]</w:t>
+        <w:br/>
+      </w:r>
+    </w:p>
+    <w:p>
+      <w:pPr>
+        <w:pStyle w:val="Lijstalinea1"/>
+        <w:ind w:left="0"/>
+        <w:rPr>
+          <w:sz w:val="24"/>
+          <w:szCs w:val="24"/>
+        </w:rPr>
+      </w:pPr>
+      <w:r>
+        <w:rPr>
+          <w:b/>
+          <w:bCs/>
+          <w:sz w:val="18"/>
+          <w:szCs w:val="18"/>
+        </w:rPr>
+        <w:t>Zekerheid analyse:</w:t>
+      </w:r>
+      <w:r>
+        <w:rPr>
+          <w:sz w:val="18"/>
+          <w:szCs w:val="18"/>
+        </w:rPr>
+        <w:t xml:space="preserve"> [zekerheid analyse hoog / gemiddeld / laag]</w:t>
+      </w:r>
+    </w:p>
+    <w:p>
+      <w:pPr>
+        <w:pStyle w:val="Lijstalinea1"/>
+        <w:ind w:left="0"/>
+        <w:rPr>
+          <w:sz w:val="18"/>
+          <w:szCs w:val="18"/>
+        </w:rPr>
+      </w:pPr>
+      <w:r>
+        <w:rPr>
+          <w:sz w:val="18"/>
+          <w:szCs w:val="18"/>
+        </w:rPr>
+      </w:r>
+    </w:p>
+    <w:p>
+      <w:pPr>
+        <w:pStyle w:val="Lijstalinea1"/>
+        <w:ind w:left="0"/>
+        <w:rPr>
+          <w:sz w:val="18"/>
+          <w:szCs w:val="18"/>
+        </w:rPr>
+      </w:pPr>
+      <w:r>
+        <w:rPr>
+          <w:sz w:val="18"/>
+          <w:szCs w:val="18"/>
+        </w:rPr>
+      </w:r>
+    </w:p>
+    <w:p>
+      <w:pPr>
+        <w:pStyle w:val="Normal"/>
+        <w:rPr>
+          <w:rFonts w:ascii="Cambria" w:hAnsi="Cambria" w:cs="Times New Roman"/>
+          <w:b/>
+          <w:bCs/>
+          <w:color w:val="4F81BD"/>
+          <w:sz w:val="28"/>
+          <w:szCs w:val="26"/>
+          <w:lang w:eastAsia="en-US"/>
+        </w:rPr>
+      </w:pPr>
+      <w:r>
+        <w:rPr>
+          <w:rFonts w:cs="Times New Roman" w:ascii="Cambria" w:hAnsi="Cambria"/>
+          <w:b/>
+          <w:bCs/>
+          <w:color w:val="4F81BD"/>
+          <w:sz w:val="28"/>
+          <w:szCs w:val="26"/>
+          <w:lang w:eastAsia="en-US"/>
+        </w:rPr>
+      </w:r>
+      <w:r>
+        <w:br w:type="page"/>
+      </w:r>
+    </w:p>
+    <w:p>
+      <w:pPr>
+        <w:pStyle w:val="Heading2"/>
         <w:numPr>
           <w:ilvl w:val="1"/>
-          <w:numId w:val="3"/>
+          <w:numId w:val="2"/>
         </w:numPr>
-        <w:rPr>
-          <w:sz w:val="18"/>
-          <w:szCs w:val="18"/>
-          <w:lang w:val="en-GB"/>
-        </w:rPr>
-      </w:pPr>
-      <w:r>
-        <w:rPr>
-          <w:sz w:val="18"/>
-          <w:szCs w:val="18"/>
-          <w:lang w:val="en-GB"/>
-        </w:rPr>
-        <w:t>storing = service onderzoek opstarten</w:t>
-      </w:r>
-    </w:p>
-    <w:p>
-      <w:pPr>
-        <w:pStyle w:val="ListParagraph"/>
-        <w:numPr>
-          <w:ilvl w:val="0"/>
-          <w:numId w:val="3"/>
-        </w:numPr>
-        <w:rPr>
-          <w:b/>
-          <w:bCs/>
-        </w:rPr>
-      </w:pPr>
-      <w:r>
-        <w:rPr>
-          <w:b/>
-          <w:bCs/>
-          <w:sz w:val="18"/>
-          <w:szCs w:val="18"/>
-          <w:lang w:val="en-GB"/>
-        </w:rPr>
-        <w:t>bouwjaar:</w:t>
+        <w:spacing w:before="0" w:after="100"/>
+        <w:rPr/>
+      </w:pPr>
+      <w:r>
+        <w:rPr/>
+        <w:t>Instructie</w:t>
+      </w:r>
+    </w:p>
+    <w:p>
+      <w:pPr>
+        <w:pStyle w:val="Lijstalinea1"/>
+        <w:ind w:left="0"/>
+        <w:rPr>
+          <w:b/>
+          <w:bCs/>
+          <w:sz w:val="18"/>
+          <w:szCs w:val="18"/>
+        </w:rPr>
+      </w:pPr>
+      <w:r>
+        <w:rPr>
+          <w:b/>
+          <w:bCs/>
+          <w:sz w:val="18"/>
+          <w:szCs w:val="18"/>
+        </w:rPr>
+      </w:r>
+    </w:p>
+    <w:p>
+      <w:pPr>
+        <w:pStyle w:val="Lijstalinea1"/>
+        <w:ind w:left="0"/>
+        <w:rPr>
+          <w:b/>
+          <w:bCs/>
+          <w:sz w:val="18"/>
+          <w:szCs w:val="18"/>
+        </w:rPr>
+      </w:pPr>
+      <w:r>
+        <w:rPr>
+          <w:b/>
+          <w:bCs/>
+          <w:sz w:val="18"/>
+          <w:szCs w:val="18"/>
+        </w:rPr>
+        <w:t>Zoekvraag voor kennisbron:</w:t>
+      </w:r>
+      <w:r>
+        <w:rPr>
+          <w:sz w:val="18"/>
+          <w:szCs w:val="18"/>
+        </w:rPr>
+        <w:t xml:space="preserve"> [zoekvraag]</w:t>
+        <w:br/>
+      </w:r>
+    </w:p>
+    <w:p>
+      <w:pPr>
+        <w:pStyle w:val="Lijstalinea1"/>
+        <w:ind w:left="0"/>
+        <w:rPr>
+          <w:b/>
+          <w:bCs/>
+          <w:sz w:val="18"/>
+          <w:szCs w:val="18"/>
+        </w:rPr>
+      </w:pPr>
+      <w:r>
+        <w:rPr>
+          <w:b/>
+          <w:bCs/>
+          <w:sz w:val="18"/>
+          <w:szCs w:val="18"/>
+        </w:rPr>
+        <w:t>Gebruikte zoektermen:</w:t>
+      </w:r>
+      <w:r>
+        <w:rPr>
+          <w:sz w:val="18"/>
+          <w:szCs w:val="18"/>
+        </w:rPr>
+        <w:t xml:space="preserve"> [zoektermen]</w:t>
+        <w:br/>
+      </w:r>
+    </w:p>
+    <w:p>
+      <w:pPr>
+        <w:pStyle w:val="Lijstalinea1"/>
+        <w:ind w:left="0"/>
+        <w:rPr>
+          <w:b/>
+          <w:bCs/>
+          <w:sz w:val="18"/>
+          <w:szCs w:val="18"/>
+        </w:rPr>
+      </w:pPr>
+      <w:r>
+        <w:rPr>
+          <w:b/>
+          <w:bCs/>
+          <w:sz w:val="18"/>
+          <w:szCs w:val="18"/>
+        </w:rPr>
+        <w:t>Doorzochte kennisbronnen:</w:t>
+      </w:r>
+      <w:r>
+        <w:rPr>
+          <w:sz w:val="18"/>
+          <w:szCs w:val="18"/>
+        </w:rPr>
+        <w:t xml:space="preserve"> [bronnen]</w:t>
+        <w:br/>
+      </w:r>
+    </w:p>
+    <w:p>
+      <w:pPr>
+        <w:pStyle w:val="Lijstalinea1"/>
+        <w:ind w:left="0"/>
+        <w:rPr>
+          <w:b/>
+          <w:bCs/>
+          <w:sz w:val="18"/>
+          <w:szCs w:val="18"/>
+        </w:rPr>
+      </w:pPr>
+      <w:r>
+        <w:rPr>
+          <w:b/>
+          <w:bCs/>
+          <w:sz w:val="18"/>
+          <w:szCs w:val="18"/>
+        </w:rPr>
+        <w:t>Gevonden documenten:</w:t>
+      </w:r>
+      <w:r>
+        <w:rPr>
+          <w:sz w:val="18"/>
+          <w:szCs w:val="18"/>
+        </w:rPr>
+        <w:t xml:space="preserve"> [documentnaam, documentnummer en versie]</w:t>
+        <w:br/>
+      </w:r>
+    </w:p>
+    <w:p>
+      <w:pPr>
+        <w:pStyle w:val="Lijstalinea1"/>
+        <w:ind w:left="0"/>
+        <w:rPr>
+          <w:b/>
+          <w:bCs/>
+          <w:sz w:val="18"/>
+          <w:szCs w:val="18"/>
+        </w:rPr>
+      </w:pPr>
+      <w:r>
+        <w:rPr>
+          <w:b/>
+          <w:bCs/>
+          <w:sz w:val="18"/>
+          <w:szCs w:val="18"/>
+        </w:rPr>
+        <w:t>Bronlocatie:</w:t>
+      </w:r>
+      <w:r>
+        <w:rPr>
+          <w:sz w:val="18"/>
+          <w:szCs w:val="18"/>
+        </w:rPr>
+        <w:t xml:space="preserve"> [map of koppeling]</w:t>
+        <w:br/>
+      </w:r>
+    </w:p>
+    <w:p>
+      <w:pPr>
+        <w:pStyle w:val="Lijstalinea1"/>
+        <w:ind w:left="0"/>
+        <w:rPr>
+          <w:b/>
+          <w:bCs/>
+          <w:sz w:val="18"/>
+          <w:szCs w:val="18"/>
+        </w:rPr>
+      </w:pPr>
+      <w:r>
+        <w:rPr>
+          <w:b/>
+          <w:bCs/>
+          <w:sz w:val="18"/>
+          <w:szCs w:val="18"/>
+        </w:rPr>
+        <w:t>Datum van bron:</w:t>
+      </w:r>
+      <w:r>
+        <w:rPr>
+          <w:sz w:val="18"/>
+          <w:szCs w:val="18"/>
+        </w:rPr>
+        <w:t xml:space="preserve"> [datum van bron]</w:t>
+        <w:br/>
+      </w:r>
+    </w:p>
+    <w:p>
+      <w:pPr>
+        <w:pStyle w:val="Lijstalinea1"/>
+        <w:ind w:left="0"/>
+        <w:rPr>
+          <w:sz w:val="24"/>
+          <w:szCs w:val="24"/>
+          <w14:ligatures w14:val="standardContextual"/>
+        </w:rPr>
+      </w:pPr>
+      <w:r>
+        <w:rPr>
+          <w:b/>
+          <w:bCs/>
+          <w:sz w:val="18"/>
+          <w:szCs w:val="18"/>
+        </w:rPr>
+        <w:t>Relevantie van zoekresultaat:</w:t>
+      </w:r>
+      <w:r>
+        <w:rPr>
+          <w:sz w:val="18"/>
+          <w:szCs w:val="18"/>
+        </w:rPr>
+        <w:t xml:space="preserve"> [</w:t>
+      </w:r>
+      <w:r>
+        <w:rPr>
+          <w:sz w:val="18"/>
+          <w:szCs w:val="18"/>
+        </w:rPr>
+        <w:t>r</w:t>
       </w:r>
       <w:r>
         <w:rPr>
@@ -380,105 +1482,241 @@
           <w:bCs w:val="false"/>
           <w:sz w:val="18"/>
           <w:szCs w:val="18"/>
-          <w:lang w:val="en-GB"/>
-        </w:rPr>
-        <w:t xml:space="preserve"> [bouwjaar]</w:t>
-      </w:r>
-    </w:p>
-    <w:p>
-      <w:pPr>
-        <w:pStyle w:val="ListParagraph"/>
+        </w:rPr>
+        <w:t>elevantie van zoekresultaat</w:t>
+      </w:r>
+      <w:r>
+        <w:rPr>
+          <w:b/>
+          <w:bCs/>
+          <w:sz w:val="18"/>
+          <w:szCs w:val="18"/>
+        </w:rPr>
+        <w:t xml:space="preserve"> </w:t>
+      </w:r>
+      <w:r>
+        <w:rPr>
+          <w:sz w:val="18"/>
+          <w:szCs w:val="18"/>
+        </w:rPr>
+        <w:t>hoog / gemiddeld / laag]</w:t>
+      </w:r>
+    </w:p>
+    <w:p>
+      <w:pPr>
+        <w:pStyle w:val="Lijstalinea1"/>
+        <w:ind w:left="0"/>
+        <w:rPr>
+          <w:sz w:val="18"/>
+          <w:szCs w:val="18"/>
+        </w:rPr>
+      </w:pPr>
+      <w:r>
+        <w:rPr>
+          <w:sz w:val="18"/>
+          <w:szCs w:val="18"/>
+        </w:rPr>
+      </w:r>
+    </w:p>
+    <w:p>
+      <w:pPr>
+        <w:pStyle w:val="Lijstalinea1"/>
+        <w:ind w:left="0"/>
+        <w:rPr>
+          <w:b/>
+          <w:bCs/>
+          <w:sz w:val="18"/>
+          <w:szCs w:val="18"/>
+        </w:rPr>
+      </w:pPr>
+      <w:r>
+        <w:rPr>
+          <w:b/>
+          <w:bCs/>
+          <w:sz w:val="18"/>
+          <w:szCs w:val="18"/>
+        </w:rPr>
+        <w:t>Conceptadvies:</w:t>
+      </w:r>
+      <w:r>
+        <w:rPr>
+          <w:sz w:val="18"/>
+          <w:szCs w:val="18"/>
+        </w:rPr>
+        <w:t xml:space="preserve"> [conceptadvies]</w:t>
+        <w:br/>
+      </w:r>
+    </w:p>
+    <w:p>
+      <w:pPr>
+        <w:pStyle w:val="Lijstalinea1"/>
+        <w:ind w:left="0"/>
+        <w:rPr>
+          <w:b/>
+          <w:bCs/>
+          <w:sz w:val="18"/>
+          <w:szCs w:val="18"/>
+        </w:rPr>
+      </w:pPr>
+      <w:r>
+        <w:rPr>
+          <w:b/>
+          <w:bCs/>
+          <w:sz w:val="18"/>
+          <w:szCs w:val="18"/>
+        </w:rPr>
+        <w:t>Bronvermelding per adviesstap:</w:t>
+      </w:r>
+      <w:r>
+        <w:rPr>
+          <w:sz w:val="18"/>
+          <w:szCs w:val="18"/>
+        </w:rPr>
+        <w:t xml:space="preserve"> [documentnaam, documentnummer, versie, paragraaf of pagina]</w:t>
+        <w:br/>
+      </w:r>
+    </w:p>
+    <w:p>
+      <w:pPr>
+        <w:pStyle w:val="Lijstalinea1"/>
+        <w:ind w:left="0"/>
+        <w:rPr/>
+      </w:pPr>
+      <w:r>
+        <w:rPr>
+          <w:b/>
+          <w:bCs/>
+          <w:sz w:val="18"/>
+          <w:szCs w:val="18"/>
+        </w:rPr>
+        <w:t>Afwijkingen of onzekerheden:</w:t>
+      </w:r>
+      <w:r>
+        <w:rPr>
+          <w:sz w:val="18"/>
+          <w:szCs w:val="18"/>
+        </w:rPr>
+        <w:t xml:space="preserve"> [afwijkingen of onzekerheden]</w:t>
+      </w:r>
+    </w:p>
+    <w:p>
+      <w:pPr>
+        <w:pStyle w:val="Normal"/>
+        <w:rPr>
+          <w:rFonts w:ascii="Cambria" w:hAnsi="Cambria" w:cs="Times New Roman"/>
+          <w:b/>
+          <w:bCs/>
+          <w:color w:val="4F81BD"/>
+          <w:sz w:val="28"/>
+          <w:szCs w:val="26"/>
+          <w:lang w:eastAsia="en-US"/>
+        </w:rPr>
+      </w:pPr>
+      <w:r>
+        <w:rPr>
+          <w:rFonts w:cs="Times New Roman" w:ascii="Cambria" w:hAnsi="Cambria"/>
+          <w:b/>
+          <w:bCs/>
+          <w:color w:val="4F81BD"/>
+          <w:sz w:val="28"/>
+          <w:szCs w:val="26"/>
+          <w:lang w:eastAsia="en-US"/>
+        </w:rPr>
+      </w:r>
+    </w:p>
+    <w:p>
+      <w:pPr>
+        <w:pStyle w:val="Heading2"/>
         <w:numPr>
           <w:ilvl w:val="1"/>
-          <w:numId w:val="3"/>
+          <w:numId w:val="2"/>
         </w:numPr>
-        <w:rPr>
-          <w:sz w:val="18"/>
-          <w:szCs w:val="18"/>
-        </w:rPr>
-      </w:pPr>
-      <w:r>
-        <w:rPr>
-          <w:sz w:val="18"/>
-          <w:szCs w:val="18"/>
-        </w:rPr>
-        <w:t>&lt; 3 maand na levering = hoge prio, onderzoek of verkoop vs geleverde machine juist is</w:t>
-      </w:r>
-    </w:p>
-    <w:p>
-      <w:pPr>
-        <w:pStyle w:val="ListParagraph"/>
+        <w:rPr/>
+      </w:pPr>
+      <w:r>
+        <w:rPr/>
+        <w:t>Schema</w:t>
+      </w:r>
+    </w:p>
+    <w:p>
+      <w:pPr>
+        <w:pStyle w:val="Lijstalinea1"/>
+        <w:ind w:left="0"/>
+        <w:rPr>
+          <w:sz w:val="18"/>
+          <w:szCs w:val="18"/>
+        </w:rPr>
+      </w:pPr>
+      <w:r>
+        <w:rPr>
+          <w:sz w:val="18"/>
+          <w:szCs w:val="18"/>
+        </w:rPr>
+      </w:r>
+    </w:p>
+    <w:p>
+      <w:pPr>
+        <w:pStyle w:val="Lijstalinea1"/>
+        <w:ind w:left="0"/>
+        <w:rPr>
+          <w:sz w:val="18"/>
+          <w:szCs w:val="18"/>
+        </w:rPr>
+      </w:pPr>
+      <w:r>
+        <w:rPr>
+          <w:sz w:val="18"/>
+          <w:szCs w:val="18"/>
+        </w:rPr>
+      </w:r>
+    </w:p>
+    <w:p>
+      <w:pPr>
+        <w:pStyle w:val="Heading2"/>
         <w:numPr>
           <w:ilvl w:val="1"/>
-          <w:numId w:val="3"/>
+          <w:numId w:val="2"/>
         </w:numPr>
-        <w:rPr>
-          <w:sz w:val="18"/>
-          <w:szCs w:val="18"/>
-          <w:lang w:val="en-GB"/>
-        </w:rPr>
-      </w:pPr>
-      <w:r>
-        <w:rPr>
-          <w:sz w:val="18"/>
-          <w:szCs w:val="18"/>
-          <w:lang w:val="en-GB"/>
-        </w:rPr>
-        <w:t>&lt; 12 maans na levering = garantie</w:t>
-      </w:r>
-    </w:p>
-    <w:p>
-      <w:pPr>
-        <w:pStyle w:val="Normal"/>
-        <w:rPr>
-          <w:sz w:val="18"/>
-          <w:szCs w:val="18"/>
-          <w:lang w:eastAsia="en-US"/>
-        </w:rPr>
-      </w:pPr>
-      <w:r>
-        <w:rPr>
-          <w:sz w:val="18"/>
-          <w:szCs w:val="18"/>
-          <w:lang w:eastAsia="en-US"/>
-        </w:rPr>
-      </w:r>
-    </w:p>
-    <w:p>
-      <w:pPr>
-        <w:pStyle w:val="Normal"/>
-        <w:rPr>
-          <w:sz w:val="18"/>
-          <w:szCs w:val="18"/>
-          <w:lang w:eastAsia="en-US"/>
-        </w:rPr>
-      </w:pPr>
-      <w:r>
-        <w:rPr>
-          <w:sz w:val="18"/>
-          <w:szCs w:val="18"/>
-          <w:lang w:eastAsia="en-US"/>
-        </w:rPr>
-      </w:r>
-    </w:p>
-    <w:p>
-      <w:pPr>
-        <w:pStyle w:val="Normal"/>
-        <w:rPr>
-          <w:sz w:val="18"/>
-          <w:szCs w:val="18"/>
-          <w:lang w:eastAsia="en-US"/>
-        </w:rPr>
-      </w:pPr>
-      <w:r>
-        <w:rPr>
-          <w:sz w:val="18"/>
-          <w:szCs w:val="18"/>
-          <w:lang w:eastAsia="en-US"/>
-        </w:rPr>
-      </w:r>
-      <w:r>
-        <w:br w:type="page"/>
+        <w:rPr/>
+      </w:pPr>
+      <w:r>
+        <w:rPr/>
+        <w:t>Tekeningen</w:t>
+      </w:r>
+    </w:p>
+    <w:p>
+      <w:pPr>
+        <w:pStyle w:val="Lijstalinea1"/>
+        <w:ind w:left="0"/>
+        <w:rPr>
+          <w:sz w:val="18"/>
+          <w:szCs w:val="18"/>
+        </w:rPr>
+      </w:pPr>
+      <w:r>
+        <w:rPr>
+          <w:sz w:val="18"/>
+          <w:szCs w:val="18"/>
+        </w:rPr>
+      </w:r>
+      <w:bookmarkStart w:id="3" w:name="_Hlk101449548"/>
+      <w:bookmarkStart w:id="4" w:name="_Hlk101449548"/>
+      <w:bookmarkEnd w:id="4"/>
+    </w:p>
+    <w:p>
+      <w:pPr>
+        <w:pStyle w:val="Lijstalinea1"/>
+        <w:ind w:left="0"/>
+        <w:rPr>
+          <w:sz w:val="18"/>
+          <w:szCs w:val="18"/>
+        </w:rPr>
+      </w:pPr>
+      <w:r>
+        <w:rPr>
+          <w:sz w:val="18"/>
+          <w:szCs w:val="18"/>
+        </w:rPr>
       </w:r>
     </w:p>
     <w:p>
@@ -486,605 +1724,216 @@
         <w:pStyle w:val="Heading1"/>
         <w:numPr>
           <w:ilvl w:val="0"/>
-          <w:numId w:val="12"/>
+          <w:numId w:val="2"/>
         </w:numPr>
-        <w:spacing w:before="0" w:after="0"/>
-        <w:rPr>
-          <w:lang w:val="en-GB"/>
-        </w:rPr>
-      </w:pPr>
-      <w:bookmarkStart w:id="5" w:name="_Toc139032102"/>
-      <w:r>
-        <w:rPr>
-          <w:lang w:val="en-GB"/>
-        </w:rPr>
-        <w:t>Probleem</w:t>
-      </w:r>
-      <w:bookmarkEnd w:id="5"/>
-    </w:p>
-    <w:p>
-      <w:pPr>
-        <w:pStyle w:val="Normal"/>
-        <w:rPr>
-          <w:bCs/>
-        </w:rPr>
-      </w:pPr>
-      <w:r>
-        <w:rPr>
-          <w:bCs/>
-        </w:rPr>
-      </w:r>
-    </w:p>
-    <w:p>
-      <w:pPr>
-        <w:pStyle w:val="Normal"/>
-        <w:rPr>
-          <w:b/>
-          <w:bCs/>
-        </w:rPr>
-      </w:pPr>
-      <w:r>
-        <w:rPr>
-          <w:b/>
-          <w:bCs/>
-        </w:rPr>
-        <w:t>communicatietype:</w:t>
-      </w:r>
-      <w:r>
-        <w:rPr>
-          <w:b w:val="false"/>
-          <w:bCs w:val="false"/>
-        </w:rPr>
-        <w:t xml:space="preserve"> [communicatietype]</w:t>
-      </w:r>
-    </w:p>
-    <w:p>
-      <w:pPr>
-        <w:pStyle w:val="Normal"/>
-        <w:rPr>
-          <w:bCs/>
-        </w:rPr>
-      </w:pPr>
-      <w:r>
-        <w:rPr>
-          <w:bCs/>
-        </w:rPr>
-      </w:r>
-    </w:p>
-    <w:p>
-      <w:pPr>
-        <w:pStyle w:val="Normal"/>
-        <w:rPr>
-          <w:b/>
-          <w:bCs/>
-        </w:rPr>
-      </w:pPr>
-      <w:r>
-        <w:rPr>
-          <w:b/>
-          <w:bCs/>
-        </w:rPr>
-        <w:t xml:space="preserve">Oorspronkelijke melding: </w:t>
-      </w:r>
-      <w:r>
-        <w:rPr>
-          <w:b w:val="false"/>
-          <w:bCs w:val="false"/>
-        </w:rPr>
-        <w:t>[oorspronkelijke melding]</w:t>
-      </w:r>
-    </w:p>
-    <w:p>
-      <w:pPr>
-        <w:pStyle w:val="Normal"/>
-        <w:rPr>
-          <w:b/>
-          <w:bCs/>
-        </w:rPr>
-      </w:pPr>
-      <w:r>
-        <w:rPr>
-          <w:b/>
-          <w:bCs/>
-        </w:rPr>
-      </w:r>
-    </w:p>
-    <w:p>
-      <w:pPr>
-        <w:pStyle w:val="Normal"/>
-        <w:rPr>
-          <w:b/>
-          <w:bCs/>
-        </w:rPr>
-      </w:pPr>
-      <w:r>
-        <w:rPr>
-          <w:b/>
-          <w:bCs/>
-        </w:rPr>
-        <w:t>Probleem:</w:t>
-      </w:r>
-      <w:r>
-        <w:rPr>
-          <w:b w:val="false"/>
-          <w:bCs w:val="false"/>
-        </w:rPr>
-        <w:t xml:space="preserve"> [probleem]</w:t>
-      </w:r>
-    </w:p>
-    <w:p>
-      <w:pPr>
-        <w:pStyle w:val="Heading1"/>
-        <w:numPr>
-          <w:ilvl w:val="0"/>
-          <w:numId w:val="13"/>
-        </w:numPr>
-        <w:rPr>
-          <w:lang w:val="en-GB"/>
-        </w:rPr>
-      </w:pPr>
-      <w:bookmarkStart w:id="6" w:name="_Toc139032103"/>
-      <w:r>
-        <w:rPr>
-          <w:lang w:val="en-GB"/>
-        </w:rPr>
-        <w:t>Onderzoek</w:t>
-      </w:r>
-      <w:bookmarkEnd w:id="6"/>
-    </w:p>
-    <w:p>
-      <w:pPr>
-        <w:pStyle w:val="Normal"/>
-        <w:rPr>
-          <w:lang w:val="en-GB" w:eastAsia="en-US"/>
-        </w:rPr>
-      </w:pPr>
-      <w:r>
-        <w:rPr>
-          <w:lang w:val="en-GB" w:eastAsia="en-US"/>
-        </w:rPr>
-      </w:r>
-    </w:p>
-    <w:p>
-      <w:pPr>
-        <w:pStyle w:val="Normal"/>
-        <w:rPr>
-          <w:b w:val="false"/>
-          <w:bCs w:val="false"/>
-          <w:lang w:val="en-GB" w:eastAsia="en-US"/>
-        </w:rPr>
-      </w:pPr>
-      <w:r>
-        <w:rPr>
-          <w:b/>
-          <w:lang w:val="en-GB" w:eastAsia="en-US"/>
-        </w:rPr>
-        <w:t xml:space="preserve">Installatie: </w:t>
-      </w:r>
-      <w:r>
-        <w:rPr>
-          <w:b w:val="false"/>
-          <w:bCs w:val="false"/>
-          <w:lang w:val="en-GB" w:eastAsia="en-US"/>
-        </w:rPr>
-        <w:t>[installatie]</w:t>
-      </w:r>
-    </w:p>
-    <w:p>
-      <w:pPr>
-        <w:pStyle w:val="Normal"/>
-        <w:rPr>
-          <w:lang w:val="en-GB" w:eastAsia="en-US"/>
-        </w:rPr>
-      </w:pPr>
-      <w:r>
-        <w:rPr>
-          <w:lang w:val="en-GB" w:eastAsia="en-US"/>
-        </w:rPr>
-      </w:r>
-    </w:p>
-    <w:p>
-      <w:pPr>
-        <w:pStyle w:val="Normal"/>
-        <w:rPr>
-          <w:lang w:val="en-GB" w:eastAsia="en-US"/>
-        </w:rPr>
-      </w:pPr>
-      <w:r>
-        <w:rPr>
-          <w:lang w:val="en-GB" w:eastAsia="en-US"/>
-        </w:rPr>
-      </w:r>
-    </w:p>
-    <w:p>
-      <w:pPr>
-        <w:pStyle w:val="Heading2"/>
-        <w:numPr>
-          <w:ilvl w:val="1"/>
-          <w:numId w:val="1"/>
-        </w:numPr>
-        <w:rPr>
-          <w:lang w:val="en-GB"/>
-        </w:rPr>
-      </w:pPr>
-      <w:bookmarkStart w:id="7" w:name="_Toc139032104"/>
-      <w:r>
-        <w:rPr>
-          <w:lang w:val="en-GB"/>
-        </w:rPr>
-        <w:t>Analyse</w:t>
-      </w:r>
-      <w:bookmarkEnd w:id="7"/>
-    </w:p>
-    <w:p>
-      <w:pPr>
-        <w:pStyle w:val="Normal"/>
-        <w:rPr>
-          <w:lang w:val="en-GB" w:eastAsia="en-US"/>
-        </w:rPr>
-      </w:pPr>
-      <w:r>
-        <w:rPr>
-          <w:lang w:val="en-GB" w:eastAsia="en-US"/>
-        </w:rPr>
-      </w:r>
-    </w:p>
-    <w:p>
-      <w:pPr>
-        <w:pStyle w:val="Heading3"/>
-        <w:numPr>
-          <w:ilvl w:val="2"/>
-          <w:numId w:val="14"/>
-        </w:numPr>
-        <w:rPr>
-          <w:lang w:val="en-GB"/>
-        </w:rPr>
-      </w:pPr>
-      <w:r>
-        <w:rPr>
-          <w:lang w:val="en-GB"/>
-        </w:rPr>
-        <w:t>Samenvatting melding</w:t>
-      </w:r>
-    </w:p>
-    <w:p>
-      <w:pPr>
-        <w:pStyle w:val="Normal"/>
-        <w:rPr>
-          <w:lang w:val="en-GB" w:eastAsia="en-US"/>
-        </w:rPr>
-      </w:pPr>
-      <w:r>
-        <w:rPr>
-          <w:lang w:val="en-GB" w:eastAsia="en-US"/>
-        </w:rPr>
-        <w:tab/>
-        <w:tab/>
-      </w:r>
-      <w:r>
-        <w:rPr>
-          <w:sz w:val="20"/>
-          <w:lang w:val="en-GB" w:eastAsia="en-US"/>
-        </w:rPr>
-        <w:t>[samenvatting melding]</w:t>
-      </w:r>
-    </w:p>
-    <w:p>
-      <w:pPr>
-        <w:pStyle w:val="Normal"/>
-        <w:rPr>
-          <w:lang w:val="en-GB" w:eastAsia="en-US"/>
-        </w:rPr>
-      </w:pPr>
-      <w:r>
-        <w:rPr>
-          <w:lang w:val="en-GB" w:eastAsia="en-US"/>
-        </w:rPr>
-      </w:r>
-    </w:p>
-    <w:p>
-      <w:pPr>
-        <w:pStyle w:val="Normal"/>
-        <w:rPr>
-          <w:lang w:val="en-GB" w:eastAsia="en-US"/>
-        </w:rPr>
-      </w:pPr>
-      <w:r>
-        <w:rPr>
-          <w:lang w:val="en-GB" w:eastAsia="en-US"/>
-        </w:rPr>
-      </w:r>
-    </w:p>
-    <w:p>
-      <w:pPr>
-        <w:pStyle w:val="Heading3"/>
-        <w:numPr>
-          <w:ilvl w:val="2"/>
-          <w:numId w:val="15"/>
-        </w:numPr>
-        <w:rPr>
-          <w:lang w:val="en-GB"/>
-        </w:rPr>
-      </w:pPr>
-      <w:r>
-        <w:rPr>
-          <w:lang w:val="en-GB"/>
-        </w:rPr>
-        <w:t>Instructie</w:t>
-      </w:r>
-    </w:p>
-    <w:p>
-      <w:pPr>
-        <w:pStyle w:val="Normal"/>
-        <w:rPr>
-          <w:lang w:val="en-GB" w:eastAsia="en-US"/>
-        </w:rPr>
-      </w:pPr>
-      <w:r>
-        <w:rPr>
-          <w:lang w:val="en-GB" w:eastAsia="en-US"/>
-        </w:rPr>
-        <w:tab/>
-        <w:tab/>
-        <w:t>[instructie]</w:t>
-      </w:r>
-    </w:p>
-    <w:p>
-      <w:pPr>
-        <w:pStyle w:val="Normal"/>
-        <w:rPr>
-          <w:lang w:val="en-GB" w:eastAsia="en-US"/>
-        </w:rPr>
-      </w:pPr>
-      <w:r>
-        <w:rPr>
-          <w:lang w:val="en-GB" w:eastAsia="en-US"/>
-        </w:rPr>
-      </w:r>
-    </w:p>
-    <w:p>
-      <w:pPr>
-        <w:pStyle w:val="Heading3"/>
-        <w:numPr>
-          <w:ilvl w:val="2"/>
-          <w:numId w:val="16"/>
-        </w:numPr>
-        <w:rPr>
-          <w:lang w:val="en-GB"/>
-        </w:rPr>
-      </w:pPr>
-      <w:r>
-        <w:rPr>
-          <w:lang w:val="en-GB"/>
-        </w:rPr>
-        <w:t xml:space="preserve">Schema </w:t>
-      </w:r>
-    </w:p>
-    <w:p>
-      <w:pPr>
-        <w:pStyle w:val="Normal"/>
-        <w:rPr>
-          <w:lang w:val="en-GB" w:eastAsia="en-US"/>
-        </w:rPr>
-      </w:pPr>
-      <w:r>
-        <w:rPr>
-          <w:lang w:val="en-GB" w:eastAsia="en-US"/>
-        </w:rPr>
-      </w:r>
-    </w:p>
-    <w:p>
-      <w:pPr>
-        <w:pStyle w:val="Normal"/>
-        <w:rPr>
-          <w:lang w:val="en-GB" w:eastAsia="en-US"/>
-        </w:rPr>
-      </w:pPr>
-      <w:r>
-        <w:rPr>
-          <w:lang w:val="en-GB" w:eastAsia="en-US"/>
-        </w:rPr>
-      </w:r>
-    </w:p>
-    <w:p>
-      <w:pPr>
-        <w:pStyle w:val="Heading3"/>
-        <w:numPr>
-          <w:ilvl w:val="2"/>
-          <w:numId w:val="17"/>
-        </w:numPr>
-        <w:rPr>
-          <w:lang w:val="en-GB"/>
-        </w:rPr>
-      </w:pPr>
-      <w:r>
-        <w:rPr>
-          <w:lang w:val="en-GB"/>
-        </w:rPr>
-        <w:t>Tekeningen</w:t>
-      </w:r>
-    </w:p>
-    <w:p>
-      <w:pPr>
-        <w:pStyle w:val="Normal"/>
-        <w:rPr>
-          <w:lang w:val="en-GB" w:eastAsia="en-US"/>
-        </w:rPr>
-      </w:pPr>
-      <w:r>
-        <w:rPr>
-          <w:lang w:val="en-GB" w:eastAsia="en-US"/>
-        </w:rPr>
-      </w:r>
-    </w:p>
-    <w:p>
-      <w:pPr>
-        <w:pStyle w:val="Normal"/>
-        <w:rPr>
-          <w:lang w:val="en-GB" w:eastAsia="en-US"/>
-        </w:rPr>
-      </w:pPr>
-      <w:r>
-        <w:rPr>
-          <w:lang w:val="en-GB" w:eastAsia="en-US"/>
-        </w:rPr>
-      </w:r>
-    </w:p>
-    <w:p>
-      <w:pPr>
-        <w:pStyle w:val="Normal"/>
-        <w:rPr>
-          <w:lang w:val="en-GB" w:eastAsia="en-US"/>
-        </w:rPr>
-      </w:pPr>
-      <w:r>
-        <w:rPr>
-          <w:lang w:val="en-GB" w:eastAsia="en-US"/>
-        </w:rPr>
-      </w:r>
-    </w:p>
-    <w:p>
-      <w:pPr>
-        <w:pStyle w:val="Normal"/>
-        <w:rPr>
-          <w:lang w:val="en-GB" w:eastAsia="en-US"/>
-        </w:rPr>
-      </w:pPr>
-      <w:r>
-        <w:rPr>
-          <w:lang w:val="en-GB" w:eastAsia="en-US"/>
-        </w:rPr>
-      </w:r>
-    </w:p>
-    <w:p>
-      <w:pPr>
-        <w:pStyle w:val="Normal"/>
-        <w:rPr>
-          <w:rFonts w:ascii="Cambria" w:hAnsi="Cambria" w:cs="Times New Roman"/>
-          <w:b/>
-          <w:bCs/>
-          <w:color w:val="4F81BD"/>
-          <w:sz w:val="28"/>
-          <w:szCs w:val="26"/>
-          <w:lang w:val="en-GB" w:eastAsia="en-US"/>
-        </w:rPr>
-      </w:pPr>
-      <w:r>
-        <w:rPr>
-          <w:rFonts w:cs="Times New Roman" w:ascii="Cambria" w:hAnsi="Cambria"/>
-          <w:b/>
-          <w:bCs/>
-          <w:color w:val="4F81BD"/>
-          <w:sz w:val="28"/>
-          <w:szCs w:val="26"/>
-          <w:lang w:val="en-GB" w:eastAsia="en-US"/>
-        </w:rPr>
-      </w:r>
-      <w:r>
-        <w:br w:type="page"/>
-      </w:r>
-    </w:p>
-    <w:p>
-      <w:pPr>
-        <w:pStyle w:val="Heading2"/>
-        <w:numPr>
-          <w:ilvl w:val="1"/>
-          <w:numId w:val="1"/>
-        </w:numPr>
-        <w:spacing w:before="0" w:after="100"/>
-        <w:rPr>
-          <w:lang w:val="en-GB"/>
-        </w:rPr>
-      </w:pPr>
-      <w:bookmarkStart w:id="8" w:name="_Toc139032105"/>
-      <w:r>
-        <w:rPr>
-          <w:lang w:val="en-GB"/>
-        </w:rPr>
+        <w:rPr/>
+      </w:pPr>
+      <w:r>
+        <w:rPr/>
         <w:t>Advies 1</w:t>
       </w:r>
-      <w:bookmarkEnd w:id="8"/>
-    </w:p>
-    <w:p>
-      <w:pPr>
-        <w:pStyle w:val="Normal"/>
-        <w:rPr>
-          <w:b w:val="false"/>
-          <w:bCs w:val="false"/>
-        </w:rPr>
-      </w:pPr>
-      <w:r>
-        <w:rPr>
-          <w:b w:val="false"/>
-          <w:bCs w:val="false"/>
-        </w:rPr>
-      </w:r>
-      <w:bookmarkStart w:id="9" w:name="_Hlk101449548"/>
-      <w:bookmarkStart w:id="10" w:name="_Hlk101449548"/>
-      <w:bookmarkEnd w:id="10"/>
-    </w:p>
-    <w:p>
-      <w:pPr>
-        <w:pStyle w:val="Normal"/>
-        <w:rPr/>
-      </w:pPr>
-      <w:r>
-        <w:rPr/>
-      </w:r>
-    </w:p>
-    <w:p>
-      <w:pPr>
-        <w:pStyle w:val="Normal"/>
-        <w:rPr/>
-      </w:pPr>
-      <w:r>
-        <w:rPr/>
-      </w:r>
-    </w:p>
-    <w:p>
-      <w:pPr>
-        <w:pStyle w:val="Normal"/>
-        <w:rPr/>
-      </w:pPr>
-      <w:r>
-        <w:rPr/>
+    </w:p>
+    <w:p>
+      <w:pPr>
+        <w:pStyle w:val="Lijstalinea1"/>
+        <w:ind w:left="0"/>
+        <w:rPr>
+          <w:sz w:val="18"/>
+          <w:szCs w:val="18"/>
+        </w:rPr>
+      </w:pPr>
+      <w:r>
+        <w:rPr>
+          <w:sz w:val="18"/>
+          <w:szCs w:val="18"/>
+        </w:rPr>
+      </w:r>
+    </w:p>
+    <w:p>
+      <w:pPr>
+        <w:pStyle w:val="Lijstalinea1"/>
+        <w:ind w:left="0"/>
+        <w:rPr>
+          <w:sz w:val="18"/>
+          <w:szCs w:val="18"/>
+        </w:rPr>
+      </w:pPr>
+      <w:r>
+        <w:rPr>
+          <w:b/>
+          <w:bCs/>
+          <w:sz w:val="18"/>
+          <w:szCs w:val="18"/>
+        </w:rPr>
+        <w:t>TEL/APP/Mail aan</w:t>
+      </w:r>
+      <w:r>
+        <w:rPr>
+          <w:sz w:val="18"/>
+          <w:szCs w:val="18"/>
+        </w:rPr>
+        <w:t xml:space="preserve"> [naam monteur]</w:t>
+      </w:r>
+    </w:p>
+    <w:p>
+      <w:pPr>
+        <w:pStyle w:val="Lijstalinea1"/>
+        <w:ind w:left="0"/>
+        <w:rPr>
+          <w:sz w:val="18"/>
+          <w:szCs w:val="18"/>
+        </w:rPr>
+      </w:pPr>
+      <w:r>
+        <w:rPr>
+          <w:sz w:val="18"/>
+          <w:szCs w:val="18"/>
+        </w:rPr>
+      </w:r>
+    </w:p>
+    <w:p>
+      <w:pPr>
+        <w:pStyle w:val="Lijstalinea1"/>
+        <w:ind w:left="0"/>
+        <w:rPr>
+          <w:sz w:val="18"/>
+          <w:szCs w:val="18"/>
+        </w:rPr>
+      </w:pPr>
+      <w:r>
+        <w:rPr>
+          <w:sz w:val="18"/>
+          <w:szCs w:val="18"/>
+        </w:rPr>
+      </w:r>
+    </w:p>
+    <w:p>
+      <w:pPr>
+        <w:pStyle w:val="Lijstalinea1"/>
+        <w:ind w:left="0"/>
+        <w:rPr>
+          <w:sz w:val="18"/>
+          <w:szCs w:val="18"/>
+        </w:rPr>
+      </w:pPr>
+      <w:r>
+        <w:rPr>
+          <w:sz w:val="18"/>
+          <w:szCs w:val="18"/>
+        </w:rPr>
+      </w:r>
+    </w:p>
+    <w:p>
+      <w:pPr>
+        <w:pStyle w:val="Lijstalinea1"/>
+        <w:ind w:left="0"/>
+        <w:rPr>
+          <w:sz w:val="18"/>
+          <w:szCs w:val="18"/>
+        </w:rPr>
+      </w:pPr>
+      <w:r>
+        <w:rPr>
+          <w:sz w:val="18"/>
+          <w:szCs w:val="18"/>
+        </w:rPr>
+      </w:r>
+    </w:p>
+    <w:p>
+      <w:pPr>
+        <w:pStyle w:val="Lijstalinea1"/>
+        <w:ind w:left="0"/>
+        <w:rPr>
+          <w:sz w:val="18"/>
+          <w:szCs w:val="18"/>
+        </w:rPr>
+      </w:pPr>
+      <w:r>
+        <w:rPr>
+          <w:sz w:val="18"/>
+          <w:szCs w:val="18"/>
+        </w:rPr>
+      </w:r>
+    </w:p>
+    <w:p>
+      <w:pPr>
+        <w:pStyle w:val="Lijstalinea1"/>
+        <w:ind w:left="0"/>
+        <w:rPr>
+          <w:sz w:val="18"/>
+          <w:szCs w:val="18"/>
+        </w:rPr>
+      </w:pPr>
+      <w:r>
+        <w:rPr>
+          <w:sz w:val="18"/>
+          <w:szCs w:val="18"/>
+        </w:rPr>
         <w:t xml:space="preserve"> </w:t>
       </w:r>
     </w:p>
     <w:p>
       <w:pPr>
-        <w:pStyle w:val="Normal"/>
-        <w:rPr/>
-      </w:pPr>
-      <w:r>
-        <w:rPr/>
-      </w:r>
-    </w:p>
-    <w:p>
-      <w:pPr>
-        <w:pStyle w:val="Normal"/>
-        <w:rPr/>
-      </w:pPr>
-      <w:r>
-        <w:rPr/>
-      </w:r>
-    </w:p>
-    <w:p>
-      <w:pPr>
-        <w:pStyle w:val="Normal"/>
-        <w:rPr/>
-      </w:pPr>
-      <w:r>
-        <w:rPr/>
-      </w:r>
-    </w:p>
-    <w:p>
-      <w:pPr>
-        <w:pStyle w:val="Normal"/>
-        <w:rPr/>
-      </w:pPr>
-      <w:r>
-        <w:rPr/>
+        <w:pStyle w:val="Lijstalinea1"/>
+        <w:ind w:left="0"/>
+        <w:rPr>
+          <w:sz w:val="18"/>
+          <w:szCs w:val="18"/>
+        </w:rPr>
+      </w:pPr>
+      <w:r>
+        <w:rPr>
+          <w:sz w:val="18"/>
+          <w:szCs w:val="18"/>
+        </w:rPr>
+      </w:r>
+    </w:p>
+    <w:p>
+      <w:pPr>
+        <w:pStyle w:val="Lijstalinea1"/>
+        <w:ind w:left="0"/>
+        <w:rPr>
+          <w:sz w:val="18"/>
+          <w:szCs w:val="18"/>
+        </w:rPr>
+      </w:pPr>
+      <w:r>
+        <w:rPr>
+          <w:sz w:val="18"/>
+          <w:szCs w:val="18"/>
+        </w:rPr>
+      </w:r>
+    </w:p>
+    <w:p>
+      <w:pPr>
+        <w:pStyle w:val="Lijstalinea1"/>
+        <w:ind w:left="0"/>
+        <w:rPr>
+          <w:sz w:val="18"/>
+          <w:szCs w:val="18"/>
+        </w:rPr>
+      </w:pPr>
+      <w:r>
+        <w:rPr>
+          <w:sz w:val="18"/>
+          <w:szCs w:val="18"/>
+        </w:rPr>
+      </w:r>
+    </w:p>
+    <w:p>
+      <w:pPr>
+        <w:pStyle w:val="Lijstalinea1"/>
+        <w:ind w:left="0"/>
+        <w:rPr>
+          <w:sz w:val="18"/>
+          <w:szCs w:val="18"/>
+        </w:rPr>
+      </w:pPr>
+      <w:r>
+        <w:rPr>
+          <w:sz w:val="18"/>
+          <w:szCs w:val="18"/>
+        </w:rPr>
       </w:r>
     </w:p>
     <w:p>
@@ -1147,7 +1996,7 @@
       <mc:AlternateContent>
         <mc:Choice Requires="wps">
           <w:drawing>
-            <wp:anchor behindDoc="1" distT="12065" distB="10795" distL="11430" distR="11430" simplePos="0" locked="0" layoutInCell="1" allowOverlap="1" relativeHeight="31" wp14:anchorId="43F5D922">
+            <wp:anchor behindDoc="1" distT="12065" distB="10795" distL="11430" distR="11430" simplePos="0" locked="0" layoutInCell="1" allowOverlap="1" relativeHeight="16" wp14:anchorId="43DFE341">
               <wp:simplePos x="0" y="0"/>
               <wp:positionH relativeFrom="column">
                 <wp:posOffset>-342900</wp:posOffset>
@@ -1337,7 +2186,7 @@
                               <w:szCs w:val="18"/>
                               <w:lang w:val="en-GB"/>
                             </w:rPr>
-                            <w:t>Checked by: [checked by]</w:t>
+                            <w:t>Goedgekeurd: [goedgekeurd]</w:t>
                           </w:r>
                         </w:p>
                       </w:txbxContent>
@@ -1353,7 +2202,7 @@
         </mc:Choice>
         <mc:Fallback>
           <w:pict>
-            <v:rect id="shape_0" ID="Text Box 2" path="m0,0l-2147483645,0l-2147483645,-2147483646l0,-2147483646xe" fillcolor="white" stroked="t" o:allowincell="f" style="position:absolute;margin-left:-27pt;margin-top:4.9pt;width:161.95pt;height:61.9pt;mso-wrap-style:square;v-text-anchor:top" wp14:anchorId="43F5D922">
+            <v:rect id="shape_0" ID="Text Box 2" path="m0,0l-2147483645,0l-2147483645,-2147483646l0,-2147483646xe" fillcolor="white" stroked="t" o:allowincell="f" style="position:absolute;margin-left:-27pt;margin-top:4.9pt;width:161.95pt;height:61.9pt;mso-wrap-style:square;v-text-anchor:top" wp14:anchorId="43DFE341">
               <v:fill o:detectmouseclick="t" type="solid" color2="black"/>
               <v:stroke color="black" weight="22320" joinstyle="miter" endcap="flat"/>
               <v:textbox>
@@ -1506,7 +2355,7 @@
                         <w:szCs w:val="18"/>
                         <w:lang w:val="en-GB"/>
                       </w:rPr>
-                      <w:t>Checked by: [checked by]</w:t>
+                      <w:t>Goedgekeurd: [goedgekeurd]</w:t>
                     </w:r>
                   </w:p>
                 </w:txbxContent>
@@ -1519,7 +2368,7 @@
       <mc:AlternateContent>
         <mc:Choice Requires="wps">
           <w:drawing>
-            <wp:anchor behindDoc="1" distT="12065" distB="10795" distL="11430" distR="11430" simplePos="0" locked="0" layoutInCell="1" allowOverlap="1" relativeHeight="38" wp14:anchorId="3C3D381D">
+            <wp:anchor behindDoc="1" distT="12065" distB="10795" distL="11430" distR="11430" simplePos="0" locked="0" layoutInCell="1" allowOverlap="1" relativeHeight="31" wp14:anchorId="43DFE343">
               <wp:simplePos x="0" y="0"/>
               <wp:positionH relativeFrom="column">
                 <wp:posOffset>1714500</wp:posOffset>
@@ -1585,7 +2434,7 @@
                             <w:br/>
                             <w:t>7821 AK Emmen</w:t>
                             <w:br/>
-                            <w:t>The Netherlands</w:t>
+                            <w:t>Nederland</w:t>
                           </w:r>
                         </w:p>
                       </w:txbxContent>
@@ -1601,7 +2450,7 @@
         </mc:Choice>
         <mc:Fallback>
           <w:pict>
-            <v:rect id="shape_0" ID="Text Box 3" path="m0,0l-2147483645,0l-2147483645,-2147483646l0,-2147483646xe" fillcolor="white" stroked="t" o:allowincell="f" style="position:absolute;margin-left:135pt;margin-top:4.9pt;width:143.95pt;height:61.9pt;mso-wrap-style:square;v-text-anchor:top" wp14:anchorId="3C3D381D">
+            <v:rect id="shape_0" ID="Text Box 3" path="m0,0l-2147483645,0l-2147483645,-2147483646l0,-2147483646xe" fillcolor="white" stroked="t" o:allowincell="f" style="position:absolute;margin-left:135pt;margin-top:4.9pt;width:143.95pt;height:61.9pt;mso-wrap-style:square;v-text-anchor:top" wp14:anchorId="43DFE343">
               <v:fill o:detectmouseclick="t" type="solid" color2="black"/>
               <v:stroke color="black" weight="22320" joinstyle="miter" endcap="flat"/>
               <v:textbox>
@@ -1630,7 +2479,7 @@
                       <w:br/>
                       <w:t>7821 AK Emmen</w:t>
                       <w:br/>
-                      <w:t>The Netherlands</w:t>
+                      <w:t>Nederland</w:t>
                     </w:r>
                   </w:p>
                 </w:txbxContent>
@@ -1643,7 +2492,7 @@
       <mc:AlternateContent>
         <mc:Choice Requires="wps">
           <w:drawing>
-            <wp:anchor behindDoc="1" distT="12065" distB="10795" distL="11430" distR="11430" simplePos="0" locked="0" layoutInCell="1" allowOverlap="1" relativeHeight="45" wp14:anchorId="1106C530">
+            <wp:anchor behindDoc="1" distT="12065" distB="10795" distL="11430" distR="11430" simplePos="0" locked="0" layoutInCell="1" allowOverlap="1" relativeHeight="52" wp14:anchorId="43DFE345">
               <wp:simplePos x="0" y="0"/>
               <wp:positionH relativeFrom="column">
                 <wp:posOffset>3543300</wp:posOffset>
@@ -1777,7 +2626,7 @@
         </mc:Choice>
         <mc:Fallback>
           <w:pict>
-            <v:rect id="shape_0" ID="Text Box 5" path="m0,0l-2147483645,0l-2147483645,-2147483646l0,-2147483646xe" fillcolor="white" stroked="t" o:allowincell="f" style="position:absolute;margin-left:279pt;margin-top:4.9pt;width:143.95pt;height:61.9pt;mso-wrap-style:square;v-text-anchor:top" wp14:anchorId="1106C530">
+            <v:rect id="shape_0" ID="Text Box 5" path="m0,0l-2147483645,0l-2147483645,-2147483646l0,-2147483646xe" fillcolor="white" stroked="t" o:allowincell="f" style="position:absolute;margin-left:279pt;margin-top:4.9pt;width:143.95pt;height:61.9pt;mso-wrap-style:square;v-text-anchor:top" wp14:anchorId="43DFE345">
               <v:fill o:detectmouseclick="t" type="solid" color2="black"/>
               <v:stroke color="black" weight="22320" joinstyle="miter" endcap="flat"/>
               <v:textbox>
@@ -1871,7 +2720,7 @@
       <mc:AlternateContent>
         <mc:Choice Requires="wps">
           <w:drawing>
-            <wp:anchor behindDoc="1" distT="12065" distB="10795" distL="11430" distR="11430" simplePos="0" locked="0" layoutInCell="1" allowOverlap="1" relativeHeight="52" wp14:anchorId="1E80C8F5">
+            <wp:anchor behindDoc="1" distT="12065" distB="10795" distL="11430" distR="11430" simplePos="0" locked="0" layoutInCell="1" allowOverlap="1" relativeHeight="59" wp14:anchorId="43DFE347">
               <wp:simplePos x="0" y="0"/>
               <wp:positionH relativeFrom="column">
                 <wp:posOffset>5372100</wp:posOffset>
@@ -1928,7 +2777,7 @@
                               <w:color w:val="000000"/>
                               <w:sz w:val="22"/>
                             </w:rPr>
-                            <w:t>Page</w:t>
+                            <w:t>Pagina</w:t>
                           </w:r>
                         </w:p>
                         <w:p>
@@ -1991,7 +2840,7 @@
                               <w:rFonts w:cs="Arial"/>
                               <w:color w:val="000000"/>
                             </w:rPr>
-                            <w:t>3</w:t>
+                            <w:t>1</w:t>
                           </w:r>
                           <w:r>
                             <w:rPr>
@@ -2018,7 +2867,7 @@
                               <w:color w:val="000000"/>
                               <w:sz w:val="22"/>
                             </w:rPr>
-                            <w:t xml:space="preserve">of </w:t>
+                            <w:t xml:space="preserve">van </w:t>
                           </w:r>
                           <w:r>
                             <w:rPr>
@@ -2079,7 +2928,7 @@
         </mc:Choice>
         <mc:Fallback>
           <w:pict>
-            <v:rect id="shape_0" ID="Text Box 7" path="m0,0l-2147483645,0l-2147483645,-2147483646l0,-2147483646xe" fillcolor="white" stroked="t" o:allowincell="f" style="position:absolute;margin-left:423pt;margin-top:4.9pt;width:89.95pt;height:61.9pt;mso-wrap-style:square;v-text-anchor:top" wp14:anchorId="1E80C8F5">
+            <v:rect id="shape_0" ID="Text Box 7" path="m0,0l-2147483645,0l-2147483645,-2147483646l0,-2147483646xe" fillcolor="white" stroked="t" o:allowincell="f" style="position:absolute;margin-left:423pt;margin-top:4.9pt;width:89.95pt;height:61.9pt;mso-wrap-style:square;v-text-anchor:top" wp14:anchorId="43DFE347">
               <v:fill o:detectmouseclick="t" type="solid" color2="black"/>
               <v:stroke color="black" weight="22320" joinstyle="miter" endcap="flat"/>
               <v:textbox>
@@ -2099,7 +2948,7 @@
                         <w:color w:val="000000"/>
                         <w:sz w:val="22"/>
                       </w:rPr>
-                      <w:t>Page</w:t>
+                      <w:t>Pagina</w:t>
                     </w:r>
                   </w:p>
                   <w:p>
@@ -2162,7 +3011,7 @@
                         <w:rFonts w:cs="Arial"/>
                         <w:color w:val="000000"/>
                       </w:rPr>
-                      <w:t>3</w:t>
+                      <w:t>1</w:t>
                     </w:r>
                     <w:r>
                       <w:rPr>
@@ -2189,7 +3038,7 @@
                         <w:color w:val="000000"/>
                         <w:sz w:val="22"/>
                       </w:rPr>
-                      <w:t xml:space="preserve">of </w:t>
+                      <w:t xml:space="preserve">van </w:t>
                     </w:r>
                     <w:r>
                       <w:rPr>
@@ -2282,7 +3131,7 @@
       <mc:AlternateContent>
         <mc:Choice Requires="wps">
           <w:drawing>
-            <wp:anchor behindDoc="1" distT="12065" distB="10795" distL="11430" distR="11430" simplePos="0" locked="0" layoutInCell="1" allowOverlap="1" relativeHeight="31" wp14:anchorId="43F5D922">
+            <wp:anchor behindDoc="1" distT="12065" distB="10795" distL="11430" distR="11430" simplePos="0" locked="0" layoutInCell="1" allowOverlap="1" relativeHeight="16" wp14:anchorId="43DFE341">
               <wp:simplePos x="0" y="0"/>
               <wp:positionH relativeFrom="column">
                 <wp:posOffset>-342900</wp:posOffset>
@@ -2472,7 +3321,7 @@
                               <w:szCs w:val="18"/>
                               <w:lang w:val="en-GB"/>
                             </w:rPr>
-                            <w:t>Checked by: [checked by]</w:t>
+                            <w:t>Goedgekeurd: [goedgekeurd]</w:t>
                           </w:r>
                         </w:p>
                       </w:txbxContent>
@@ -2488,7 +3337,7 @@
         </mc:Choice>
         <mc:Fallback>
           <w:pict>
-            <v:rect id="shape_0" ID="Text Box 2" path="m0,0l-2147483645,0l-2147483645,-2147483646l0,-2147483646xe" fillcolor="white" stroked="t" o:allowincell="f" style="position:absolute;margin-left:-27pt;margin-top:4.9pt;width:161.95pt;height:61.9pt;mso-wrap-style:square;v-text-anchor:top" wp14:anchorId="43F5D922">
+            <v:rect id="shape_0" ID="Text Box 2" path="m0,0l-2147483645,0l-2147483645,-2147483646l0,-2147483646xe" fillcolor="white" stroked="t" o:allowincell="f" style="position:absolute;margin-left:-27pt;margin-top:4.9pt;width:161.95pt;height:61.9pt;mso-wrap-style:square;v-text-anchor:top" wp14:anchorId="43DFE341">
               <v:fill o:detectmouseclick="t" type="solid" color2="black"/>
               <v:stroke color="black" weight="22320" joinstyle="miter" endcap="flat"/>
               <v:textbox>
@@ -2641,7 +3490,7 @@
                         <w:szCs w:val="18"/>
                         <w:lang w:val="en-GB"/>
                       </w:rPr>
-                      <w:t>Checked by: [checked by]</w:t>
+                      <w:t>Goedgekeurd: [goedgekeurd]</w:t>
                     </w:r>
                   </w:p>
                 </w:txbxContent>
@@ -2654,7 +3503,7 @@
       <mc:AlternateContent>
         <mc:Choice Requires="wps">
           <w:drawing>
-            <wp:anchor behindDoc="1" distT="12065" distB="10795" distL="11430" distR="11430" simplePos="0" locked="0" layoutInCell="1" allowOverlap="1" relativeHeight="38" wp14:anchorId="3C3D381D">
+            <wp:anchor behindDoc="1" distT="12065" distB="10795" distL="11430" distR="11430" simplePos="0" locked="0" layoutInCell="1" allowOverlap="1" relativeHeight="31" wp14:anchorId="43DFE343">
               <wp:simplePos x="0" y="0"/>
               <wp:positionH relativeFrom="column">
                 <wp:posOffset>1714500</wp:posOffset>
@@ -2720,7 +3569,7 @@
                             <w:br/>
                             <w:t>7821 AK Emmen</w:t>
                             <w:br/>
-                            <w:t>The Netherlands</w:t>
+                            <w:t>Nederland</w:t>
                           </w:r>
                         </w:p>
                       </w:txbxContent>
@@ -2736,7 +3585,7 @@
         </mc:Choice>
         <mc:Fallback>
           <w:pict>
-            <v:rect id="shape_0" ID="Text Box 3" path="m0,0l-2147483645,0l-2147483645,-2147483646l0,-2147483646xe" fillcolor="white" stroked="t" o:allowincell="f" style="position:absolute;margin-left:135pt;margin-top:4.9pt;width:143.95pt;height:61.9pt;mso-wrap-style:square;v-text-anchor:top" wp14:anchorId="3C3D381D">
+            <v:rect id="shape_0" ID="Text Box 3" path="m0,0l-2147483645,0l-2147483645,-2147483646l0,-2147483646xe" fillcolor="white" stroked="t" o:allowincell="f" style="position:absolute;margin-left:135pt;margin-top:4.9pt;width:143.95pt;height:61.9pt;mso-wrap-style:square;v-text-anchor:top" wp14:anchorId="43DFE343">
               <v:fill o:detectmouseclick="t" type="solid" color2="black"/>
               <v:stroke color="black" weight="22320" joinstyle="miter" endcap="flat"/>
               <v:textbox>
@@ -2765,7 +3614,7 @@
                       <w:br/>
                       <w:t>7821 AK Emmen</w:t>
                       <w:br/>
-                      <w:t>The Netherlands</w:t>
+                      <w:t>Nederland</w:t>
                     </w:r>
                   </w:p>
                 </w:txbxContent>
@@ -2778,7 +3627,7 @@
       <mc:AlternateContent>
         <mc:Choice Requires="wps">
           <w:drawing>
-            <wp:anchor behindDoc="1" distT="12065" distB="10795" distL="11430" distR="11430" simplePos="0" locked="0" layoutInCell="1" allowOverlap="1" relativeHeight="45" wp14:anchorId="1106C530">
+            <wp:anchor behindDoc="1" distT="12065" distB="10795" distL="11430" distR="11430" simplePos="0" locked="0" layoutInCell="1" allowOverlap="1" relativeHeight="52" wp14:anchorId="43DFE345">
               <wp:simplePos x="0" y="0"/>
               <wp:positionH relativeFrom="column">
                 <wp:posOffset>3543300</wp:posOffset>
@@ -2912,7 +3761,7 @@
         </mc:Choice>
         <mc:Fallback>
           <w:pict>
-            <v:rect id="shape_0" ID="Text Box 5" path="m0,0l-2147483645,0l-2147483645,-2147483646l0,-2147483646xe" fillcolor="white" stroked="t" o:allowincell="f" style="position:absolute;margin-left:279pt;margin-top:4.9pt;width:143.95pt;height:61.9pt;mso-wrap-style:square;v-text-anchor:top" wp14:anchorId="1106C530">
+            <v:rect id="shape_0" ID="Text Box 5" path="m0,0l-2147483645,0l-2147483645,-2147483646l0,-2147483646xe" fillcolor="white" stroked="t" o:allowincell="f" style="position:absolute;margin-left:279pt;margin-top:4.9pt;width:143.95pt;height:61.9pt;mso-wrap-style:square;v-text-anchor:top" wp14:anchorId="43DFE345">
               <v:fill o:detectmouseclick="t" type="solid" color2="black"/>
               <v:stroke color="black" weight="22320" joinstyle="miter" endcap="flat"/>
               <v:textbox>
@@ -3006,7 +3855,7 @@
       <mc:AlternateContent>
         <mc:Choice Requires="wps">
           <w:drawing>
-            <wp:anchor behindDoc="1" distT="12065" distB="10795" distL="11430" distR="11430" simplePos="0" locked="0" layoutInCell="1" allowOverlap="1" relativeHeight="52" wp14:anchorId="1E80C8F5">
+            <wp:anchor behindDoc="1" distT="12065" distB="10795" distL="11430" distR="11430" simplePos="0" locked="0" layoutInCell="1" allowOverlap="1" relativeHeight="59" wp14:anchorId="43DFE347">
               <wp:simplePos x="0" y="0"/>
               <wp:positionH relativeFrom="column">
                 <wp:posOffset>5372100</wp:posOffset>
@@ -3063,7 +3912,7 @@
                               <w:color w:val="000000"/>
                               <w:sz w:val="22"/>
                             </w:rPr>
-                            <w:t>Page</w:t>
+                            <w:t>Pagina</w:t>
                           </w:r>
                         </w:p>
                         <w:p>
@@ -3126,7 +3975,7 @@
                               <w:rFonts w:cs="Arial"/>
                               <w:color w:val="000000"/>
                             </w:rPr>
-                            <w:t>3</w:t>
+                            <w:t>1</w:t>
                           </w:r>
                           <w:r>
                             <w:rPr>
@@ -3153,7 +4002,7 @@
                               <w:color w:val="000000"/>
                               <w:sz w:val="22"/>
                             </w:rPr>
-                            <w:t xml:space="preserve">of </w:t>
+                            <w:t xml:space="preserve">van </w:t>
                           </w:r>
                           <w:r>
                             <w:rPr>
@@ -3214,7 +4063,7 @@
         </mc:Choice>
         <mc:Fallback>
           <w:pict>
-            <v:rect id="shape_0" ID="Text Box 7" path="m0,0l-2147483645,0l-2147483645,-2147483646l0,-2147483646xe" fillcolor="white" stroked="t" o:allowincell="f" style="position:absolute;margin-left:423pt;margin-top:4.9pt;width:89.95pt;height:61.9pt;mso-wrap-style:square;v-text-anchor:top" wp14:anchorId="1E80C8F5">
+            <v:rect id="shape_0" ID="Text Box 7" path="m0,0l-2147483645,0l-2147483645,-2147483646l0,-2147483646xe" fillcolor="white" stroked="t" o:allowincell="f" style="position:absolute;margin-left:423pt;margin-top:4.9pt;width:89.95pt;height:61.9pt;mso-wrap-style:square;v-text-anchor:top" wp14:anchorId="43DFE347">
               <v:fill o:detectmouseclick="t" type="solid" color2="black"/>
               <v:stroke color="black" weight="22320" joinstyle="miter" endcap="flat"/>
               <v:textbox>
@@ -3234,7 +4083,7 @@
                         <w:color w:val="000000"/>
                         <w:sz w:val="22"/>
                       </w:rPr>
-                      <w:t>Page</w:t>
+                      <w:t>Pagina</w:t>
                     </w:r>
                   </w:p>
                   <w:p>
@@ -3297,7 +4146,7 @@
                         <w:rFonts w:cs="Arial"/>
                         <w:color w:val="000000"/>
                       </w:rPr>
-                      <w:t>3</w:t>
+                      <w:t>1</w:t>
                     </w:r>
                     <w:r>
                       <w:rPr>
@@ -3324,7 +4173,7 @@
                         <w:color w:val="000000"/>
                         <w:sz w:val="22"/>
                       </w:rPr>
-                      <w:t xml:space="preserve">of </w:t>
+                      <w:t xml:space="preserve">van </w:t>
                     </w:r>
                     <w:r>
                       <w:rPr>
@@ -3430,7 +4279,313 @@
       <mc:AlternateContent>
         <mc:Choice Requires="wps">
           <w:drawing>
-            <wp:anchor behindDoc="1" distT="11430" distB="11430" distL="11430" distR="11430" simplePos="0" locked="0" layoutInCell="1" allowOverlap="1" relativeHeight="4" wp14:anchorId="45E6EC9F">
+            <wp:anchor behindDoc="1" distT="11430" distB="11430" distL="11430" distR="11430" simplePos="0" locked="0" layoutInCell="1" allowOverlap="1" relativeHeight="6" wp14:anchorId="43DFE33B">
+              <wp:simplePos x="0" y="0"/>
+              <wp:positionH relativeFrom="column">
+                <wp:posOffset>1485900</wp:posOffset>
+              </wp:positionH>
+              <wp:positionV relativeFrom="paragraph">
+                <wp:posOffset>-57785</wp:posOffset>
+              </wp:positionV>
+              <wp:extent cx="4114800" cy="1087120"/>
+              <wp:effectExtent l="11430" t="11430" r="11430" b="11430"/>
+              <wp:wrapNone/>
+              <wp:docPr id="1" name="Text Box 31"/>
+              <a:graphic xmlns:a="http://schemas.openxmlformats.org/drawingml/2006/main">
+                <a:graphicData uri="http://schemas.microsoft.com/office/word/2010/wordprocessingShape">
+                  <wps:wsp>
+                    <wps:cNvSpPr/>
+                    <wps:spPr>
+                      <a:xfrm>
+                        <a:off x="0" y="0"/>
+                        <a:ext cx="4114800" cy="1087200"/>
+                      </a:xfrm>
+                      <a:prstGeom prst="rect">
+                        <a:avLst/>
+                      </a:prstGeom>
+                      <a:solidFill>
+                        <a:srgbClr val="ffffff"/>
+                      </a:solidFill>
+                      <a:ln w="22225">
+                        <a:solidFill>
+                          <a:srgbClr val="000000"/>
+                        </a:solidFill>
+                        <a:miter/>
+                      </a:ln>
+                    </wps:spPr>
+                    <wps:style>
+                      <a:lnRef idx="0"/>
+                      <a:fillRef idx="0"/>
+                      <a:effectRef idx="0"/>
+                      <a:fontRef idx="minor"/>
+                    </wps:style>
+                    <wps:txbx>
+                      <w:txbxContent>
+                        <w:p>
+                          <w:pPr>
+                            <w:pStyle w:val="FrameContentsuser"/>
+                            <w:jc w:val="center"/>
+                            <w:rPr>
+                              <w:rFonts w:cs="Arial"/>
+                              <w:sz w:val="28"/>
+                              <w:szCs w:val="28"/>
+                            </w:rPr>
+                          </w:pPr>
+                          <w:r>
+                            <w:rPr>
+                              <w:rFonts w:cs="Arial"/>
+                              <w:color w:val="000000"/>
+                              <w:sz w:val="28"/>
+                              <w:szCs w:val="28"/>
+                            </w:rPr>
+                            <w:t>Meldingenformulier Service</w:t>
+                          </w:r>
+                        </w:p>
+                        <w:p>
+                          <w:pPr>
+                            <w:pStyle w:val="FrameContentsuser"/>
+                            <w:jc w:val="center"/>
+                            <w:rPr>
+                              <w:rFonts w:cs="Arial"/>
+                            </w:rPr>
+                          </w:pPr>
+                          <w:r>
+                            <w:rPr>
+                              <w:rFonts w:cs="Arial"/>
+                              <w:b/>
+                              <w:bCs/>
+                              <w:color w:val="000000"/>
+                            </w:rPr>
+                            <w:t xml:space="preserve">Machine nummer: </w:t>
+                          </w:r>
+                          <w:r>
+                            <w:rPr>
+                              <w:rFonts w:cs="Arial"/>
+                              <w:color w:val="000000"/>
+                            </w:rPr>
+                            <w:t>[machinenummer]</w:t>
+                          </w:r>
+                        </w:p>
+                        <w:p>
+                          <w:pPr>
+                            <w:pStyle w:val="FrameContentsuser"/>
+                            <w:jc w:val="center"/>
+                            <w:rPr>
+                              <w:rFonts w:cs="Arial"/>
+                            </w:rPr>
+                          </w:pPr>
+                          <w:r>
+                            <w:rPr>
+                              <w:rFonts w:cs="Arial"/>
+                              <w:b/>
+                              <w:bCs/>
+                              <w:color w:val="000000"/>
+                            </w:rPr>
+                            <w:t xml:space="preserve">Distributeur: </w:t>
+                          </w:r>
+                          <w:r>
+                            <w:rPr>
+                              <w:rFonts w:cs="Arial"/>
+                              <w:color w:val="000000"/>
+                            </w:rPr>
+                            <w:t>[distributeur],</w:t>
+                          </w:r>
+                          <w:r>
+                            <w:rPr>
+                              <w:rFonts w:cs="Arial"/>
+                              <w:b/>
+                              <w:bCs/>
+                              <w:color w:val="000000"/>
+                            </w:rPr>
+                            <w:t xml:space="preserve"> Contactpersoon: </w:t>
+                          </w:r>
+                          <w:r>
+                            <w:rPr>
+                              <w:rFonts w:cs="Arial"/>
+                              <w:color w:val="000000"/>
+                            </w:rPr>
+                            <w:t xml:space="preserve">[contactpersoon], </w:t>
+                          </w:r>
+                          <w:r>
+                            <w:rPr>
+                              <w:rFonts w:cs="Arial"/>
+                              <w:b/>
+                              <w:bCs/>
+                              <w:color w:val="000000"/>
+                            </w:rPr>
+                            <w:t xml:space="preserve">Klant: </w:t>
+                          </w:r>
+                          <w:r>
+                            <w:rPr>
+                              <w:rFonts w:cs="Arial"/>
+                              <w:color w:val="000000"/>
+                            </w:rPr>
+                            <w:t xml:space="preserve">[klant] </w:t>
+                          </w:r>
+                          <w:r>
+                            <w:rPr>
+                              <w:rFonts w:cs="Arial"/>
+                              <w:b/>
+                              <w:bCs/>
+                              <w:color w:val="000000"/>
+                            </w:rPr>
+                            <w:t xml:space="preserve">Tijd verschil: </w:t>
+                          </w:r>
+                          <w:r>
+                            <w:rPr>
+                              <w:rFonts w:cs="Arial"/>
+                              <w:color w:val="000000"/>
+                            </w:rPr>
+                            <w:t>GMT[tijdverschil]</w:t>
+                          </w:r>
+                        </w:p>
+                      </w:txbxContent>
+                    </wps:txbx>
+                    <wps:bodyPr anchor="ctr" upright="1">
+                      <a:noAutofit/>
+                    </wps:bodyPr>
+                  </wps:wsp>
+                </a:graphicData>
+              </a:graphic>
+            </wp:anchor>
+          </w:drawing>
+        </mc:Choice>
+        <mc:Fallback>
+          <w:pict>
+            <v:rect id="shape_0" ID="Text Box 31" path="m0,0l-2147483645,0l-2147483645,-2147483646l0,-2147483646xe" fillcolor="white" stroked="t" o:allowincell="f" style="position:absolute;margin-left:117pt;margin-top:-4.55pt;width:323.95pt;height:85.55pt;mso-wrap-style:square;v-text-anchor:middle" wp14:anchorId="43DFE33B">
+              <v:fill o:detectmouseclick="t" type="solid" color2="black"/>
+              <v:stroke color="black" weight="22320" joinstyle="miter" endcap="flat"/>
+              <v:textbox>
+                <w:txbxContent>
+                  <w:p>
+                    <w:pPr>
+                      <w:pStyle w:val="FrameContentsuser"/>
+                      <w:jc w:val="center"/>
+                      <w:rPr>
+                        <w:rFonts w:cs="Arial"/>
+                        <w:sz w:val="28"/>
+                        <w:szCs w:val="28"/>
+                      </w:rPr>
+                    </w:pPr>
+                    <w:r>
+                      <w:rPr>
+                        <w:rFonts w:cs="Arial"/>
+                        <w:color w:val="000000"/>
+                        <w:sz w:val="28"/>
+                        <w:szCs w:val="28"/>
+                      </w:rPr>
+                      <w:t>Meldingenformulier Service</w:t>
+                    </w:r>
+                  </w:p>
+                  <w:p>
+                    <w:pPr>
+                      <w:pStyle w:val="FrameContentsuser"/>
+                      <w:jc w:val="center"/>
+                      <w:rPr>
+                        <w:rFonts w:cs="Arial"/>
+                      </w:rPr>
+                    </w:pPr>
+                    <w:r>
+                      <w:rPr>
+                        <w:rFonts w:cs="Arial"/>
+                        <w:b/>
+                        <w:bCs/>
+                        <w:color w:val="000000"/>
+                      </w:rPr>
+                      <w:t xml:space="preserve">Machine nummer: </w:t>
+                    </w:r>
+                    <w:r>
+                      <w:rPr>
+                        <w:rFonts w:cs="Arial"/>
+                        <w:color w:val="000000"/>
+                      </w:rPr>
+                      <w:t>[machinenummer]</w:t>
+                    </w:r>
+                  </w:p>
+                  <w:p>
+                    <w:pPr>
+                      <w:pStyle w:val="FrameContentsuser"/>
+                      <w:jc w:val="center"/>
+                      <w:rPr>
+                        <w:rFonts w:cs="Arial"/>
+                      </w:rPr>
+                    </w:pPr>
+                    <w:r>
+                      <w:rPr>
+                        <w:rFonts w:cs="Arial"/>
+                        <w:b/>
+                        <w:bCs/>
+                        <w:color w:val="000000"/>
+                      </w:rPr>
+                      <w:t xml:space="preserve">Distributeur: </w:t>
+                    </w:r>
+                    <w:r>
+                      <w:rPr>
+                        <w:rFonts w:cs="Arial"/>
+                        <w:color w:val="000000"/>
+                      </w:rPr>
+                      <w:t>[distributeur],</w:t>
+                    </w:r>
+                    <w:r>
+                      <w:rPr>
+                        <w:rFonts w:cs="Arial"/>
+                        <w:b/>
+                        <w:bCs/>
+                        <w:color w:val="000000"/>
+                      </w:rPr>
+                      <w:t xml:space="preserve"> Contactpersoon: </w:t>
+                    </w:r>
+                    <w:r>
+                      <w:rPr>
+                        <w:rFonts w:cs="Arial"/>
+                        <w:color w:val="000000"/>
+                      </w:rPr>
+                      <w:t xml:space="preserve">[contactpersoon], </w:t>
+                    </w:r>
+                    <w:r>
+                      <w:rPr>
+                        <w:rFonts w:cs="Arial"/>
+                        <w:b/>
+                        <w:bCs/>
+                        <w:color w:val="000000"/>
+                      </w:rPr>
+                      <w:t xml:space="preserve">Klant: </w:t>
+                    </w:r>
+                    <w:r>
+                      <w:rPr>
+                        <w:rFonts w:cs="Arial"/>
+                        <w:color w:val="000000"/>
+                      </w:rPr>
+                      <w:t xml:space="preserve">[klant] </w:t>
+                    </w:r>
+                    <w:r>
+                      <w:rPr>
+                        <w:rFonts w:cs="Arial"/>
+                        <w:b/>
+                        <w:bCs/>
+                        <w:color w:val="000000"/>
+                      </w:rPr>
+                      <w:t xml:space="preserve">Tijd verschil: </w:t>
+                    </w:r>
+                    <w:r>
+                      <w:rPr>
+                        <w:rFonts w:cs="Arial"/>
+                        <w:color w:val="000000"/>
+                      </w:rPr>
+                      <w:t>GMT[tijdverschil]</w:t>
+                    </w:r>
+                  </w:p>
+                </w:txbxContent>
+              </v:textbox>
+              <w10:wrap type="none"/>
+            </v:rect>
+          </w:pict>
+        </mc:Fallback>
+      </mc:AlternateContent>
+      <mc:AlternateContent>
+        <mc:Choice Requires="wps">
+          <w:drawing>
+            <wp:anchor behindDoc="1" distT="11430" distB="11430" distL="11430" distR="11430" simplePos="0" locked="0" layoutInCell="1" allowOverlap="1" relativeHeight="11" wp14:anchorId="43DFE333">
               <wp:simplePos x="0" y="0"/>
               <wp:positionH relativeFrom="column">
                 <wp:posOffset>-342900</wp:posOffset>
@@ -3441,7 +4596,7 @@
               <wp:extent cx="1828800" cy="1087755"/>
               <wp:effectExtent l="11430" t="11430" r="11430" b="11430"/>
               <wp:wrapNone/>
-              <wp:docPr id="1" name="Rectangle 19"/>
+              <wp:docPr id="2" name="Rectangle 19"/>
               <a:graphic xmlns:a="http://schemas.openxmlformats.org/drawingml/2006/main">
                 <a:graphicData uri="http://schemas.microsoft.com/office/word/2010/wordprocessingShape">
                   <wps:wsp>
@@ -3477,7 +4632,7 @@
         </mc:Choice>
         <mc:Fallback>
           <w:pict>
-            <v:rect id="shape_0" ID="Rectangle 19" path="m0,0l-2147483645,0l-2147483645,-2147483646l0,-2147483646xe" stroked="t" o:allowincell="f" style="position:absolute;margin-left:-27pt;margin-top:-4.55pt;width:143.95pt;height:85.6pt;mso-wrap-style:none;v-text-anchor:middle" wp14:anchorId="45E6EC9F">
+            <v:rect id="shape_0" ID="Rectangle 19" path="m0,0l-2147483645,0l-2147483645,-2147483646l0,-2147483646xe" stroked="t" o:allowincell="f" style="position:absolute;margin-left:-27pt;margin-top:-4.55pt;width:143.95pt;height:85.6pt;mso-wrap-style:none;v-text-anchor:middle" wp14:anchorId="43DFE333">
               <v:fill o:detectmouseclick="t" on="false"/>
               <v:stroke color="black" weight="22320" joinstyle="miter" endcap="flat"/>
               <w10:wrap type="none"/>
@@ -3488,7 +4643,7 @@
       <mc:AlternateContent>
         <mc:Choice Requires="wps">
           <w:drawing>
-            <wp:anchor behindDoc="1" distT="11430" distB="11430" distL="11430" distR="11430" simplePos="0" locked="0" layoutInCell="1" allowOverlap="1" relativeHeight="8" wp14:anchorId="1BD92560">
+            <wp:anchor behindDoc="1" distT="11430" distB="11430" distL="11430" distR="11430" simplePos="0" locked="0" layoutInCell="1" allowOverlap="1" relativeHeight="22" wp14:anchorId="43DFE335">
               <wp:simplePos x="0" y="0"/>
               <wp:positionH relativeFrom="column">
                 <wp:posOffset>6515100</wp:posOffset>
@@ -3499,7 +4654,7 @@
               <wp:extent cx="635" cy="8802370"/>
               <wp:effectExtent l="11430" t="11430" r="11430" b="11430"/>
               <wp:wrapNone/>
-              <wp:docPr id="2" name="Line 27"/>
+              <wp:docPr id="3" name="Line 27"/>
               <a:graphic xmlns:a="http://schemas.openxmlformats.org/drawingml/2006/main">
                 <a:graphicData uri="http://schemas.microsoft.com/office/word/2010/wordprocessingShape">
                   <wps:wsp>
@@ -3534,7 +4689,7 @@
         </mc:Choice>
         <mc:Fallback>
           <w:pict>
-            <v:line id="shape_0" from="513pt,45.45pt" to="513pt,738.5pt" ID="Line 27" stroked="t" o:allowincell="f" style="position:absolute" wp14:anchorId="1BD92560">
+            <v:line id="shape_0" from="513pt,45.45pt" to="513pt,738.5pt" ID="Line 27" stroked="t" o:allowincell="f" style="position:absolute" wp14:anchorId="43DFE335">
               <v:stroke color="black" weight="22320" joinstyle="round" endcap="flat"/>
               <v:fill o:detectmouseclick="t" on="false"/>
               <w10:wrap type="none"/>
@@ -3545,7 +4700,7 @@
       <mc:AlternateContent>
         <mc:Choice Requires="wps">
           <w:drawing>
-            <wp:anchor behindDoc="1" distT="11430" distB="11430" distL="11430" distR="11430" simplePos="0" locked="0" layoutInCell="1" allowOverlap="1" relativeHeight="12" wp14:anchorId="2D1772F5">
+            <wp:anchor behindDoc="1" distT="11430" distB="11430" distL="11430" distR="11430" simplePos="0" locked="0" layoutInCell="1" allowOverlap="1" relativeHeight="26" wp14:anchorId="43DFE337">
               <wp:simplePos x="0" y="0"/>
               <wp:positionH relativeFrom="column">
                 <wp:posOffset>-342900</wp:posOffset>
@@ -3556,7 +4711,7 @@
               <wp:extent cx="635" cy="9030970"/>
               <wp:effectExtent l="11430" t="11430" r="11430" b="11430"/>
               <wp:wrapNone/>
-              <wp:docPr id="3" name="Line 28"/>
+              <wp:docPr id="4" name="Line 28"/>
               <a:graphic xmlns:a="http://schemas.openxmlformats.org/drawingml/2006/main">
                 <a:graphicData uri="http://schemas.microsoft.com/office/word/2010/wordprocessingShape">
                   <wps:wsp>
@@ -3591,7 +4746,7 @@
         </mc:Choice>
         <mc:Fallback>
           <w:pict>
-            <v:line id="shape_0" from="-27pt,45.45pt" to="-27pt,756.5pt" ID="Line 28" stroked="t" o:allowincell="f" style="position:absolute;flip:y" wp14:anchorId="2D1772F5">
+            <v:line id="shape_0" from="-27pt,45.45pt" to="-27pt,756.5pt" ID="Line 28" stroked="t" o:allowincell="f" style="position:absolute;flip:y" wp14:anchorId="43DFE337">
               <v:stroke color="black" weight="22320" joinstyle="round" endcap="flat"/>
               <v:fill o:detectmouseclick="t" on="false"/>
               <w10:wrap type="none"/>
@@ -3602,18 +4757,18 @@
       <mc:AlternateContent>
         <mc:Choice Requires="wps">
           <w:drawing>
-            <wp:anchor behindDoc="1" distT="0" distB="1270" distL="0" distR="0" simplePos="0" locked="0" layoutInCell="1" allowOverlap="1" relativeHeight="18" wp14:anchorId="5AA79684">
+            <wp:anchor behindDoc="1" distT="0" distB="0" distL="0" distR="0" simplePos="0" locked="0" layoutInCell="1" allowOverlap="1" relativeHeight="39" wp14:anchorId="43DFE339">
               <wp:simplePos x="0" y="0"/>
               <wp:positionH relativeFrom="column">
-                <wp:posOffset>1828800</wp:posOffset>
+                <wp:posOffset>1826895</wp:posOffset>
               </wp:positionH>
               <wp:positionV relativeFrom="paragraph">
-                <wp:posOffset>-334645</wp:posOffset>
+                <wp:posOffset>-332105</wp:posOffset>
               </wp:positionV>
-              <wp:extent cx="2400300" cy="228600"/>
-              <wp:effectExtent l="0" t="0" r="0" b="1270"/>
+              <wp:extent cx="2400300" cy="274955"/>
+              <wp:effectExtent l="0" t="0" r="0" b="0"/>
               <wp:wrapNone/>
-              <wp:docPr id="4" name="Text Box 30"/>
+              <wp:docPr id="5" name="Text Box 30"/>
               <a:graphic xmlns:a="http://schemas.openxmlformats.org/drawingml/2006/main">
                 <a:graphicData uri="http://schemas.microsoft.com/office/word/2010/wordprocessingShape">
                   <wps:wsp>
@@ -3621,7 +4776,7 @@
                     <wps:spPr>
                       <a:xfrm>
                         <a:off x="0" y="0"/>
-                        <a:ext cx="2400480" cy="228600"/>
+                        <a:ext cx="2400480" cy="275040"/>
                       </a:xfrm>
                       <a:prstGeom prst="rect">
                         <a:avLst/>
@@ -3668,7 +4823,7 @@
         </mc:Choice>
         <mc:Fallback>
           <w:pict>
-            <v:rect id="shape_0" ID="Text Box 30" path="m0,0l-2147483645,0l-2147483645,-2147483646l0,-2147483646xe" stroked="f" o:allowincell="f" style="position:absolute;margin-left:144pt;margin-top:-26.35pt;width:188.95pt;height:17.95pt;mso-wrap-style:square;v-text-anchor:top" wp14:anchorId="5AA79684">
+            <v:rect id="shape_0" ID="Text Box 30" path="m0,0l-2147483645,0l-2147483645,-2147483646l0,-2147483646xe" stroked="f" o:allowincell="f" style="position:absolute;margin-left:143.85pt;margin-top:-26.15pt;width:188.95pt;height:21.6pt;mso-wrap-style:square;v-text-anchor:top" wp14:anchorId="43DFE339">
               <v:fill o:detectmouseclick="t" on="false"/>
               <v:stroke color="#3465a4" joinstyle="round" endcap="flat"/>
               <v:textbox>
@@ -3699,345 +4854,7 @@
       <mc:AlternateContent>
         <mc:Choice Requires="wps">
           <w:drawing>
-            <wp:anchor behindDoc="1" distT="11430" distB="11430" distL="11430" distR="11430" simplePos="0" locked="0" layoutInCell="1" allowOverlap="1" relativeHeight="25" wp14:anchorId="107AA7BE">
-              <wp:simplePos x="0" y="0"/>
-              <wp:positionH relativeFrom="column">
-                <wp:posOffset>1485900</wp:posOffset>
-              </wp:positionH>
-              <wp:positionV relativeFrom="paragraph">
-                <wp:posOffset>-57785</wp:posOffset>
-              </wp:positionV>
-              <wp:extent cx="4114800" cy="1087120"/>
-              <wp:effectExtent l="11430" t="11430" r="11430" b="11430"/>
-              <wp:wrapNone/>
-              <wp:docPr id="5" name="Text Box 31"/>
-              <a:graphic xmlns:a="http://schemas.openxmlformats.org/drawingml/2006/main">
-                <a:graphicData uri="http://schemas.microsoft.com/office/word/2010/wordprocessingShape">
-                  <wps:wsp>
-                    <wps:cNvSpPr/>
-                    <wps:spPr>
-                      <a:xfrm>
-                        <a:off x="0" y="0"/>
-                        <a:ext cx="4114800" cy="1087200"/>
-                      </a:xfrm>
-                      <a:prstGeom prst="rect">
-                        <a:avLst/>
-                      </a:prstGeom>
-                      <a:solidFill>
-                        <a:srgbClr val="ffffff"/>
-                      </a:solidFill>
-                      <a:ln w="22225">
-                        <a:solidFill>
-                          <a:srgbClr val="000000"/>
-                        </a:solidFill>
-                        <a:miter/>
-                      </a:ln>
-                    </wps:spPr>
-                    <wps:style>
-                      <a:lnRef idx="0"/>
-                      <a:fillRef idx="0"/>
-                      <a:effectRef idx="0"/>
-                      <a:fontRef idx="minor"/>
-                    </wps:style>
-                    <wps:txbx>
-                      <w:txbxContent>
-                        <w:p>
-                          <w:pPr>
-                            <w:pStyle w:val="FrameContentsuser"/>
-                            <w:jc w:val="center"/>
-                            <w:rPr>
-                              <w:rFonts w:cs="Arial"/>
-                              <w:sz w:val="28"/>
-                              <w:szCs w:val="28"/>
-                            </w:rPr>
-                          </w:pPr>
-                          <w:r>
-                            <w:rPr>
-                              <w:rFonts w:cs="Arial"/>
-                              <w:color w:val="000000"/>
-                              <w:sz w:val="28"/>
-                              <w:szCs w:val="28"/>
-                            </w:rPr>
-                            <w:t>Meldingsformulier Service</w:t>
-                          </w:r>
-                        </w:p>
-                        <w:p>
-                          <w:pPr>
-                            <w:pStyle w:val="FrameContentsuser"/>
-                            <w:jc w:val="center"/>
-                            <w:rPr>
-                              <w:rFonts w:cs="Arial"/>
-                            </w:rPr>
-                          </w:pPr>
-                          <w:r>
-                            <w:rPr>
-                              <w:rFonts w:cs="Arial"/>
-                              <w:b/>
-                              <w:bCs/>
-                              <w:color w:val="000000"/>
-                            </w:rPr>
-                            <w:t xml:space="preserve">Meldingnummer: </w:t>
-                          </w:r>
-                          <w:r>
-                            <w:rPr>
-                              <w:rFonts w:cs="Arial"/>
-                              <w:color w:val="000000"/>
-                            </w:rPr>
-                            <w:t xml:space="preserve">[meldingnummer], </w:t>
-                          </w:r>
-                          <w:r>
-                            <w:rPr>
-                              <w:rFonts w:cs="Arial"/>
-                              <w:b/>
-                              <w:bCs/>
-                              <w:color w:val="000000"/>
-                            </w:rPr>
-                            <w:t xml:space="preserve">Machinenummer: </w:t>
-                          </w:r>
-                          <w:r>
-                            <w:rPr>
-                              <w:rFonts w:cs="Arial"/>
-                              <w:color w:val="000000"/>
-                            </w:rPr>
-                            <w:t>[machinenummer]</w:t>
-                          </w:r>
-                        </w:p>
-                        <w:p>
-                          <w:pPr>
-                            <w:pStyle w:val="FrameContentsuser"/>
-                            <w:jc w:val="center"/>
-                            <w:rPr>
-                              <w:rFonts w:cs="Arial"/>
-                            </w:rPr>
-                          </w:pPr>
-                          <w:r>
-                            <w:rPr>
-                              <w:rFonts w:cs="Arial"/>
-                              <w:b/>
-                              <w:bCs/>
-                              <w:color w:val="000000"/>
-                            </w:rPr>
-                            <w:t xml:space="preserve">Distributeur: </w:t>
-                          </w:r>
-                          <w:r>
-                            <w:rPr>
-                              <w:rFonts w:cs="Arial"/>
-                              <w:color w:val="000000"/>
-                            </w:rPr>
-                            <w:t>[distributeur],</w:t>
-                          </w:r>
-                          <w:r>
-                            <w:rPr>
-                              <w:rFonts w:cs="Arial"/>
-                              <w:b/>
-                              <w:bCs/>
-                              <w:color w:val="000000"/>
-                            </w:rPr>
-                            <w:t xml:space="preserve"> Monteur: </w:t>
-                          </w:r>
-                          <w:r>
-                            <w:rPr>
-                              <w:rFonts w:cs="Arial"/>
-                              <w:color w:val="000000"/>
-                            </w:rPr>
-                            <w:t xml:space="preserve">[monteur], </w:t>
-                          </w:r>
-                          <w:r>
-                            <w:rPr>
-                              <w:rFonts w:cs="Arial"/>
-                              <w:b/>
-                              <w:bCs/>
-                              <w:color w:val="000000"/>
-                            </w:rPr>
-                            <w:t xml:space="preserve">Klant: </w:t>
-                          </w:r>
-                          <w:r>
-                            <w:rPr>
-                              <w:rFonts w:cs="Arial"/>
-                              <w:color w:val="000000"/>
-                            </w:rPr>
-                            <w:t xml:space="preserve">[klant] </w:t>
-                          </w:r>
-                          <w:r>
-                            <w:rPr>
-                              <w:rFonts w:cs="Arial"/>
-                              <w:b/>
-                              <w:bCs/>
-                              <w:color w:val="000000"/>
-                            </w:rPr>
-                            <w:t xml:space="preserve">Tijdverschil: </w:t>
-                          </w:r>
-                          <w:r>
-                            <w:rPr>
-                              <w:rFonts w:cs="Arial"/>
-                              <w:color w:val="000000"/>
-                            </w:rPr>
-                            <w:t>GMT[tijdverschil]</w:t>
-                          </w:r>
-                        </w:p>
-                      </w:txbxContent>
-                    </wps:txbx>
-                    <wps:bodyPr anchor="ctr" upright="1">
-                      <a:noAutofit/>
-                    </wps:bodyPr>
-                  </wps:wsp>
-                </a:graphicData>
-              </a:graphic>
-            </wp:anchor>
-          </w:drawing>
-        </mc:Choice>
-        <mc:Fallback>
-          <w:pict>
-            <v:rect id="shape_0" ID="Text Box 31" path="m0,0l-2147483645,0l-2147483645,-2147483646l0,-2147483646xe" fillcolor="white" stroked="t" o:allowincell="f" style="position:absolute;margin-left:117pt;margin-top:-4.55pt;width:323.95pt;height:85.55pt;mso-wrap-style:square;v-text-anchor:middle" wp14:anchorId="107AA7BE">
-              <v:fill o:detectmouseclick="t" type="solid" color2="black"/>
-              <v:stroke color="black" weight="22320" joinstyle="miter" endcap="flat"/>
-              <v:textbox>
-                <w:txbxContent>
-                  <w:p>
-                    <w:pPr>
-                      <w:pStyle w:val="FrameContentsuser"/>
-                      <w:jc w:val="center"/>
-                      <w:rPr>
-                        <w:rFonts w:cs="Arial"/>
-                        <w:sz w:val="28"/>
-                        <w:szCs w:val="28"/>
-                      </w:rPr>
-                    </w:pPr>
-                    <w:r>
-                      <w:rPr>
-                        <w:rFonts w:cs="Arial"/>
-                        <w:color w:val="000000"/>
-                        <w:sz w:val="28"/>
-                        <w:szCs w:val="28"/>
-                      </w:rPr>
-                      <w:t>Meldingsformulier Service</w:t>
-                    </w:r>
-                  </w:p>
-                  <w:p>
-                    <w:pPr>
-                      <w:pStyle w:val="FrameContentsuser"/>
-                      <w:jc w:val="center"/>
-                      <w:rPr>
-                        <w:rFonts w:cs="Arial"/>
-                      </w:rPr>
-                    </w:pPr>
-                    <w:r>
-                      <w:rPr>
-                        <w:rFonts w:cs="Arial"/>
-                        <w:b/>
-                        <w:bCs/>
-                        <w:color w:val="000000"/>
-                      </w:rPr>
-                      <w:t xml:space="preserve">Meldingnummer: </w:t>
-                    </w:r>
-                    <w:r>
-                      <w:rPr>
-                        <w:rFonts w:cs="Arial"/>
-                        <w:color w:val="000000"/>
-                      </w:rPr>
-                      <w:t xml:space="preserve">[meldingnummer], </w:t>
-                    </w:r>
-                    <w:r>
-                      <w:rPr>
-                        <w:rFonts w:cs="Arial"/>
-                        <w:b/>
-                        <w:bCs/>
-                        <w:color w:val="000000"/>
-                      </w:rPr>
-                      <w:t xml:space="preserve">Machinenummer: </w:t>
-                    </w:r>
-                    <w:r>
-                      <w:rPr>
-                        <w:rFonts w:cs="Arial"/>
-                        <w:color w:val="000000"/>
-                      </w:rPr>
-                      <w:t>[machinenummer]</w:t>
-                    </w:r>
-                  </w:p>
-                  <w:p>
-                    <w:pPr>
-                      <w:pStyle w:val="FrameContentsuser"/>
-                      <w:jc w:val="center"/>
-                      <w:rPr>
-                        <w:rFonts w:cs="Arial"/>
-                      </w:rPr>
-                    </w:pPr>
-                    <w:r>
-                      <w:rPr>
-                        <w:rFonts w:cs="Arial"/>
-                        <w:b/>
-                        <w:bCs/>
-                        <w:color w:val="000000"/>
-                      </w:rPr>
-                      <w:t xml:space="preserve">Distributeur: </w:t>
-                    </w:r>
-                    <w:r>
-                      <w:rPr>
-                        <w:rFonts w:cs="Arial"/>
-                        <w:color w:val="000000"/>
-                      </w:rPr>
-                      <w:t>[distributeur],</w:t>
-                    </w:r>
-                    <w:r>
-                      <w:rPr>
-                        <w:rFonts w:cs="Arial"/>
-                        <w:b/>
-                        <w:bCs/>
-                        <w:color w:val="000000"/>
-                      </w:rPr>
-                      <w:t xml:space="preserve"> Monteur: </w:t>
-                    </w:r>
-                    <w:r>
-                      <w:rPr>
-                        <w:rFonts w:cs="Arial"/>
-                        <w:color w:val="000000"/>
-                      </w:rPr>
-                      <w:t xml:space="preserve">[monteur], </w:t>
-                    </w:r>
-                    <w:r>
-                      <w:rPr>
-                        <w:rFonts w:cs="Arial"/>
-                        <w:b/>
-                        <w:bCs/>
-                        <w:color w:val="000000"/>
-                      </w:rPr>
-                      <w:t xml:space="preserve">Klant: </w:t>
-                    </w:r>
-                    <w:r>
-                      <w:rPr>
-                        <w:rFonts w:cs="Arial"/>
-                        <w:color w:val="000000"/>
-                      </w:rPr>
-                      <w:t xml:space="preserve">[klant] </w:t>
-                    </w:r>
-                    <w:r>
-                      <w:rPr>
-                        <w:rFonts w:cs="Arial"/>
-                        <w:b/>
-                        <w:bCs/>
-                        <w:color w:val="000000"/>
-                      </w:rPr>
-                      <w:t xml:space="preserve">Tijdverschil: </w:t>
-                    </w:r>
-                    <w:r>
-                      <w:rPr>
-                        <w:rFonts w:cs="Arial"/>
-                        <w:color w:val="000000"/>
-                      </w:rPr>
-                      <w:t>GMT[tijdverschil]</w:t>
-                    </w:r>
-                  </w:p>
-                </w:txbxContent>
-              </v:textbox>
-              <w10:wrap type="none"/>
-            </v:rect>
-          </w:pict>
-        </mc:Fallback>
-      </mc:AlternateContent>
-      <mc:AlternateContent>
-        <mc:Choice Requires="wps">
-          <w:drawing>
-            <wp:anchor behindDoc="1" distT="11430" distB="11430" distL="11430" distR="11430" simplePos="0" locked="0" layoutInCell="1" allowOverlap="1" relativeHeight="60" wp14:anchorId="7E69F1F7">
+            <wp:anchor behindDoc="1" distT="11430" distB="11430" distL="11430" distR="11430" simplePos="0" locked="0" layoutInCell="1" allowOverlap="1" relativeHeight="46" wp14:anchorId="43DFE33D">
               <wp:simplePos x="0" y="0"/>
               <wp:positionH relativeFrom="column">
                 <wp:posOffset>5600700</wp:posOffset>
@@ -4139,7 +4956,7 @@
         </mc:Choice>
         <mc:Fallback>
           <w:pict>
-            <v:rect id="shape_0" ID="Text Box 33" path="m0,0l-2147483645,0l-2147483645,-2147483646l0,-2147483646xe" fillcolor="white" stroked="t" o:allowincell="f" style="position:absolute;margin-left:441pt;margin-top:-4.55pt;width:71.95pt;height:85.55pt;mso-wrap-style:square;v-text-anchor:middle" wp14:anchorId="7E69F1F7">
+            <v:rect id="shape_0" ID="Text Box 33" path="m0,0l-2147483645,0l-2147483645,-2147483646l0,-2147483646xe" fillcolor="white" stroked="t" o:allowincell="f" style="position:absolute;margin-left:441pt;margin-top:-4.55pt;width:71.95pt;height:85.55pt;mso-wrap-style:square;v-text-anchor:middle" wp14:anchorId="43DFE33D">
               <v:fill o:detectmouseclick="t" type="solid" color2="black"/>
               <v:stroke color="black" weight="22320" joinstyle="miter" endcap="flat"/>
               <v:textbox>
@@ -4265,7 +5082,313 @@
       <mc:AlternateContent>
         <mc:Choice Requires="wps">
           <w:drawing>
-            <wp:anchor behindDoc="1" distT="11430" distB="11430" distL="11430" distR="11430" simplePos="0" locked="0" layoutInCell="1" allowOverlap="1" relativeHeight="4" wp14:anchorId="45E6EC9F">
+            <wp:anchor behindDoc="1" distT="11430" distB="11430" distL="11430" distR="11430" simplePos="0" locked="0" layoutInCell="1" allowOverlap="1" relativeHeight="6" wp14:anchorId="43DFE33B">
+              <wp:simplePos x="0" y="0"/>
+              <wp:positionH relativeFrom="column">
+                <wp:posOffset>1485900</wp:posOffset>
+              </wp:positionH>
+              <wp:positionV relativeFrom="paragraph">
+                <wp:posOffset>-57785</wp:posOffset>
+              </wp:positionV>
+              <wp:extent cx="4114800" cy="1087120"/>
+              <wp:effectExtent l="11430" t="11430" r="11430" b="11430"/>
+              <wp:wrapNone/>
+              <wp:docPr id="8" name="Text Box 31"/>
+              <a:graphic xmlns:a="http://schemas.openxmlformats.org/drawingml/2006/main">
+                <a:graphicData uri="http://schemas.microsoft.com/office/word/2010/wordprocessingShape">
+                  <wps:wsp>
+                    <wps:cNvSpPr/>
+                    <wps:spPr>
+                      <a:xfrm>
+                        <a:off x="0" y="0"/>
+                        <a:ext cx="4114800" cy="1087200"/>
+                      </a:xfrm>
+                      <a:prstGeom prst="rect">
+                        <a:avLst/>
+                      </a:prstGeom>
+                      <a:solidFill>
+                        <a:srgbClr val="ffffff"/>
+                      </a:solidFill>
+                      <a:ln w="22225">
+                        <a:solidFill>
+                          <a:srgbClr val="000000"/>
+                        </a:solidFill>
+                        <a:miter/>
+                      </a:ln>
+                    </wps:spPr>
+                    <wps:style>
+                      <a:lnRef idx="0"/>
+                      <a:fillRef idx="0"/>
+                      <a:effectRef idx="0"/>
+                      <a:fontRef idx="minor"/>
+                    </wps:style>
+                    <wps:txbx>
+                      <w:txbxContent>
+                        <w:p>
+                          <w:pPr>
+                            <w:pStyle w:val="FrameContentsuser"/>
+                            <w:jc w:val="center"/>
+                            <w:rPr>
+                              <w:rFonts w:cs="Arial"/>
+                              <w:sz w:val="28"/>
+                              <w:szCs w:val="28"/>
+                            </w:rPr>
+                          </w:pPr>
+                          <w:r>
+                            <w:rPr>
+                              <w:rFonts w:cs="Arial"/>
+                              <w:color w:val="000000"/>
+                              <w:sz w:val="28"/>
+                              <w:szCs w:val="28"/>
+                            </w:rPr>
+                            <w:t>Meldingenformulier Service</w:t>
+                          </w:r>
+                        </w:p>
+                        <w:p>
+                          <w:pPr>
+                            <w:pStyle w:val="FrameContentsuser"/>
+                            <w:jc w:val="center"/>
+                            <w:rPr>
+                              <w:rFonts w:cs="Arial"/>
+                            </w:rPr>
+                          </w:pPr>
+                          <w:r>
+                            <w:rPr>
+                              <w:rFonts w:cs="Arial"/>
+                              <w:b/>
+                              <w:bCs/>
+                              <w:color w:val="000000"/>
+                            </w:rPr>
+                            <w:t xml:space="preserve">Machine nummer: </w:t>
+                          </w:r>
+                          <w:r>
+                            <w:rPr>
+                              <w:rFonts w:cs="Arial"/>
+                              <w:color w:val="000000"/>
+                            </w:rPr>
+                            <w:t>[machinenummer]</w:t>
+                          </w:r>
+                        </w:p>
+                        <w:p>
+                          <w:pPr>
+                            <w:pStyle w:val="FrameContentsuser"/>
+                            <w:jc w:val="center"/>
+                            <w:rPr>
+                              <w:rFonts w:cs="Arial"/>
+                            </w:rPr>
+                          </w:pPr>
+                          <w:r>
+                            <w:rPr>
+                              <w:rFonts w:cs="Arial"/>
+                              <w:b/>
+                              <w:bCs/>
+                              <w:color w:val="000000"/>
+                            </w:rPr>
+                            <w:t xml:space="preserve">Distributeur: </w:t>
+                          </w:r>
+                          <w:r>
+                            <w:rPr>
+                              <w:rFonts w:cs="Arial"/>
+                              <w:color w:val="000000"/>
+                            </w:rPr>
+                            <w:t>[distributeur],</w:t>
+                          </w:r>
+                          <w:r>
+                            <w:rPr>
+                              <w:rFonts w:cs="Arial"/>
+                              <w:b/>
+                              <w:bCs/>
+                              <w:color w:val="000000"/>
+                            </w:rPr>
+                            <w:t xml:space="preserve"> Contactpersoon: </w:t>
+                          </w:r>
+                          <w:r>
+                            <w:rPr>
+                              <w:rFonts w:cs="Arial"/>
+                              <w:color w:val="000000"/>
+                            </w:rPr>
+                            <w:t xml:space="preserve">[contactpersoon], </w:t>
+                          </w:r>
+                          <w:r>
+                            <w:rPr>
+                              <w:rFonts w:cs="Arial"/>
+                              <w:b/>
+                              <w:bCs/>
+                              <w:color w:val="000000"/>
+                            </w:rPr>
+                            <w:t xml:space="preserve">Klant: </w:t>
+                          </w:r>
+                          <w:r>
+                            <w:rPr>
+                              <w:rFonts w:cs="Arial"/>
+                              <w:color w:val="000000"/>
+                            </w:rPr>
+                            <w:t xml:space="preserve">[klant] </w:t>
+                          </w:r>
+                          <w:r>
+                            <w:rPr>
+                              <w:rFonts w:cs="Arial"/>
+                              <w:b/>
+                              <w:bCs/>
+                              <w:color w:val="000000"/>
+                            </w:rPr>
+                            <w:t xml:space="preserve">Tijd verschil: </w:t>
+                          </w:r>
+                          <w:r>
+                            <w:rPr>
+                              <w:rFonts w:cs="Arial"/>
+                              <w:color w:val="000000"/>
+                            </w:rPr>
+                            <w:t>GMT[tijdverschil]</w:t>
+                          </w:r>
+                        </w:p>
+                      </w:txbxContent>
+                    </wps:txbx>
+                    <wps:bodyPr anchor="ctr" upright="1">
+                      <a:noAutofit/>
+                    </wps:bodyPr>
+                  </wps:wsp>
+                </a:graphicData>
+              </a:graphic>
+            </wp:anchor>
+          </w:drawing>
+        </mc:Choice>
+        <mc:Fallback>
+          <w:pict>
+            <v:rect id="shape_0" ID="Text Box 31" path="m0,0l-2147483645,0l-2147483645,-2147483646l0,-2147483646xe" fillcolor="white" stroked="t" o:allowincell="f" style="position:absolute;margin-left:117pt;margin-top:-4.55pt;width:323.95pt;height:85.55pt;mso-wrap-style:square;v-text-anchor:middle" wp14:anchorId="43DFE33B">
+              <v:fill o:detectmouseclick="t" type="solid" color2="black"/>
+              <v:stroke color="black" weight="22320" joinstyle="miter" endcap="flat"/>
+              <v:textbox>
+                <w:txbxContent>
+                  <w:p>
+                    <w:pPr>
+                      <w:pStyle w:val="FrameContentsuser"/>
+                      <w:jc w:val="center"/>
+                      <w:rPr>
+                        <w:rFonts w:cs="Arial"/>
+                        <w:sz w:val="28"/>
+                        <w:szCs w:val="28"/>
+                      </w:rPr>
+                    </w:pPr>
+                    <w:r>
+                      <w:rPr>
+                        <w:rFonts w:cs="Arial"/>
+                        <w:color w:val="000000"/>
+                        <w:sz w:val="28"/>
+                        <w:szCs w:val="28"/>
+                      </w:rPr>
+                      <w:t>Meldingenformulier Service</w:t>
+                    </w:r>
+                  </w:p>
+                  <w:p>
+                    <w:pPr>
+                      <w:pStyle w:val="FrameContentsuser"/>
+                      <w:jc w:val="center"/>
+                      <w:rPr>
+                        <w:rFonts w:cs="Arial"/>
+                      </w:rPr>
+                    </w:pPr>
+                    <w:r>
+                      <w:rPr>
+                        <w:rFonts w:cs="Arial"/>
+                        <w:b/>
+                        <w:bCs/>
+                        <w:color w:val="000000"/>
+                      </w:rPr>
+                      <w:t xml:space="preserve">Machine nummer: </w:t>
+                    </w:r>
+                    <w:r>
+                      <w:rPr>
+                        <w:rFonts w:cs="Arial"/>
+                        <w:color w:val="000000"/>
+                      </w:rPr>
+                      <w:t>[machinenummer]</w:t>
+                    </w:r>
+                  </w:p>
+                  <w:p>
+                    <w:pPr>
+                      <w:pStyle w:val="FrameContentsuser"/>
+                      <w:jc w:val="center"/>
+                      <w:rPr>
+                        <w:rFonts w:cs="Arial"/>
+                      </w:rPr>
+                    </w:pPr>
+                    <w:r>
+                      <w:rPr>
+                        <w:rFonts w:cs="Arial"/>
+                        <w:b/>
+                        <w:bCs/>
+                        <w:color w:val="000000"/>
+                      </w:rPr>
+                      <w:t xml:space="preserve">Distributeur: </w:t>
+                    </w:r>
+                    <w:r>
+                      <w:rPr>
+                        <w:rFonts w:cs="Arial"/>
+                        <w:color w:val="000000"/>
+                      </w:rPr>
+                      <w:t>[distributeur],</w:t>
+                    </w:r>
+                    <w:r>
+                      <w:rPr>
+                        <w:rFonts w:cs="Arial"/>
+                        <w:b/>
+                        <w:bCs/>
+                        <w:color w:val="000000"/>
+                      </w:rPr>
+                      <w:t xml:space="preserve"> Contactpersoon: </w:t>
+                    </w:r>
+                    <w:r>
+                      <w:rPr>
+                        <w:rFonts w:cs="Arial"/>
+                        <w:color w:val="000000"/>
+                      </w:rPr>
+                      <w:t xml:space="preserve">[contactpersoon], </w:t>
+                    </w:r>
+                    <w:r>
+                      <w:rPr>
+                        <w:rFonts w:cs="Arial"/>
+                        <w:b/>
+                        <w:bCs/>
+                        <w:color w:val="000000"/>
+                      </w:rPr>
+                      <w:t xml:space="preserve">Klant: </w:t>
+                    </w:r>
+                    <w:r>
+                      <w:rPr>
+                        <w:rFonts w:cs="Arial"/>
+                        <w:color w:val="000000"/>
+                      </w:rPr>
+                      <w:t xml:space="preserve">[klant] </w:t>
+                    </w:r>
+                    <w:r>
+                      <w:rPr>
+                        <w:rFonts w:cs="Arial"/>
+                        <w:b/>
+                        <w:bCs/>
+                        <w:color w:val="000000"/>
+                      </w:rPr>
+                      <w:t xml:space="preserve">Tijd verschil: </w:t>
+                    </w:r>
+                    <w:r>
+                      <w:rPr>
+                        <w:rFonts w:cs="Arial"/>
+                        <w:color w:val="000000"/>
+                      </w:rPr>
+                      <w:t>GMT[tijdverschil]</w:t>
+                    </w:r>
+                  </w:p>
+                </w:txbxContent>
+              </v:textbox>
+              <w10:wrap type="none"/>
+            </v:rect>
+          </w:pict>
+        </mc:Fallback>
+      </mc:AlternateContent>
+      <mc:AlternateContent>
+        <mc:Choice Requires="wps">
+          <w:drawing>
+            <wp:anchor behindDoc="1" distT="11430" distB="11430" distL="11430" distR="11430" simplePos="0" locked="0" layoutInCell="1" allowOverlap="1" relativeHeight="11" wp14:anchorId="43DFE333">
               <wp:simplePos x="0" y="0"/>
               <wp:positionH relativeFrom="column">
                 <wp:posOffset>-342900</wp:posOffset>
@@ -4276,7 +5399,7 @@
               <wp:extent cx="1828800" cy="1087755"/>
               <wp:effectExtent l="11430" t="11430" r="11430" b="11430"/>
               <wp:wrapNone/>
-              <wp:docPr id="8" name="Rectangle 19"/>
+              <wp:docPr id="9" name="Rectangle 19"/>
               <a:graphic xmlns:a="http://schemas.openxmlformats.org/drawingml/2006/main">
                 <a:graphicData uri="http://schemas.microsoft.com/office/word/2010/wordprocessingShape">
                   <wps:wsp>
@@ -4312,7 +5435,7 @@
         </mc:Choice>
         <mc:Fallback>
           <w:pict>
-            <v:rect id="shape_0" ID="Rectangle 19" path="m0,0l-2147483645,0l-2147483645,-2147483646l0,-2147483646xe" stroked="t" o:allowincell="f" style="position:absolute;margin-left:-27pt;margin-top:-4.55pt;width:143.95pt;height:85.6pt;mso-wrap-style:none;v-text-anchor:middle" wp14:anchorId="45E6EC9F">
+            <v:rect id="shape_0" ID="Rectangle 19" path="m0,0l-2147483645,0l-2147483645,-2147483646l0,-2147483646xe" stroked="t" o:allowincell="f" style="position:absolute;margin-left:-27pt;margin-top:-4.55pt;width:143.95pt;height:85.6pt;mso-wrap-style:none;v-text-anchor:middle" wp14:anchorId="43DFE333">
               <v:fill o:detectmouseclick="t" on="false"/>
               <v:stroke color="black" weight="22320" joinstyle="miter" endcap="flat"/>
               <w10:wrap type="none"/>
@@ -4323,7 +5446,7 @@
       <mc:AlternateContent>
         <mc:Choice Requires="wps">
           <w:drawing>
-            <wp:anchor behindDoc="1" distT="11430" distB="11430" distL="11430" distR="11430" simplePos="0" locked="0" layoutInCell="1" allowOverlap="1" relativeHeight="8" wp14:anchorId="1BD92560">
+            <wp:anchor behindDoc="1" distT="11430" distB="11430" distL="11430" distR="11430" simplePos="0" locked="0" layoutInCell="1" allowOverlap="1" relativeHeight="22" wp14:anchorId="43DFE335">
               <wp:simplePos x="0" y="0"/>
               <wp:positionH relativeFrom="column">
                 <wp:posOffset>6515100</wp:posOffset>
@@ -4334,7 +5457,7 @@
               <wp:extent cx="635" cy="8802370"/>
               <wp:effectExtent l="11430" t="11430" r="11430" b="11430"/>
               <wp:wrapNone/>
-              <wp:docPr id="9" name="Line 27"/>
+              <wp:docPr id="10" name="Line 27"/>
               <a:graphic xmlns:a="http://schemas.openxmlformats.org/drawingml/2006/main">
                 <a:graphicData uri="http://schemas.microsoft.com/office/word/2010/wordprocessingShape">
                   <wps:wsp>
@@ -4369,7 +5492,7 @@
         </mc:Choice>
         <mc:Fallback>
           <w:pict>
-            <v:line id="shape_0" from="513pt,45.45pt" to="513pt,738.5pt" ID="Line 27" stroked="t" o:allowincell="f" style="position:absolute" wp14:anchorId="1BD92560">
+            <v:line id="shape_0" from="513pt,45.45pt" to="513pt,738.5pt" ID="Line 27" stroked="t" o:allowincell="f" style="position:absolute" wp14:anchorId="43DFE335">
               <v:stroke color="black" weight="22320" joinstyle="round" endcap="flat"/>
               <v:fill o:detectmouseclick="t" on="false"/>
               <w10:wrap type="none"/>
@@ -4380,7 +5503,7 @@
       <mc:AlternateContent>
         <mc:Choice Requires="wps">
           <w:drawing>
-            <wp:anchor behindDoc="1" distT="11430" distB="11430" distL="11430" distR="11430" simplePos="0" locked="0" layoutInCell="1" allowOverlap="1" relativeHeight="12" wp14:anchorId="2D1772F5">
+            <wp:anchor behindDoc="1" distT="11430" distB="11430" distL="11430" distR="11430" simplePos="0" locked="0" layoutInCell="1" allowOverlap="1" relativeHeight="26" wp14:anchorId="43DFE337">
               <wp:simplePos x="0" y="0"/>
               <wp:positionH relativeFrom="column">
                 <wp:posOffset>-342900</wp:posOffset>
@@ -4391,7 +5514,7 @@
               <wp:extent cx="635" cy="9030970"/>
               <wp:effectExtent l="11430" t="11430" r="11430" b="11430"/>
               <wp:wrapNone/>
-              <wp:docPr id="10" name="Line 28"/>
+              <wp:docPr id="11" name="Line 28"/>
               <a:graphic xmlns:a="http://schemas.openxmlformats.org/drawingml/2006/main">
                 <a:graphicData uri="http://schemas.microsoft.com/office/word/2010/wordprocessingShape">
                   <wps:wsp>
@@ -4426,7 +5549,7 @@
         </mc:Choice>
         <mc:Fallback>
           <w:pict>
-            <v:line id="shape_0" from="-27pt,45.45pt" to="-27pt,756.5pt" ID="Line 28" stroked="t" o:allowincell="f" style="position:absolute;flip:y" wp14:anchorId="2D1772F5">
+            <v:line id="shape_0" from="-27pt,45.45pt" to="-27pt,756.5pt" ID="Line 28" stroked="t" o:allowincell="f" style="position:absolute;flip:y" wp14:anchorId="43DFE337">
               <v:stroke color="black" weight="22320" joinstyle="round" endcap="flat"/>
               <v:fill o:detectmouseclick="t" on="false"/>
               <w10:wrap type="none"/>
@@ -4437,18 +5560,18 @@
       <mc:AlternateContent>
         <mc:Choice Requires="wps">
           <w:drawing>
-            <wp:anchor behindDoc="1" distT="0" distB="1270" distL="0" distR="0" simplePos="0" locked="0" layoutInCell="1" allowOverlap="1" relativeHeight="18" wp14:anchorId="5AA79684">
+            <wp:anchor behindDoc="1" distT="0" distB="0" distL="0" distR="0" simplePos="0" locked="0" layoutInCell="1" allowOverlap="1" relativeHeight="39" wp14:anchorId="43DFE339">
               <wp:simplePos x="0" y="0"/>
               <wp:positionH relativeFrom="column">
-                <wp:posOffset>1828800</wp:posOffset>
+                <wp:posOffset>1826895</wp:posOffset>
               </wp:positionH>
               <wp:positionV relativeFrom="paragraph">
-                <wp:posOffset>-334645</wp:posOffset>
+                <wp:posOffset>-332105</wp:posOffset>
               </wp:positionV>
-              <wp:extent cx="2400300" cy="228600"/>
-              <wp:effectExtent l="0" t="0" r="0" b="1270"/>
+              <wp:extent cx="2400300" cy="274955"/>
+              <wp:effectExtent l="0" t="0" r="0" b="0"/>
               <wp:wrapNone/>
-              <wp:docPr id="11" name="Text Box 30"/>
+              <wp:docPr id="12" name="Text Box 30"/>
               <a:graphic xmlns:a="http://schemas.openxmlformats.org/drawingml/2006/main">
                 <a:graphicData uri="http://schemas.microsoft.com/office/word/2010/wordprocessingShape">
                   <wps:wsp>
@@ -4456,7 +5579,7 @@
                     <wps:spPr>
                       <a:xfrm>
                         <a:off x="0" y="0"/>
-                        <a:ext cx="2400480" cy="228600"/>
+                        <a:ext cx="2400480" cy="275040"/>
                       </a:xfrm>
                       <a:prstGeom prst="rect">
                         <a:avLst/>
@@ -4503,7 +5626,7 @@
         </mc:Choice>
         <mc:Fallback>
           <w:pict>
-            <v:rect id="shape_0" ID="Text Box 30" path="m0,0l-2147483645,0l-2147483645,-2147483646l0,-2147483646xe" stroked="f" o:allowincell="f" style="position:absolute;margin-left:144pt;margin-top:-26.35pt;width:188.95pt;height:17.95pt;mso-wrap-style:square;v-text-anchor:top" wp14:anchorId="5AA79684">
+            <v:rect id="shape_0" ID="Text Box 30" path="m0,0l-2147483645,0l-2147483645,-2147483646l0,-2147483646xe" stroked="f" o:allowincell="f" style="position:absolute;margin-left:143.85pt;margin-top:-26.15pt;width:188.95pt;height:21.6pt;mso-wrap-style:square;v-text-anchor:top" wp14:anchorId="43DFE339">
               <v:fill o:detectmouseclick="t" on="false"/>
               <v:stroke color="#3465a4" joinstyle="round" endcap="flat"/>
               <v:textbox>
@@ -4534,345 +5657,7 @@
       <mc:AlternateContent>
         <mc:Choice Requires="wps">
           <w:drawing>
-            <wp:anchor behindDoc="1" distT="11430" distB="11430" distL="11430" distR="11430" simplePos="0" locked="0" layoutInCell="1" allowOverlap="1" relativeHeight="25" wp14:anchorId="107AA7BE">
-              <wp:simplePos x="0" y="0"/>
-              <wp:positionH relativeFrom="column">
-                <wp:posOffset>1485900</wp:posOffset>
-              </wp:positionH>
-              <wp:positionV relativeFrom="paragraph">
-                <wp:posOffset>-57785</wp:posOffset>
-              </wp:positionV>
-              <wp:extent cx="4114800" cy="1087120"/>
-              <wp:effectExtent l="11430" t="11430" r="11430" b="11430"/>
-              <wp:wrapNone/>
-              <wp:docPr id="12" name="Text Box 31"/>
-              <a:graphic xmlns:a="http://schemas.openxmlformats.org/drawingml/2006/main">
-                <a:graphicData uri="http://schemas.microsoft.com/office/word/2010/wordprocessingShape">
-                  <wps:wsp>
-                    <wps:cNvSpPr/>
-                    <wps:spPr>
-                      <a:xfrm>
-                        <a:off x="0" y="0"/>
-                        <a:ext cx="4114800" cy="1087200"/>
-                      </a:xfrm>
-                      <a:prstGeom prst="rect">
-                        <a:avLst/>
-                      </a:prstGeom>
-                      <a:solidFill>
-                        <a:srgbClr val="ffffff"/>
-                      </a:solidFill>
-                      <a:ln w="22225">
-                        <a:solidFill>
-                          <a:srgbClr val="000000"/>
-                        </a:solidFill>
-                        <a:miter/>
-                      </a:ln>
-                    </wps:spPr>
-                    <wps:style>
-                      <a:lnRef idx="0"/>
-                      <a:fillRef idx="0"/>
-                      <a:effectRef idx="0"/>
-                      <a:fontRef idx="minor"/>
-                    </wps:style>
-                    <wps:txbx>
-                      <w:txbxContent>
-                        <w:p>
-                          <w:pPr>
-                            <w:pStyle w:val="FrameContentsuser"/>
-                            <w:jc w:val="center"/>
-                            <w:rPr>
-                              <w:rFonts w:cs="Arial"/>
-                              <w:sz w:val="28"/>
-                              <w:szCs w:val="28"/>
-                            </w:rPr>
-                          </w:pPr>
-                          <w:r>
-                            <w:rPr>
-                              <w:rFonts w:cs="Arial"/>
-                              <w:color w:val="000000"/>
-                              <w:sz w:val="28"/>
-                              <w:szCs w:val="28"/>
-                            </w:rPr>
-                            <w:t>Meldingsformulier Service</w:t>
-                          </w:r>
-                        </w:p>
-                        <w:p>
-                          <w:pPr>
-                            <w:pStyle w:val="FrameContentsuser"/>
-                            <w:jc w:val="center"/>
-                            <w:rPr>
-                              <w:rFonts w:cs="Arial"/>
-                            </w:rPr>
-                          </w:pPr>
-                          <w:r>
-                            <w:rPr>
-                              <w:rFonts w:cs="Arial"/>
-                              <w:b/>
-                              <w:bCs/>
-                              <w:color w:val="000000"/>
-                            </w:rPr>
-                            <w:t xml:space="preserve">Meldingnummer: </w:t>
-                          </w:r>
-                          <w:r>
-                            <w:rPr>
-                              <w:rFonts w:cs="Arial"/>
-                              <w:color w:val="000000"/>
-                            </w:rPr>
-                            <w:t xml:space="preserve">[meldingnummer], </w:t>
-                          </w:r>
-                          <w:r>
-                            <w:rPr>
-                              <w:rFonts w:cs="Arial"/>
-                              <w:b/>
-                              <w:bCs/>
-                              <w:color w:val="000000"/>
-                            </w:rPr>
-                            <w:t xml:space="preserve">Machinenummer: </w:t>
-                          </w:r>
-                          <w:r>
-                            <w:rPr>
-                              <w:rFonts w:cs="Arial"/>
-                              <w:color w:val="000000"/>
-                            </w:rPr>
-                            <w:t>[machinenummer]</w:t>
-                          </w:r>
-                        </w:p>
-                        <w:p>
-                          <w:pPr>
-                            <w:pStyle w:val="FrameContentsuser"/>
-                            <w:jc w:val="center"/>
-                            <w:rPr>
-                              <w:rFonts w:cs="Arial"/>
-                            </w:rPr>
-                          </w:pPr>
-                          <w:r>
-                            <w:rPr>
-                              <w:rFonts w:cs="Arial"/>
-                              <w:b/>
-                              <w:bCs/>
-                              <w:color w:val="000000"/>
-                            </w:rPr>
-                            <w:t xml:space="preserve">Distributeur: </w:t>
-                          </w:r>
-                          <w:r>
-                            <w:rPr>
-                              <w:rFonts w:cs="Arial"/>
-                              <w:color w:val="000000"/>
-                            </w:rPr>
-                            <w:t>[distributeur],</w:t>
-                          </w:r>
-                          <w:r>
-                            <w:rPr>
-                              <w:rFonts w:cs="Arial"/>
-                              <w:b/>
-                              <w:bCs/>
-                              <w:color w:val="000000"/>
-                            </w:rPr>
-                            <w:t xml:space="preserve"> Monteur: </w:t>
-                          </w:r>
-                          <w:r>
-                            <w:rPr>
-                              <w:rFonts w:cs="Arial"/>
-                              <w:color w:val="000000"/>
-                            </w:rPr>
-                            <w:t xml:space="preserve">[monteur], </w:t>
-                          </w:r>
-                          <w:r>
-                            <w:rPr>
-                              <w:rFonts w:cs="Arial"/>
-                              <w:b/>
-                              <w:bCs/>
-                              <w:color w:val="000000"/>
-                            </w:rPr>
-                            <w:t xml:space="preserve">Klant: </w:t>
-                          </w:r>
-                          <w:r>
-                            <w:rPr>
-                              <w:rFonts w:cs="Arial"/>
-                              <w:color w:val="000000"/>
-                            </w:rPr>
-                            <w:t xml:space="preserve">[klant] </w:t>
-                          </w:r>
-                          <w:r>
-                            <w:rPr>
-                              <w:rFonts w:cs="Arial"/>
-                              <w:b/>
-                              <w:bCs/>
-                              <w:color w:val="000000"/>
-                            </w:rPr>
-                            <w:t xml:space="preserve">Tijdverschil: </w:t>
-                          </w:r>
-                          <w:r>
-                            <w:rPr>
-                              <w:rFonts w:cs="Arial"/>
-                              <w:color w:val="000000"/>
-                            </w:rPr>
-                            <w:t>GMT[tijdverschil]</w:t>
-                          </w:r>
-                        </w:p>
-                      </w:txbxContent>
-                    </wps:txbx>
-                    <wps:bodyPr anchor="ctr" upright="1">
-                      <a:noAutofit/>
-                    </wps:bodyPr>
-                  </wps:wsp>
-                </a:graphicData>
-              </a:graphic>
-            </wp:anchor>
-          </w:drawing>
-        </mc:Choice>
-        <mc:Fallback>
-          <w:pict>
-            <v:rect id="shape_0" ID="Text Box 31" path="m0,0l-2147483645,0l-2147483645,-2147483646l0,-2147483646xe" fillcolor="white" stroked="t" o:allowincell="f" style="position:absolute;margin-left:117pt;margin-top:-4.55pt;width:323.95pt;height:85.55pt;mso-wrap-style:square;v-text-anchor:middle" wp14:anchorId="107AA7BE">
-              <v:fill o:detectmouseclick="t" type="solid" color2="black"/>
-              <v:stroke color="black" weight="22320" joinstyle="miter" endcap="flat"/>
-              <v:textbox>
-                <w:txbxContent>
-                  <w:p>
-                    <w:pPr>
-                      <w:pStyle w:val="FrameContentsuser"/>
-                      <w:jc w:val="center"/>
-                      <w:rPr>
-                        <w:rFonts w:cs="Arial"/>
-                        <w:sz w:val="28"/>
-                        <w:szCs w:val="28"/>
-                      </w:rPr>
-                    </w:pPr>
-                    <w:r>
-                      <w:rPr>
-                        <w:rFonts w:cs="Arial"/>
-                        <w:color w:val="000000"/>
-                        <w:sz w:val="28"/>
-                        <w:szCs w:val="28"/>
-                      </w:rPr>
-                      <w:t>Meldingsformulier Service</w:t>
-                    </w:r>
-                  </w:p>
-                  <w:p>
-                    <w:pPr>
-                      <w:pStyle w:val="FrameContentsuser"/>
-                      <w:jc w:val="center"/>
-                      <w:rPr>
-                        <w:rFonts w:cs="Arial"/>
-                      </w:rPr>
-                    </w:pPr>
-                    <w:r>
-                      <w:rPr>
-                        <w:rFonts w:cs="Arial"/>
-                        <w:b/>
-                        <w:bCs/>
-                        <w:color w:val="000000"/>
-                      </w:rPr>
-                      <w:t xml:space="preserve">Meldingnummer: </w:t>
-                    </w:r>
-                    <w:r>
-                      <w:rPr>
-                        <w:rFonts w:cs="Arial"/>
-                        <w:color w:val="000000"/>
-                      </w:rPr>
-                      <w:t xml:space="preserve">[meldingnummer], </w:t>
-                    </w:r>
-                    <w:r>
-                      <w:rPr>
-                        <w:rFonts w:cs="Arial"/>
-                        <w:b/>
-                        <w:bCs/>
-                        <w:color w:val="000000"/>
-                      </w:rPr>
-                      <w:t xml:space="preserve">Machinenummer: </w:t>
-                    </w:r>
-                    <w:r>
-                      <w:rPr>
-                        <w:rFonts w:cs="Arial"/>
-                        <w:color w:val="000000"/>
-                      </w:rPr>
-                      <w:t>[machinenummer]</w:t>
-                    </w:r>
-                  </w:p>
-                  <w:p>
-                    <w:pPr>
-                      <w:pStyle w:val="FrameContentsuser"/>
-                      <w:jc w:val="center"/>
-                      <w:rPr>
-                        <w:rFonts w:cs="Arial"/>
-                      </w:rPr>
-                    </w:pPr>
-                    <w:r>
-                      <w:rPr>
-                        <w:rFonts w:cs="Arial"/>
-                        <w:b/>
-                        <w:bCs/>
-                        <w:color w:val="000000"/>
-                      </w:rPr>
-                      <w:t xml:space="preserve">Distributeur: </w:t>
-                    </w:r>
-                    <w:r>
-                      <w:rPr>
-                        <w:rFonts w:cs="Arial"/>
-                        <w:color w:val="000000"/>
-                      </w:rPr>
-                      <w:t>[distributeur],</w:t>
-                    </w:r>
-                    <w:r>
-                      <w:rPr>
-                        <w:rFonts w:cs="Arial"/>
-                        <w:b/>
-                        <w:bCs/>
-                        <w:color w:val="000000"/>
-                      </w:rPr>
-                      <w:t xml:space="preserve"> Monteur: </w:t>
-                    </w:r>
-                    <w:r>
-                      <w:rPr>
-                        <w:rFonts w:cs="Arial"/>
-                        <w:color w:val="000000"/>
-                      </w:rPr>
-                      <w:t xml:space="preserve">[monteur], </w:t>
-                    </w:r>
-                    <w:r>
-                      <w:rPr>
-                        <w:rFonts w:cs="Arial"/>
-                        <w:b/>
-                        <w:bCs/>
-                        <w:color w:val="000000"/>
-                      </w:rPr>
-                      <w:t xml:space="preserve">Klant: </w:t>
-                    </w:r>
-                    <w:r>
-                      <w:rPr>
-                        <w:rFonts w:cs="Arial"/>
-                        <w:color w:val="000000"/>
-                      </w:rPr>
-                      <w:t xml:space="preserve">[klant] </w:t>
-                    </w:r>
-                    <w:r>
-                      <w:rPr>
-                        <w:rFonts w:cs="Arial"/>
-                        <w:b/>
-                        <w:bCs/>
-                        <w:color w:val="000000"/>
-                      </w:rPr>
-                      <w:t xml:space="preserve">Tijdverschil: </w:t>
-                    </w:r>
-                    <w:r>
-                      <w:rPr>
-                        <w:rFonts w:cs="Arial"/>
-                        <w:color w:val="000000"/>
-                      </w:rPr>
-                      <w:t>GMT[tijdverschil]</w:t>
-                    </w:r>
-                  </w:p>
-                </w:txbxContent>
-              </v:textbox>
-              <w10:wrap type="none"/>
-            </v:rect>
-          </w:pict>
-        </mc:Fallback>
-      </mc:AlternateContent>
-      <mc:AlternateContent>
-        <mc:Choice Requires="wps">
-          <w:drawing>
-            <wp:anchor behindDoc="1" distT="11430" distB="11430" distL="11430" distR="11430" simplePos="0" locked="0" layoutInCell="1" allowOverlap="1" relativeHeight="60" wp14:anchorId="7E69F1F7">
+            <wp:anchor behindDoc="1" distT="11430" distB="11430" distL="11430" distR="11430" simplePos="0" locked="0" layoutInCell="1" allowOverlap="1" relativeHeight="46" wp14:anchorId="43DFE33D">
               <wp:simplePos x="0" y="0"/>
               <wp:positionH relativeFrom="column">
                 <wp:posOffset>5600700</wp:posOffset>
@@ -4974,7 +5759,7 @@
         </mc:Choice>
         <mc:Fallback>
           <w:pict>
-            <v:rect id="shape_0" ID="Text Box 33" path="m0,0l-2147483645,0l-2147483645,-2147483646l0,-2147483646xe" fillcolor="white" stroked="t" o:allowincell="f" style="position:absolute;margin-left:441pt;margin-top:-4.55pt;width:71.95pt;height:85.55pt;mso-wrap-style:square;v-text-anchor:middle" wp14:anchorId="7E69F1F7">
+            <v:rect id="shape_0" ID="Text Box 33" path="m0,0l-2147483645,0l-2147483645,-2147483646l0,-2147483646xe" fillcolor="white" stroked="t" o:allowincell="f" style="position:absolute;margin-left:441pt;margin-top:-4.55pt;width:71.95pt;height:85.55pt;mso-wrap-style:square;v-text-anchor:middle" wp14:anchorId="43DFE33D">
               <v:fill o:detectmouseclick="t" type="solid" color2="black"/>
               <v:stroke color="black" weight="22320" joinstyle="miter" endcap="flat"/>
               <v:textbox>
@@ -5433,1404 +6218,11 @@
       <w:rPr/>
     </w:lvl>
   </w:abstractNum>
-  <w:abstractNum w:abstractNumId="3">
-    <w:lvl w:ilvl="0">
-      <w:start w:val="22"/>
-      <w:numFmt w:val="bullet"/>
-      <w:lvlText w:val="-"/>
-      <w:lvlJc w:val="left"/>
-      <w:pPr>
-        <w:tabs>
-          <w:tab w:val="num" w:pos="0"/>
-        </w:tabs>
-        <w:ind w:left="720" w:hanging="360"/>
-      </w:pPr>
-      <w:rPr>
-        <w:rFonts w:ascii="Calibri" w:hAnsi="Calibri" w:cs="Calibri" w:hint="default"/>
-      </w:rPr>
-    </w:lvl>
-    <w:lvl w:ilvl="1">
-      <w:start w:val="1"/>
-      <w:numFmt w:val="bullet"/>
-      <w:lvlText w:val="o"/>
-      <w:lvlJc w:val="left"/>
-      <w:pPr>
-        <w:tabs>
-          <w:tab w:val="num" w:pos="0"/>
-        </w:tabs>
-        <w:ind w:left="1440" w:hanging="360"/>
-      </w:pPr>
-      <w:rPr>
-        <w:rFonts w:ascii="Courier New" w:hAnsi="Courier New" w:cs="Courier New" w:hint="default"/>
-      </w:rPr>
-    </w:lvl>
-    <w:lvl w:ilvl="2">
-      <w:start w:val="1"/>
-      <w:numFmt w:val="bullet"/>
-      <w:lvlText w:val=""/>
-      <w:lvlJc w:val="left"/>
-      <w:pPr>
-        <w:tabs>
-          <w:tab w:val="num" w:pos="0"/>
-        </w:tabs>
-        <w:ind w:left="2160" w:hanging="360"/>
-      </w:pPr>
-      <w:rPr>
-        <w:rFonts w:ascii="Wingdings" w:hAnsi="Wingdings" w:cs="Wingdings" w:hint="default"/>
-      </w:rPr>
-    </w:lvl>
-    <w:lvl w:ilvl="3">
-      <w:start w:val="1"/>
-      <w:numFmt w:val="bullet"/>
-      <w:lvlText w:val=""/>
-      <w:lvlJc w:val="left"/>
-      <w:pPr>
-        <w:tabs>
-          <w:tab w:val="num" w:pos="0"/>
-        </w:tabs>
-        <w:ind w:left="2880" w:hanging="360"/>
-      </w:pPr>
-      <w:rPr>
-        <w:rFonts w:ascii="Symbol" w:hAnsi="Symbol" w:cs="Symbol" w:hint="default"/>
-      </w:rPr>
-    </w:lvl>
-    <w:lvl w:ilvl="4">
-      <w:start w:val="1"/>
-      <w:numFmt w:val="bullet"/>
-      <w:lvlText w:val="o"/>
-      <w:lvlJc w:val="left"/>
-      <w:pPr>
-        <w:tabs>
-          <w:tab w:val="num" w:pos="0"/>
-        </w:tabs>
-        <w:ind w:left="3600" w:hanging="360"/>
-      </w:pPr>
-      <w:rPr>
-        <w:rFonts w:ascii="Courier New" w:hAnsi="Courier New" w:cs="Courier New" w:hint="default"/>
-      </w:rPr>
-    </w:lvl>
-    <w:lvl w:ilvl="5">
-      <w:start w:val="1"/>
-      <w:numFmt w:val="bullet"/>
-      <w:lvlText w:val=""/>
-      <w:lvlJc w:val="left"/>
-      <w:pPr>
-        <w:tabs>
-          <w:tab w:val="num" w:pos="0"/>
-        </w:tabs>
-        <w:ind w:left="4320" w:hanging="360"/>
-      </w:pPr>
-      <w:rPr>
-        <w:rFonts w:ascii="Wingdings" w:hAnsi="Wingdings" w:cs="Wingdings" w:hint="default"/>
-      </w:rPr>
-    </w:lvl>
-    <w:lvl w:ilvl="6">
-      <w:start w:val="1"/>
-      <w:numFmt w:val="bullet"/>
-      <w:lvlText w:val=""/>
-      <w:lvlJc w:val="left"/>
-      <w:pPr>
-        <w:tabs>
-          <w:tab w:val="num" w:pos="0"/>
-        </w:tabs>
-        <w:ind w:left="5040" w:hanging="360"/>
-      </w:pPr>
-      <w:rPr>
-        <w:rFonts w:ascii="Symbol" w:hAnsi="Symbol" w:cs="Symbol" w:hint="default"/>
-      </w:rPr>
-    </w:lvl>
-    <w:lvl w:ilvl="7">
-      <w:start w:val="1"/>
-      <w:numFmt w:val="bullet"/>
-      <w:lvlText w:val="o"/>
-      <w:lvlJc w:val="left"/>
-      <w:pPr>
-        <w:tabs>
-          <w:tab w:val="num" w:pos="0"/>
-        </w:tabs>
-        <w:ind w:left="5760" w:hanging="360"/>
-      </w:pPr>
-      <w:rPr>
-        <w:rFonts w:ascii="Courier New" w:hAnsi="Courier New" w:cs="Courier New" w:hint="default"/>
-      </w:rPr>
-    </w:lvl>
-    <w:lvl w:ilvl="8">
-      <w:start w:val="1"/>
-      <w:numFmt w:val="bullet"/>
-      <w:lvlText w:val=""/>
-      <w:lvlJc w:val="left"/>
-      <w:pPr>
-        <w:tabs>
-          <w:tab w:val="num" w:pos="0"/>
-        </w:tabs>
-        <w:ind w:left="6480" w:hanging="360"/>
-      </w:pPr>
-      <w:rPr>
-        <w:rFonts w:ascii="Wingdings" w:hAnsi="Wingdings" w:cs="Wingdings" w:hint="default"/>
-      </w:rPr>
-    </w:lvl>
-  </w:abstractNum>
-  <w:abstractNum w:abstractNumId="4">
-    <w:lvl w:ilvl="0">
-      <w:start w:val="1"/>
-      <w:numFmt w:val="decimal"/>
-      <w:lvlText w:val="%1."/>
-      <w:lvlJc w:val="left"/>
-      <w:pPr>
-        <w:tabs>
-          <w:tab w:val="num" w:pos="0"/>
-        </w:tabs>
-        <w:ind w:left="360" w:hanging="360"/>
-      </w:pPr>
-      <w:rPr/>
-    </w:lvl>
-    <w:lvl w:ilvl="1">
-      <w:start w:val="1"/>
-      <w:numFmt w:val="decimal"/>
-      <w:lvlText w:val="%1.%2."/>
-      <w:lvlJc w:val="left"/>
-      <w:pPr>
-        <w:tabs>
-          <w:tab w:val="num" w:pos="0"/>
-        </w:tabs>
-        <w:ind w:left="792" w:hanging="432"/>
-      </w:pPr>
-      <w:rPr/>
-    </w:lvl>
-    <w:lvl w:ilvl="2">
-      <w:start w:val="1"/>
-      <w:numFmt w:val="decimal"/>
-      <w:lvlText w:val="%1.%2.%3."/>
-      <w:lvlJc w:val="left"/>
-      <w:pPr>
-        <w:tabs>
-          <w:tab w:val="num" w:pos="0"/>
-        </w:tabs>
-        <w:ind w:left="1224" w:hanging="504"/>
-      </w:pPr>
-      <w:rPr>
-        <w:smallCaps w:val="false"/>
-        <w:caps w:val="false"/>
-        <w:dstrike w:val="false"/>
-        <w:strike w:val="false"/>
-        <w:vertAlign w:val="baseline"/>
-        <w:position w:val="0"/>
-        <w:sz w:val="20"/>
-        <w:sz w:val="20"/>
-        <w:spacing w:val="0"/>
-        <w:i w:val="false"/>
-        <w:u w:val="none"/>
-        <w:b w:val="false"/>
-        <w:kern w:val="0"/>
-        <w:iCs w:val="false"/>
-        <w:bCs w:val="false"/>
-        <w:em w:val="none"/>
-        <w:vanish w:val="false"/>
-        <w:color w:val="000000"/>
-        <w14:shadow w14:blurRad="0" w14:dist="0" w14:dir="0" w14:sx="0" w14:sy="0" w14:kx="0" w14:ky="0" w14:algn="none">
-          <w14:srgbClr w14:val="000000"/>
-        </w14:shadow>
-        <w14:textOutline w14:w="0" w14:cap="rnd" w14:cmpd="sng" w14:algn="ctr">
-          <w14:noFill/>
-          <w14:prstDash w14:val="solid"/>
-          <w14:bevel/>
-        </w14:textOutline>
-      </w:rPr>
-    </w:lvl>
-    <w:lvl w:ilvl="3">
-      <w:start w:val="1"/>
-      <w:numFmt w:val="decimal"/>
-      <w:lvlText w:val="%1.%2.%3.%4."/>
-      <w:lvlJc w:val="left"/>
-      <w:pPr>
-        <w:tabs>
-          <w:tab w:val="num" w:pos="0"/>
-        </w:tabs>
-        <w:ind w:left="1728" w:hanging="648"/>
-      </w:pPr>
-      <w:rPr>
-        <w:smallCaps w:val="false"/>
-        <w:caps w:val="false"/>
-        <w:dstrike w:val="false"/>
-        <w:strike w:val="false"/>
-        <w:vertAlign w:val="baseline"/>
-        <w:position w:val="0"/>
-        <w:sz w:val="20"/>
-        <w:sz w:val="20"/>
-        <w:spacing w:val="0"/>
-        <w:i w:val="false"/>
-        <w:u w:val="none"/>
-        <w:b w:val="false"/>
-        <w:kern w:val="0"/>
-        <w:iCs w:val="false"/>
-        <w:bCs w:val="false"/>
-        <w:em w:val="none"/>
-        <w:vanish w:val="false"/>
-        <w:color w:val="000000"/>
-        <w14:shadow w14:blurRad="0" w14:dist="0" w14:dir="0" w14:sx="0" w14:sy="0" w14:kx="0" w14:ky="0" w14:algn="none">
-          <w14:srgbClr w14:val="000000"/>
-        </w14:shadow>
-        <w14:textOutline w14:w="0" w14:cap="rnd" w14:cmpd="sng" w14:algn="ctr">
-          <w14:noFill/>
-          <w14:prstDash w14:val="solid"/>
-          <w14:bevel/>
-        </w14:textOutline>
-      </w:rPr>
-    </w:lvl>
-    <w:lvl w:ilvl="4">
-      <w:start w:val="1"/>
-      <w:numFmt w:val="decimal"/>
-      <w:lvlText w:val="%1.%2.%3.%4.%5."/>
-      <w:lvlJc w:val="left"/>
-      <w:pPr>
-        <w:tabs>
-          <w:tab w:val="num" w:pos="0"/>
-        </w:tabs>
-        <w:ind w:left="2232" w:hanging="792"/>
-      </w:pPr>
-      <w:rPr/>
-    </w:lvl>
-    <w:lvl w:ilvl="5">
-      <w:start w:val="1"/>
-      <w:numFmt w:val="decimal"/>
-      <w:lvlText w:val="%1.%2.%3.%4.%5.%6."/>
-      <w:lvlJc w:val="left"/>
-      <w:pPr>
-        <w:tabs>
-          <w:tab w:val="num" w:pos="0"/>
-        </w:tabs>
-        <w:ind w:left="2736" w:hanging="936"/>
-      </w:pPr>
-      <w:rPr/>
-    </w:lvl>
-    <w:lvl w:ilvl="6">
-      <w:start w:val="1"/>
-      <w:numFmt w:val="decimal"/>
-      <w:lvlText w:val="%1.%2.%3.%4.%5.%6.%7."/>
-      <w:lvlJc w:val="left"/>
-      <w:pPr>
-        <w:tabs>
-          <w:tab w:val="num" w:pos="0"/>
-        </w:tabs>
-        <w:ind w:left="3240" w:hanging="1080"/>
-      </w:pPr>
-      <w:rPr/>
-    </w:lvl>
-    <w:lvl w:ilvl="7">
-      <w:start w:val="1"/>
-      <w:numFmt w:val="decimal"/>
-      <w:lvlText w:val="%1.%2.%3.%4.%5.%6.%7.%8."/>
-      <w:lvlJc w:val="left"/>
-      <w:pPr>
-        <w:tabs>
-          <w:tab w:val="num" w:pos="0"/>
-        </w:tabs>
-        <w:ind w:left="3744" w:hanging="1224"/>
-      </w:pPr>
-      <w:rPr/>
-    </w:lvl>
-    <w:lvl w:ilvl="8">
-      <w:start w:val="1"/>
-      <w:numFmt w:val="decimal"/>
-      <w:lvlText w:val="%1.%2.%3.%4.%5.%6.%7.%8.%9."/>
-      <w:lvlJc w:val="left"/>
-      <w:pPr>
-        <w:tabs>
-          <w:tab w:val="num" w:pos="0"/>
-        </w:tabs>
-        <w:ind w:left="4320" w:hanging="1440"/>
-      </w:pPr>
-      <w:rPr/>
-    </w:lvl>
-  </w:abstractNum>
-  <w:abstractNum w:abstractNumId="5">
-    <w:lvl w:ilvl="0">
-      <w:start w:val="1"/>
-      <w:numFmt w:val="decimal"/>
-      <w:lvlText w:val="%1."/>
-      <w:lvlJc w:val="left"/>
-      <w:pPr>
-        <w:tabs>
-          <w:tab w:val="num" w:pos="0"/>
-        </w:tabs>
-        <w:ind w:left="360" w:hanging="360"/>
-      </w:pPr>
-      <w:rPr/>
-    </w:lvl>
-    <w:lvl w:ilvl="1">
-      <w:start w:val="1"/>
-      <w:numFmt w:val="decimal"/>
-      <w:lvlText w:val="%1.%2."/>
-      <w:lvlJc w:val="left"/>
-      <w:pPr>
-        <w:tabs>
-          <w:tab w:val="num" w:pos="0"/>
-        </w:tabs>
-        <w:ind w:left="792" w:hanging="432"/>
-      </w:pPr>
-      <w:rPr/>
-    </w:lvl>
-    <w:lvl w:ilvl="2">
-      <w:start w:val="1"/>
-      <w:numFmt w:val="decimal"/>
-      <w:lvlText w:val="%1.%2.%3."/>
-      <w:lvlJc w:val="left"/>
-      <w:pPr>
-        <w:tabs>
-          <w:tab w:val="num" w:pos="0"/>
-        </w:tabs>
-        <w:ind w:left="1224" w:hanging="504"/>
-      </w:pPr>
-      <w:rPr>
-        <w:smallCaps w:val="false"/>
-        <w:caps w:val="false"/>
-        <w:dstrike w:val="false"/>
-        <w:strike w:val="false"/>
-        <w:vertAlign w:val="baseline"/>
-        <w:position w:val="0"/>
-        <w:sz w:val="20"/>
-        <w:sz w:val="20"/>
-        <w:spacing w:val="0"/>
-        <w:i w:val="false"/>
-        <w:u w:val="none"/>
-        <w:b w:val="false"/>
-        <w:kern w:val="0"/>
-        <w:iCs w:val="false"/>
-        <w:bCs w:val="false"/>
-        <w:em w:val="none"/>
-        <w:vanish w:val="false"/>
-        <w:color w:val="000000"/>
-        <w14:shadow w14:blurRad="0" w14:dist="0" w14:dir="0" w14:sx="0" w14:sy="0" w14:kx="0" w14:ky="0" w14:algn="none">
-          <w14:srgbClr w14:val="000000"/>
-        </w14:shadow>
-        <w14:textOutline w14:w="0" w14:cap="rnd" w14:cmpd="sng" w14:algn="ctr">
-          <w14:noFill/>
-          <w14:prstDash w14:val="solid"/>
-          <w14:bevel/>
-        </w14:textOutline>
-      </w:rPr>
-    </w:lvl>
-    <w:lvl w:ilvl="3">
-      <w:start w:val="1"/>
-      <w:numFmt w:val="decimal"/>
-      <w:lvlText w:val="%1.%2.%3.%4."/>
-      <w:lvlJc w:val="left"/>
-      <w:pPr>
-        <w:tabs>
-          <w:tab w:val="num" w:pos="0"/>
-        </w:tabs>
-        <w:ind w:left="1728" w:hanging="648"/>
-      </w:pPr>
-      <w:rPr>
-        <w:smallCaps w:val="false"/>
-        <w:caps w:val="false"/>
-        <w:dstrike w:val="false"/>
-        <w:strike w:val="false"/>
-        <w:vertAlign w:val="baseline"/>
-        <w:position w:val="0"/>
-        <w:sz w:val="20"/>
-        <w:sz w:val="20"/>
-        <w:spacing w:val="0"/>
-        <w:i w:val="false"/>
-        <w:u w:val="none"/>
-        <w:b w:val="false"/>
-        <w:kern w:val="0"/>
-        <w:iCs w:val="false"/>
-        <w:bCs w:val="false"/>
-        <w:em w:val="none"/>
-        <w:vanish w:val="false"/>
-        <w:color w:val="000000"/>
-        <w14:shadow w14:blurRad="0" w14:dist="0" w14:dir="0" w14:sx="0" w14:sy="0" w14:kx="0" w14:ky="0" w14:algn="none">
-          <w14:srgbClr w14:val="000000"/>
-        </w14:shadow>
-        <w14:textOutline w14:w="0" w14:cap="rnd" w14:cmpd="sng" w14:algn="ctr">
-          <w14:noFill/>
-          <w14:prstDash w14:val="solid"/>
-          <w14:bevel/>
-        </w14:textOutline>
-      </w:rPr>
-    </w:lvl>
-    <w:lvl w:ilvl="4">
-      <w:start w:val="1"/>
-      <w:numFmt w:val="decimal"/>
-      <w:lvlText w:val="%1.%2.%3.%4.%5."/>
-      <w:lvlJc w:val="left"/>
-      <w:pPr>
-        <w:tabs>
-          <w:tab w:val="num" w:pos="0"/>
-        </w:tabs>
-        <w:ind w:left="2232" w:hanging="792"/>
-      </w:pPr>
-      <w:rPr/>
-    </w:lvl>
-    <w:lvl w:ilvl="5">
-      <w:start w:val="1"/>
-      <w:numFmt w:val="decimal"/>
-      <w:lvlText w:val="%1.%2.%3.%4.%5.%6."/>
-      <w:lvlJc w:val="left"/>
-      <w:pPr>
-        <w:tabs>
-          <w:tab w:val="num" w:pos="0"/>
-        </w:tabs>
-        <w:ind w:left="2736" w:hanging="936"/>
-      </w:pPr>
-      <w:rPr/>
-    </w:lvl>
-    <w:lvl w:ilvl="6">
-      <w:start w:val="1"/>
-      <w:numFmt w:val="decimal"/>
-      <w:lvlText w:val="%1.%2.%3.%4.%5.%6.%7."/>
-      <w:lvlJc w:val="left"/>
-      <w:pPr>
-        <w:tabs>
-          <w:tab w:val="num" w:pos="0"/>
-        </w:tabs>
-        <w:ind w:left="3240" w:hanging="1080"/>
-      </w:pPr>
-      <w:rPr/>
-    </w:lvl>
-    <w:lvl w:ilvl="7">
-      <w:start w:val="1"/>
-      <w:numFmt w:val="decimal"/>
-      <w:lvlText w:val="%1.%2.%3.%4.%5.%6.%7.%8."/>
-      <w:lvlJc w:val="left"/>
-      <w:pPr>
-        <w:tabs>
-          <w:tab w:val="num" w:pos="0"/>
-        </w:tabs>
-        <w:ind w:left="3744" w:hanging="1224"/>
-      </w:pPr>
-      <w:rPr/>
-    </w:lvl>
-    <w:lvl w:ilvl="8">
-      <w:start w:val="1"/>
-      <w:numFmt w:val="decimal"/>
-      <w:lvlText w:val="%1.%2.%3.%4.%5.%6.%7.%8.%9."/>
-      <w:lvlJc w:val="left"/>
-      <w:pPr>
-        <w:tabs>
-          <w:tab w:val="num" w:pos="0"/>
-        </w:tabs>
-        <w:ind w:left="4320" w:hanging="1440"/>
-      </w:pPr>
-      <w:rPr/>
-    </w:lvl>
-  </w:abstractNum>
-  <w:abstractNum w:abstractNumId="6">
-    <w:lvl w:ilvl="0">
-      <w:start w:val="1"/>
-      <w:numFmt w:val="decimal"/>
-      <w:lvlText w:val="%1."/>
-      <w:lvlJc w:val="left"/>
-      <w:pPr>
-        <w:tabs>
-          <w:tab w:val="num" w:pos="0"/>
-        </w:tabs>
-        <w:ind w:left="360" w:hanging="360"/>
-      </w:pPr>
-      <w:rPr/>
-    </w:lvl>
-    <w:lvl w:ilvl="1">
-      <w:start w:val="1"/>
-      <w:numFmt w:val="decimal"/>
-      <w:lvlText w:val="%1.%2."/>
-      <w:lvlJc w:val="left"/>
-      <w:pPr>
-        <w:tabs>
-          <w:tab w:val="num" w:pos="0"/>
-        </w:tabs>
-        <w:ind w:left="792" w:hanging="432"/>
-      </w:pPr>
-      <w:rPr/>
-    </w:lvl>
-    <w:lvl w:ilvl="2">
-      <w:start w:val="1"/>
-      <w:numFmt w:val="decimal"/>
-      <w:lvlText w:val="%1.%2.%3."/>
-      <w:lvlJc w:val="left"/>
-      <w:pPr>
-        <w:tabs>
-          <w:tab w:val="num" w:pos="0"/>
-        </w:tabs>
-        <w:ind w:left="1224" w:hanging="504"/>
-      </w:pPr>
-      <w:rPr>
-        <w:smallCaps w:val="false"/>
-        <w:caps w:val="false"/>
-        <w:dstrike w:val="false"/>
-        <w:strike w:val="false"/>
-        <w:vertAlign w:val="baseline"/>
-        <w:position w:val="0"/>
-        <w:sz w:val="20"/>
-        <w:sz w:val="20"/>
-        <w:spacing w:val="0"/>
-        <w:i w:val="false"/>
-        <w:u w:val="none"/>
-        <w:b w:val="false"/>
-        <w:kern w:val="0"/>
-        <w:iCs w:val="false"/>
-        <w:bCs w:val="false"/>
-        <w:em w:val="none"/>
-        <w:vanish w:val="false"/>
-        <w:color w:val="000000"/>
-        <w14:shadow w14:blurRad="0" w14:dist="0" w14:dir="0" w14:sx="0" w14:sy="0" w14:kx="0" w14:ky="0" w14:algn="none">
-          <w14:srgbClr w14:val="000000"/>
-        </w14:shadow>
-        <w14:textOutline w14:w="0" w14:cap="rnd" w14:cmpd="sng" w14:algn="ctr">
-          <w14:noFill/>
-          <w14:prstDash w14:val="solid"/>
-          <w14:bevel/>
-        </w14:textOutline>
-      </w:rPr>
-    </w:lvl>
-    <w:lvl w:ilvl="3">
-      <w:start w:val="1"/>
-      <w:numFmt w:val="decimal"/>
-      <w:lvlText w:val="%1.%2.%3.%4."/>
-      <w:lvlJc w:val="left"/>
-      <w:pPr>
-        <w:tabs>
-          <w:tab w:val="num" w:pos="0"/>
-        </w:tabs>
-        <w:ind w:left="1728" w:hanging="648"/>
-      </w:pPr>
-      <w:rPr>
-        <w:smallCaps w:val="false"/>
-        <w:caps w:val="false"/>
-        <w:dstrike w:val="false"/>
-        <w:strike w:val="false"/>
-        <w:vertAlign w:val="baseline"/>
-        <w:position w:val="0"/>
-        <w:sz w:val="20"/>
-        <w:sz w:val="20"/>
-        <w:spacing w:val="0"/>
-        <w:i w:val="false"/>
-        <w:u w:val="none"/>
-        <w:b w:val="false"/>
-        <w:kern w:val="0"/>
-        <w:iCs w:val="false"/>
-        <w:bCs w:val="false"/>
-        <w:em w:val="none"/>
-        <w:vanish w:val="false"/>
-        <w:color w:val="000000"/>
-        <w14:shadow w14:blurRad="0" w14:dist="0" w14:dir="0" w14:sx="0" w14:sy="0" w14:kx="0" w14:ky="0" w14:algn="none">
-          <w14:srgbClr w14:val="000000"/>
-        </w14:shadow>
-        <w14:textOutline w14:w="0" w14:cap="rnd" w14:cmpd="sng" w14:algn="ctr">
-          <w14:noFill/>
-          <w14:prstDash w14:val="solid"/>
-          <w14:bevel/>
-        </w14:textOutline>
-      </w:rPr>
-    </w:lvl>
-    <w:lvl w:ilvl="4">
-      <w:start w:val="1"/>
-      <w:numFmt w:val="decimal"/>
-      <w:lvlText w:val="%1.%2.%3.%4.%5."/>
-      <w:lvlJc w:val="left"/>
-      <w:pPr>
-        <w:tabs>
-          <w:tab w:val="num" w:pos="0"/>
-        </w:tabs>
-        <w:ind w:left="2232" w:hanging="792"/>
-      </w:pPr>
-      <w:rPr/>
-    </w:lvl>
-    <w:lvl w:ilvl="5">
-      <w:start w:val="1"/>
-      <w:numFmt w:val="decimal"/>
-      <w:lvlText w:val="%1.%2.%3.%4.%5.%6."/>
-      <w:lvlJc w:val="left"/>
-      <w:pPr>
-        <w:tabs>
-          <w:tab w:val="num" w:pos="0"/>
-        </w:tabs>
-        <w:ind w:left="2736" w:hanging="936"/>
-      </w:pPr>
-      <w:rPr/>
-    </w:lvl>
-    <w:lvl w:ilvl="6">
-      <w:start w:val="1"/>
-      <w:numFmt w:val="decimal"/>
-      <w:lvlText w:val="%1.%2.%3.%4.%5.%6.%7."/>
-      <w:lvlJc w:val="left"/>
-      <w:pPr>
-        <w:tabs>
-          <w:tab w:val="num" w:pos="0"/>
-        </w:tabs>
-        <w:ind w:left="3240" w:hanging="1080"/>
-      </w:pPr>
-      <w:rPr/>
-    </w:lvl>
-    <w:lvl w:ilvl="7">
-      <w:start w:val="1"/>
-      <w:numFmt w:val="decimal"/>
-      <w:lvlText w:val="%1.%2.%3.%4.%5.%6.%7.%8."/>
-      <w:lvlJc w:val="left"/>
-      <w:pPr>
-        <w:tabs>
-          <w:tab w:val="num" w:pos="0"/>
-        </w:tabs>
-        <w:ind w:left="3744" w:hanging="1224"/>
-      </w:pPr>
-      <w:rPr/>
-    </w:lvl>
-    <w:lvl w:ilvl="8">
-      <w:start w:val="1"/>
-      <w:numFmt w:val="decimal"/>
-      <w:lvlText w:val="%1.%2.%3.%4.%5.%6.%7.%8.%9."/>
-      <w:lvlJc w:val="left"/>
-      <w:pPr>
-        <w:tabs>
-          <w:tab w:val="num" w:pos="0"/>
-        </w:tabs>
-        <w:ind w:left="4320" w:hanging="1440"/>
-      </w:pPr>
-      <w:rPr/>
-    </w:lvl>
-  </w:abstractNum>
-  <w:abstractNum w:abstractNumId="7">
-    <w:lvl w:ilvl="0">
-      <w:start w:val="1"/>
-      <w:numFmt w:val="decimal"/>
-      <w:lvlText w:val="%1."/>
-      <w:lvlJc w:val="left"/>
-      <w:pPr>
-        <w:tabs>
-          <w:tab w:val="num" w:pos="0"/>
-        </w:tabs>
-        <w:ind w:left="360" w:hanging="360"/>
-      </w:pPr>
-      <w:rPr/>
-    </w:lvl>
-    <w:lvl w:ilvl="1">
-      <w:start w:val="1"/>
-      <w:numFmt w:val="decimal"/>
-      <w:lvlText w:val="%1.%2."/>
-      <w:lvlJc w:val="left"/>
-      <w:pPr>
-        <w:tabs>
-          <w:tab w:val="num" w:pos="0"/>
-        </w:tabs>
-        <w:ind w:left="792" w:hanging="432"/>
-      </w:pPr>
-      <w:rPr/>
-    </w:lvl>
-    <w:lvl w:ilvl="2">
-      <w:start w:val="1"/>
-      <w:numFmt w:val="decimal"/>
-      <w:lvlText w:val="%1.%2.%3."/>
-      <w:lvlJc w:val="left"/>
-      <w:pPr>
-        <w:tabs>
-          <w:tab w:val="num" w:pos="0"/>
-        </w:tabs>
-        <w:ind w:left="1224" w:hanging="504"/>
-      </w:pPr>
-      <w:rPr>
-        <w:smallCaps w:val="false"/>
-        <w:caps w:val="false"/>
-        <w:dstrike w:val="false"/>
-        <w:strike w:val="false"/>
-        <w:vertAlign w:val="baseline"/>
-        <w:position w:val="0"/>
-        <w:sz w:val="20"/>
-        <w:sz w:val="20"/>
-        <w:spacing w:val="0"/>
-        <w:i w:val="false"/>
-        <w:u w:val="none"/>
-        <w:b w:val="false"/>
-        <w:kern w:val="0"/>
-        <w:iCs w:val="false"/>
-        <w:bCs w:val="false"/>
-        <w:em w:val="none"/>
-        <w:vanish w:val="false"/>
-        <w:color w:val="000000"/>
-        <w14:shadow w14:blurRad="0" w14:dist="0" w14:dir="0" w14:sx="0" w14:sy="0" w14:kx="0" w14:ky="0" w14:algn="none">
-          <w14:srgbClr w14:val="000000"/>
-        </w14:shadow>
-        <w14:textOutline w14:w="0" w14:cap="rnd" w14:cmpd="sng" w14:algn="ctr">
-          <w14:noFill/>
-          <w14:prstDash w14:val="solid"/>
-          <w14:bevel/>
-        </w14:textOutline>
-      </w:rPr>
-    </w:lvl>
-    <w:lvl w:ilvl="3">
-      <w:start w:val="1"/>
-      <w:numFmt w:val="decimal"/>
-      <w:lvlText w:val="%1.%2.%3.%4."/>
-      <w:lvlJc w:val="left"/>
-      <w:pPr>
-        <w:tabs>
-          <w:tab w:val="num" w:pos="0"/>
-        </w:tabs>
-        <w:ind w:left="1728" w:hanging="648"/>
-      </w:pPr>
-      <w:rPr>
-        <w:smallCaps w:val="false"/>
-        <w:caps w:val="false"/>
-        <w:dstrike w:val="false"/>
-        <w:strike w:val="false"/>
-        <w:vertAlign w:val="baseline"/>
-        <w:position w:val="0"/>
-        <w:sz w:val="20"/>
-        <w:sz w:val="20"/>
-        <w:spacing w:val="0"/>
-        <w:i w:val="false"/>
-        <w:u w:val="none"/>
-        <w:b w:val="false"/>
-        <w:kern w:val="0"/>
-        <w:iCs w:val="false"/>
-        <w:bCs w:val="false"/>
-        <w:em w:val="none"/>
-        <w:vanish w:val="false"/>
-        <w:color w:val="000000"/>
-        <w14:shadow w14:blurRad="0" w14:dist="0" w14:dir="0" w14:sx="0" w14:sy="0" w14:kx="0" w14:ky="0" w14:algn="none">
-          <w14:srgbClr w14:val="000000"/>
-        </w14:shadow>
-        <w14:textOutline w14:w="0" w14:cap="rnd" w14:cmpd="sng" w14:algn="ctr">
-          <w14:noFill/>
-          <w14:prstDash w14:val="solid"/>
-          <w14:bevel/>
-        </w14:textOutline>
-      </w:rPr>
-    </w:lvl>
-    <w:lvl w:ilvl="4">
-      <w:start w:val="1"/>
-      <w:numFmt w:val="decimal"/>
-      <w:lvlText w:val="%1.%2.%3.%4.%5."/>
-      <w:lvlJc w:val="left"/>
-      <w:pPr>
-        <w:tabs>
-          <w:tab w:val="num" w:pos="0"/>
-        </w:tabs>
-        <w:ind w:left="2232" w:hanging="792"/>
-      </w:pPr>
-      <w:rPr/>
-    </w:lvl>
-    <w:lvl w:ilvl="5">
-      <w:start w:val="1"/>
-      <w:numFmt w:val="decimal"/>
-      <w:lvlText w:val="%1.%2.%3.%4.%5.%6."/>
-      <w:lvlJc w:val="left"/>
-      <w:pPr>
-        <w:tabs>
-          <w:tab w:val="num" w:pos="0"/>
-        </w:tabs>
-        <w:ind w:left="2736" w:hanging="936"/>
-      </w:pPr>
-      <w:rPr/>
-    </w:lvl>
-    <w:lvl w:ilvl="6">
-      <w:start w:val="1"/>
-      <w:numFmt w:val="decimal"/>
-      <w:lvlText w:val="%1.%2.%3.%4.%5.%6.%7."/>
-      <w:lvlJc w:val="left"/>
-      <w:pPr>
-        <w:tabs>
-          <w:tab w:val="num" w:pos="0"/>
-        </w:tabs>
-        <w:ind w:left="3240" w:hanging="1080"/>
-      </w:pPr>
-      <w:rPr/>
-    </w:lvl>
-    <w:lvl w:ilvl="7">
-      <w:start w:val="1"/>
-      <w:numFmt w:val="decimal"/>
-      <w:lvlText w:val="%1.%2.%3.%4.%5.%6.%7.%8."/>
-      <w:lvlJc w:val="left"/>
-      <w:pPr>
-        <w:tabs>
-          <w:tab w:val="num" w:pos="0"/>
-        </w:tabs>
-        <w:ind w:left="3744" w:hanging="1224"/>
-      </w:pPr>
-      <w:rPr/>
-    </w:lvl>
-    <w:lvl w:ilvl="8">
-      <w:start w:val="1"/>
-      <w:numFmt w:val="decimal"/>
-      <w:lvlText w:val="%1.%2.%3.%4.%5.%6.%7.%8.%9."/>
-      <w:lvlJc w:val="left"/>
-      <w:pPr>
-        <w:tabs>
-          <w:tab w:val="num" w:pos="0"/>
-        </w:tabs>
-        <w:ind w:left="4320" w:hanging="1440"/>
-      </w:pPr>
-      <w:rPr/>
-    </w:lvl>
-  </w:abstractNum>
-  <w:abstractNum w:abstractNumId="8">
-    <w:lvl w:ilvl="0">
-      <w:start w:val="1"/>
-      <w:numFmt w:val="decimal"/>
-      <w:lvlText w:val="%1."/>
-      <w:lvlJc w:val="left"/>
-      <w:pPr>
-        <w:tabs>
-          <w:tab w:val="num" w:pos="0"/>
-        </w:tabs>
-        <w:ind w:left="360" w:hanging="360"/>
-      </w:pPr>
-      <w:rPr/>
-    </w:lvl>
-    <w:lvl w:ilvl="1">
-      <w:start w:val="1"/>
-      <w:numFmt w:val="decimal"/>
-      <w:lvlText w:val="%1.%2."/>
-      <w:lvlJc w:val="left"/>
-      <w:pPr>
-        <w:tabs>
-          <w:tab w:val="num" w:pos="0"/>
-        </w:tabs>
-        <w:ind w:left="792" w:hanging="432"/>
-      </w:pPr>
-      <w:rPr/>
-    </w:lvl>
-    <w:lvl w:ilvl="2">
-      <w:start w:val="1"/>
-      <w:numFmt w:val="decimal"/>
-      <w:lvlText w:val="%1.%2.%3."/>
-      <w:lvlJc w:val="left"/>
-      <w:pPr>
-        <w:tabs>
-          <w:tab w:val="num" w:pos="0"/>
-        </w:tabs>
-        <w:ind w:left="1224" w:hanging="504"/>
-      </w:pPr>
-      <w:rPr>
-        <w:smallCaps w:val="false"/>
-        <w:caps w:val="false"/>
-        <w:dstrike w:val="false"/>
-        <w:strike w:val="false"/>
-        <w:vertAlign w:val="baseline"/>
-        <w:position w:val="0"/>
-        <w:sz w:val="20"/>
-        <w:sz w:val="20"/>
-        <w:spacing w:val="0"/>
-        <w:i w:val="false"/>
-        <w:u w:val="none"/>
-        <w:b w:val="false"/>
-        <w:kern w:val="0"/>
-        <w:iCs w:val="false"/>
-        <w:bCs w:val="false"/>
-        <w:em w:val="none"/>
-        <w:vanish w:val="false"/>
-        <w:color w:val="000000"/>
-        <w14:shadow w14:blurRad="0" w14:dist="0" w14:dir="0" w14:sx="0" w14:sy="0" w14:kx="0" w14:ky="0" w14:algn="none">
-          <w14:srgbClr w14:val="000000"/>
-        </w14:shadow>
-        <w14:textOutline w14:w="0" w14:cap="rnd" w14:cmpd="sng" w14:algn="ctr">
-          <w14:noFill/>
-          <w14:prstDash w14:val="solid"/>
-          <w14:bevel/>
-        </w14:textOutline>
-      </w:rPr>
-    </w:lvl>
-    <w:lvl w:ilvl="3">
-      <w:start w:val="1"/>
-      <w:numFmt w:val="decimal"/>
-      <w:lvlText w:val="%1.%2.%3.%4."/>
-      <w:lvlJc w:val="left"/>
-      <w:pPr>
-        <w:tabs>
-          <w:tab w:val="num" w:pos="0"/>
-        </w:tabs>
-        <w:ind w:left="1728" w:hanging="648"/>
-      </w:pPr>
-      <w:rPr>
-        <w:smallCaps w:val="false"/>
-        <w:caps w:val="false"/>
-        <w:dstrike w:val="false"/>
-        <w:strike w:val="false"/>
-        <w:vertAlign w:val="baseline"/>
-        <w:position w:val="0"/>
-        <w:sz w:val="20"/>
-        <w:sz w:val="20"/>
-        <w:spacing w:val="0"/>
-        <w:i w:val="false"/>
-        <w:u w:val="none"/>
-        <w:b w:val="false"/>
-        <w:kern w:val="0"/>
-        <w:iCs w:val="false"/>
-        <w:bCs w:val="false"/>
-        <w:em w:val="none"/>
-        <w:vanish w:val="false"/>
-        <w:color w:val="000000"/>
-        <w14:shadow w14:blurRad="0" w14:dist="0" w14:dir="0" w14:sx="0" w14:sy="0" w14:kx="0" w14:ky="0" w14:algn="none">
-          <w14:srgbClr w14:val="000000"/>
-        </w14:shadow>
-        <w14:textOutline w14:w="0" w14:cap="rnd" w14:cmpd="sng" w14:algn="ctr">
-          <w14:noFill/>
-          <w14:prstDash w14:val="solid"/>
-          <w14:bevel/>
-        </w14:textOutline>
-      </w:rPr>
-    </w:lvl>
-    <w:lvl w:ilvl="4">
-      <w:start w:val="1"/>
-      <w:numFmt w:val="decimal"/>
-      <w:lvlText w:val="%1.%2.%3.%4.%5."/>
-      <w:lvlJc w:val="left"/>
-      <w:pPr>
-        <w:tabs>
-          <w:tab w:val="num" w:pos="0"/>
-        </w:tabs>
-        <w:ind w:left="2232" w:hanging="792"/>
-      </w:pPr>
-      <w:rPr/>
-    </w:lvl>
-    <w:lvl w:ilvl="5">
-      <w:start w:val="1"/>
-      <w:numFmt w:val="decimal"/>
-      <w:lvlText w:val="%1.%2.%3.%4.%5.%6."/>
-      <w:lvlJc w:val="left"/>
-      <w:pPr>
-        <w:tabs>
-          <w:tab w:val="num" w:pos="0"/>
-        </w:tabs>
-        <w:ind w:left="2736" w:hanging="936"/>
-      </w:pPr>
-      <w:rPr/>
-    </w:lvl>
-    <w:lvl w:ilvl="6">
-      <w:start w:val="1"/>
-      <w:numFmt w:val="decimal"/>
-      <w:lvlText w:val="%1.%2.%3.%4.%5.%6.%7."/>
-      <w:lvlJc w:val="left"/>
-      <w:pPr>
-        <w:tabs>
-          <w:tab w:val="num" w:pos="0"/>
-        </w:tabs>
-        <w:ind w:left="3240" w:hanging="1080"/>
-      </w:pPr>
-      <w:rPr/>
-    </w:lvl>
-    <w:lvl w:ilvl="7">
-      <w:start w:val="1"/>
-      <w:numFmt w:val="decimal"/>
-      <w:lvlText w:val="%1.%2.%3.%4.%5.%6.%7.%8."/>
-      <w:lvlJc w:val="left"/>
-      <w:pPr>
-        <w:tabs>
-          <w:tab w:val="num" w:pos="0"/>
-        </w:tabs>
-        <w:ind w:left="3744" w:hanging="1224"/>
-      </w:pPr>
-      <w:rPr/>
-    </w:lvl>
-    <w:lvl w:ilvl="8">
-      <w:start w:val="1"/>
-      <w:numFmt w:val="decimal"/>
-      <w:lvlText w:val="%1.%2.%3.%4.%5.%6.%7.%8.%9."/>
-      <w:lvlJc w:val="left"/>
-      <w:pPr>
-        <w:tabs>
-          <w:tab w:val="num" w:pos="0"/>
-        </w:tabs>
-        <w:ind w:left="4320" w:hanging="1440"/>
-      </w:pPr>
-      <w:rPr/>
-    </w:lvl>
-  </w:abstractNum>
-  <w:abstractNum w:abstractNumId="9">
-    <w:lvl w:ilvl="0">
-      <w:start w:val="1"/>
-      <w:numFmt w:val="decimal"/>
-      <w:lvlText w:val="%1."/>
-      <w:lvlJc w:val="left"/>
-      <w:pPr>
-        <w:tabs>
-          <w:tab w:val="num" w:pos="0"/>
-        </w:tabs>
-        <w:ind w:left="360" w:hanging="360"/>
-      </w:pPr>
-      <w:rPr/>
-    </w:lvl>
-    <w:lvl w:ilvl="1">
-      <w:start w:val="1"/>
-      <w:numFmt w:val="decimal"/>
-      <w:lvlText w:val="%1.%2."/>
-      <w:lvlJc w:val="left"/>
-      <w:pPr>
-        <w:tabs>
-          <w:tab w:val="num" w:pos="0"/>
-        </w:tabs>
-        <w:ind w:left="792" w:hanging="432"/>
-      </w:pPr>
-      <w:rPr/>
-    </w:lvl>
-    <w:lvl w:ilvl="2">
-      <w:start w:val="1"/>
-      <w:numFmt w:val="decimal"/>
-      <w:lvlText w:val="%1.%2.%3."/>
-      <w:lvlJc w:val="left"/>
-      <w:pPr>
-        <w:tabs>
-          <w:tab w:val="num" w:pos="0"/>
-        </w:tabs>
-        <w:ind w:left="1224" w:hanging="504"/>
-      </w:pPr>
-      <w:rPr>
-        <w:smallCaps w:val="false"/>
-        <w:caps w:val="false"/>
-        <w:dstrike w:val="false"/>
-        <w:strike w:val="false"/>
-        <w:vertAlign w:val="baseline"/>
-        <w:position w:val="0"/>
-        <w:sz w:val="20"/>
-        <w:sz w:val="20"/>
-        <w:spacing w:val="0"/>
-        <w:i w:val="false"/>
-        <w:u w:val="none"/>
-        <w:b w:val="false"/>
-        <w:kern w:val="0"/>
-        <w:iCs w:val="false"/>
-        <w:bCs w:val="false"/>
-        <w:em w:val="none"/>
-        <w:vanish w:val="false"/>
-        <w:color w:val="000000"/>
-        <w14:shadow w14:blurRad="0" w14:dist="0" w14:dir="0" w14:sx="0" w14:sy="0" w14:kx="0" w14:ky="0" w14:algn="none">
-          <w14:srgbClr w14:val="000000"/>
-        </w14:shadow>
-        <w14:textOutline w14:w="0" w14:cap="rnd" w14:cmpd="sng" w14:algn="ctr">
-          <w14:noFill/>
-          <w14:prstDash w14:val="solid"/>
-          <w14:bevel/>
-        </w14:textOutline>
-      </w:rPr>
-    </w:lvl>
-    <w:lvl w:ilvl="3">
-      <w:start w:val="1"/>
-      <w:numFmt w:val="decimal"/>
-      <w:lvlText w:val="%1.%2.%3.%4."/>
-      <w:lvlJc w:val="left"/>
-      <w:pPr>
-        <w:tabs>
-          <w:tab w:val="num" w:pos="0"/>
-        </w:tabs>
-        <w:ind w:left="1728" w:hanging="648"/>
-      </w:pPr>
-      <w:rPr>
-        <w:smallCaps w:val="false"/>
-        <w:caps w:val="false"/>
-        <w:dstrike w:val="false"/>
-        <w:strike w:val="false"/>
-        <w:vertAlign w:val="baseline"/>
-        <w:position w:val="0"/>
-        <w:sz w:val="20"/>
-        <w:sz w:val="20"/>
-        <w:spacing w:val="0"/>
-        <w:i w:val="false"/>
-        <w:u w:val="none"/>
-        <w:b w:val="false"/>
-        <w:kern w:val="0"/>
-        <w:iCs w:val="false"/>
-        <w:bCs w:val="false"/>
-        <w:em w:val="none"/>
-        <w:vanish w:val="false"/>
-        <w:color w:val="000000"/>
-        <w14:shadow w14:blurRad="0" w14:dist="0" w14:dir="0" w14:sx="0" w14:sy="0" w14:kx="0" w14:ky="0" w14:algn="none">
-          <w14:srgbClr w14:val="000000"/>
-        </w14:shadow>
-        <w14:textOutline w14:w="0" w14:cap="rnd" w14:cmpd="sng" w14:algn="ctr">
-          <w14:noFill/>
-          <w14:prstDash w14:val="solid"/>
-          <w14:bevel/>
-        </w14:textOutline>
-      </w:rPr>
-    </w:lvl>
-    <w:lvl w:ilvl="4">
-      <w:start w:val="1"/>
-      <w:numFmt w:val="decimal"/>
-      <w:lvlText w:val="%1.%2.%3.%4.%5."/>
-      <w:lvlJc w:val="left"/>
-      <w:pPr>
-        <w:tabs>
-          <w:tab w:val="num" w:pos="0"/>
-        </w:tabs>
-        <w:ind w:left="2232" w:hanging="792"/>
-      </w:pPr>
-      <w:rPr/>
-    </w:lvl>
-    <w:lvl w:ilvl="5">
-      <w:start w:val="1"/>
-      <w:numFmt w:val="decimal"/>
-      <w:lvlText w:val="%1.%2.%3.%4.%5.%6."/>
-      <w:lvlJc w:val="left"/>
-      <w:pPr>
-        <w:tabs>
-          <w:tab w:val="num" w:pos="0"/>
-        </w:tabs>
-        <w:ind w:left="2736" w:hanging="936"/>
-      </w:pPr>
-      <w:rPr/>
-    </w:lvl>
-    <w:lvl w:ilvl="6">
-      <w:start w:val="1"/>
-      <w:numFmt w:val="decimal"/>
-      <w:lvlText w:val="%1.%2.%3.%4.%5.%6.%7."/>
-      <w:lvlJc w:val="left"/>
-      <w:pPr>
-        <w:tabs>
-          <w:tab w:val="num" w:pos="0"/>
-        </w:tabs>
-        <w:ind w:left="3240" w:hanging="1080"/>
-      </w:pPr>
-      <w:rPr/>
-    </w:lvl>
-    <w:lvl w:ilvl="7">
-      <w:start w:val="1"/>
-      <w:numFmt w:val="decimal"/>
-      <w:lvlText w:val="%1.%2.%3.%4.%5.%6.%7.%8."/>
-      <w:lvlJc w:val="left"/>
-      <w:pPr>
-        <w:tabs>
-          <w:tab w:val="num" w:pos="0"/>
-        </w:tabs>
-        <w:ind w:left="3744" w:hanging="1224"/>
-      </w:pPr>
-      <w:rPr/>
-    </w:lvl>
-    <w:lvl w:ilvl="8">
-      <w:start w:val="1"/>
-      <w:numFmt w:val="decimal"/>
-      <w:lvlText w:val="%1.%2.%3.%4.%5.%6.%7.%8.%9."/>
-      <w:lvlJc w:val="left"/>
-      <w:pPr>
-        <w:tabs>
-          <w:tab w:val="num" w:pos="0"/>
-        </w:tabs>
-        <w:ind w:left="4320" w:hanging="1440"/>
-      </w:pPr>
-      <w:rPr/>
-    </w:lvl>
-  </w:abstractNum>
-  <w:abstractNum w:abstractNumId="10">
-    <w:lvl w:ilvl="0">
-      <w:start w:val="1"/>
-      <w:numFmt w:val="decimal"/>
-      <w:lvlText w:val="%1."/>
-      <w:lvlJc w:val="left"/>
-      <w:pPr>
-        <w:tabs>
-          <w:tab w:val="num" w:pos="0"/>
-        </w:tabs>
-        <w:ind w:left="360" w:hanging="360"/>
-      </w:pPr>
-      <w:rPr/>
-    </w:lvl>
-    <w:lvl w:ilvl="1">
-      <w:start w:val="1"/>
-      <w:numFmt w:val="decimal"/>
-      <w:lvlText w:val="%1.%2."/>
-      <w:lvlJc w:val="left"/>
-      <w:pPr>
-        <w:tabs>
-          <w:tab w:val="num" w:pos="0"/>
-        </w:tabs>
-        <w:ind w:left="792" w:hanging="432"/>
-      </w:pPr>
-      <w:rPr/>
-    </w:lvl>
-    <w:lvl w:ilvl="2">
-      <w:start w:val="1"/>
-      <w:numFmt w:val="decimal"/>
-      <w:lvlText w:val="%1.%2.%3."/>
-      <w:lvlJc w:val="left"/>
-      <w:pPr>
-        <w:tabs>
-          <w:tab w:val="num" w:pos="0"/>
-        </w:tabs>
-        <w:ind w:left="1224" w:hanging="504"/>
-      </w:pPr>
-      <w:rPr>
-        <w:smallCaps w:val="false"/>
-        <w:caps w:val="false"/>
-        <w:dstrike w:val="false"/>
-        <w:strike w:val="false"/>
-        <w:vertAlign w:val="baseline"/>
-        <w:position w:val="0"/>
-        <w:sz w:val="20"/>
-        <w:sz w:val="20"/>
-        <w:spacing w:val="0"/>
-        <w:i w:val="false"/>
-        <w:u w:val="none"/>
-        <w:b w:val="false"/>
-        <w:kern w:val="0"/>
-        <w:iCs w:val="false"/>
-        <w:bCs w:val="false"/>
-        <w:em w:val="none"/>
-        <w:vanish w:val="false"/>
-        <w:color w:val="000000"/>
-        <w14:shadow w14:blurRad="0" w14:dist="0" w14:dir="0" w14:sx="0" w14:sy="0" w14:kx="0" w14:ky="0" w14:algn="none">
-          <w14:srgbClr w14:val="000000"/>
-        </w14:shadow>
-        <w14:textOutline w14:w="0" w14:cap="rnd" w14:cmpd="sng" w14:algn="ctr">
-          <w14:noFill/>
-          <w14:prstDash w14:val="solid"/>
-          <w14:bevel/>
-        </w14:textOutline>
-      </w:rPr>
-    </w:lvl>
-    <w:lvl w:ilvl="3">
-      <w:start w:val="1"/>
-      <w:numFmt w:val="decimal"/>
-      <w:lvlText w:val="%1.%2.%3.%4."/>
-      <w:lvlJc w:val="left"/>
-      <w:pPr>
-        <w:tabs>
-          <w:tab w:val="num" w:pos="0"/>
-        </w:tabs>
-        <w:ind w:left="1728" w:hanging="648"/>
-      </w:pPr>
-      <w:rPr>
-        <w:smallCaps w:val="false"/>
-        <w:caps w:val="false"/>
-        <w:dstrike w:val="false"/>
-        <w:strike w:val="false"/>
-        <w:vertAlign w:val="baseline"/>
-        <w:position w:val="0"/>
-        <w:sz w:val="20"/>
-        <w:sz w:val="20"/>
-        <w:spacing w:val="0"/>
-        <w:i w:val="false"/>
-        <w:u w:val="none"/>
-        <w:b w:val="false"/>
-        <w:kern w:val="0"/>
-        <w:iCs w:val="false"/>
-        <w:bCs w:val="false"/>
-        <w:em w:val="none"/>
-        <w:vanish w:val="false"/>
-        <w:color w:val="000000"/>
-        <w14:shadow w14:blurRad="0" w14:dist="0" w14:dir="0" w14:sx="0" w14:sy="0" w14:kx="0" w14:ky="0" w14:algn="none">
-          <w14:srgbClr w14:val="000000"/>
-        </w14:shadow>
-        <w14:textOutline w14:w="0" w14:cap="rnd" w14:cmpd="sng" w14:algn="ctr">
-          <w14:noFill/>
-          <w14:prstDash w14:val="solid"/>
-          <w14:bevel/>
-        </w14:textOutline>
-      </w:rPr>
-    </w:lvl>
-    <w:lvl w:ilvl="4">
-      <w:start w:val="1"/>
-      <w:numFmt w:val="decimal"/>
-      <w:lvlText w:val="%1.%2.%3.%4.%5."/>
-      <w:lvlJc w:val="left"/>
-      <w:pPr>
-        <w:tabs>
-          <w:tab w:val="num" w:pos="0"/>
-        </w:tabs>
-        <w:ind w:left="2232" w:hanging="792"/>
-      </w:pPr>
-      <w:rPr/>
-    </w:lvl>
-    <w:lvl w:ilvl="5">
-      <w:start w:val="1"/>
-      <w:numFmt w:val="decimal"/>
-      <w:lvlText w:val="%1.%2.%3.%4.%5.%6."/>
-      <w:lvlJc w:val="left"/>
-      <w:pPr>
-        <w:tabs>
-          <w:tab w:val="num" w:pos="0"/>
-        </w:tabs>
-        <w:ind w:left="2736" w:hanging="936"/>
-      </w:pPr>
-      <w:rPr/>
-    </w:lvl>
-    <w:lvl w:ilvl="6">
-      <w:start w:val="1"/>
-      <w:numFmt w:val="decimal"/>
-      <w:lvlText w:val="%1.%2.%3.%4.%5.%6.%7."/>
-      <w:lvlJc w:val="left"/>
-      <w:pPr>
-        <w:tabs>
-          <w:tab w:val="num" w:pos="0"/>
-        </w:tabs>
-        <w:ind w:left="3240" w:hanging="1080"/>
-      </w:pPr>
-      <w:rPr/>
-    </w:lvl>
-    <w:lvl w:ilvl="7">
-      <w:start w:val="1"/>
-      <w:numFmt w:val="decimal"/>
-      <w:lvlText w:val="%1.%2.%3.%4.%5.%6.%7.%8."/>
-      <w:lvlJc w:val="left"/>
-      <w:pPr>
-        <w:tabs>
-          <w:tab w:val="num" w:pos="0"/>
-        </w:tabs>
-        <w:ind w:left="3744" w:hanging="1224"/>
-      </w:pPr>
-      <w:rPr/>
-    </w:lvl>
-    <w:lvl w:ilvl="8">
-      <w:start w:val="1"/>
-      <w:numFmt w:val="decimal"/>
-      <w:lvlText w:val="%1.%2.%3.%4.%5.%6.%7.%8.%9."/>
-      <w:lvlJc w:val="left"/>
-      <w:pPr>
-        <w:tabs>
-          <w:tab w:val="num" w:pos="0"/>
-        </w:tabs>
-        <w:ind w:left="4320" w:hanging="1440"/>
-      </w:pPr>
-      <w:rPr/>
-    </w:lvl>
-  </w:abstractNum>
   <w:num w:numId="1">
     <w:abstractNumId w:val="1"/>
   </w:num>
   <w:num w:numId="2">
     <w:abstractNumId w:val="2"/>
-  </w:num>
-  <w:num w:numId="3">
-    <w:abstractNumId w:val="3"/>
-  </w:num>
-  <w:num w:numId="4">
-    <w:abstractNumId w:val="4"/>
-  </w:num>
-  <w:num w:numId="5">
-    <w:abstractNumId w:val="5"/>
-  </w:num>
-  <w:num w:numId="6">
-    <w:abstractNumId w:val="6"/>
-  </w:num>
-  <w:num w:numId="7">
-    <w:abstractNumId w:val="7"/>
-  </w:num>
-  <w:num w:numId="8">
-    <w:abstractNumId w:val="8"/>
-  </w:num>
-  <w:num w:numId="9">
-    <w:abstractNumId w:val="9"/>
-  </w:num>
-  <w:num w:numId="10">
-    <w:abstractNumId w:val="10"/>
-  </w:num>
-  <w:num w:numId="11">
-    <w:abstractNumId w:val="1"/>
-  </w:num>
-  <w:num w:numId="12">
-    <w:abstractNumId w:val="1"/>
-  </w:num>
-  <w:num w:numId="13">
-    <w:abstractNumId w:val="1"/>
-  </w:num>
-  <w:num w:numId="14">
-    <w:abstractNumId w:val="1"/>
-  </w:num>
-  <w:num w:numId="15">
-    <w:abstractNumId w:val="1"/>
-  </w:num>
-  <w:num w:numId="16">
-    <w:abstractNumId w:val="1"/>
-  </w:num>
-  <w:num w:numId="17">
-    <w:abstractNumId w:val="1"/>
   </w:num>
 </w:numbering>
 </file>
@@ -6938,7 +6330,7 @@
     <w:lsdException w:name="E-mail Signature" w:semiHidden="1" w:unhideWhenUsed="1"/>
     <w:lsdException w:name="HTML Top of Form" w:semiHidden="1" w:unhideWhenUsed="1"/>
     <w:lsdException w:name="HTML Bottom of Form" w:semiHidden="1" w:unhideWhenUsed="1"/>
-    <w:lsdException w:name="Normal (Web)" w:semiHidden="1" w:unhideWhenUsed="1"/>
+    <w:lsdException w:name="Normal (Web)" w:uiPriority="99" w:semiHidden="1" w:unhideWhenUsed="1"/>
     <w:lsdException w:name="HTML Acronym" w:semiHidden="1" w:unhideWhenUsed="1"/>
     <w:lsdException w:name="HTML Address" w:semiHidden="1" w:unhideWhenUsed="1"/>
     <w:lsdException w:name="HTML Cite" w:semiHidden="1" w:unhideWhenUsed="1"/>
@@ -7304,10 +6696,6 @@
     <w:qFormat/>
     <w:rsid w:val="007b2efa"/>
     <w:pPr>
-      <w:numPr>
-        <w:ilvl w:val="2"/>
-        <w:numId w:val="2"/>
-      </w:numPr>
       <w:outlineLvl w:val="2"/>
     </w:pPr>
     <w:rPr>
@@ -7469,19 +6857,19 @@
       <w:shd w:fill="E1DFDD" w:val="clear"/>
     </w:rPr>
   </w:style>
-  <w:style w:type="character" w:styleId="IndexLink">
+  <w:style w:type="character" w:styleId="IndexLink" w:customStyle="1">
     <w:name w:val="Index Link"/>
     <w:qFormat/>
     <w:rPr/>
   </w:style>
-  <w:style w:type="character" w:styleId="Bullets">
+  <w:style w:type="character" w:styleId="Bullets" w:customStyle="1">
     <w:name w:val="Bullets"/>
     <w:qFormat/>
     <w:rPr>
       <w:rFonts w:ascii="OpenSymbol" w:hAnsi="OpenSymbol" w:eastAsia="OpenSymbol" w:cs="OpenSymbol"/>
     </w:rPr>
   </w:style>
-  <w:style w:type="paragraph" w:styleId="Heading">
+  <w:style w:type="paragraph" w:styleId="Heading" w:customStyle="1">
     <w:name w:val="Heading"/>
     <w:basedOn w:val="Normal"/>
     <w:next w:val="BodyText"/>
@@ -7528,10 +6916,9 @@
       <w:i/>
       <w:iCs/>
       <w:sz w:val="24"/>
-      <w:szCs w:val="24"/>
     </w:rPr>
   </w:style>
-  <w:style w:type="paragraph" w:styleId="Index">
+  <w:style w:type="paragraph" w:styleId="Index" w:customStyle="1">
     <w:name w:val="Index"/>
     <w:basedOn w:val="Normal"/>
     <w:qFormat/>
@@ -7542,7 +6929,7 @@
       <w:rFonts w:cs="Noto Sans Devanagari"/>
     </w:rPr>
   </w:style>
-  <w:style w:type="paragraph" w:styleId="HeaderandFooter">
+  <w:style w:type="paragraph" w:styleId="HeaderandFooter" w:customStyle="1">
     <w:name w:val="Header and Footer"/>
     <w:basedOn w:val="Normal"/>
     <w:qFormat/>
@@ -7772,19 +7159,65 @@
     <w:pPr/>
     <w:rPr/>
   </w:style>
-  <w:style w:type="paragraph" w:styleId="FrameContentsuser">
+  <w:style w:type="paragraph" w:styleId="FrameContentsuser" w:customStyle="1">
     <w:name w:val="Frame Contents (user)"/>
     <w:basedOn w:val="Normal"/>
     <w:qFormat/>
     <w:pPr/>
     <w:rPr/>
   </w:style>
-  <w:style w:type="paragraph" w:styleId="FrameContents">
+  <w:style w:type="paragraph" w:styleId="FrameContents" w:customStyle="1">
     <w:name w:val="Frame Contents"/>
     <w:basedOn w:val="Normal"/>
     <w:qFormat/>
     <w:pPr/>
     <w:rPr/>
+  </w:style>
+  <w:style w:type="paragraph" w:styleId="Standaard1" w:customStyle="1">
+    <w:name w:val="Standaard1"/>
+    <w:basedOn w:val="Normal"/>
+    <w:qFormat/>
+    <w:pPr>
+      <w:suppressAutoHyphens w:val="false"/>
+    </w:pPr>
+    <w:rPr>
+      <w:rFonts w:cs="Times New Roman"/>
+      <w:kern w:val="2"/>
+      <w:szCs w:val="20"/>
+    </w:rPr>
+  </w:style>
+  <w:style w:type="paragraph" w:styleId="Lijstalinea1" w:customStyle="1">
+    <w:name w:val="Lijstalinea1"/>
+    <w:basedOn w:val="Normal"/>
+    <w:qFormat/>
+    <w:pPr>
+      <w:suppressAutoHyphens w:val="false"/>
+      <w:ind w:left="720"/>
+    </w:pPr>
+    <w:rPr>
+      <w:rFonts w:ascii="Calibri" w:hAnsi="Calibri"/>
+      <w:kern w:val="2"/>
+      <w:sz w:val="22"/>
+      <w:szCs w:val="22"/>
+    </w:rPr>
+  </w:style>
+  <w:style w:type="paragraph" w:styleId="NormalWeb">
+    <w:name w:val="Normal (Web)"/>
+    <w:basedOn w:val="Normal"/>
+    <w:uiPriority w:val="99"/>
+    <w:semiHidden/>
+    <w:unhideWhenUsed/>
+    <w:qFormat/>
+    <w:rsid w:val="003b62a4"/>
+    <w:pPr>
+      <w:suppressAutoHyphens w:val="false"/>
+      <w:spacing w:beforeAutospacing="1" w:afterAutospacing="1"/>
+    </w:pPr>
+    <w:rPr>
+      <w:rFonts w:ascii="Times New Roman" w:hAnsi="Times New Roman" w:cs="Times New Roman"/>
+      <w:kern w:val="2"/>
+      <w:sz w:val="24"/>
+    </w:rPr>
   </w:style>
   <w:style w:type="numbering" w:styleId="NoList" w:default="1">
     <w:name w:val="No List"/>

--- a/docx_generator/template/meldingsformulier-template.docx
+++ b/docx_generator/template/meldingsformulier-template.docx
@@ -36,8 +36,8 @@
         <w:ind w:left="0"/>
         <w:rPr/>
       </w:pPr>
-      <w:bookmarkStart w:id="0" w:name="_Toc139032098"/>
-      <w:bookmarkStart w:id="1" w:name="_Toc510009551"/>
+      <w:bookmarkStart w:id="0" w:name="_Toc510009551"/>
+      <w:bookmarkStart w:id="1" w:name="_Toc139032098"/>
       <w:bookmarkEnd w:id="0"/>
       <w:bookmarkEnd w:id="1"/>
       <w:r>
@@ -502,30 +502,20 @@
           <w:sz w:val="18"/>
           <w:szCs w:val="18"/>
         </w:rPr>
-        <w:t xml:space="preserve"> [</w:t>
-      </w:r>
-      <w:r>
-        <w:rPr>
-          <w:sz w:val="18"/>
-          <w:szCs w:val="18"/>
-        </w:rPr>
-        <w:t>b</w:t>
-      </w:r>
-      <w:r>
-        <w:rPr>
-          <w:b w:val="false"/>
-          <w:bCs w:val="false"/>
-          <w:sz w:val="18"/>
-          <w:szCs w:val="18"/>
-        </w:rPr>
-        <w:t>etrouwbaarheid transcriptie</w:t>
-      </w:r>
-      <w:r>
-        <w:rPr>
-          <w:sz w:val="18"/>
-          <w:szCs w:val="18"/>
-        </w:rPr>
-        <w:t xml:space="preserve"> hoog / gemiddeld / laag]</w:t>
+        <w:t xml:space="preserve"> </w:t>
+      </w:r>
+      <w:r>
+        <w:rPr>
+          <w:sz w:val="18"/>
+          <w:szCs w:val="18"/>
+        </w:rPr>
+        <w:t>[betrouwbaarheid transcriptie hoog / gemiddeld / laag]</w:t>
+      </w:r>
+      <w:r>
+        <w:rPr>
+          <w:sz w:val="18"/>
+          <w:szCs w:val="18"/>
+        </w:rPr>
         <w:br/>
       </w:r>
     </w:p>
@@ -1467,31 +1457,6 @@
           <w:sz w:val="18"/>
           <w:szCs w:val="18"/>
         </w:rPr>
-        <w:t xml:space="preserve"> [</w:t>
-      </w:r>
-      <w:r>
-        <w:rPr>
-          <w:sz w:val="18"/>
-          <w:szCs w:val="18"/>
-        </w:rPr>
-        <w:t>r</w:t>
-      </w:r>
-      <w:r>
-        <w:rPr>
-          <w:b w:val="false"/>
-          <w:bCs w:val="false"/>
-          <w:sz w:val="18"/>
-          <w:szCs w:val="18"/>
-        </w:rPr>
-        <w:t>elevantie van zoekresultaat</w:t>
-      </w:r>
-      <w:r>
-        <w:rPr>
-          <w:b/>
-          <w:bCs/>
-          <w:sz w:val="18"/>
-          <w:szCs w:val="18"/>
-        </w:rPr>
         <w:t xml:space="preserve"> </w:t>
       </w:r>
       <w:r>
@@ -1499,7 +1464,7 @@
           <w:sz w:val="18"/>
           <w:szCs w:val="18"/>
         </w:rPr>
-        <w:t>hoog / gemiddeld / laag]</w:t>
+        <w:t>[relevantie van zoekresultaat hoog / gemiddeld / laag]</w:t>
       </w:r>
     </w:p>
     <w:p>
@@ -1507,8 +1472,9 @@
         <w:pStyle w:val="Lijstalinea1"/>
         <w:ind w:left="0"/>
         <w:rPr>
-          <w:sz w:val="18"/>
-          <w:szCs w:val="18"/>
+          <w:sz w:val="24"/>
+          <w:szCs w:val="24"/>
+          <w14:ligatures w14:val="standardContextual"/>
         </w:rPr>
       </w:pPr>
       <w:r>
@@ -1996,7 +1962,7 @@
       <mc:AlternateContent>
         <mc:Choice Requires="wps">
           <w:drawing>
-            <wp:anchor behindDoc="1" distT="12065" distB="10795" distL="11430" distR="11430" simplePos="0" locked="0" layoutInCell="1" allowOverlap="1" relativeHeight="16" wp14:anchorId="43DFE341">
+            <wp:anchor behindDoc="1" distT="12065" distB="10795" distL="11430" distR="11430" simplePos="0" locked="0" layoutInCell="1" allowOverlap="1" relativeHeight="20" wp14:anchorId="43DFE341">
               <wp:simplePos x="0" y="0"/>
               <wp:positionH relativeFrom="column">
                 <wp:posOffset>-342900</wp:posOffset>
@@ -2040,7 +2006,7 @@
                       <w:txbxContent>
                         <w:p>
                           <w:pPr>
-                            <w:pStyle w:val="FrameContentsuser"/>
+                            <w:pStyle w:val="FrameContents"/>
                             <w:rPr>
                               <w:rFonts w:cs="Arial"/>
                               <w:sz w:val="18"/>
@@ -2131,7 +2097,7 @@
                         </w:p>
                         <w:p>
                           <w:pPr>
-                            <w:pStyle w:val="FrameContentsuser"/>
+                            <w:pStyle w:val="FrameContents"/>
                             <w:rPr>
                               <w:rFonts w:cs="Arial"/>
                               <w:sz w:val="18"/>
@@ -2151,7 +2117,7 @@
                         </w:p>
                         <w:p>
                           <w:pPr>
-                            <w:pStyle w:val="FrameContentsuser"/>
+                            <w:pStyle w:val="FrameContents"/>
                             <w:rPr>
                               <w:rFonts w:cs="Arial"/>
                               <w:sz w:val="18"/>
@@ -2171,7 +2137,7 @@
                         </w:p>
                         <w:p>
                           <w:pPr>
-                            <w:pStyle w:val="FrameContentsuser"/>
+                            <w:pStyle w:val="FrameContents"/>
                             <w:rPr>
                               <w:sz w:val="18"/>
                               <w:szCs w:val="18"/>
@@ -2209,7 +2175,7 @@
                 <w:txbxContent>
                   <w:p>
                     <w:pPr>
-                      <w:pStyle w:val="FrameContentsuser"/>
+                      <w:pStyle w:val="FrameContents"/>
                       <w:rPr>
                         <w:rFonts w:cs="Arial"/>
                         <w:sz w:val="18"/>
@@ -2300,7 +2266,7 @@
                   </w:p>
                   <w:p>
                     <w:pPr>
-                      <w:pStyle w:val="FrameContentsuser"/>
+                      <w:pStyle w:val="FrameContents"/>
                       <w:rPr>
                         <w:rFonts w:cs="Arial"/>
                         <w:sz w:val="18"/>
@@ -2320,7 +2286,7 @@
                   </w:p>
                   <w:p>
                     <w:pPr>
-                      <w:pStyle w:val="FrameContentsuser"/>
+                      <w:pStyle w:val="FrameContents"/>
                       <w:rPr>
                         <w:rFonts w:cs="Arial"/>
                         <w:sz w:val="18"/>
@@ -2340,7 +2306,7 @@
                   </w:p>
                   <w:p>
                     <w:pPr>
-                      <w:pStyle w:val="FrameContentsuser"/>
+                      <w:pStyle w:val="FrameContents"/>
                       <w:rPr>
                         <w:sz w:val="18"/>
                         <w:szCs w:val="18"/>
@@ -2368,7 +2334,7 @@
       <mc:AlternateContent>
         <mc:Choice Requires="wps">
           <w:drawing>
-            <wp:anchor behindDoc="1" distT="12065" distB="10795" distL="11430" distR="11430" simplePos="0" locked="0" layoutInCell="1" allowOverlap="1" relativeHeight="31" wp14:anchorId="43DFE343">
+            <wp:anchor behindDoc="1" distT="12065" distB="10795" distL="11430" distR="11430" simplePos="0" locked="0" layoutInCell="1" allowOverlap="1" relativeHeight="38" wp14:anchorId="43DFE343">
               <wp:simplePos x="0" y="0"/>
               <wp:positionH relativeFrom="column">
                 <wp:posOffset>1714500</wp:posOffset>
@@ -2412,7 +2378,7 @@
                       <w:txbxContent>
                         <w:p>
                           <w:pPr>
-                            <w:pStyle w:val="FrameContentsuser"/>
+                            <w:pStyle w:val="FrameContents"/>
                             <w:rPr>
                               <w:rFonts w:cs="Arial"/>
                               <w:sz w:val="18"/>
@@ -2457,7 +2423,7 @@
                 <w:txbxContent>
                   <w:p>
                     <w:pPr>
-                      <w:pStyle w:val="FrameContentsuser"/>
+                      <w:pStyle w:val="FrameContents"/>
                       <w:rPr>
                         <w:rFonts w:cs="Arial"/>
                         <w:sz w:val="18"/>
@@ -2492,7 +2458,7 @@
       <mc:AlternateContent>
         <mc:Choice Requires="wps">
           <w:drawing>
-            <wp:anchor behindDoc="1" distT="12065" distB="10795" distL="11430" distR="11430" simplePos="0" locked="0" layoutInCell="1" allowOverlap="1" relativeHeight="52" wp14:anchorId="43DFE345">
+            <wp:anchor behindDoc="1" distT="12065" distB="10795" distL="11430" distR="11430" simplePos="0" locked="0" layoutInCell="1" allowOverlap="1" relativeHeight="56" wp14:anchorId="43DFE345">
               <wp:simplePos x="0" y="0"/>
               <wp:positionH relativeFrom="column">
                 <wp:posOffset>3543300</wp:posOffset>
@@ -2536,7 +2502,7 @@
                       <w:txbxContent>
                         <w:p>
                           <w:pPr>
-                            <w:pStyle w:val="FrameContentsuser"/>
+                            <w:pStyle w:val="FrameContents"/>
                             <w:rPr>
                               <w:sz w:val="18"/>
                               <w:szCs w:val="18"/>
@@ -2601,7 +2567,7 @@
                         </w:p>
                         <w:p>
                           <w:pPr>
-                            <w:pStyle w:val="FrameContentsuser"/>
+                            <w:pStyle w:val="FrameContents"/>
                             <w:rPr>
                               <w:lang w:val="fr-FR"/>
                             </w:rPr>
@@ -2633,7 +2599,7 @@
                 <w:txbxContent>
                   <w:p>
                     <w:pPr>
-                      <w:pStyle w:val="FrameContentsuser"/>
+                      <w:pStyle w:val="FrameContents"/>
                       <w:rPr>
                         <w:sz w:val="18"/>
                         <w:szCs w:val="18"/>
@@ -2698,7 +2664,7 @@
                   </w:p>
                   <w:p>
                     <w:pPr>
-                      <w:pStyle w:val="FrameContentsuser"/>
+                      <w:pStyle w:val="FrameContents"/>
                       <w:rPr>
                         <w:lang w:val="fr-FR"/>
                       </w:rPr>
@@ -2720,7 +2686,7 @@
       <mc:AlternateContent>
         <mc:Choice Requires="wps">
           <w:drawing>
-            <wp:anchor behindDoc="1" distT="12065" distB="10795" distL="11430" distR="11430" simplePos="0" locked="0" layoutInCell="1" allowOverlap="1" relativeHeight="59" wp14:anchorId="43DFE347">
+            <wp:anchor behindDoc="1" distT="12065" distB="10795" distL="11430" distR="11430" simplePos="0" locked="0" layoutInCell="1" allowOverlap="1" relativeHeight="63" wp14:anchorId="43DFE347">
               <wp:simplePos x="0" y="0"/>
               <wp:positionH relativeFrom="column">
                 <wp:posOffset>5372100</wp:posOffset>
@@ -2764,7 +2730,7 @@
                       <w:txbxContent>
                         <w:p>
                           <w:pPr>
-                            <w:pStyle w:val="FrameContentsuser"/>
+                            <w:pStyle w:val="FrameContents"/>
                             <w:jc w:val="center"/>
                             <w:rPr>
                               <w:rFonts w:cs="Arial"/>
@@ -2782,7 +2748,7 @@
                         </w:p>
                         <w:p>
                           <w:pPr>
-                            <w:pStyle w:val="FrameContentsuser"/>
+                            <w:pStyle w:val="FrameContents"/>
                             <w:jc w:val="center"/>
                             <w:rPr>
                               <w:rFonts w:cs="Arial"/>
@@ -2799,7 +2765,7 @@
                         </w:p>
                         <w:p>
                           <w:pPr>
-                            <w:pStyle w:val="FrameContentsuser"/>
+                            <w:pStyle w:val="FrameContents"/>
                             <w:jc w:val="center"/>
                             <w:rPr>
                               <w:rFonts w:cs="Arial"/>
@@ -2840,7 +2806,7 @@
                               <w:rFonts w:cs="Arial"/>
                               <w:color w:val="000000"/>
                             </w:rPr>
-                            <w:t>1</w:t>
+                            <w:t>3</w:t>
                           </w:r>
                           <w:r>
                             <w:rPr>
@@ -2935,7 +2901,7 @@
                 <w:txbxContent>
                   <w:p>
                     <w:pPr>
-                      <w:pStyle w:val="FrameContentsuser"/>
+                      <w:pStyle w:val="FrameContents"/>
                       <w:jc w:val="center"/>
                       <w:rPr>
                         <w:rFonts w:cs="Arial"/>
@@ -2953,7 +2919,7 @@
                   </w:p>
                   <w:p>
                     <w:pPr>
-                      <w:pStyle w:val="FrameContentsuser"/>
+                      <w:pStyle w:val="FrameContents"/>
                       <w:jc w:val="center"/>
                       <w:rPr>
                         <w:rFonts w:cs="Arial"/>
@@ -2970,7 +2936,7 @@
                   </w:p>
                   <w:p>
                     <w:pPr>
-                      <w:pStyle w:val="FrameContentsuser"/>
+                      <w:pStyle w:val="FrameContents"/>
                       <w:jc w:val="center"/>
                       <w:rPr>
                         <w:rFonts w:cs="Arial"/>
@@ -3011,7 +2977,7 @@
                         <w:rFonts w:cs="Arial"/>
                         <w:color w:val="000000"/>
                       </w:rPr>
-                      <w:t>1</w:t>
+                      <w:t>3</w:t>
                     </w:r>
                     <w:r>
                       <w:rPr>
@@ -3131,7 +3097,7 @@
       <mc:AlternateContent>
         <mc:Choice Requires="wps">
           <w:drawing>
-            <wp:anchor behindDoc="1" distT="12065" distB="10795" distL="11430" distR="11430" simplePos="0" locked="0" layoutInCell="1" allowOverlap="1" relativeHeight="16" wp14:anchorId="43DFE341">
+            <wp:anchor behindDoc="1" distT="12065" distB="10795" distL="11430" distR="11430" simplePos="0" locked="0" layoutInCell="1" allowOverlap="1" relativeHeight="20" wp14:anchorId="43DFE341">
               <wp:simplePos x="0" y="0"/>
               <wp:positionH relativeFrom="column">
                 <wp:posOffset>-342900</wp:posOffset>
@@ -3175,7 +3141,7 @@
                       <w:txbxContent>
                         <w:p>
                           <w:pPr>
-                            <w:pStyle w:val="FrameContentsuser"/>
+                            <w:pStyle w:val="FrameContents"/>
                             <w:rPr>
                               <w:rFonts w:cs="Arial"/>
                               <w:sz w:val="18"/>
@@ -3266,7 +3232,7 @@
                         </w:p>
                         <w:p>
                           <w:pPr>
-                            <w:pStyle w:val="FrameContentsuser"/>
+                            <w:pStyle w:val="FrameContents"/>
                             <w:rPr>
                               <w:rFonts w:cs="Arial"/>
                               <w:sz w:val="18"/>
@@ -3286,7 +3252,7 @@
                         </w:p>
                         <w:p>
                           <w:pPr>
-                            <w:pStyle w:val="FrameContentsuser"/>
+                            <w:pStyle w:val="FrameContents"/>
                             <w:rPr>
                               <w:rFonts w:cs="Arial"/>
                               <w:sz w:val="18"/>
@@ -3306,7 +3272,7 @@
                         </w:p>
                         <w:p>
                           <w:pPr>
-                            <w:pStyle w:val="FrameContentsuser"/>
+                            <w:pStyle w:val="FrameContents"/>
                             <w:rPr>
                               <w:sz w:val="18"/>
                               <w:szCs w:val="18"/>
@@ -3344,7 +3310,7 @@
                 <w:txbxContent>
                   <w:p>
                     <w:pPr>
-                      <w:pStyle w:val="FrameContentsuser"/>
+                      <w:pStyle w:val="FrameContents"/>
                       <w:rPr>
                         <w:rFonts w:cs="Arial"/>
                         <w:sz w:val="18"/>
@@ -3435,7 +3401,7 @@
                   </w:p>
                   <w:p>
                     <w:pPr>
-                      <w:pStyle w:val="FrameContentsuser"/>
+                      <w:pStyle w:val="FrameContents"/>
                       <w:rPr>
                         <w:rFonts w:cs="Arial"/>
                         <w:sz w:val="18"/>
@@ -3455,7 +3421,7 @@
                   </w:p>
                   <w:p>
                     <w:pPr>
-                      <w:pStyle w:val="FrameContentsuser"/>
+                      <w:pStyle w:val="FrameContents"/>
                       <w:rPr>
                         <w:rFonts w:cs="Arial"/>
                         <w:sz w:val="18"/>
@@ -3475,7 +3441,7 @@
                   </w:p>
                   <w:p>
                     <w:pPr>
-                      <w:pStyle w:val="FrameContentsuser"/>
+                      <w:pStyle w:val="FrameContents"/>
                       <w:rPr>
                         <w:sz w:val="18"/>
                         <w:szCs w:val="18"/>
@@ -3503,7 +3469,7 @@
       <mc:AlternateContent>
         <mc:Choice Requires="wps">
           <w:drawing>
-            <wp:anchor behindDoc="1" distT="12065" distB="10795" distL="11430" distR="11430" simplePos="0" locked="0" layoutInCell="1" allowOverlap="1" relativeHeight="31" wp14:anchorId="43DFE343">
+            <wp:anchor behindDoc="1" distT="12065" distB="10795" distL="11430" distR="11430" simplePos="0" locked="0" layoutInCell="1" allowOverlap="1" relativeHeight="38" wp14:anchorId="43DFE343">
               <wp:simplePos x="0" y="0"/>
               <wp:positionH relativeFrom="column">
                 <wp:posOffset>1714500</wp:posOffset>
@@ -3547,7 +3513,7 @@
                       <w:txbxContent>
                         <w:p>
                           <w:pPr>
-                            <w:pStyle w:val="FrameContentsuser"/>
+                            <w:pStyle w:val="FrameContents"/>
                             <w:rPr>
                               <w:rFonts w:cs="Arial"/>
                               <w:sz w:val="18"/>
@@ -3592,7 +3558,7 @@
                 <w:txbxContent>
                   <w:p>
                     <w:pPr>
-                      <w:pStyle w:val="FrameContentsuser"/>
+                      <w:pStyle w:val="FrameContents"/>
                       <w:rPr>
                         <w:rFonts w:cs="Arial"/>
                         <w:sz w:val="18"/>
@@ -3627,7 +3593,7 @@
       <mc:AlternateContent>
         <mc:Choice Requires="wps">
           <w:drawing>
-            <wp:anchor behindDoc="1" distT="12065" distB="10795" distL="11430" distR="11430" simplePos="0" locked="0" layoutInCell="1" allowOverlap="1" relativeHeight="52" wp14:anchorId="43DFE345">
+            <wp:anchor behindDoc="1" distT="12065" distB="10795" distL="11430" distR="11430" simplePos="0" locked="0" layoutInCell="1" allowOverlap="1" relativeHeight="56" wp14:anchorId="43DFE345">
               <wp:simplePos x="0" y="0"/>
               <wp:positionH relativeFrom="column">
                 <wp:posOffset>3543300</wp:posOffset>
@@ -3671,7 +3637,7 @@
                       <w:txbxContent>
                         <w:p>
                           <w:pPr>
-                            <w:pStyle w:val="FrameContentsuser"/>
+                            <w:pStyle w:val="FrameContents"/>
                             <w:rPr>
                               <w:sz w:val="18"/>
                               <w:szCs w:val="18"/>
@@ -3736,7 +3702,7 @@
                         </w:p>
                         <w:p>
                           <w:pPr>
-                            <w:pStyle w:val="FrameContentsuser"/>
+                            <w:pStyle w:val="FrameContents"/>
                             <w:rPr>
                               <w:lang w:val="fr-FR"/>
                             </w:rPr>
@@ -3768,7 +3734,7 @@
                 <w:txbxContent>
                   <w:p>
                     <w:pPr>
-                      <w:pStyle w:val="FrameContentsuser"/>
+                      <w:pStyle w:val="FrameContents"/>
                       <w:rPr>
                         <w:sz w:val="18"/>
                         <w:szCs w:val="18"/>
@@ -3833,7 +3799,7 @@
                   </w:p>
                   <w:p>
                     <w:pPr>
-                      <w:pStyle w:val="FrameContentsuser"/>
+                      <w:pStyle w:val="FrameContents"/>
                       <w:rPr>
                         <w:lang w:val="fr-FR"/>
                       </w:rPr>
@@ -3855,7 +3821,7 @@
       <mc:AlternateContent>
         <mc:Choice Requires="wps">
           <w:drawing>
-            <wp:anchor behindDoc="1" distT="12065" distB="10795" distL="11430" distR="11430" simplePos="0" locked="0" layoutInCell="1" allowOverlap="1" relativeHeight="59" wp14:anchorId="43DFE347">
+            <wp:anchor behindDoc="1" distT="12065" distB="10795" distL="11430" distR="11430" simplePos="0" locked="0" layoutInCell="1" allowOverlap="1" relativeHeight="63" wp14:anchorId="43DFE347">
               <wp:simplePos x="0" y="0"/>
               <wp:positionH relativeFrom="column">
                 <wp:posOffset>5372100</wp:posOffset>
@@ -3899,7 +3865,7 @@
                       <w:txbxContent>
                         <w:p>
                           <w:pPr>
-                            <w:pStyle w:val="FrameContentsuser"/>
+                            <w:pStyle w:val="FrameContents"/>
                             <w:jc w:val="center"/>
                             <w:rPr>
                               <w:rFonts w:cs="Arial"/>
@@ -3917,7 +3883,7 @@
                         </w:p>
                         <w:p>
                           <w:pPr>
-                            <w:pStyle w:val="FrameContentsuser"/>
+                            <w:pStyle w:val="FrameContents"/>
                             <w:jc w:val="center"/>
                             <w:rPr>
                               <w:rFonts w:cs="Arial"/>
@@ -3934,7 +3900,7 @@
                         </w:p>
                         <w:p>
                           <w:pPr>
-                            <w:pStyle w:val="FrameContentsuser"/>
+                            <w:pStyle w:val="FrameContents"/>
                             <w:jc w:val="center"/>
                             <w:rPr>
                               <w:rFonts w:cs="Arial"/>
@@ -3975,7 +3941,7 @@
                               <w:rFonts w:cs="Arial"/>
                               <w:color w:val="000000"/>
                             </w:rPr>
-                            <w:t>1</w:t>
+                            <w:t>3</w:t>
                           </w:r>
                           <w:r>
                             <w:rPr>
@@ -4070,7 +4036,7 @@
                 <w:txbxContent>
                   <w:p>
                     <w:pPr>
-                      <w:pStyle w:val="FrameContentsuser"/>
+                      <w:pStyle w:val="FrameContents"/>
                       <w:jc w:val="center"/>
                       <w:rPr>
                         <w:rFonts w:cs="Arial"/>
@@ -4088,7 +4054,7 @@
                   </w:p>
                   <w:p>
                     <w:pPr>
-                      <w:pStyle w:val="FrameContentsuser"/>
+                      <w:pStyle w:val="FrameContents"/>
                       <w:jc w:val="center"/>
                       <w:rPr>
                         <w:rFonts w:cs="Arial"/>
@@ -4105,7 +4071,7 @@
                   </w:p>
                   <w:p>
                     <w:pPr>
-                      <w:pStyle w:val="FrameContentsuser"/>
+                      <w:pStyle w:val="FrameContents"/>
                       <w:jc w:val="center"/>
                       <w:rPr>
                         <w:rFonts w:cs="Arial"/>
@@ -4146,7 +4112,7 @@
                         <w:rFonts w:cs="Arial"/>
                         <w:color w:val="000000"/>
                       </w:rPr>
-                      <w:t>1</w:t>
+                      <w:t>3</w:t>
                     </w:r>
                     <w:r>
                       <w:rPr>
@@ -4323,7 +4289,7 @@
                       <w:txbxContent>
                         <w:p>
                           <w:pPr>
-                            <w:pStyle w:val="FrameContentsuser"/>
+                            <w:pStyle w:val="FrameContents"/>
                             <w:jc w:val="center"/>
                             <w:rPr>
                               <w:rFonts w:cs="Arial"/>
@@ -4343,7 +4309,7 @@
                         </w:p>
                         <w:p>
                           <w:pPr>
-                            <w:pStyle w:val="FrameContentsuser"/>
+                            <w:pStyle w:val="FrameContents"/>
                             <w:jc w:val="center"/>
                             <w:rPr>
                               <w:rFonts w:cs="Arial"/>
@@ -4368,7 +4334,7 @@
                         </w:p>
                         <w:p>
                           <w:pPr>
-                            <w:pStyle w:val="FrameContentsuser"/>
+                            <w:pStyle w:val="FrameContents"/>
                             <w:jc w:val="center"/>
                             <w:rPr>
                               <w:rFonts w:cs="Arial"/>
@@ -4459,7 +4425,7 @@
                 <w:txbxContent>
                   <w:p>
                     <w:pPr>
-                      <w:pStyle w:val="FrameContentsuser"/>
+                      <w:pStyle w:val="FrameContents"/>
                       <w:jc w:val="center"/>
                       <w:rPr>
                         <w:rFonts w:cs="Arial"/>
@@ -4479,7 +4445,7 @@
                   </w:p>
                   <w:p>
                     <w:pPr>
-                      <w:pStyle w:val="FrameContentsuser"/>
+                      <w:pStyle w:val="FrameContents"/>
                       <w:jc w:val="center"/>
                       <w:rPr>
                         <w:rFonts w:cs="Arial"/>
@@ -4504,7 +4470,7 @@
                   </w:p>
                   <w:p>
                     <w:pPr>
-                      <w:pStyle w:val="FrameContentsuser"/>
+                      <w:pStyle w:val="FrameContents"/>
                       <w:jc w:val="center"/>
                       <w:rPr>
                         <w:rFonts w:cs="Arial"/>
@@ -4643,7 +4609,7 @@
       <mc:AlternateContent>
         <mc:Choice Requires="wps">
           <w:drawing>
-            <wp:anchor behindDoc="1" distT="11430" distB="11430" distL="11430" distR="11430" simplePos="0" locked="0" layoutInCell="1" allowOverlap="1" relativeHeight="22" wp14:anchorId="43DFE335">
+            <wp:anchor behindDoc="1" distT="11430" distB="11430" distL="11430" distR="11430" simplePos="0" locked="0" layoutInCell="1" allowOverlap="1" relativeHeight="15" wp14:anchorId="43DFE335">
               <wp:simplePos x="0" y="0"/>
               <wp:positionH relativeFrom="column">
                 <wp:posOffset>6515100</wp:posOffset>
@@ -4757,7 +4723,7 @@
       <mc:AlternateContent>
         <mc:Choice Requires="wps">
           <w:drawing>
-            <wp:anchor behindDoc="1" distT="0" distB="0" distL="0" distR="0" simplePos="0" locked="0" layoutInCell="1" allowOverlap="1" relativeHeight="39" wp14:anchorId="43DFE339">
+            <wp:anchor behindDoc="1" distT="0" distB="0" distL="0" distR="0" simplePos="0" locked="0" layoutInCell="1" allowOverlap="1" relativeHeight="32" wp14:anchorId="43DFE339">
               <wp:simplePos x="0" y="0"/>
               <wp:positionH relativeFrom="column">
                 <wp:posOffset>1826895</wp:posOffset>
@@ -4796,7 +4762,7 @@
                       <w:txbxContent>
                         <w:p>
                           <w:pPr>
-                            <w:pStyle w:val="FrameContentsuser"/>
+                            <w:pStyle w:val="FrameContents"/>
                             <w:jc w:val="center"/>
                             <w:rPr>
                               <w:rFonts w:cs="Arial"/>
@@ -4830,7 +4796,7 @@
                 <w:txbxContent>
                   <w:p>
                     <w:pPr>
-                      <w:pStyle w:val="FrameContentsuser"/>
+                      <w:pStyle w:val="FrameContents"/>
                       <w:jc w:val="center"/>
                       <w:rPr>
                         <w:rFonts w:cs="Arial"/>
@@ -5016,7 +4982,7 @@
         </mc:Fallback>
       </mc:AlternateContent>
       <w:drawing>
-        <wp:anchor behindDoc="1" distT="0" distB="0" distL="0" distR="0" simplePos="0" locked="0" layoutInCell="1" allowOverlap="1" relativeHeight="65">
+        <wp:anchor behindDoc="1" distT="0" distB="0" distL="0" distR="0" simplePos="0" locked="0" layoutInCell="1" allowOverlap="1" relativeHeight="51">
           <wp:simplePos x="0" y="0"/>
           <wp:positionH relativeFrom="column">
             <wp:posOffset>-203200</wp:posOffset>
@@ -5126,7 +5092,7 @@
                       <w:txbxContent>
                         <w:p>
                           <w:pPr>
-                            <w:pStyle w:val="FrameContentsuser"/>
+                            <w:pStyle w:val="FrameContents"/>
                             <w:jc w:val="center"/>
                             <w:rPr>
                               <w:rFonts w:cs="Arial"/>
@@ -5146,7 +5112,7 @@
                         </w:p>
                         <w:p>
                           <w:pPr>
-                            <w:pStyle w:val="FrameContentsuser"/>
+                            <w:pStyle w:val="FrameContents"/>
                             <w:jc w:val="center"/>
                             <w:rPr>
                               <w:rFonts w:cs="Arial"/>
@@ -5171,7 +5137,7 @@
                         </w:p>
                         <w:p>
                           <w:pPr>
-                            <w:pStyle w:val="FrameContentsuser"/>
+                            <w:pStyle w:val="FrameContents"/>
                             <w:jc w:val="center"/>
                             <w:rPr>
                               <w:rFonts w:cs="Arial"/>
@@ -5262,7 +5228,7 @@
                 <w:txbxContent>
                   <w:p>
                     <w:pPr>
-                      <w:pStyle w:val="FrameContentsuser"/>
+                      <w:pStyle w:val="FrameContents"/>
                       <w:jc w:val="center"/>
                       <w:rPr>
                         <w:rFonts w:cs="Arial"/>
@@ -5282,7 +5248,7 @@
                   </w:p>
                   <w:p>
                     <w:pPr>
-                      <w:pStyle w:val="FrameContentsuser"/>
+                      <w:pStyle w:val="FrameContents"/>
                       <w:jc w:val="center"/>
                       <w:rPr>
                         <w:rFonts w:cs="Arial"/>
@@ -5307,7 +5273,7 @@
                   </w:p>
                   <w:p>
                     <w:pPr>
-                      <w:pStyle w:val="FrameContentsuser"/>
+                      <w:pStyle w:val="FrameContents"/>
                       <w:jc w:val="center"/>
                       <w:rPr>
                         <w:rFonts w:cs="Arial"/>
@@ -5446,7 +5412,7 @@
       <mc:AlternateContent>
         <mc:Choice Requires="wps">
           <w:drawing>
-            <wp:anchor behindDoc="1" distT="11430" distB="11430" distL="11430" distR="11430" simplePos="0" locked="0" layoutInCell="1" allowOverlap="1" relativeHeight="22" wp14:anchorId="43DFE335">
+            <wp:anchor behindDoc="1" distT="11430" distB="11430" distL="11430" distR="11430" simplePos="0" locked="0" layoutInCell="1" allowOverlap="1" relativeHeight="15" wp14:anchorId="43DFE335">
               <wp:simplePos x="0" y="0"/>
               <wp:positionH relativeFrom="column">
                 <wp:posOffset>6515100</wp:posOffset>
@@ -5560,7 +5526,7 @@
       <mc:AlternateContent>
         <mc:Choice Requires="wps">
           <w:drawing>
-            <wp:anchor behindDoc="1" distT="0" distB="0" distL="0" distR="0" simplePos="0" locked="0" layoutInCell="1" allowOverlap="1" relativeHeight="39" wp14:anchorId="43DFE339">
+            <wp:anchor behindDoc="1" distT="0" distB="0" distL="0" distR="0" simplePos="0" locked="0" layoutInCell="1" allowOverlap="1" relativeHeight="32" wp14:anchorId="43DFE339">
               <wp:simplePos x="0" y="0"/>
               <wp:positionH relativeFrom="column">
                 <wp:posOffset>1826895</wp:posOffset>
@@ -5599,7 +5565,7 @@
                       <w:txbxContent>
                         <w:p>
                           <w:pPr>
-                            <w:pStyle w:val="FrameContentsuser"/>
+                            <w:pStyle w:val="FrameContents"/>
                             <w:jc w:val="center"/>
                             <w:rPr>
                               <w:rFonts w:cs="Arial"/>
@@ -5633,7 +5599,7 @@
                 <w:txbxContent>
                   <w:p>
                     <w:pPr>
-                      <w:pStyle w:val="FrameContentsuser"/>
+                      <w:pStyle w:val="FrameContents"/>
                       <w:jc w:val="center"/>
                       <w:rPr>
                         <w:rFonts w:cs="Arial"/>
@@ -5819,7 +5785,7 @@
         </mc:Fallback>
       </mc:AlternateContent>
       <w:drawing>
-        <wp:anchor behindDoc="1" distT="0" distB="0" distL="0" distR="0" simplePos="0" locked="0" layoutInCell="1" allowOverlap="1" relativeHeight="65">
+        <wp:anchor behindDoc="1" distT="0" distB="0" distL="0" distR="0" simplePos="0" locked="0" layoutInCell="1" allowOverlap="1" relativeHeight="51">
           <wp:simplePos x="0" y="0"/>
           <wp:positionH relativeFrom="column">
             <wp:posOffset>-203200</wp:posOffset>
@@ -6862,8 +6828,8 @@
     <w:qFormat/>
     <w:rPr/>
   </w:style>
-  <w:style w:type="character" w:styleId="Bullets" w:customStyle="1">
-    <w:name w:val="Bullets"/>
+  <w:style w:type="character" w:styleId="Bulletsuser" w:customStyle="1">
+    <w:name w:val="Bullets (user)"/>
     <w:qFormat/>
     <w:rPr>
       <w:rFonts w:ascii="OpenSymbol" w:hAnsi="OpenSymbol" w:eastAsia="OpenSymbol" w:cs="OpenSymbol"/>
@@ -7159,15 +7125,15 @@
     <w:pPr/>
     <w:rPr/>
   </w:style>
-  <w:style w:type="paragraph" w:styleId="FrameContentsuser" w:customStyle="1">
-    <w:name w:val="Frame Contents (user)"/>
+  <w:style w:type="paragraph" w:styleId="FrameContents" w:customStyle="1">
+    <w:name w:val="Frame Contents"/>
     <w:basedOn w:val="Normal"/>
     <w:qFormat/>
     <w:pPr/>
     <w:rPr/>
   </w:style>
-  <w:style w:type="paragraph" w:styleId="FrameContents" w:customStyle="1">
-    <w:name w:val="Frame Contents"/>
+  <w:style w:type="paragraph" w:styleId="FrameContentsuser" w:customStyle="1">
+    <w:name w:val="Frame Contents (user)"/>
     <w:basedOn w:val="Normal"/>
     <w:qFormat/>
     <w:pPr/>

--- a/docx_generator/template/meldingsformulier-template.docx
+++ b/docx_generator/template/meldingsformulier-template.docx
@@ -7,30 +7,693 @@
         <w:pStyle w:val="Heading1"/>
         <w:numPr>
           <w:ilvl w:val="0"/>
-          <w:numId w:val="1"/>
+          <w:numId w:val="2"/>
+        </w:numPr>
+        <w:spacing w:before="600" w:after="0"/>
+        <w:rPr/>
+      </w:pPr>
+      <w:r>
+        <w:rPr/>
+        <w:t>Registratie</w:t>
+      </w:r>
+    </w:p>
+    <w:p>
+      <w:pPr>
+        <w:pStyle w:val="Normal"/>
+        <w:rPr>
+          <w:lang w:eastAsia="en-US"/>
+        </w:rPr>
+      </w:pPr>
+      <w:r>
+        <w:rPr>
+          <w:lang w:eastAsia="en-US"/>
+        </w:rPr>
+      </w:r>
+    </w:p>
+    <w:p>
+      <w:pPr>
+        <w:pStyle w:val="Lijstalinea1"/>
+        <w:ind w:left="0"/>
+        <w:rPr/>
+      </w:pPr>
+      <w:bookmarkStart w:id="0" w:name="_Toc510009551"/>
+      <w:bookmarkStart w:id="1" w:name="_Toc139032098"/>
+      <w:bookmarkEnd w:id="0"/>
+      <w:bookmarkEnd w:id="1"/>
+      <w:r>
+        <w:rPr>
+          <w:b/>
+          <w:bCs/>
+          <w:sz w:val="18"/>
+          <w:szCs w:val="18"/>
+        </w:rPr>
+        <w:t xml:space="preserve">Datum / tijd: </w:t>
+      </w:r>
+      <w:r>
+        <w:rPr>
+          <w:sz w:val="18"/>
+          <w:szCs w:val="18"/>
+        </w:rPr>
+        <w:t>[datum / tijd]</w:t>
+      </w:r>
+    </w:p>
+    <w:p>
+      <w:pPr>
+        <w:pStyle w:val="Lijstalinea1"/>
+        <w:ind w:left="0"/>
+        <w:rPr>
+          <w:b/>
+          <w:bCs/>
+          <w:sz w:val="18"/>
+          <w:szCs w:val="18"/>
+        </w:rPr>
+      </w:pPr>
+      <w:r>
+        <w:rPr>
+          <w:b/>
+          <w:bCs/>
+          <w:sz w:val="18"/>
+          <w:szCs w:val="18"/>
+        </w:rPr>
+      </w:r>
+    </w:p>
+    <w:p>
+      <w:pPr>
+        <w:pStyle w:val="Lijstalinea1"/>
+        <w:ind w:left="0"/>
+        <w:rPr>
+          <w:sz w:val="18"/>
+          <w:szCs w:val="18"/>
+        </w:rPr>
+      </w:pPr>
+      <w:r>
+        <w:rPr>
+          <w:b/>
+          <w:bCs/>
+          <w:sz w:val="18"/>
+          <w:szCs w:val="18"/>
+        </w:rPr>
+        <w:t>Telefoonnummer en/of e-mailadres:</w:t>
+      </w:r>
+      <w:r>
+        <w:rPr>
+          <w:sz w:val="18"/>
+          <w:szCs w:val="18"/>
+        </w:rPr>
+        <w:t xml:space="preserve"> [telefoonnummer en/of e-mailadres]</w:t>
+      </w:r>
+    </w:p>
+    <w:p>
+      <w:pPr>
+        <w:pStyle w:val="Lijstalinea1"/>
+        <w:ind w:left="0"/>
+        <w:rPr>
+          <w:b/>
+          <w:bCs/>
+          <w:sz w:val="18"/>
+          <w:szCs w:val="18"/>
+        </w:rPr>
+      </w:pPr>
+      <w:r>
+        <w:rPr>
+          <w:b/>
+          <w:bCs/>
+          <w:sz w:val="18"/>
+          <w:szCs w:val="18"/>
+        </w:rPr>
+      </w:r>
+    </w:p>
+    <w:p>
+      <w:pPr>
+        <w:pStyle w:val="Lijstalinea1"/>
+        <w:ind w:left="0"/>
+        <w:rPr>
+          <w:sz w:val="18"/>
+          <w:szCs w:val="18"/>
+        </w:rPr>
+      </w:pPr>
+      <w:r>
+        <w:rPr>
+          <w:b/>
+          <w:bCs/>
+          <w:sz w:val="18"/>
+          <w:szCs w:val="18"/>
+        </w:rPr>
+        <w:t>Contactpersoon:</w:t>
+      </w:r>
+      <w:r>
+        <w:rPr>
+          <w:sz w:val="18"/>
+          <w:szCs w:val="18"/>
+        </w:rPr>
+        <w:t xml:space="preserve"> [contactpersoon]</w:t>
+      </w:r>
+    </w:p>
+    <w:p>
+      <w:pPr>
+        <w:pStyle w:val="Lijstalinea1"/>
+        <w:ind w:left="0"/>
+        <w:rPr>
+          <w:sz w:val="18"/>
+          <w:szCs w:val="18"/>
+        </w:rPr>
+      </w:pPr>
+      <w:r>
+        <w:rPr>
+          <w:sz w:val="18"/>
+          <w:szCs w:val="18"/>
+        </w:rPr>
+      </w:r>
+    </w:p>
+    <w:p>
+      <w:pPr>
+        <w:pStyle w:val="Lijstalinea1"/>
+        <w:ind w:left="0"/>
+        <w:rPr>
+          <w:sz w:val="18"/>
+          <w:szCs w:val="18"/>
+        </w:rPr>
+      </w:pPr>
+      <w:r>
+        <w:rPr>
+          <w:b/>
+          <w:bCs/>
+          <w:sz w:val="18"/>
+          <w:szCs w:val="18"/>
+        </w:rPr>
+        <w:t>Taal contactpersoon:</w:t>
+      </w:r>
+      <w:r>
+        <w:rPr>
+          <w:sz w:val="18"/>
+          <w:szCs w:val="18"/>
+        </w:rPr>
+        <w:t xml:space="preserve"> [taal]</w:t>
+      </w:r>
+    </w:p>
+    <w:p>
+      <w:pPr>
+        <w:pStyle w:val="Lijstalinea1"/>
+        <w:ind w:left="0"/>
+        <w:rPr>
+          <w:sz w:val="18"/>
+          <w:szCs w:val="18"/>
+        </w:rPr>
+      </w:pPr>
+      <w:r>
+        <w:rPr>
+          <w:sz w:val="18"/>
+          <w:szCs w:val="18"/>
+        </w:rPr>
+      </w:r>
+    </w:p>
+    <w:p>
+      <w:pPr>
+        <w:pStyle w:val="Lijstalinea1"/>
+        <w:ind w:left="0"/>
+        <w:rPr>
+          <w:sz w:val="18"/>
+          <w:szCs w:val="18"/>
+        </w:rPr>
+      </w:pPr>
+      <w:r>
+        <w:rPr>
+          <w:b/>
+          <w:bCs/>
+          <w:sz w:val="18"/>
+          <w:szCs w:val="18"/>
+        </w:rPr>
+        <w:t>Klant:</w:t>
+      </w:r>
+      <w:r>
+        <w:rPr>
+          <w:sz w:val="18"/>
+          <w:szCs w:val="18"/>
+        </w:rPr>
+        <w:t xml:space="preserve"> [klant]</w:t>
+      </w:r>
+    </w:p>
+    <w:p>
+      <w:pPr>
+        <w:pStyle w:val="Lijstalinea1"/>
+        <w:ind w:left="0"/>
+        <w:rPr>
+          <w:sz w:val="18"/>
+          <w:szCs w:val="18"/>
+        </w:rPr>
+      </w:pPr>
+      <w:r>
+        <w:rPr>
+          <w:sz w:val="18"/>
+          <w:szCs w:val="18"/>
+        </w:rPr>
+      </w:r>
+    </w:p>
+    <w:p>
+      <w:pPr>
+        <w:pStyle w:val="Lijstalinea1"/>
+        <w:ind w:left="0"/>
+        <w:rPr>
+          <w:sz w:val="18"/>
+          <w:szCs w:val="18"/>
+        </w:rPr>
+      </w:pPr>
+      <w:r>
+        <w:rPr>
+          <w:b/>
+          <w:bCs/>
+          <w:sz w:val="18"/>
+          <w:szCs w:val="18"/>
+        </w:rPr>
+        <w:t>Tijdverschil GMT:</w:t>
+      </w:r>
+      <w:r>
+        <w:rPr>
+          <w:sz w:val="18"/>
+          <w:szCs w:val="18"/>
+        </w:rPr>
+        <w:t xml:space="preserve"> [tijdverschil]</w:t>
+      </w:r>
+    </w:p>
+    <w:p>
+      <w:pPr>
+        <w:pStyle w:val="Lijstalinea1"/>
+        <w:ind w:left="0"/>
+        <w:rPr>
+          <w:sz w:val="18"/>
+          <w:szCs w:val="18"/>
+        </w:rPr>
+      </w:pPr>
+      <w:r>
+        <w:rPr>
+          <w:sz w:val="18"/>
+          <w:szCs w:val="18"/>
+        </w:rPr>
+      </w:r>
+    </w:p>
+    <w:p>
+      <w:pPr>
+        <w:pStyle w:val="Lijstalinea1"/>
+        <w:ind w:left="0"/>
+        <w:rPr/>
+      </w:pPr>
+      <w:r>
+        <w:rPr>
+          <w:b/>
+          <w:bCs/>
+          <w:sz w:val="18"/>
+          <w:szCs w:val="18"/>
+        </w:rPr>
+        <w:t xml:space="preserve">Technical support: </w:t>
+      </w:r>
+      <w:r>
+        <w:rPr>
+          <w:sz w:val="18"/>
+          <w:szCs w:val="18"/>
+        </w:rPr>
+        <w:t>[naam van Repak medewerker die melding aangenomen heeft]</w:t>
+      </w:r>
+    </w:p>
+    <w:p>
+      <w:pPr>
+        <w:pStyle w:val="Lijstalinea1"/>
+        <w:ind w:left="0"/>
+        <w:rPr>
+          <w:b/>
+          <w:bCs/>
+          <w:sz w:val="18"/>
+          <w:szCs w:val="18"/>
+        </w:rPr>
+      </w:pPr>
+      <w:r>
+        <w:rPr>
+          <w:b/>
+          <w:bCs/>
+          <w:sz w:val="18"/>
+          <w:szCs w:val="18"/>
+        </w:rPr>
+      </w:r>
+    </w:p>
+    <w:p>
+      <w:pPr>
+        <w:pStyle w:val="Lijstalinea1"/>
+        <w:ind w:left="0"/>
+        <w:rPr>
+          <w:sz w:val="18"/>
+          <w:szCs w:val="18"/>
+        </w:rPr>
+      </w:pPr>
+      <w:r>
+        <w:rPr>
+          <w:b/>
+          <w:bCs/>
+          <w:sz w:val="18"/>
+          <w:szCs w:val="18"/>
+        </w:rPr>
+        <w:t xml:space="preserve">Machinenummer: </w:t>
+      </w:r>
+      <w:r>
+        <w:rPr>
+          <w:sz w:val="18"/>
+          <w:szCs w:val="18"/>
+        </w:rPr>
+        <w:t>[machinenummer]</w:t>
+      </w:r>
+    </w:p>
+    <w:p>
+      <w:pPr>
+        <w:pStyle w:val="Lijstalinea1"/>
+        <w:ind w:left="0"/>
+        <w:rPr>
+          <w:b/>
+          <w:bCs/>
+          <w:sz w:val="18"/>
+          <w:szCs w:val="18"/>
+        </w:rPr>
+      </w:pPr>
+      <w:r>
+        <w:rPr>
+          <w:b/>
+          <w:bCs/>
+          <w:sz w:val="18"/>
+          <w:szCs w:val="18"/>
+        </w:rPr>
+      </w:r>
+    </w:p>
+    <w:p>
+      <w:pPr>
+        <w:pStyle w:val="Lijstalinea1"/>
+        <w:ind w:left="0"/>
+        <w:rPr/>
+      </w:pPr>
+      <w:r>
+        <w:rPr>
+          <w:b/>
+          <w:bCs/>
+          <w:sz w:val="18"/>
+          <w:szCs w:val="18"/>
+        </w:rPr>
+        <w:t>Urgentie</w:t>
+      </w:r>
+      <w:r>
+        <w:rPr>
+          <w:b/>
+          <w:sz w:val="18"/>
+          <w:szCs w:val="18"/>
+        </w:rPr>
+        <w:t>:</w:t>
+      </w:r>
+      <w:r>
+        <w:rPr>
+          <w:sz w:val="18"/>
+          <w:szCs w:val="18"/>
+        </w:rPr>
+        <w:t xml:space="preserve"> [machine staat stil / productie beperkt / machine in productie]</w:t>
+      </w:r>
+    </w:p>
+    <w:p>
+      <w:pPr>
+        <w:pStyle w:val="Lijstalinea1"/>
+        <w:ind w:left="0"/>
+        <w:rPr>
+          <w:b/>
+          <w:bCs/>
+          <w:sz w:val="18"/>
+          <w:szCs w:val="18"/>
+        </w:rPr>
+      </w:pPr>
+      <w:r>
+        <w:rPr>
+          <w:b/>
+          <w:bCs/>
+          <w:sz w:val="18"/>
+          <w:szCs w:val="18"/>
+        </w:rPr>
+      </w:r>
+    </w:p>
+    <w:p>
+      <w:pPr>
+        <w:pStyle w:val="Lijstalinea1"/>
+        <w:ind w:left="0"/>
+        <w:rPr>
+          <w:sz w:val="18"/>
+          <w:szCs w:val="18"/>
+        </w:rPr>
+      </w:pPr>
+      <w:r>
+        <w:rPr>
+          <w:b/>
+          <w:bCs/>
+          <w:sz w:val="18"/>
+          <w:szCs w:val="18"/>
+        </w:rPr>
+        <w:t>Opname:</w:t>
+      </w:r>
+      <w:r>
+        <w:rPr>
+          <w:sz w:val="18"/>
+          <w:szCs w:val="18"/>
+        </w:rPr>
+        <w:t xml:space="preserve"> [audio link]</w:t>
+      </w:r>
+    </w:p>
+    <w:p>
+      <w:pPr>
+        <w:pStyle w:val="Lijstalinea1"/>
+        <w:ind w:left="0"/>
+        <w:rPr>
+          <w:b/>
+          <w:bCs/>
+          <w:sz w:val="18"/>
+          <w:szCs w:val="18"/>
+        </w:rPr>
+      </w:pPr>
+      <w:r>
+        <w:rPr>
+          <w:b/>
+          <w:bCs/>
+          <w:sz w:val="18"/>
+          <w:szCs w:val="18"/>
+        </w:rPr>
+      </w:r>
+    </w:p>
+    <w:p>
+      <w:pPr>
+        <w:pStyle w:val="Lijstalinea1"/>
+        <w:ind w:left="0"/>
+        <w:rPr>
+          <w:b/>
+          <w:bCs/>
+          <w:sz w:val="18"/>
+          <w:szCs w:val="18"/>
+        </w:rPr>
+      </w:pPr>
+      <w:r>
+        <w:rPr>
+          <w:b/>
+          <w:bCs/>
+          <w:sz w:val="18"/>
+          <w:szCs w:val="18"/>
+        </w:rPr>
+        <w:t>Betrouwbaarheid transcriptie:</w:t>
+      </w:r>
+      <w:r>
+        <w:rPr>
+          <w:sz w:val="18"/>
+          <w:szCs w:val="18"/>
+        </w:rPr>
+        <w:t xml:space="preserve"> </w:t>
+      </w:r>
+      <w:r>
+        <w:rPr>
+          <w:sz w:val="18"/>
+          <w:szCs w:val="18"/>
+        </w:rPr>
+        <w:t>[betrouwbaarheid transcriptie hoog / gemiddeld / laag]</w:t>
+      </w:r>
+      <w:r>
+        <w:rPr>
+          <w:sz w:val="18"/>
+          <w:szCs w:val="18"/>
+        </w:rPr>
+        <w:br/>
+      </w:r>
+    </w:p>
+    <w:p>
+      <w:pPr>
+        <w:pStyle w:val="Lijstalinea1"/>
+        <w:ind w:left="0"/>
+        <w:rPr>
+          <w:sz w:val="24"/>
+          <w:szCs w:val="24"/>
+          <w14:ligatures w14:val="standardContextual"/>
+        </w:rPr>
+      </w:pPr>
+      <w:r>
+        <w:rPr>
+          <w:b/>
+          <w:bCs/>
+          <w:sz w:val="18"/>
+          <w:szCs w:val="18"/>
+        </w:rPr>
+        <w:t>Onduidelijke fragmenten:</w:t>
+      </w:r>
+      <w:r>
+        <w:rPr>
+          <w:sz w:val="18"/>
+          <w:szCs w:val="18"/>
+        </w:rPr>
+        <w:t xml:space="preserve"> [tijdstippen of toelichting]</w:t>
+      </w:r>
+    </w:p>
+    <w:p>
+      <w:pPr>
+        <w:pStyle w:val="Lijstalinea1"/>
+        <w:ind w:left="0"/>
+        <w:rPr>
+          <w:b/>
+          <w:bCs/>
+          <w:sz w:val="18"/>
+          <w:szCs w:val="18"/>
+        </w:rPr>
+      </w:pPr>
+      <w:r>
+        <w:rPr>
+          <w:b/>
+          <w:bCs/>
+          <w:sz w:val="18"/>
+          <w:szCs w:val="18"/>
+        </w:rPr>
+      </w:r>
+    </w:p>
+    <w:p>
+      <w:pPr>
+        <w:pStyle w:val="Heading1"/>
+        <w:numPr>
+          <w:ilvl w:val="0"/>
+          <w:numId w:val="2"/>
+        </w:numPr>
+        <w:rPr/>
+      </w:pPr>
+      <w:r>
+        <w:rPr/>
+        <w:t>Melding</w:t>
+      </w:r>
+    </w:p>
+    <w:p>
+      <w:pPr>
+        <w:pStyle w:val="Lijstalinea1"/>
+        <w:ind w:left="0"/>
+        <w:rPr>
+          <w:b/>
+          <w:bCs/>
+          <w:sz w:val="18"/>
+          <w:szCs w:val="18"/>
+          <w:lang w:val="en-GB"/>
+        </w:rPr>
+      </w:pPr>
+      <w:r>
+        <w:rPr>
+          <w:b/>
+          <w:bCs/>
+          <w:sz w:val="18"/>
+          <w:szCs w:val="18"/>
+          <w:lang w:val="en-GB"/>
+        </w:rPr>
+      </w:r>
+    </w:p>
+    <w:p>
+      <w:pPr>
+        <w:pStyle w:val="Lijstalinea1"/>
+        <w:ind w:left="0"/>
+        <w:rPr>
+          <w:sz w:val="18"/>
+          <w:szCs w:val="18"/>
+        </w:rPr>
+      </w:pPr>
+      <w:r>
+        <w:rPr>
+          <w:b/>
+          <w:bCs/>
+          <w:sz w:val="18"/>
+          <w:szCs w:val="18"/>
+        </w:rPr>
+        <w:t xml:space="preserve">Transcriptie: </w:t>
+      </w:r>
+      <w:r>
+        <w:rPr>
+          <w:sz w:val="18"/>
+          <w:szCs w:val="18"/>
+        </w:rPr>
+        <w:t>[transcriptie]</w:t>
+      </w:r>
+    </w:p>
+    <w:p>
+      <w:pPr>
+        <w:pStyle w:val="Normal"/>
+        <w:rPr>
+          <w:rFonts w:ascii="Cambria" w:hAnsi="Cambria" w:cs="Times New Roman"/>
+          <w:b/>
+          <w:bCs/>
+          <w:color w:val="4F81BD"/>
+          <w:sz w:val="32"/>
+          <w:szCs w:val="28"/>
+          <w:lang w:val="en-GB" w:eastAsia="en-US"/>
+        </w:rPr>
+      </w:pPr>
+      <w:r>
+        <w:rPr>
+          <w:rFonts w:cs="Times New Roman" w:ascii="Cambria" w:hAnsi="Cambria"/>
+          <w:b/>
+          <w:bCs/>
+          <w:color w:val="4F81BD"/>
+          <w:sz w:val="32"/>
+          <w:szCs w:val="28"/>
+          <w:lang w:val="en-GB" w:eastAsia="en-US"/>
+        </w:rPr>
+      </w:r>
+      <w:r>
+        <w:br w:type="page"/>
+      </w:r>
+    </w:p>
+    <w:p>
+      <w:pPr>
+        <w:pStyle w:val="Heading1"/>
+        <w:numPr>
+          <w:ilvl w:val="0"/>
+          <w:numId w:val="2"/>
         </w:numPr>
         <w:spacing w:before="0" w:after="0"/>
-        <w:rPr/>
-      </w:pPr>
-      <w:bookmarkStart w:id="0" w:name="_Hlk99699825"/>
-      <w:bookmarkStart w:id="1" w:name="_Toc139032097"/>
-      <w:r>
-        <w:rPr/>
-        <w:t>Service proces meldingen</w:t>
-      </w:r>
-      <w:bookmarkEnd w:id="0"/>
-      <w:bookmarkEnd w:id="1"/>
-    </w:p>
-    <w:p>
-      <w:pPr>
-        <w:pStyle w:val="Normal"/>
-        <w:rPr>
-          <w:lang w:eastAsia="en-US"/>
-        </w:rPr>
-      </w:pPr>
-      <w:r>
-        <w:rPr>
-          <w:lang w:eastAsia="en-US"/>
+        <w:rPr>
+          <w:lang w:val="en-GB"/>
+        </w:rPr>
+      </w:pPr>
+      <w:bookmarkStart w:id="2" w:name="_Toc139032104"/>
+      <w:r>
+        <w:rPr>
+          <w:lang w:val="en-GB"/>
+        </w:rPr>
+        <w:t>Analyse</w:t>
+      </w:r>
+      <w:bookmarkEnd w:id="2"/>
+    </w:p>
+    <w:p>
+      <w:pPr>
+        <w:pStyle w:val="Lijstalinea1"/>
+        <w:ind w:left="0"/>
+        <w:rPr>
+          <w:b/>
+          <w:bCs/>
+          <w:sz w:val="18"/>
+          <w:szCs w:val="18"/>
+        </w:rPr>
+      </w:pPr>
+      <w:r>
+        <w:rPr>
+          <w:b/>
+          <w:bCs/>
+          <w:sz w:val="18"/>
+          <w:szCs w:val="18"/>
         </w:rPr>
       </w:r>
     </w:p>
@@ -39,446 +702,987 @@
         <w:pStyle w:val="Heading2"/>
         <w:numPr>
           <w:ilvl w:val="1"/>
-          <w:numId w:val="11"/>
+          <w:numId w:val="2"/>
         </w:numPr>
         <w:rPr/>
       </w:pPr>
-      <w:bookmarkStart w:id="2" w:name="_Toc139032098"/>
-      <w:bookmarkStart w:id="3" w:name="_Toc510009551"/>
-      <w:bookmarkStart w:id="4" w:name="_Toc510009634"/>
       <w:r>
         <w:rPr/>
-        <w:t>Aanname melding:</w:t>
-      </w:r>
-      <w:bookmarkEnd w:id="2"/>
-      <w:bookmarkEnd w:id="3"/>
-      <w:bookmarkEnd w:id="4"/>
-    </w:p>
-    <w:p>
-      <w:pPr>
-        <w:pStyle w:val="Normal"/>
-        <w:rPr>
-          <w:sz w:val="18"/>
-          <w:szCs w:val="18"/>
-          <w:lang w:val="en-GB"/>
-        </w:rPr>
-      </w:pPr>
-      <w:r>
-        <w:rPr>
-          <w:sz w:val="18"/>
-          <w:szCs w:val="18"/>
-          <w:lang w:val="en-GB"/>
-        </w:rPr>
-        <w:t>Intake melding (administratie):</w:t>
-      </w:r>
-    </w:p>
-    <w:p>
-      <w:pPr>
-        <w:pStyle w:val="ListParagraph"/>
-        <w:numPr>
-          <w:ilvl w:val="0"/>
-          <w:numId w:val="3"/>
-        </w:numPr>
-        <w:rPr>
-          <w:sz w:val="18"/>
-          <w:szCs w:val="18"/>
-          <w:lang w:val="en-GB"/>
-        </w:rPr>
-      </w:pPr>
-      <w:r>
-        <w:rPr>
-          <w:b/>
-          <w:bCs/>
-          <w:sz w:val="18"/>
-          <w:szCs w:val="18"/>
-          <w:lang w:val="en-GB"/>
-        </w:rPr>
-        <w:t>Contactpersoon:</w:t>
-      </w:r>
-      <w:r>
-        <w:rPr>
-          <w:sz w:val="18"/>
-          <w:szCs w:val="18"/>
-          <w:lang w:val="en-GB"/>
-        </w:rPr>
-        <w:t xml:space="preserve"> [contactpersoon]</w:t>
-      </w:r>
-    </w:p>
-    <w:p>
-      <w:pPr>
-        <w:pStyle w:val="ListParagraph"/>
-        <w:numPr>
-          <w:ilvl w:val="0"/>
-          <w:numId w:val="3"/>
-        </w:numPr>
-        <w:rPr>
-          <w:sz w:val="18"/>
-          <w:szCs w:val="18"/>
-          <w:lang w:val="en-GB"/>
-        </w:rPr>
-      </w:pPr>
-      <w:r>
-        <w:rPr>
-          <w:b/>
-          <w:bCs/>
-          <w:sz w:val="18"/>
-          <w:szCs w:val="18"/>
-          <w:lang w:val="en-GB"/>
-        </w:rPr>
-        <w:t>Telefoonnummer en/of email:</w:t>
-      </w:r>
-      <w:r>
-        <w:rPr>
-          <w:sz w:val="18"/>
-          <w:szCs w:val="18"/>
-          <w:lang w:val="en-GB"/>
-        </w:rPr>
-        <w:t xml:space="preserve"> [telefoonnummer en/of email]</w:t>
-      </w:r>
-    </w:p>
-    <w:p>
-      <w:pPr>
-        <w:pStyle w:val="ListParagraph"/>
-        <w:numPr>
-          <w:ilvl w:val="0"/>
-          <w:numId w:val="3"/>
-        </w:numPr>
-        <w:rPr>
-          <w:sz w:val="18"/>
-          <w:szCs w:val="18"/>
-        </w:rPr>
-      </w:pPr>
-      <w:r>
-        <w:rPr>
-          <w:b/>
-          <w:bCs/>
-          <w:sz w:val="18"/>
-          <w:szCs w:val="18"/>
-        </w:rPr>
-        <w:t>Contactpersoon aanwezig bij de klant:</w:t>
-      </w:r>
-      <w:r>
-        <w:rPr>
-          <w:sz w:val="18"/>
-          <w:szCs w:val="18"/>
-        </w:rPr>
-        <w:t xml:space="preserve"> [contactpersoon aanwezig bij de klant]</w:t>
-      </w:r>
-    </w:p>
-    <w:p>
-      <w:pPr>
-        <w:pStyle w:val="ListParagraph"/>
-        <w:numPr>
-          <w:ilvl w:val="0"/>
-          <w:numId w:val="3"/>
-        </w:numPr>
-        <w:rPr>
-          <w:sz w:val="18"/>
-          <w:szCs w:val="18"/>
-        </w:rPr>
-      </w:pPr>
-      <w:r>
-        <w:rPr>
-          <w:b/>
-          <w:bCs/>
-          <w:sz w:val="18"/>
-          <w:szCs w:val="18"/>
-        </w:rPr>
-        <w:t>Urgent?</w:t>
-      </w:r>
-      <w:r>
-        <w:rPr>
-          <w:sz w:val="18"/>
-          <w:szCs w:val="18"/>
-        </w:rPr>
-        <w:t xml:space="preserve"> [urgent]</w:t>
-      </w:r>
-    </w:p>
-    <w:p>
-      <w:pPr>
-        <w:pStyle w:val="ListParagraph"/>
-        <w:numPr>
-          <w:ilvl w:val="0"/>
-          <w:numId w:val="3"/>
-        </w:numPr>
-        <w:rPr>
-          <w:sz w:val="18"/>
-          <w:szCs w:val="18"/>
-          <w:lang w:val="en-GB"/>
-        </w:rPr>
-      </w:pPr>
-      <w:r>
-        <w:rPr>
-          <w:b/>
-          <w:bCs/>
-          <w:sz w:val="18"/>
-          <w:szCs w:val="18"/>
-          <w:lang w:val="en-GB"/>
-        </w:rPr>
-        <w:t>Service Informatieblad beschikbaar voor eerstelijnsadvies:</w:t>
-      </w:r>
-      <w:r>
-        <w:rPr>
-          <w:sz w:val="18"/>
-          <w:szCs w:val="18"/>
-          <w:lang w:val="en-GB"/>
-        </w:rPr>
-        <w:t xml:space="preserve"> [Service Informatieblad beschikbaar voor eerstelijnsadvies]</w:t>
-      </w:r>
-    </w:p>
-    <w:p>
-      <w:pPr>
-        <w:pStyle w:val="Normal"/>
-        <w:rPr>
-          <w:sz w:val="18"/>
-          <w:szCs w:val="18"/>
-          <w:lang w:val="en-GB"/>
-        </w:rPr>
-      </w:pPr>
-      <w:r>
-        <w:rPr>
-          <w:sz w:val="18"/>
-          <w:szCs w:val="18"/>
-          <w:lang w:val="en-GB"/>
-        </w:rPr>
-      </w:r>
-    </w:p>
-    <w:p>
-      <w:pPr>
-        <w:pStyle w:val="Normal"/>
-        <w:rPr>
-          <w:sz w:val="18"/>
-          <w:szCs w:val="18"/>
-          <w:lang w:val="en-GB"/>
-        </w:rPr>
-      </w:pPr>
-      <w:r>
-        <w:rPr>
-          <w:sz w:val="18"/>
-          <w:szCs w:val="18"/>
-          <w:lang w:val="en-GB"/>
-        </w:rPr>
-      </w:r>
-    </w:p>
-    <w:p>
-      <w:pPr>
-        <w:pStyle w:val="Normal"/>
-        <w:rPr>
-          <w:sz w:val="18"/>
-          <w:szCs w:val="18"/>
-          <w:lang w:val="en-GB"/>
-        </w:rPr>
-      </w:pPr>
-      <w:r>
-        <w:rPr>
-          <w:sz w:val="18"/>
-          <w:szCs w:val="18"/>
-          <w:lang w:val="en-GB"/>
-        </w:rPr>
-        <w:t>Beoordelen melding (technical support):</w:t>
-      </w:r>
-    </w:p>
-    <w:p>
-      <w:pPr>
-        <w:pStyle w:val="ListParagraph"/>
-        <w:numPr>
-          <w:ilvl w:val="0"/>
-          <w:numId w:val="3"/>
-        </w:numPr>
-        <w:rPr>
-          <w:sz w:val="18"/>
-          <w:szCs w:val="18"/>
-          <w:lang w:val="en-GB"/>
-        </w:rPr>
-      </w:pPr>
-      <w:r>
-        <w:rPr>
-          <w:b/>
-          <w:bCs/>
-          <w:sz w:val="18"/>
-          <w:szCs w:val="18"/>
-          <w:lang w:val="en-GB"/>
-        </w:rPr>
-        <w:t>Wens of storing?</w:t>
-      </w:r>
-      <w:r>
-        <w:rPr>
-          <w:sz w:val="18"/>
-          <w:szCs w:val="18"/>
-          <w:lang w:val="en-GB"/>
-        </w:rPr>
-        <w:t xml:space="preserve"> [wens of storing]</w:t>
-      </w:r>
-    </w:p>
-    <w:p>
-      <w:pPr>
-        <w:pStyle w:val="ListParagraph"/>
+        <w:t>Samenvatting melding</w:t>
+      </w:r>
+    </w:p>
+    <w:p>
+      <w:pPr>
+        <w:pStyle w:val="Lijstalinea1"/>
+        <w:ind w:left="0"/>
+        <w:rPr>
+          <w:b/>
+          <w:bCs/>
+          <w:sz w:val="18"/>
+          <w:szCs w:val="18"/>
+        </w:rPr>
+      </w:pPr>
+      <w:r>
+        <w:rPr>
+          <w:b/>
+          <w:bCs/>
+          <w:sz w:val="18"/>
+          <w:szCs w:val="18"/>
+        </w:rPr>
+        <w:t>Probleem:</w:t>
+      </w:r>
+      <w:r>
+        <w:rPr>
+          <w:sz w:val="18"/>
+          <w:szCs w:val="18"/>
+        </w:rPr>
+        <w:t xml:space="preserve"> [probleem]</w:t>
+        <w:br/>
+      </w:r>
+    </w:p>
+    <w:p>
+      <w:pPr>
+        <w:pStyle w:val="Lijstalinea1"/>
+        <w:ind w:left="0"/>
+        <w:rPr>
+          <w:b/>
+          <w:bCs/>
+          <w:sz w:val="18"/>
+          <w:szCs w:val="18"/>
+        </w:rPr>
+      </w:pPr>
+      <w:r>
+        <w:rPr>
+          <w:b/>
+          <w:bCs/>
+          <w:sz w:val="18"/>
+          <w:szCs w:val="18"/>
+        </w:rPr>
+        <w:t>Alarmcode / melding op scherm:</w:t>
+      </w:r>
+      <w:r>
+        <w:rPr>
+          <w:sz w:val="18"/>
+          <w:szCs w:val="18"/>
+        </w:rPr>
+        <w:t xml:space="preserve"> [alarmcode of exacte tekst]</w:t>
+        <w:br/>
+      </w:r>
+    </w:p>
+    <w:p>
+      <w:pPr>
+        <w:pStyle w:val="Lijstalinea1"/>
+        <w:ind w:left="0"/>
+        <w:rPr>
+          <w:b/>
+          <w:bCs/>
+          <w:sz w:val="18"/>
+          <w:szCs w:val="18"/>
+        </w:rPr>
+      </w:pPr>
+      <w:r>
+        <w:rPr>
+          <w:b/>
+          <w:bCs/>
+          <w:sz w:val="18"/>
+          <w:szCs w:val="18"/>
+        </w:rPr>
+        <w:t>Onderdeel / station:</w:t>
+      </w:r>
+      <w:r>
+        <w:rPr>
+          <w:sz w:val="18"/>
+          <w:szCs w:val="18"/>
+        </w:rPr>
+        <w:t xml:space="preserve"> [onderdeel of station]</w:t>
+        <w:br/>
+      </w:r>
+    </w:p>
+    <w:p>
+      <w:pPr>
+        <w:pStyle w:val="Lijstalinea1"/>
+        <w:ind w:left="0"/>
+        <w:rPr>
+          <w:b/>
+          <w:bCs/>
+          <w:sz w:val="18"/>
+          <w:szCs w:val="18"/>
+        </w:rPr>
+      </w:pPr>
+      <w:r>
+        <w:rPr>
+          <w:b/>
+          <w:bCs/>
+          <w:sz w:val="18"/>
+          <w:szCs w:val="18"/>
+        </w:rPr>
+        <w:t>Wanneer is het probleem ontstaan:</w:t>
+      </w:r>
+      <w:r>
+        <w:rPr>
+          <w:sz w:val="18"/>
+          <w:szCs w:val="18"/>
+        </w:rPr>
+        <w:t xml:space="preserve"> [datum / tijd / situatie]</w:t>
+        <w:br/>
+      </w:r>
+    </w:p>
+    <w:p>
+      <w:pPr>
+        <w:pStyle w:val="Lijstalinea1"/>
+        <w:ind w:left="0"/>
+        <w:rPr>
+          <w:b/>
+          <w:bCs/>
+          <w:sz w:val="18"/>
+          <w:szCs w:val="18"/>
+        </w:rPr>
+      </w:pPr>
+      <w:r>
+        <w:rPr>
+          <w:b/>
+          <w:bCs/>
+          <w:sz w:val="18"/>
+          <w:szCs w:val="18"/>
+        </w:rPr>
+        <w:t>Frequentie:</w:t>
+      </w:r>
+      <w:r>
+        <w:rPr>
+          <w:sz w:val="18"/>
+          <w:szCs w:val="18"/>
+        </w:rPr>
+        <w:t xml:space="preserve"> [eenmalig / af en toe / continu]</w:t>
+        <w:br/>
+      </w:r>
+    </w:p>
+    <w:p>
+      <w:pPr>
+        <w:pStyle w:val="Lijstalinea1"/>
+        <w:ind w:left="0"/>
+        <w:rPr>
+          <w:b/>
+          <w:bCs/>
+          <w:sz w:val="18"/>
+          <w:szCs w:val="18"/>
+        </w:rPr>
+      </w:pPr>
+      <w:r>
+        <w:rPr>
+          <w:b/>
+          <w:bCs/>
+          <w:sz w:val="18"/>
+          <w:szCs w:val="18"/>
+        </w:rPr>
+        <w:t>Waarneembare symptomen:</w:t>
+      </w:r>
+      <w:r>
+        <w:rPr>
+          <w:sz w:val="18"/>
+          <w:szCs w:val="18"/>
+        </w:rPr>
+        <w:t xml:space="preserve"> [symptomen]</w:t>
+        <w:br/>
+      </w:r>
+    </w:p>
+    <w:p>
+      <w:pPr>
+        <w:pStyle w:val="Lijstalinea1"/>
+        <w:ind w:left="0"/>
+        <w:rPr>
+          <w:b/>
+          <w:bCs/>
+          <w:sz w:val="18"/>
+          <w:szCs w:val="18"/>
+        </w:rPr>
+      </w:pPr>
+      <w:r>
+        <w:rPr>
+          <w:b/>
+          <w:bCs/>
+          <w:sz w:val="18"/>
+          <w:szCs w:val="18"/>
+        </w:rPr>
+        <w:t>Reeds uitgevoerde acties:</w:t>
+      </w:r>
+      <w:r>
+        <w:rPr>
+          <w:sz w:val="18"/>
+          <w:szCs w:val="18"/>
+        </w:rPr>
+        <w:t xml:space="preserve"> [acties en resultaten]</w:t>
+        <w:br/>
+      </w:r>
+    </w:p>
+    <w:p>
+      <w:pPr>
+        <w:pStyle w:val="Lijstalinea1"/>
+        <w:ind w:left="0"/>
+        <w:rPr>
+          <w:b/>
+          <w:bCs/>
+          <w:sz w:val="18"/>
+          <w:szCs w:val="18"/>
+        </w:rPr>
+      </w:pPr>
+      <w:r>
+        <w:rPr>
+          <w:b/>
+          <w:bCs/>
+          <w:sz w:val="18"/>
+          <w:szCs w:val="18"/>
+        </w:rPr>
+        <w:t>Recente wijzigingen:</w:t>
+      </w:r>
+      <w:r>
+        <w:rPr>
+          <w:sz w:val="18"/>
+          <w:szCs w:val="18"/>
+        </w:rPr>
+        <w:t xml:space="preserve"> [onderhoud / instellingen / onderdelen / software]</w:t>
+        <w:br/>
+      </w:r>
+    </w:p>
+    <w:p>
+      <w:pPr>
+        <w:pStyle w:val="Lijstalinea1"/>
+        <w:ind w:left="0"/>
+        <w:rPr>
+          <w:b/>
+          <w:bCs/>
+          <w:sz w:val="18"/>
+          <w:szCs w:val="18"/>
+        </w:rPr>
+      </w:pPr>
+      <w:r>
+        <w:rPr>
+          <w:b/>
+          <w:bCs/>
+          <w:sz w:val="18"/>
+          <w:szCs w:val="18"/>
+        </w:rPr>
+      </w:r>
+    </w:p>
+    <w:p>
+      <w:pPr>
+        <w:pStyle w:val="Heading2"/>
         <w:numPr>
           <w:ilvl w:val="1"/>
-          <w:numId w:val="3"/>
+          <w:numId w:val="2"/>
         </w:numPr>
-        <w:rPr>
-          <w:sz w:val="18"/>
-          <w:szCs w:val="18"/>
-        </w:rPr>
-      </w:pPr>
-      <w:r>
-        <w:rPr>
-          <w:sz w:val="18"/>
-          <w:szCs w:val="18"/>
-        </w:rPr>
-        <w:t>wens = offerte aan vragen, doorverwijzen naar spareparts (bestaande onderdelen) of Sales (nieuwe functionaliteit, aanpassing machine)</w:t>
-      </w:r>
-    </w:p>
-    <w:p>
-      <w:pPr>
-        <w:pStyle w:val="ListParagraph"/>
+        <w:rPr/>
+      </w:pPr>
+      <w:r>
+        <w:rPr/>
+        <w:t>Situatie onderzoeken</w:t>
+      </w:r>
+    </w:p>
+    <w:p>
+      <w:pPr>
+        <w:pStyle w:val="Lijstalinea1"/>
+        <w:ind w:left="0"/>
+        <w:rPr>
+          <w:sz w:val="18"/>
+          <w:szCs w:val="18"/>
+        </w:rPr>
+      </w:pPr>
+      <w:r>
+        <w:rPr>
+          <w:sz w:val="18"/>
+          <w:szCs w:val="18"/>
+        </w:rPr>
+      </w:r>
+    </w:p>
+    <w:p>
+      <w:pPr>
+        <w:pStyle w:val="Lijstalinea1"/>
+        <w:ind w:left="0"/>
+        <w:rPr>
+          <w:b/>
+          <w:bCs/>
+          <w:sz w:val="18"/>
+          <w:szCs w:val="18"/>
+        </w:rPr>
+      </w:pPr>
+      <w:r>
+        <w:rPr>
+          <w:b/>
+          <w:bCs/>
+          <w:sz w:val="18"/>
+          <w:szCs w:val="18"/>
+        </w:rPr>
+        <w:t>Ontbrekende informatie:</w:t>
+      </w:r>
+      <w:r>
+        <w:rPr>
+          <w:sz w:val="18"/>
+          <w:szCs w:val="18"/>
+        </w:rPr>
+        <w:t xml:space="preserve"> [ontbrekende informatie]</w:t>
+        <w:br/>
+      </w:r>
+    </w:p>
+    <w:p>
+      <w:pPr>
+        <w:pStyle w:val="Lijstalinea1"/>
+        <w:ind w:left="0"/>
+        <w:rPr>
+          <w:b/>
+          <w:bCs/>
+          <w:sz w:val="18"/>
+          <w:szCs w:val="18"/>
+        </w:rPr>
+      </w:pPr>
+      <w:r>
+        <w:rPr>
+          <w:b/>
+          <w:bCs/>
+          <w:sz w:val="18"/>
+          <w:szCs w:val="18"/>
+        </w:rPr>
+        <w:t>Vervolgvragen aan klant:</w:t>
+      </w:r>
+      <w:r>
+        <w:rPr>
+          <w:sz w:val="18"/>
+          <w:szCs w:val="18"/>
+        </w:rPr>
+        <w:t xml:space="preserve"> [vragen]</w:t>
+        <w:br/>
+      </w:r>
+    </w:p>
+    <w:p>
+      <w:pPr>
+        <w:pStyle w:val="Lijstalinea1"/>
+        <w:ind w:left="0"/>
+        <w:rPr>
+          <w:b/>
+          <w:bCs/>
+          <w:sz w:val="18"/>
+          <w:szCs w:val="18"/>
+        </w:rPr>
+      </w:pPr>
+      <w:r>
+        <w:rPr>
+          <w:b/>
+          <w:bCs/>
+          <w:sz w:val="18"/>
+          <w:szCs w:val="18"/>
+        </w:rPr>
+        <w:t>Waarschijnlijke hoofdoorzaak:</w:t>
+      </w:r>
+      <w:r>
+        <w:rPr>
+          <w:sz w:val="18"/>
+          <w:szCs w:val="18"/>
+        </w:rPr>
+        <w:t xml:space="preserve"> [oorzaak]</w:t>
+        <w:br/>
+      </w:r>
+    </w:p>
+    <w:p>
+      <w:pPr>
+        <w:pStyle w:val="Lijstalinea1"/>
+        <w:ind w:left="0"/>
+        <w:rPr>
+          <w:b/>
+          <w:bCs/>
+          <w:sz w:val="18"/>
+          <w:szCs w:val="18"/>
+        </w:rPr>
+      </w:pPr>
+      <w:r>
+        <w:rPr>
+          <w:b/>
+          <w:bCs/>
+          <w:sz w:val="18"/>
+          <w:szCs w:val="18"/>
+        </w:rPr>
+        <w:t>Alternatieve oorzaken:</w:t>
+      </w:r>
+      <w:r>
+        <w:rPr>
+          <w:sz w:val="18"/>
+          <w:szCs w:val="18"/>
+        </w:rPr>
+        <w:t xml:space="preserve"> [oorzaken]</w:t>
+        <w:br/>
+      </w:r>
+    </w:p>
+    <w:p>
+      <w:pPr>
+        <w:pStyle w:val="Lijstalinea1"/>
+        <w:ind w:left="0"/>
+        <w:rPr>
+          <w:b/>
+          <w:bCs/>
+          <w:sz w:val="18"/>
+          <w:szCs w:val="18"/>
+        </w:rPr>
+      </w:pPr>
+      <w:r>
+        <w:rPr>
+          <w:b/>
+          <w:bCs/>
+          <w:sz w:val="18"/>
+          <w:szCs w:val="18"/>
+        </w:rPr>
+        <w:t>Onderbouwing:</w:t>
+      </w:r>
+      <w:r>
+        <w:rPr>
+          <w:sz w:val="18"/>
+          <w:szCs w:val="18"/>
+        </w:rPr>
+        <w:t xml:space="preserve"> [feiten uit melding en kennisbron]</w:t>
+        <w:br/>
+      </w:r>
+    </w:p>
+    <w:p>
+      <w:pPr>
+        <w:pStyle w:val="Lijstalinea1"/>
+        <w:ind w:left="0"/>
+        <w:rPr>
+          <w:sz w:val="24"/>
+          <w:szCs w:val="24"/>
+        </w:rPr>
+      </w:pPr>
+      <w:r>
+        <w:rPr>
+          <w:b/>
+          <w:bCs/>
+          <w:sz w:val="18"/>
+          <w:szCs w:val="18"/>
+        </w:rPr>
+        <w:t>Zekerheid analyse:</w:t>
+      </w:r>
+      <w:r>
+        <w:rPr>
+          <w:sz w:val="18"/>
+          <w:szCs w:val="18"/>
+        </w:rPr>
+        <w:t xml:space="preserve"> [zekerheid analyse hoog / gemiddeld / laag]</w:t>
+      </w:r>
+    </w:p>
+    <w:p>
+      <w:pPr>
+        <w:pStyle w:val="Lijstalinea1"/>
+        <w:ind w:left="0"/>
+        <w:rPr>
+          <w:sz w:val="18"/>
+          <w:szCs w:val="18"/>
+        </w:rPr>
+      </w:pPr>
+      <w:r>
+        <w:rPr>
+          <w:sz w:val="18"/>
+          <w:szCs w:val="18"/>
+        </w:rPr>
+      </w:r>
+    </w:p>
+    <w:p>
+      <w:pPr>
+        <w:pStyle w:val="Lijstalinea1"/>
+        <w:ind w:left="0"/>
+        <w:rPr>
+          <w:sz w:val="18"/>
+          <w:szCs w:val="18"/>
+        </w:rPr>
+      </w:pPr>
+      <w:r>
+        <w:rPr>
+          <w:sz w:val="18"/>
+          <w:szCs w:val="18"/>
+        </w:rPr>
+      </w:r>
+    </w:p>
+    <w:p>
+      <w:pPr>
+        <w:pStyle w:val="Normal"/>
+        <w:rPr>
+          <w:rFonts w:ascii="Cambria" w:hAnsi="Cambria" w:cs="Times New Roman"/>
+          <w:b/>
+          <w:bCs/>
+          <w:color w:val="4F81BD"/>
+          <w:sz w:val="28"/>
+          <w:szCs w:val="26"/>
+          <w:lang w:eastAsia="en-US"/>
+        </w:rPr>
+      </w:pPr>
+      <w:r>
+        <w:rPr>
+          <w:rFonts w:cs="Times New Roman" w:ascii="Cambria" w:hAnsi="Cambria"/>
+          <w:b/>
+          <w:bCs/>
+          <w:color w:val="4F81BD"/>
+          <w:sz w:val="28"/>
+          <w:szCs w:val="26"/>
+          <w:lang w:eastAsia="en-US"/>
+        </w:rPr>
+      </w:r>
+      <w:r>
+        <w:br w:type="page"/>
+      </w:r>
+    </w:p>
+    <w:p>
+      <w:pPr>
+        <w:pStyle w:val="Heading2"/>
         <w:numPr>
           <w:ilvl w:val="1"/>
-          <w:numId w:val="3"/>
+          <w:numId w:val="2"/>
         </w:numPr>
-        <w:rPr>
-          <w:sz w:val="18"/>
-          <w:szCs w:val="18"/>
-          <w:lang w:val="en-GB"/>
-        </w:rPr>
-      </w:pPr>
-      <w:r>
-        <w:rPr>
-          <w:sz w:val="18"/>
-          <w:szCs w:val="18"/>
-          <w:lang w:val="en-GB"/>
-        </w:rPr>
-        <w:t>storing = service onderzoek opstarten</w:t>
-      </w:r>
-    </w:p>
-    <w:p>
-      <w:pPr>
-        <w:pStyle w:val="ListParagraph"/>
-        <w:numPr>
-          <w:ilvl w:val="0"/>
-          <w:numId w:val="3"/>
-        </w:numPr>
-        <w:rPr>
-          <w:b/>
-          <w:bCs/>
-        </w:rPr>
-      </w:pPr>
-      <w:r>
-        <w:rPr>
-          <w:b/>
-          <w:bCs/>
-          <w:sz w:val="18"/>
-          <w:szCs w:val="18"/>
-          <w:lang w:val="en-GB"/>
-        </w:rPr>
-        <w:t>bouwjaar:</w:t>
-      </w:r>
-      <w:r>
-        <w:rPr>
-          <w:b w:val="false"/>
-          <w:bCs w:val="false"/>
-          <w:sz w:val="18"/>
-          <w:szCs w:val="18"/>
-          <w:lang w:val="en-GB"/>
-        </w:rPr>
-        <w:t xml:space="preserve"> [bouwjaar]</w:t>
-      </w:r>
-    </w:p>
-    <w:p>
-      <w:pPr>
-        <w:pStyle w:val="ListParagraph"/>
+        <w:spacing w:before="0" w:after="100"/>
+        <w:rPr/>
+      </w:pPr>
+      <w:r>
+        <w:rPr/>
+        <w:t>Instructie</w:t>
+      </w:r>
+    </w:p>
+    <w:p>
+      <w:pPr>
+        <w:pStyle w:val="Lijstalinea1"/>
+        <w:ind w:left="0"/>
+        <w:rPr>
+          <w:b/>
+          <w:bCs/>
+          <w:sz w:val="18"/>
+          <w:szCs w:val="18"/>
+        </w:rPr>
+      </w:pPr>
+      <w:r>
+        <w:rPr>
+          <w:b/>
+          <w:bCs/>
+          <w:sz w:val="18"/>
+          <w:szCs w:val="18"/>
+        </w:rPr>
+      </w:r>
+    </w:p>
+    <w:p>
+      <w:pPr>
+        <w:pStyle w:val="Lijstalinea1"/>
+        <w:ind w:left="0"/>
+        <w:rPr>
+          <w:b/>
+          <w:bCs/>
+          <w:sz w:val="18"/>
+          <w:szCs w:val="18"/>
+        </w:rPr>
+      </w:pPr>
+      <w:r>
+        <w:rPr>
+          <w:b/>
+          <w:bCs/>
+          <w:sz w:val="18"/>
+          <w:szCs w:val="18"/>
+        </w:rPr>
+        <w:t>Zoekvraag voor kennisbron:</w:t>
+      </w:r>
+      <w:r>
+        <w:rPr>
+          <w:sz w:val="18"/>
+          <w:szCs w:val="18"/>
+        </w:rPr>
+        <w:t xml:space="preserve"> [zoekvraag]</w:t>
+        <w:br/>
+      </w:r>
+    </w:p>
+    <w:p>
+      <w:pPr>
+        <w:pStyle w:val="Lijstalinea1"/>
+        <w:ind w:left="0"/>
+        <w:rPr>
+          <w:b/>
+          <w:bCs/>
+          <w:sz w:val="18"/>
+          <w:szCs w:val="18"/>
+        </w:rPr>
+      </w:pPr>
+      <w:r>
+        <w:rPr>
+          <w:b/>
+          <w:bCs/>
+          <w:sz w:val="18"/>
+          <w:szCs w:val="18"/>
+        </w:rPr>
+        <w:t>Gebruikte zoektermen:</w:t>
+      </w:r>
+      <w:r>
+        <w:rPr>
+          <w:sz w:val="18"/>
+          <w:szCs w:val="18"/>
+        </w:rPr>
+        <w:t xml:space="preserve"> [zoektermen]</w:t>
+        <w:br/>
+      </w:r>
+    </w:p>
+    <w:p>
+      <w:pPr>
+        <w:pStyle w:val="Lijstalinea1"/>
+        <w:ind w:left="0"/>
+        <w:rPr>
+          <w:b/>
+          <w:bCs/>
+          <w:sz w:val="18"/>
+          <w:szCs w:val="18"/>
+        </w:rPr>
+      </w:pPr>
+      <w:r>
+        <w:rPr>
+          <w:b/>
+          <w:bCs/>
+          <w:sz w:val="18"/>
+          <w:szCs w:val="18"/>
+        </w:rPr>
+        <w:t>Doorzochte kennisbronnen:</w:t>
+      </w:r>
+      <w:r>
+        <w:rPr>
+          <w:sz w:val="18"/>
+          <w:szCs w:val="18"/>
+        </w:rPr>
+        <w:t xml:space="preserve"> [bronnen]</w:t>
+        <w:br/>
+      </w:r>
+    </w:p>
+    <w:p>
+      <w:pPr>
+        <w:pStyle w:val="Lijstalinea1"/>
+        <w:ind w:left="0"/>
+        <w:rPr>
+          <w:b/>
+          <w:bCs/>
+          <w:sz w:val="18"/>
+          <w:szCs w:val="18"/>
+        </w:rPr>
+      </w:pPr>
+      <w:r>
+        <w:rPr>
+          <w:b/>
+          <w:bCs/>
+          <w:sz w:val="18"/>
+          <w:szCs w:val="18"/>
+        </w:rPr>
+        <w:t>Gevonden documenten:</w:t>
+      </w:r>
+      <w:r>
+        <w:rPr>
+          <w:sz w:val="18"/>
+          <w:szCs w:val="18"/>
+        </w:rPr>
+        <w:t xml:space="preserve"> [documentnaam, documentnummer en versie]</w:t>
+        <w:br/>
+      </w:r>
+    </w:p>
+    <w:p>
+      <w:pPr>
+        <w:pStyle w:val="Lijstalinea1"/>
+        <w:ind w:left="0"/>
+        <w:rPr>
+          <w:b/>
+          <w:bCs/>
+          <w:sz w:val="18"/>
+          <w:szCs w:val="18"/>
+        </w:rPr>
+      </w:pPr>
+      <w:r>
+        <w:rPr>
+          <w:b/>
+          <w:bCs/>
+          <w:sz w:val="18"/>
+          <w:szCs w:val="18"/>
+        </w:rPr>
+        <w:t>Bronlocatie:</w:t>
+      </w:r>
+      <w:r>
+        <w:rPr>
+          <w:sz w:val="18"/>
+          <w:szCs w:val="18"/>
+        </w:rPr>
+        <w:t xml:space="preserve"> [map of koppeling]</w:t>
+        <w:br/>
+      </w:r>
+    </w:p>
+    <w:p>
+      <w:pPr>
+        <w:pStyle w:val="Lijstalinea1"/>
+        <w:ind w:left="0"/>
+        <w:rPr>
+          <w:b/>
+          <w:bCs/>
+          <w:sz w:val="18"/>
+          <w:szCs w:val="18"/>
+        </w:rPr>
+      </w:pPr>
+      <w:r>
+        <w:rPr>
+          <w:b/>
+          <w:bCs/>
+          <w:sz w:val="18"/>
+          <w:szCs w:val="18"/>
+        </w:rPr>
+        <w:t>Datum van bron:</w:t>
+      </w:r>
+      <w:r>
+        <w:rPr>
+          <w:sz w:val="18"/>
+          <w:szCs w:val="18"/>
+        </w:rPr>
+        <w:t xml:space="preserve"> [datum van bron]</w:t>
+        <w:br/>
+      </w:r>
+    </w:p>
+    <w:p>
+      <w:pPr>
+        <w:pStyle w:val="Lijstalinea1"/>
+        <w:ind w:left="0"/>
+        <w:rPr>
+          <w:sz w:val="24"/>
+          <w:szCs w:val="24"/>
+          <w14:ligatures w14:val="standardContextual"/>
+        </w:rPr>
+      </w:pPr>
+      <w:r>
+        <w:rPr>
+          <w:b/>
+          <w:bCs/>
+          <w:sz w:val="18"/>
+          <w:szCs w:val="18"/>
+        </w:rPr>
+        <w:t>Relevantie van zoekresultaat:</w:t>
+      </w:r>
+      <w:r>
+        <w:rPr>
+          <w:sz w:val="18"/>
+          <w:szCs w:val="18"/>
+        </w:rPr>
+        <w:t xml:space="preserve"> </w:t>
+      </w:r>
+      <w:r>
+        <w:rPr>
+          <w:sz w:val="18"/>
+          <w:szCs w:val="18"/>
+        </w:rPr>
+        <w:t>[relevantie van zoekresultaat hoog / gemiddeld / laag]</w:t>
+      </w:r>
+    </w:p>
+    <w:p>
+      <w:pPr>
+        <w:pStyle w:val="Lijstalinea1"/>
+        <w:ind w:left="0"/>
+        <w:rPr>
+          <w:sz w:val="24"/>
+          <w:szCs w:val="24"/>
+          <w14:ligatures w14:val="standardContextual"/>
+        </w:rPr>
+      </w:pPr>
+      <w:r>
+        <w:rPr>
+          <w:sz w:val="18"/>
+          <w:szCs w:val="18"/>
+        </w:rPr>
+      </w:r>
+    </w:p>
+    <w:p>
+      <w:pPr>
+        <w:pStyle w:val="Lijstalinea1"/>
+        <w:ind w:left="0"/>
+        <w:rPr>
+          <w:b/>
+          <w:bCs/>
+          <w:sz w:val="18"/>
+          <w:szCs w:val="18"/>
+        </w:rPr>
+      </w:pPr>
+      <w:r>
+        <w:rPr>
+          <w:b/>
+          <w:bCs/>
+          <w:sz w:val="18"/>
+          <w:szCs w:val="18"/>
+        </w:rPr>
+        <w:t>Conceptadvies:</w:t>
+      </w:r>
+      <w:r>
+        <w:rPr>
+          <w:sz w:val="18"/>
+          <w:szCs w:val="18"/>
+        </w:rPr>
+        <w:t xml:space="preserve"> [conceptadvies]</w:t>
+        <w:br/>
+      </w:r>
+    </w:p>
+    <w:p>
+      <w:pPr>
+        <w:pStyle w:val="Lijstalinea1"/>
+        <w:ind w:left="0"/>
+        <w:rPr>
+          <w:b/>
+          <w:bCs/>
+          <w:sz w:val="18"/>
+          <w:szCs w:val="18"/>
+        </w:rPr>
+      </w:pPr>
+      <w:r>
+        <w:rPr>
+          <w:b/>
+          <w:bCs/>
+          <w:sz w:val="18"/>
+          <w:szCs w:val="18"/>
+        </w:rPr>
+        <w:t>Bronvermelding per adviesstap:</w:t>
+      </w:r>
+      <w:r>
+        <w:rPr>
+          <w:sz w:val="18"/>
+          <w:szCs w:val="18"/>
+        </w:rPr>
+        <w:t xml:space="preserve"> [documentnaam, documentnummer, versie, paragraaf of pagina]</w:t>
+        <w:br/>
+      </w:r>
+    </w:p>
+    <w:p>
+      <w:pPr>
+        <w:pStyle w:val="Lijstalinea1"/>
+        <w:ind w:left="0"/>
+        <w:rPr/>
+      </w:pPr>
+      <w:r>
+        <w:rPr>
+          <w:b/>
+          <w:bCs/>
+          <w:sz w:val="18"/>
+          <w:szCs w:val="18"/>
+        </w:rPr>
+        <w:t>Afwijkingen of onzekerheden:</w:t>
+      </w:r>
+      <w:r>
+        <w:rPr>
+          <w:sz w:val="18"/>
+          <w:szCs w:val="18"/>
+        </w:rPr>
+        <w:t xml:space="preserve"> [afwijkingen of onzekerheden]</w:t>
+      </w:r>
+    </w:p>
+    <w:p>
+      <w:pPr>
+        <w:pStyle w:val="Normal"/>
+        <w:rPr>
+          <w:rFonts w:ascii="Cambria" w:hAnsi="Cambria" w:cs="Times New Roman"/>
+          <w:b/>
+          <w:bCs/>
+          <w:color w:val="4F81BD"/>
+          <w:sz w:val="28"/>
+          <w:szCs w:val="26"/>
+          <w:lang w:eastAsia="en-US"/>
+        </w:rPr>
+      </w:pPr>
+      <w:r>
+        <w:rPr>
+          <w:rFonts w:cs="Times New Roman" w:ascii="Cambria" w:hAnsi="Cambria"/>
+          <w:b/>
+          <w:bCs/>
+          <w:color w:val="4F81BD"/>
+          <w:sz w:val="28"/>
+          <w:szCs w:val="26"/>
+          <w:lang w:eastAsia="en-US"/>
+        </w:rPr>
+      </w:r>
+    </w:p>
+    <w:p>
+      <w:pPr>
+        <w:pStyle w:val="Heading2"/>
         <w:numPr>
           <w:ilvl w:val="1"/>
-          <w:numId w:val="3"/>
+          <w:numId w:val="2"/>
         </w:numPr>
-        <w:rPr>
-          <w:sz w:val="18"/>
-          <w:szCs w:val="18"/>
-        </w:rPr>
-      </w:pPr>
-      <w:r>
-        <w:rPr>
-          <w:sz w:val="18"/>
-          <w:szCs w:val="18"/>
-        </w:rPr>
-        <w:t>&lt; 3 maand na levering = hoge prio, onderzoek of verkoop vs geleverde machine juist is</w:t>
-      </w:r>
-    </w:p>
-    <w:p>
-      <w:pPr>
-        <w:pStyle w:val="ListParagraph"/>
+        <w:rPr/>
+      </w:pPr>
+      <w:r>
+        <w:rPr/>
+        <w:t>Schema</w:t>
+      </w:r>
+    </w:p>
+    <w:p>
+      <w:pPr>
+        <w:pStyle w:val="Lijstalinea1"/>
+        <w:ind w:left="0"/>
+        <w:rPr>
+          <w:sz w:val="18"/>
+          <w:szCs w:val="18"/>
+        </w:rPr>
+      </w:pPr>
+      <w:r>
+        <w:rPr>
+          <w:sz w:val="18"/>
+          <w:szCs w:val="18"/>
+        </w:rPr>
+      </w:r>
+    </w:p>
+    <w:p>
+      <w:pPr>
+        <w:pStyle w:val="Lijstalinea1"/>
+        <w:ind w:left="0"/>
+        <w:rPr>
+          <w:sz w:val="18"/>
+          <w:szCs w:val="18"/>
+        </w:rPr>
+      </w:pPr>
+      <w:r>
+        <w:rPr>
+          <w:sz w:val="18"/>
+          <w:szCs w:val="18"/>
+        </w:rPr>
+      </w:r>
+    </w:p>
+    <w:p>
+      <w:pPr>
+        <w:pStyle w:val="Heading2"/>
         <w:numPr>
           <w:ilvl w:val="1"/>
-          <w:numId w:val="3"/>
+          <w:numId w:val="2"/>
         </w:numPr>
-        <w:rPr>
-          <w:sz w:val="18"/>
-          <w:szCs w:val="18"/>
-          <w:lang w:val="en-GB"/>
-        </w:rPr>
-      </w:pPr>
-      <w:r>
-        <w:rPr>
-          <w:sz w:val="18"/>
-          <w:szCs w:val="18"/>
-          <w:lang w:val="en-GB"/>
-        </w:rPr>
-        <w:t>&lt; 12 maans na levering = garantie</w:t>
-      </w:r>
-    </w:p>
-    <w:p>
-      <w:pPr>
-        <w:pStyle w:val="Normal"/>
-        <w:rPr>
-          <w:sz w:val="18"/>
-          <w:szCs w:val="18"/>
-          <w:lang w:eastAsia="en-US"/>
-        </w:rPr>
-      </w:pPr>
-      <w:r>
-        <w:rPr>
-          <w:sz w:val="18"/>
-          <w:szCs w:val="18"/>
-          <w:lang w:eastAsia="en-US"/>
-        </w:rPr>
-      </w:r>
-    </w:p>
-    <w:p>
-      <w:pPr>
-        <w:pStyle w:val="Normal"/>
-        <w:rPr>
-          <w:sz w:val="18"/>
-          <w:szCs w:val="18"/>
-          <w:lang w:eastAsia="en-US"/>
-        </w:rPr>
-      </w:pPr>
-      <w:r>
-        <w:rPr>
-          <w:sz w:val="18"/>
-          <w:szCs w:val="18"/>
-          <w:lang w:eastAsia="en-US"/>
-        </w:rPr>
-      </w:r>
-    </w:p>
-    <w:p>
-      <w:pPr>
-        <w:pStyle w:val="Normal"/>
-        <w:rPr>
-          <w:sz w:val="18"/>
-          <w:szCs w:val="18"/>
-          <w:lang w:eastAsia="en-US"/>
-        </w:rPr>
-      </w:pPr>
-      <w:r>
-        <w:rPr>
-          <w:sz w:val="18"/>
-          <w:szCs w:val="18"/>
-          <w:lang w:eastAsia="en-US"/>
-        </w:rPr>
-      </w:r>
-      <w:r>
-        <w:br w:type="page"/>
+        <w:rPr/>
+      </w:pPr>
+      <w:r>
+        <w:rPr/>
+        <w:t>Tekeningen</w:t>
+      </w:r>
+    </w:p>
+    <w:p>
+      <w:pPr>
+        <w:pStyle w:val="Lijstalinea1"/>
+        <w:ind w:left="0"/>
+        <w:rPr>
+          <w:sz w:val="18"/>
+          <w:szCs w:val="18"/>
+        </w:rPr>
+      </w:pPr>
+      <w:r>
+        <w:rPr>
+          <w:sz w:val="18"/>
+          <w:szCs w:val="18"/>
+        </w:rPr>
+      </w:r>
+      <w:bookmarkStart w:id="3" w:name="_Hlk101449548"/>
+      <w:bookmarkStart w:id="4" w:name="_Hlk101449548"/>
+      <w:bookmarkEnd w:id="4"/>
+    </w:p>
+    <w:p>
+      <w:pPr>
+        <w:pStyle w:val="Lijstalinea1"/>
+        <w:ind w:left="0"/>
+        <w:rPr>
+          <w:sz w:val="18"/>
+          <w:szCs w:val="18"/>
+        </w:rPr>
+      </w:pPr>
+      <w:r>
+        <w:rPr>
+          <w:sz w:val="18"/>
+          <w:szCs w:val="18"/>
+        </w:rPr>
       </w:r>
     </w:p>
     <w:p>
@@ -486,605 +1690,216 @@
         <w:pStyle w:val="Heading1"/>
         <w:numPr>
           <w:ilvl w:val="0"/>
-          <w:numId w:val="12"/>
+          <w:numId w:val="2"/>
         </w:numPr>
-        <w:spacing w:before="0" w:after="0"/>
-        <w:rPr>
-          <w:lang w:val="en-GB"/>
-        </w:rPr>
-      </w:pPr>
-      <w:bookmarkStart w:id="5" w:name="_Toc139032102"/>
-      <w:r>
-        <w:rPr>
-          <w:lang w:val="en-GB"/>
-        </w:rPr>
-        <w:t>Probleem</w:t>
-      </w:r>
-      <w:bookmarkEnd w:id="5"/>
-    </w:p>
-    <w:p>
-      <w:pPr>
-        <w:pStyle w:val="Normal"/>
-        <w:rPr>
-          <w:bCs/>
-        </w:rPr>
-      </w:pPr>
-      <w:r>
-        <w:rPr>
-          <w:bCs/>
-        </w:rPr>
-      </w:r>
-    </w:p>
-    <w:p>
-      <w:pPr>
-        <w:pStyle w:val="Normal"/>
-        <w:rPr>
-          <w:b/>
-          <w:bCs/>
-        </w:rPr>
-      </w:pPr>
-      <w:r>
-        <w:rPr>
-          <w:b/>
-          <w:bCs/>
-        </w:rPr>
-        <w:t>communicatietype:</w:t>
-      </w:r>
-      <w:r>
-        <w:rPr>
-          <w:b w:val="false"/>
-          <w:bCs w:val="false"/>
-        </w:rPr>
-        <w:t xml:space="preserve"> [communicatietype]</w:t>
-      </w:r>
-    </w:p>
-    <w:p>
-      <w:pPr>
-        <w:pStyle w:val="Normal"/>
-        <w:rPr>
-          <w:bCs/>
-        </w:rPr>
-      </w:pPr>
-      <w:r>
-        <w:rPr>
-          <w:bCs/>
-        </w:rPr>
-      </w:r>
-    </w:p>
-    <w:p>
-      <w:pPr>
-        <w:pStyle w:val="Normal"/>
-        <w:rPr>
-          <w:b/>
-          <w:bCs/>
-        </w:rPr>
-      </w:pPr>
-      <w:r>
-        <w:rPr>
-          <w:b/>
-          <w:bCs/>
-        </w:rPr>
-        <w:t xml:space="preserve">Oorspronkelijke melding: </w:t>
-      </w:r>
-      <w:r>
-        <w:rPr>
-          <w:b w:val="false"/>
-          <w:bCs w:val="false"/>
-        </w:rPr>
-        <w:t>[oorspronkelijke melding]</w:t>
-      </w:r>
-    </w:p>
-    <w:p>
-      <w:pPr>
-        <w:pStyle w:val="Normal"/>
-        <w:rPr>
-          <w:b/>
-          <w:bCs/>
-        </w:rPr>
-      </w:pPr>
-      <w:r>
-        <w:rPr>
-          <w:b/>
-          <w:bCs/>
-        </w:rPr>
-      </w:r>
-    </w:p>
-    <w:p>
-      <w:pPr>
-        <w:pStyle w:val="Normal"/>
-        <w:rPr>
-          <w:b/>
-          <w:bCs/>
-        </w:rPr>
-      </w:pPr>
-      <w:r>
-        <w:rPr>
-          <w:b/>
-          <w:bCs/>
-        </w:rPr>
-        <w:t>Probleem:</w:t>
-      </w:r>
-      <w:r>
-        <w:rPr>
-          <w:b w:val="false"/>
-          <w:bCs w:val="false"/>
-        </w:rPr>
-        <w:t xml:space="preserve"> [probleem]</w:t>
-      </w:r>
-    </w:p>
-    <w:p>
-      <w:pPr>
-        <w:pStyle w:val="Heading1"/>
-        <w:numPr>
-          <w:ilvl w:val="0"/>
-          <w:numId w:val="13"/>
-        </w:numPr>
-        <w:rPr>
-          <w:lang w:val="en-GB"/>
-        </w:rPr>
-      </w:pPr>
-      <w:bookmarkStart w:id="6" w:name="_Toc139032103"/>
-      <w:r>
-        <w:rPr>
-          <w:lang w:val="en-GB"/>
-        </w:rPr>
-        <w:t>Onderzoek</w:t>
-      </w:r>
-      <w:bookmarkEnd w:id="6"/>
-    </w:p>
-    <w:p>
-      <w:pPr>
-        <w:pStyle w:val="Normal"/>
-        <w:rPr>
-          <w:lang w:val="en-GB" w:eastAsia="en-US"/>
-        </w:rPr>
-      </w:pPr>
-      <w:r>
-        <w:rPr>
-          <w:lang w:val="en-GB" w:eastAsia="en-US"/>
-        </w:rPr>
-      </w:r>
-    </w:p>
-    <w:p>
-      <w:pPr>
-        <w:pStyle w:val="Normal"/>
-        <w:rPr>
-          <w:b w:val="false"/>
-          <w:bCs w:val="false"/>
-          <w:lang w:val="en-GB" w:eastAsia="en-US"/>
-        </w:rPr>
-      </w:pPr>
-      <w:r>
-        <w:rPr>
-          <w:b/>
-          <w:lang w:val="en-GB" w:eastAsia="en-US"/>
-        </w:rPr>
-        <w:t xml:space="preserve">Installatie: </w:t>
-      </w:r>
-      <w:r>
-        <w:rPr>
-          <w:b w:val="false"/>
-          <w:bCs w:val="false"/>
-          <w:lang w:val="en-GB" w:eastAsia="en-US"/>
-        </w:rPr>
-        <w:t>[installatie]</w:t>
-      </w:r>
-    </w:p>
-    <w:p>
-      <w:pPr>
-        <w:pStyle w:val="Normal"/>
-        <w:rPr>
-          <w:lang w:val="en-GB" w:eastAsia="en-US"/>
-        </w:rPr>
-      </w:pPr>
-      <w:r>
-        <w:rPr>
-          <w:lang w:val="en-GB" w:eastAsia="en-US"/>
-        </w:rPr>
-      </w:r>
-    </w:p>
-    <w:p>
-      <w:pPr>
-        <w:pStyle w:val="Normal"/>
-        <w:rPr>
-          <w:lang w:val="en-GB" w:eastAsia="en-US"/>
-        </w:rPr>
-      </w:pPr>
-      <w:r>
-        <w:rPr>
-          <w:lang w:val="en-GB" w:eastAsia="en-US"/>
-        </w:rPr>
-      </w:r>
-    </w:p>
-    <w:p>
-      <w:pPr>
-        <w:pStyle w:val="Heading2"/>
-        <w:numPr>
-          <w:ilvl w:val="1"/>
-          <w:numId w:val="1"/>
-        </w:numPr>
-        <w:rPr>
-          <w:lang w:val="en-GB"/>
-        </w:rPr>
-      </w:pPr>
-      <w:bookmarkStart w:id="7" w:name="_Toc139032104"/>
-      <w:r>
-        <w:rPr>
-          <w:lang w:val="en-GB"/>
-        </w:rPr>
-        <w:t>Analyse</w:t>
-      </w:r>
-      <w:bookmarkEnd w:id="7"/>
-    </w:p>
-    <w:p>
-      <w:pPr>
-        <w:pStyle w:val="Normal"/>
-        <w:rPr>
-          <w:lang w:val="en-GB" w:eastAsia="en-US"/>
-        </w:rPr>
-      </w:pPr>
-      <w:r>
-        <w:rPr>
-          <w:lang w:val="en-GB" w:eastAsia="en-US"/>
-        </w:rPr>
-      </w:r>
-    </w:p>
-    <w:p>
-      <w:pPr>
-        <w:pStyle w:val="Heading3"/>
-        <w:numPr>
-          <w:ilvl w:val="2"/>
-          <w:numId w:val="14"/>
-        </w:numPr>
-        <w:rPr>
-          <w:lang w:val="en-GB"/>
-        </w:rPr>
-      </w:pPr>
-      <w:r>
-        <w:rPr>
-          <w:lang w:val="en-GB"/>
-        </w:rPr>
-        <w:t>Samenvatting melding</w:t>
-      </w:r>
-    </w:p>
-    <w:p>
-      <w:pPr>
-        <w:pStyle w:val="Normal"/>
-        <w:rPr>
-          <w:lang w:val="en-GB" w:eastAsia="en-US"/>
-        </w:rPr>
-      </w:pPr>
-      <w:r>
-        <w:rPr>
-          <w:lang w:val="en-GB" w:eastAsia="en-US"/>
-        </w:rPr>
-        <w:tab/>
-        <w:tab/>
-      </w:r>
-      <w:r>
-        <w:rPr>
-          <w:sz w:val="20"/>
-          <w:lang w:val="en-GB" w:eastAsia="en-US"/>
-        </w:rPr>
-        <w:t>[samenvatting melding]</w:t>
-      </w:r>
-    </w:p>
-    <w:p>
-      <w:pPr>
-        <w:pStyle w:val="Normal"/>
-        <w:rPr>
-          <w:lang w:val="en-GB" w:eastAsia="en-US"/>
-        </w:rPr>
-      </w:pPr>
-      <w:r>
-        <w:rPr>
-          <w:lang w:val="en-GB" w:eastAsia="en-US"/>
-        </w:rPr>
-      </w:r>
-    </w:p>
-    <w:p>
-      <w:pPr>
-        <w:pStyle w:val="Normal"/>
-        <w:rPr>
-          <w:lang w:val="en-GB" w:eastAsia="en-US"/>
-        </w:rPr>
-      </w:pPr>
-      <w:r>
-        <w:rPr>
-          <w:lang w:val="en-GB" w:eastAsia="en-US"/>
-        </w:rPr>
-      </w:r>
-    </w:p>
-    <w:p>
-      <w:pPr>
-        <w:pStyle w:val="Heading3"/>
-        <w:numPr>
-          <w:ilvl w:val="2"/>
-          <w:numId w:val="15"/>
-        </w:numPr>
-        <w:rPr>
-          <w:lang w:val="en-GB"/>
-        </w:rPr>
-      </w:pPr>
-      <w:r>
-        <w:rPr>
-          <w:lang w:val="en-GB"/>
-        </w:rPr>
-        <w:t>Instructie</w:t>
-      </w:r>
-    </w:p>
-    <w:p>
-      <w:pPr>
-        <w:pStyle w:val="Normal"/>
-        <w:rPr>
-          <w:lang w:val="en-GB" w:eastAsia="en-US"/>
-        </w:rPr>
-      </w:pPr>
-      <w:r>
-        <w:rPr>
-          <w:lang w:val="en-GB" w:eastAsia="en-US"/>
-        </w:rPr>
-        <w:tab/>
-        <w:tab/>
-        <w:t>[instructie]</w:t>
-      </w:r>
-    </w:p>
-    <w:p>
-      <w:pPr>
-        <w:pStyle w:val="Normal"/>
-        <w:rPr>
-          <w:lang w:val="en-GB" w:eastAsia="en-US"/>
-        </w:rPr>
-      </w:pPr>
-      <w:r>
-        <w:rPr>
-          <w:lang w:val="en-GB" w:eastAsia="en-US"/>
-        </w:rPr>
-      </w:r>
-    </w:p>
-    <w:p>
-      <w:pPr>
-        <w:pStyle w:val="Heading3"/>
-        <w:numPr>
-          <w:ilvl w:val="2"/>
-          <w:numId w:val="16"/>
-        </w:numPr>
-        <w:rPr>
-          <w:lang w:val="en-GB"/>
-        </w:rPr>
-      </w:pPr>
-      <w:r>
-        <w:rPr>
-          <w:lang w:val="en-GB"/>
-        </w:rPr>
-        <w:t xml:space="preserve">Schema </w:t>
-      </w:r>
-    </w:p>
-    <w:p>
-      <w:pPr>
-        <w:pStyle w:val="Normal"/>
-        <w:rPr>
-          <w:lang w:val="en-GB" w:eastAsia="en-US"/>
-        </w:rPr>
-      </w:pPr>
-      <w:r>
-        <w:rPr>
-          <w:lang w:val="en-GB" w:eastAsia="en-US"/>
-        </w:rPr>
-      </w:r>
-    </w:p>
-    <w:p>
-      <w:pPr>
-        <w:pStyle w:val="Normal"/>
-        <w:rPr>
-          <w:lang w:val="en-GB" w:eastAsia="en-US"/>
-        </w:rPr>
-      </w:pPr>
-      <w:r>
-        <w:rPr>
-          <w:lang w:val="en-GB" w:eastAsia="en-US"/>
-        </w:rPr>
-      </w:r>
-    </w:p>
-    <w:p>
-      <w:pPr>
-        <w:pStyle w:val="Heading3"/>
-        <w:numPr>
-          <w:ilvl w:val="2"/>
-          <w:numId w:val="17"/>
-        </w:numPr>
-        <w:rPr>
-          <w:lang w:val="en-GB"/>
-        </w:rPr>
-      </w:pPr>
-      <w:r>
-        <w:rPr>
-          <w:lang w:val="en-GB"/>
-        </w:rPr>
-        <w:t>Tekeningen</w:t>
-      </w:r>
-    </w:p>
-    <w:p>
-      <w:pPr>
-        <w:pStyle w:val="Normal"/>
-        <w:rPr>
-          <w:lang w:val="en-GB" w:eastAsia="en-US"/>
-        </w:rPr>
-      </w:pPr>
-      <w:r>
-        <w:rPr>
-          <w:lang w:val="en-GB" w:eastAsia="en-US"/>
-        </w:rPr>
-      </w:r>
-    </w:p>
-    <w:p>
-      <w:pPr>
-        <w:pStyle w:val="Normal"/>
-        <w:rPr>
-          <w:lang w:val="en-GB" w:eastAsia="en-US"/>
-        </w:rPr>
-      </w:pPr>
-      <w:r>
-        <w:rPr>
-          <w:lang w:val="en-GB" w:eastAsia="en-US"/>
-        </w:rPr>
-      </w:r>
-    </w:p>
-    <w:p>
-      <w:pPr>
-        <w:pStyle w:val="Normal"/>
-        <w:rPr>
-          <w:lang w:val="en-GB" w:eastAsia="en-US"/>
-        </w:rPr>
-      </w:pPr>
-      <w:r>
-        <w:rPr>
-          <w:lang w:val="en-GB" w:eastAsia="en-US"/>
-        </w:rPr>
-      </w:r>
-    </w:p>
-    <w:p>
-      <w:pPr>
-        <w:pStyle w:val="Normal"/>
-        <w:rPr>
-          <w:lang w:val="en-GB" w:eastAsia="en-US"/>
-        </w:rPr>
-      </w:pPr>
-      <w:r>
-        <w:rPr>
-          <w:lang w:val="en-GB" w:eastAsia="en-US"/>
-        </w:rPr>
-      </w:r>
-    </w:p>
-    <w:p>
-      <w:pPr>
-        <w:pStyle w:val="Normal"/>
-        <w:rPr>
-          <w:rFonts w:ascii="Cambria" w:hAnsi="Cambria" w:cs="Times New Roman"/>
-          <w:b/>
-          <w:bCs/>
-          <w:color w:val="4F81BD"/>
-          <w:sz w:val="28"/>
-          <w:szCs w:val="26"/>
-          <w:lang w:val="en-GB" w:eastAsia="en-US"/>
-        </w:rPr>
-      </w:pPr>
-      <w:r>
-        <w:rPr>
-          <w:rFonts w:cs="Times New Roman" w:ascii="Cambria" w:hAnsi="Cambria"/>
-          <w:b/>
-          <w:bCs/>
-          <w:color w:val="4F81BD"/>
-          <w:sz w:val="28"/>
-          <w:szCs w:val="26"/>
-          <w:lang w:val="en-GB" w:eastAsia="en-US"/>
-        </w:rPr>
-      </w:r>
-      <w:r>
-        <w:br w:type="page"/>
-      </w:r>
-    </w:p>
-    <w:p>
-      <w:pPr>
-        <w:pStyle w:val="Heading2"/>
-        <w:numPr>
-          <w:ilvl w:val="1"/>
-          <w:numId w:val="1"/>
-        </w:numPr>
-        <w:spacing w:before="0" w:after="100"/>
-        <w:rPr>
-          <w:lang w:val="en-GB"/>
-        </w:rPr>
-      </w:pPr>
-      <w:bookmarkStart w:id="8" w:name="_Toc139032105"/>
-      <w:r>
-        <w:rPr>
-          <w:lang w:val="en-GB"/>
-        </w:rPr>
+        <w:rPr/>
+      </w:pPr>
+      <w:r>
+        <w:rPr/>
         <w:t>Advies 1</w:t>
       </w:r>
-      <w:bookmarkEnd w:id="8"/>
-    </w:p>
-    <w:p>
-      <w:pPr>
-        <w:pStyle w:val="Normal"/>
-        <w:rPr>
-          <w:b w:val="false"/>
-          <w:bCs w:val="false"/>
-        </w:rPr>
-      </w:pPr>
-      <w:r>
-        <w:rPr>
-          <w:b w:val="false"/>
-          <w:bCs w:val="false"/>
-        </w:rPr>
-      </w:r>
-      <w:bookmarkStart w:id="9" w:name="_Hlk101449548"/>
-      <w:bookmarkStart w:id="10" w:name="_Hlk101449548"/>
-      <w:bookmarkEnd w:id="10"/>
-    </w:p>
-    <w:p>
-      <w:pPr>
-        <w:pStyle w:val="Normal"/>
-        <w:rPr/>
-      </w:pPr>
-      <w:r>
-        <w:rPr/>
-      </w:r>
-    </w:p>
-    <w:p>
-      <w:pPr>
-        <w:pStyle w:val="Normal"/>
-        <w:rPr/>
-      </w:pPr>
-      <w:r>
-        <w:rPr/>
-      </w:r>
-    </w:p>
-    <w:p>
-      <w:pPr>
-        <w:pStyle w:val="Normal"/>
-        <w:rPr/>
-      </w:pPr>
-      <w:r>
-        <w:rPr/>
+    </w:p>
+    <w:p>
+      <w:pPr>
+        <w:pStyle w:val="Lijstalinea1"/>
+        <w:ind w:left="0"/>
+        <w:rPr>
+          <w:sz w:val="18"/>
+          <w:szCs w:val="18"/>
+        </w:rPr>
+      </w:pPr>
+      <w:r>
+        <w:rPr>
+          <w:sz w:val="18"/>
+          <w:szCs w:val="18"/>
+        </w:rPr>
+      </w:r>
+    </w:p>
+    <w:p>
+      <w:pPr>
+        <w:pStyle w:val="Lijstalinea1"/>
+        <w:ind w:left="0"/>
+        <w:rPr>
+          <w:sz w:val="18"/>
+          <w:szCs w:val="18"/>
+        </w:rPr>
+      </w:pPr>
+      <w:r>
+        <w:rPr>
+          <w:b/>
+          <w:bCs/>
+          <w:sz w:val="18"/>
+          <w:szCs w:val="18"/>
+        </w:rPr>
+        <w:t>TEL/APP/Mail aan</w:t>
+      </w:r>
+      <w:r>
+        <w:rPr>
+          <w:sz w:val="18"/>
+          <w:szCs w:val="18"/>
+        </w:rPr>
+        <w:t xml:space="preserve"> [naam monteur]</w:t>
+      </w:r>
+    </w:p>
+    <w:p>
+      <w:pPr>
+        <w:pStyle w:val="Lijstalinea1"/>
+        <w:ind w:left="0"/>
+        <w:rPr>
+          <w:sz w:val="18"/>
+          <w:szCs w:val="18"/>
+        </w:rPr>
+      </w:pPr>
+      <w:r>
+        <w:rPr>
+          <w:sz w:val="18"/>
+          <w:szCs w:val="18"/>
+        </w:rPr>
+      </w:r>
+    </w:p>
+    <w:p>
+      <w:pPr>
+        <w:pStyle w:val="Lijstalinea1"/>
+        <w:ind w:left="0"/>
+        <w:rPr>
+          <w:sz w:val="18"/>
+          <w:szCs w:val="18"/>
+        </w:rPr>
+      </w:pPr>
+      <w:r>
+        <w:rPr>
+          <w:sz w:val="18"/>
+          <w:szCs w:val="18"/>
+        </w:rPr>
+      </w:r>
+    </w:p>
+    <w:p>
+      <w:pPr>
+        <w:pStyle w:val="Lijstalinea1"/>
+        <w:ind w:left="0"/>
+        <w:rPr>
+          <w:sz w:val="18"/>
+          <w:szCs w:val="18"/>
+        </w:rPr>
+      </w:pPr>
+      <w:r>
+        <w:rPr>
+          <w:sz w:val="18"/>
+          <w:szCs w:val="18"/>
+        </w:rPr>
+      </w:r>
+    </w:p>
+    <w:p>
+      <w:pPr>
+        <w:pStyle w:val="Lijstalinea1"/>
+        <w:ind w:left="0"/>
+        <w:rPr>
+          <w:sz w:val="18"/>
+          <w:szCs w:val="18"/>
+        </w:rPr>
+      </w:pPr>
+      <w:r>
+        <w:rPr>
+          <w:sz w:val="18"/>
+          <w:szCs w:val="18"/>
+        </w:rPr>
+      </w:r>
+    </w:p>
+    <w:p>
+      <w:pPr>
+        <w:pStyle w:val="Lijstalinea1"/>
+        <w:ind w:left="0"/>
+        <w:rPr>
+          <w:sz w:val="18"/>
+          <w:szCs w:val="18"/>
+        </w:rPr>
+      </w:pPr>
+      <w:r>
+        <w:rPr>
+          <w:sz w:val="18"/>
+          <w:szCs w:val="18"/>
+        </w:rPr>
+      </w:r>
+    </w:p>
+    <w:p>
+      <w:pPr>
+        <w:pStyle w:val="Lijstalinea1"/>
+        <w:ind w:left="0"/>
+        <w:rPr>
+          <w:sz w:val="18"/>
+          <w:szCs w:val="18"/>
+        </w:rPr>
+      </w:pPr>
+      <w:r>
+        <w:rPr>
+          <w:sz w:val="18"/>
+          <w:szCs w:val="18"/>
+        </w:rPr>
         <w:t xml:space="preserve"> </w:t>
       </w:r>
     </w:p>
     <w:p>
       <w:pPr>
-        <w:pStyle w:val="Normal"/>
-        <w:rPr/>
-      </w:pPr>
-      <w:r>
-        <w:rPr/>
-      </w:r>
-    </w:p>
-    <w:p>
-      <w:pPr>
-        <w:pStyle w:val="Normal"/>
-        <w:rPr/>
-      </w:pPr>
-      <w:r>
-        <w:rPr/>
-      </w:r>
-    </w:p>
-    <w:p>
-      <w:pPr>
-        <w:pStyle w:val="Normal"/>
-        <w:rPr/>
-      </w:pPr>
-      <w:r>
-        <w:rPr/>
-      </w:r>
-    </w:p>
-    <w:p>
-      <w:pPr>
-        <w:pStyle w:val="Normal"/>
-        <w:rPr/>
-      </w:pPr>
-      <w:r>
-        <w:rPr/>
+        <w:pStyle w:val="Lijstalinea1"/>
+        <w:ind w:left="0"/>
+        <w:rPr>
+          <w:sz w:val="18"/>
+          <w:szCs w:val="18"/>
+        </w:rPr>
+      </w:pPr>
+      <w:r>
+        <w:rPr>
+          <w:sz w:val="18"/>
+          <w:szCs w:val="18"/>
+        </w:rPr>
+      </w:r>
+    </w:p>
+    <w:p>
+      <w:pPr>
+        <w:pStyle w:val="Lijstalinea1"/>
+        <w:ind w:left="0"/>
+        <w:rPr>
+          <w:sz w:val="18"/>
+          <w:szCs w:val="18"/>
+        </w:rPr>
+      </w:pPr>
+      <w:r>
+        <w:rPr>
+          <w:sz w:val="18"/>
+          <w:szCs w:val="18"/>
+        </w:rPr>
+      </w:r>
+    </w:p>
+    <w:p>
+      <w:pPr>
+        <w:pStyle w:val="Lijstalinea1"/>
+        <w:ind w:left="0"/>
+        <w:rPr>
+          <w:sz w:val="18"/>
+          <w:szCs w:val="18"/>
+        </w:rPr>
+      </w:pPr>
+      <w:r>
+        <w:rPr>
+          <w:sz w:val="18"/>
+          <w:szCs w:val="18"/>
+        </w:rPr>
+      </w:r>
+    </w:p>
+    <w:p>
+      <w:pPr>
+        <w:pStyle w:val="Lijstalinea1"/>
+        <w:ind w:left="0"/>
+        <w:rPr>
+          <w:sz w:val="18"/>
+          <w:szCs w:val="18"/>
+        </w:rPr>
+      </w:pPr>
+      <w:r>
+        <w:rPr>
+          <w:sz w:val="18"/>
+          <w:szCs w:val="18"/>
+        </w:rPr>
       </w:r>
     </w:p>
     <w:p>
@@ -1147,7 +1962,7 @@
       <mc:AlternateContent>
         <mc:Choice Requires="wps">
           <w:drawing>
-            <wp:anchor behindDoc="1" distT="12065" distB="10795" distL="11430" distR="11430" simplePos="0" locked="0" layoutInCell="1" allowOverlap="1" relativeHeight="31" wp14:anchorId="43F5D922">
+            <wp:anchor behindDoc="1" distT="12065" distB="10795" distL="11430" distR="11430" simplePos="0" locked="0" layoutInCell="1" allowOverlap="1" relativeHeight="20" wp14:anchorId="43DFE341">
               <wp:simplePos x="0" y="0"/>
               <wp:positionH relativeFrom="column">
                 <wp:posOffset>-342900</wp:posOffset>
@@ -1191,7 +2006,7 @@
                       <w:txbxContent>
                         <w:p>
                           <w:pPr>
-                            <w:pStyle w:val="FrameContentsuser"/>
+                            <w:pStyle w:val="FrameContents"/>
                             <w:rPr>
                               <w:rFonts w:cs="Arial"/>
                               <w:sz w:val="18"/>
@@ -1282,7 +2097,7 @@
                         </w:p>
                         <w:p>
                           <w:pPr>
-                            <w:pStyle w:val="FrameContentsuser"/>
+                            <w:pStyle w:val="FrameContents"/>
                             <w:rPr>
                               <w:rFonts w:cs="Arial"/>
                               <w:sz w:val="18"/>
@@ -1302,7 +2117,7 @@
                         </w:p>
                         <w:p>
                           <w:pPr>
-                            <w:pStyle w:val="FrameContentsuser"/>
+                            <w:pStyle w:val="FrameContents"/>
                             <w:rPr>
                               <w:rFonts w:cs="Arial"/>
                               <w:sz w:val="18"/>
@@ -1322,7 +2137,7 @@
                         </w:p>
                         <w:p>
                           <w:pPr>
-                            <w:pStyle w:val="FrameContentsuser"/>
+                            <w:pStyle w:val="FrameContents"/>
                             <w:rPr>
                               <w:sz w:val="18"/>
                               <w:szCs w:val="18"/>
@@ -1337,7 +2152,7 @@
                               <w:szCs w:val="18"/>
                               <w:lang w:val="en-GB"/>
                             </w:rPr>
-                            <w:t>Checked by: [checked by]</w:t>
+                            <w:t>Goedgekeurd: [goedgekeurd]</w:t>
                           </w:r>
                         </w:p>
                       </w:txbxContent>
@@ -1353,14 +2168,14 @@
         </mc:Choice>
         <mc:Fallback>
           <w:pict>
-            <v:rect id="shape_0" ID="Text Box 2" path="m0,0l-2147483645,0l-2147483645,-2147483646l0,-2147483646xe" fillcolor="white" stroked="t" o:allowincell="f" style="position:absolute;margin-left:-27pt;margin-top:4.9pt;width:161.95pt;height:61.9pt;mso-wrap-style:square;v-text-anchor:top" wp14:anchorId="43F5D922">
+            <v:rect id="shape_0" ID="Text Box 2" path="m0,0l-2147483645,0l-2147483645,-2147483646l0,-2147483646xe" fillcolor="white" stroked="t" o:allowincell="f" style="position:absolute;margin-left:-27pt;margin-top:4.9pt;width:161.95pt;height:61.9pt;mso-wrap-style:square;v-text-anchor:top" wp14:anchorId="43DFE341">
               <v:fill o:detectmouseclick="t" type="solid" color2="black"/>
               <v:stroke color="black" weight="22320" joinstyle="miter" endcap="flat"/>
               <v:textbox>
                 <w:txbxContent>
                   <w:p>
                     <w:pPr>
-                      <w:pStyle w:val="FrameContentsuser"/>
+                      <w:pStyle w:val="FrameContents"/>
                       <w:rPr>
                         <w:rFonts w:cs="Arial"/>
                         <w:sz w:val="18"/>
@@ -1451,7 +2266,7 @@
                   </w:p>
                   <w:p>
                     <w:pPr>
-                      <w:pStyle w:val="FrameContentsuser"/>
+                      <w:pStyle w:val="FrameContents"/>
                       <w:rPr>
                         <w:rFonts w:cs="Arial"/>
                         <w:sz w:val="18"/>
@@ -1471,7 +2286,7 @@
                   </w:p>
                   <w:p>
                     <w:pPr>
-                      <w:pStyle w:val="FrameContentsuser"/>
+                      <w:pStyle w:val="FrameContents"/>
                       <w:rPr>
                         <w:rFonts w:cs="Arial"/>
                         <w:sz w:val="18"/>
@@ -1491,7 +2306,7 @@
                   </w:p>
                   <w:p>
                     <w:pPr>
-                      <w:pStyle w:val="FrameContentsuser"/>
+                      <w:pStyle w:val="FrameContents"/>
                       <w:rPr>
                         <w:sz w:val="18"/>
                         <w:szCs w:val="18"/>
@@ -1506,7 +2321,7 @@
                         <w:szCs w:val="18"/>
                         <w:lang w:val="en-GB"/>
                       </w:rPr>
-                      <w:t>Checked by: [checked by]</w:t>
+                      <w:t>Goedgekeurd: [goedgekeurd]</w:t>
                     </w:r>
                   </w:p>
                 </w:txbxContent>
@@ -1519,7 +2334,7 @@
       <mc:AlternateContent>
         <mc:Choice Requires="wps">
           <w:drawing>
-            <wp:anchor behindDoc="1" distT="12065" distB="10795" distL="11430" distR="11430" simplePos="0" locked="0" layoutInCell="1" allowOverlap="1" relativeHeight="38" wp14:anchorId="3C3D381D">
+            <wp:anchor behindDoc="1" distT="12065" distB="10795" distL="11430" distR="11430" simplePos="0" locked="0" layoutInCell="1" allowOverlap="1" relativeHeight="38" wp14:anchorId="43DFE343">
               <wp:simplePos x="0" y="0"/>
               <wp:positionH relativeFrom="column">
                 <wp:posOffset>1714500</wp:posOffset>
@@ -1563,7 +2378,7 @@
                       <w:txbxContent>
                         <w:p>
                           <w:pPr>
-                            <w:pStyle w:val="FrameContentsuser"/>
+                            <w:pStyle w:val="FrameContents"/>
                             <w:rPr>
                               <w:rFonts w:cs="Arial"/>
                               <w:sz w:val="18"/>
@@ -1585,7 +2400,7 @@
                             <w:br/>
                             <w:t>7821 AK Emmen</w:t>
                             <w:br/>
-                            <w:t>The Netherlands</w:t>
+                            <w:t>Nederland</w:t>
                           </w:r>
                         </w:p>
                       </w:txbxContent>
@@ -1601,14 +2416,14 @@
         </mc:Choice>
         <mc:Fallback>
           <w:pict>
-            <v:rect id="shape_0" ID="Text Box 3" path="m0,0l-2147483645,0l-2147483645,-2147483646l0,-2147483646xe" fillcolor="white" stroked="t" o:allowincell="f" style="position:absolute;margin-left:135pt;margin-top:4.9pt;width:143.95pt;height:61.9pt;mso-wrap-style:square;v-text-anchor:top" wp14:anchorId="3C3D381D">
+            <v:rect id="shape_0" ID="Text Box 3" path="m0,0l-2147483645,0l-2147483645,-2147483646l0,-2147483646xe" fillcolor="white" stroked="t" o:allowincell="f" style="position:absolute;margin-left:135pt;margin-top:4.9pt;width:143.95pt;height:61.9pt;mso-wrap-style:square;v-text-anchor:top" wp14:anchorId="43DFE343">
               <v:fill o:detectmouseclick="t" type="solid" color2="black"/>
               <v:stroke color="black" weight="22320" joinstyle="miter" endcap="flat"/>
               <v:textbox>
                 <w:txbxContent>
                   <w:p>
                     <w:pPr>
-                      <w:pStyle w:val="FrameContentsuser"/>
+                      <w:pStyle w:val="FrameContents"/>
                       <w:rPr>
                         <w:rFonts w:cs="Arial"/>
                         <w:sz w:val="18"/>
@@ -1630,7 +2445,7 @@
                       <w:br/>
                       <w:t>7821 AK Emmen</w:t>
                       <w:br/>
-                      <w:t>The Netherlands</w:t>
+                      <w:t>Nederland</w:t>
                     </w:r>
                   </w:p>
                 </w:txbxContent>
@@ -1643,7 +2458,7 @@
       <mc:AlternateContent>
         <mc:Choice Requires="wps">
           <w:drawing>
-            <wp:anchor behindDoc="1" distT="12065" distB="10795" distL="11430" distR="11430" simplePos="0" locked="0" layoutInCell="1" allowOverlap="1" relativeHeight="45" wp14:anchorId="1106C530">
+            <wp:anchor behindDoc="1" distT="12065" distB="10795" distL="11430" distR="11430" simplePos="0" locked="0" layoutInCell="1" allowOverlap="1" relativeHeight="56" wp14:anchorId="43DFE345">
               <wp:simplePos x="0" y="0"/>
               <wp:positionH relativeFrom="column">
                 <wp:posOffset>3543300</wp:posOffset>
@@ -1687,7 +2502,7 @@
                       <w:txbxContent>
                         <w:p>
                           <w:pPr>
-                            <w:pStyle w:val="FrameContentsuser"/>
+                            <w:pStyle w:val="FrameContents"/>
                             <w:rPr>
                               <w:sz w:val="18"/>
                               <w:szCs w:val="18"/>
@@ -1752,7 +2567,7 @@
                         </w:p>
                         <w:p>
                           <w:pPr>
-                            <w:pStyle w:val="FrameContentsuser"/>
+                            <w:pStyle w:val="FrameContents"/>
                             <w:rPr>
                               <w:lang w:val="fr-FR"/>
                             </w:rPr>
@@ -1777,14 +2592,14 @@
         </mc:Choice>
         <mc:Fallback>
           <w:pict>
-            <v:rect id="shape_0" ID="Text Box 5" path="m0,0l-2147483645,0l-2147483645,-2147483646l0,-2147483646xe" fillcolor="white" stroked="t" o:allowincell="f" style="position:absolute;margin-left:279pt;margin-top:4.9pt;width:143.95pt;height:61.9pt;mso-wrap-style:square;v-text-anchor:top" wp14:anchorId="1106C530">
+            <v:rect id="shape_0" ID="Text Box 5" path="m0,0l-2147483645,0l-2147483645,-2147483646l0,-2147483646xe" fillcolor="white" stroked="t" o:allowincell="f" style="position:absolute;margin-left:279pt;margin-top:4.9pt;width:143.95pt;height:61.9pt;mso-wrap-style:square;v-text-anchor:top" wp14:anchorId="43DFE345">
               <v:fill o:detectmouseclick="t" type="solid" color2="black"/>
               <v:stroke color="black" weight="22320" joinstyle="miter" endcap="flat"/>
               <v:textbox>
                 <w:txbxContent>
                   <w:p>
                     <w:pPr>
-                      <w:pStyle w:val="FrameContentsuser"/>
+                      <w:pStyle w:val="FrameContents"/>
                       <w:rPr>
                         <w:sz w:val="18"/>
                         <w:szCs w:val="18"/>
@@ -1849,7 +2664,7 @@
                   </w:p>
                   <w:p>
                     <w:pPr>
-                      <w:pStyle w:val="FrameContentsuser"/>
+                      <w:pStyle w:val="FrameContents"/>
                       <w:rPr>
                         <w:lang w:val="fr-FR"/>
                       </w:rPr>
@@ -1871,7 +2686,7 @@
       <mc:AlternateContent>
         <mc:Choice Requires="wps">
           <w:drawing>
-            <wp:anchor behindDoc="1" distT="12065" distB="10795" distL="11430" distR="11430" simplePos="0" locked="0" layoutInCell="1" allowOverlap="1" relativeHeight="52" wp14:anchorId="1E80C8F5">
+            <wp:anchor behindDoc="1" distT="12065" distB="10795" distL="11430" distR="11430" simplePos="0" locked="0" layoutInCell="1" allowOverlap="1" relativeHeight="63" wp14:anchorId="43DFE347">
               <wp:simplePos x="0" y="0"/>
               <wp:positionH relativeFrom="column">
                 <wp:posOffset>5372100</wp:posOffset>
@@ -1915,7 +2730,7 @@
                       <w:txbxContent>
                         <w:p>
                           <w:pPr>
-                            <w:pStyle w:val="FrameContentsuser"/>
+                            <w:pStyle w:val="FrameContents"/>
                             <w:jc w:val="center"/>
                             <w:rPr>
                               <w:rFonts w:cs="Arial"/>
@@ -1928,12 +2743,12 @@
                               <w:color w:val="000000"/>
                               <w:sz w:val="22"/>
                             </w:rPr>
-                            <w:t>Page</w:t>
+                            <w:t>Pagina</w:t>
                           </w:r>
                         </w:p>
                         <w:p>
                           <w:pPr>
-                            <w:pStyle w:val="FrameContentsuser"/>
+                            <w:pStyle w:val="FrameContents"/>
                             <w:jc w:val="center"/>
                             <w:rPr>
                               <w:rFonts w:cs="Arial"/>
@@ -1950,7 +2765,7 @@
                         </w:p>
                         <w:p>
                           <w:pPr>
-                            <w:pStyle w:val="FrameContentsuser"/>
+                            <w:pStyle w:val="FrameContents"/>
                             <w:jc w:val="center"/>
                             <w:rPr>
                               <w:rFonts w:cs="Arial"/>
@@ -2018,7 +2833,7 @@
                               <w:color w:val="000000"/>
                               <w:sz w:val="22"/>
                             </w:rPr>
-                            <w:t xml:space="preserve">of </w:t>
+                            <w:t xml:space="preserve">van </w:t>
                           </w:r>
                           <w:r>
                             <w:rPr>
@@ -2079,14 +2894,14 @@
         </mc:Choice>
         <mc:Fallback>
           <w:pict>
-            <v:rect id="shape_0" ID="Text Box 7" path="m0,0l-2147483645,0l-2147483645,-2147483646l0,-2147483646xe" fillcolor="white" stroked="t" o:allowincell="f" style="position:absolute;margin-left:423pt;margin-top:4.9pt;width:89.95pt;height:61.9pt;mso-wrap-style:square;v-text-anchor:top" wp14:anchorId="1E80C8F5">
+            <v:rect id="shape_0" ID="Text Box 7" path="m0,0l-2147483645,0l-2147483645,-2147483646l0,-2147483646xe" fillcolor="white" stroked="t" o:allowincell="f" style="position:absolute;margin-left:423pt;margin-top:4.9pt;width:89.95pt;height:61.9pt;mso-wrap-style:square;v-text-anchor:top" wp14:anchorId="43DFE347">
               <v:fill o:detectmouseclick="t" type="solid" color2="black"/>
               <v:stroke color="black" weight="22320" joinstyle="miter" endcap="flat"/>
               <v:textbox>
                 <w:txbxContent>
                   <w:p>
                     <w:pPr>
-                      <w:pStyle w:val="FrameContentsuser"/>
+                      <w:pStyle w:val="FrameContents"/>
                       <w:jc w:val="center"/>
                       <w:rPr>
                         <w:rFonts w:cs="Arial"/>
@@ -2099,12 +2914,12 @@
                         <w:color w:val="000000"/>
                         <w:sz w:val="22"/>
                       </w:rPr>
-                      <w:t>Page</w:t>
+                      <w:t>Pagina</w:t>
                     </w:r>
                   </w:p>
                   <w:p>
                     <w:pPr>
-                      <w:pStyle w:val="FrameContentsuser"/>
+                      <w:pStyle w:val="FrameContents"/>
                       <w:jc w:val="center"/>
                       <w:rPr>
                         <w:rFonts w:cs="Arial"/>
@@ -2121,7 +2936,7 @@
                   </w:p>
                   <w:p>
                     <w:pPr>
-                      <w:pStyle w:val="FrameContentsuser"/>
+                      <w:pStyle w:val="FrameContents"/>
                       <w:jc w:val="center"/>
                       <w:rPr>
                         <w:rFonts w:cs="Arial"/>
@@ -2189,7 +3004,7 @@
                         <w:color w:val="000000"/>
                         <w:sz w:val="22"/>
                       </w:rPr>
-                      <w:t xml:space="preserve">of </w:t>
+                      <w:t xml:space="preserve">van </w:t>
                     </w:r>
                     <w:r>
                       <w:rPr>
@@ -2282,7 +3097,7 @@
       <mc:AlternateContent>
         <mc:Choice Requires="wps">
           <w:drawing>
-            <wp:anchor behindDoc="1" distT="12065" distB="10795" distL="11430" distR="11430" simplePos="0" locked="0" layoutInCell="1" allowOverlap="1" relativeHeight="31" wp14:anchorId="43F5D922">
+            <wp:anchor behindDoc="1" distT="12065" distB="10795" distL="11430" distR="11430" simplePos="0" locked="0" layoutInCell="1" allowOverlap="1" relativeHeight="20" wp14:anchorId="43DFE341">
               <wp:simplePos x="0" y="0"/>
               <wp:positionH relativeFrom="column">
                 <wp:posOffset>-342900</wp:posOffset>
@@ -2326,7 +3141,7 @@
                       <w:txbxContent>
                         <w:p>
                           <w:pPr>
-                            <w:pStyle w:val="FrameContentsuser"/>
+                            <w:pStyle w:val="FrameContents"/>
                             <w:rPr>
                               <w:rFonts w:cs="Arial"/>
                               <w:sz w:val="18"/>
@@ -2417,7 +3232,7 @@
                         </w:p>
                         <w:p>
                           <w:pPr>
-                            <w:pStyle w:val="FrameContentsuser"/>
+                            <w:pStyle w:val="FrameContents"/>
                             <w:rPr>
                               <w:rFonts w:cs="Arial"/>
                               <w:sz w:val="18"/>
@@ -2437,7 +3252,7 @@
                         </w:p>
                         <w:p>
                           <w:pPr>
-                            <w:pStyle w:val="FrameContentsuser"/>
+                            <w:pStyle w:val="FrameContents"/>
                             <w:rPr>
                               <w:rFonts w:cs="Arial"/>
                               <w:sz w:val="18"/>
@@ -2457,7 +3272,7 @@
                         </w:p>
                         <w:p>
                           <w:pPr>
-                            <w:pStyle w:val="FrameContentsuser"/>
+                            <w:pStyle w:val="FrameContents"/>
                             <w:rPr>
                               <w:sz w:val="18"/>
                               <w:szCs w:val="18"/>
@@ -2472,7 +3287,7 @@
                               <w:szCs w:val="18"/>
                               <w:lang w:val="en-GB"/>
                             </w:rPr>
-                            <w:t>Checked by: [checked by]</w:t>
+                            <w:t>Goedgekeurd: [goedgekeurd]</w:t>
                           </w:r>
                         </w:p>
                       </w:txbxContent>
@@ -2488,14 +3303,14 @@
         </mc:Choice>
         <mc:Fallback>
           <w:pict>
-            <v:rect id="shape_0" ID="Text Box 2" path="m0,0l-2147483645,0l-2147483645,-2147483646l0,-2147483646xe" fillcolor="white" stroked="t" o:allowincell="f" style="position:absolute;margin-left:-27pt;margin-top:4.9pt;width:161.95pt;height:61.9pt;mso-wrap-style:square;v-text-anchor:top" wp14:anchorId="43F5D922">
+            <v:rect id="shape_0" ID="Text Box 2" path="m0,0l-2147483645,0l-2147483645,-2147483646l0,-2147483646xe" fillcolor="white" stroked="t" o:allowincell="f" style="position:absolute;margin-left:-27pt;margin-top:4.9pt;width:161.95pt;height:61.9pt;mso-wrap-style:square;v-text-anchor:top" wp14:anchorId="43DFE341">
               <v:fill o:detectmouseclick="t" type="solid" color2="black"/>
               <v:stroke color="black" weight="22320" joinstyle="miter" endcap="flat"/>
               <v:textbox>
                 <w:txbxContent>
                   <w:p>
                     <w:pPr>
-                      <w:pStyle w:val="FrameContentsuser"/>
+                      <w:pStyle w:val="FrameContents"/>
                       <w:rPr>
                         <w:rFonts w:cs="Arial"/>
                         <w:sz w:val="18"/>
@@ -2586,7 +3401,7 @@
                   </w:p>
                   <w:p>
                     <w:pPr>
-                      <w:pStyle w:val="FrameContentsuser"/>
+                      <w:pStyle w:val="FrameContents"/>
                       <w:rPr>
                         <w:rFonts w:cs="Arial"/>
                         <w:sz w:val="18"/>
@@ -2606,7 +3421,7 @@
                   </w:p>
                   <w:p>
                     <w:pPr>
-                      <w:pStyle w:val="FrameContentsuser"/>
+                      <w:pStyle w:val="FrameContents"/>
                       <w:rPr>
                         <w:rFonts w:cs="Arial"/>
                         <w:sz w:val="18"/>
@@ -2626,7 +3441,7 @@
                   </w:p>
                   <w:p>
                     <w:pPr>
-                      <w:pStyle w:val="FrameContentsuser"/>
+                      <w:pStyle w:val="FrameContents"/>
                       <w:rPr>
                         <w:sz w:val="18"/>
                         <w:szCs w:val="18"/>
@@ -2641,7 +3456,7 @@
                         <w:szCs w:val="18"/>
                         <w:lang w:val="en-GB"/>
                       </w:rPr>
-                      <w:t>Checked by: [checked by]</w:t>
+                      <w:t>Goedgekeurd: [goedgekeurd]</w:t>
                     </w:r>
                   </w:p>
                 </w:txbxContent>
@@ -2654,7 +3469,7 @@
       <mc:AlternateContent>
         <mc:Choice Requires="wps">
           <w:drawing>
-            <wp:anchor behindDoc="1" distT="12065" distB="10795" distL="11430" distR="11430" simplePos="0" locked="0" layoutInCell="1" allowOverlap="1" relativeHeight="38" wp14:anchorId="3C3D381D">
+            <wp:anchor behindDoc="1" distT="12065" distB="10795" distL="11430" distR="11430" simplePos="0" locked="0" layoutInCell="1" allowOverlap="1" relativeHeight="38" wp14:anchorId="43DFE343">
               <wp:simplePos x="0" y="0"/>
               <wp:positionH relativeFrom="column">
                 <wp:posOffset>1714500</wp:posOffset>
@@ -2698,7 +3513,7 @@
                       <w:txbxContent>
                         <w:p>
                           <w:pPr>
-                            <w:pStyle w:val="FrameContentsuser"/>
+                            <w:pStyle w:val="FrameContents"/>
                             <w:rPr>
                               <w:rFonts w:cs="Arial"/>
                               <w:sz w:val="18"/>
@@ -2720,7 +3535,7 @@
                             <w:br/>
                             <w:t>7821 AK Emmen</w:t>
                             <w:br/>
-                            <w:t>The Netherlands</w:t>
+                            <w:t>Nederland</w:t>
                           </w:r>
                         </w:p>
                       </w:txbxContent>
@@ -2736,14 +3551,14 @@
         </mc:Choice>
         <mc:Fallback>
           <w:pict>
-            <v:rect id="shape_0" ID="Text Box 3" path="m0,0l-2147483645,0l-2147483645,-2147483646l0,-2147483646xe" fillcolor="white" stroked="t" o:allowincell="f" style="position:absolute;margin-left:135pt;margin-top:4.9pt;width:143.95pt;height:61.9pt;mso-wrap-style:square;v-text-anchor:top" wp14:anchorId="3C3D381D">
+            <v:rect id="shape_0" ID="Text Box 3" path="m0,0l-2147483645,0l-2147483645,-2147483646l0,-2147483646xe" fillcolor="white" stroked="t" o:allowincell="f" style="position:absolute;margin-left:135pt;margin-top:4.9pt;width:143.95pt;height:61.9pt;mso-wrap-style:square;v-text-anchor:top" wp14:anchorId="43DFE343">
               <v:fill o:detectmouseclick="t" type="solid" color2="black"/>
               <v:stroke color="black" weight="22320" joinstyle="miter" endcap="flat"/>
               <v:textbox>
                 <w:txbxContent>
                   <w:p>
                     <w:pPr>
-                      <w:pStyle w:val="FrameContentsuser"/>
+                      <w:pStyle w:val="FrameContents"/>
                       <w:rPr>
                         <w:rFonts w:cs="Arial"/>
                         <w:sz w:val="18"/>
@@ -2765,7 +3580,7 @@
                       <w:br/>
                       <w:t>7821 AK Emmen</w:t>
                       <w:br/>
-                      <w:t>The Netherlands</w:t>
+                      <w:t>Nederland</w:t>
                     </w:r>
                   </w:p>
                 </w:txbxContent>
@@ -2778,7 +3593,7 @@
       <mc:AlternateContent>
         <mc:Choice Requires="wps">
           <w:drawing>
-            <wp:anchor behindDoc="1" distT="12065" distB="10795" distL="11430" distR="11430" simplePos="0" locked="0" layoutInCell="1" allowOverlap="1" relativeHeight="45" wp14:anchorId="1106C530">
+            <wp:anchor behindDoc="1" distT="12065" distB="10795" distL="11430" distR="11430" simplePos="0" locked="0" layoutInCell="1" allowOverlap="1" relativeHeight="56" wp14:anchorId="43DFE345">
               <wp:simplePos x="0" y="0"/>
               <wp:positionH relativeFrom="column">
                 <wp:posOffset>3543300</wp:posOffset>
@@ -2822,7 +3637,7 @@
                       <w:txbxContent>
                         <w:p>
                           <w:pPr>
-                            <w:pStyle w:val="FrameContentsuser"/>
+                            <w:pStyle w:val="FrameContents"/>
                             <w:rPr>
                               <w:sz w:val="18"/>
                               <w:szCs w:val="18"/>
@@ -2887,7 +3702,7 @@
                         </w:p>
                         <w:p>
                           <w:pPr>
-                            <w:pStyle w:val="FrameContentsuser"/>
+                            <w:pStyle w:val="FrameContents"/>
                             <w:rPr>
                               <w:lang w:val="fr-FR"/>
                             </w:rPr>
@@ -2912,14 +3727,14 @@
         </mc:Choice>
         <mc:Fallback>
           <w:pict>
-            <v:rect id="shape_0" ID="Text Box 5" path="m0,0l-2147483645,0l-2147483645,-2147483646l0,-2147483646xe" fillcolor="white" stroked="t" o:allowincell="f" style="position:absolute;margin-left:279pt;margin-top:4.9pt;width:143.95pt;height:61.9pt;mso-wrap-style:square;v-text-anchor:top" wp14:anchorId="1106C530">
+            <v:rect id="shape_0" ID="Text Box 5" path="m0,0l-2147483645,0l-2147483645,-2147483646l0,-2147483646xe" fillcolor="white" stroked="t" o:allowincell="f" style="position:absolute;margin-left:279pt;margin-top:4.9pt;width:143.95pt;height:61.9pt;mso-wrap-style:square;v-text-anchor:top" wp14:anchorId="43DFE345">
               <v:fill o:detectmouseclick="t" type="solid" color2="black"/>
               <v:stroke color="black" weight="22320" joinstyle="miter" endcap="flat"/>
               <v:textbox>
                 <w:txbxContent>
                   <w:p>
                     <w:pPr>
-                      <w:pStyle w:val="FrameContentsuser"/>
+                      <w:pStyle w:val="FrameContents"/>
                       <w:rPr>
                         <w:sz w:val="18"/>
                         <w:szCs w:val="18"/>
@@ -2984,7 +3799,7 @@
                   </w:p>
                   <w:p>
                     <w:pPr>
-                      <w:pStyle w:val="FrameContentsuser"/>
+                      <w:pStyle w:val="FrameContents"/>
                       <w:rPr>
                         <w:lang w:val="fr-FR"/>
                       </w:rPr>
@@ -3006,7 +3821,7 @@
       <mc:AlternateContent>
         <mc:Choice Requires="wps">
           <w:drawing>
-            <wp:anchor behindDoc="1" distT="12065" distB="10795" distL="11430" distR="11430" simplePos="0" locked="0" layoutInCell="1" allowOverlap="1" relativeHeight="52" wp14:anchorId="1E80C8F5">
+            <wp:anchor behindDoc="1" distT="12065" distB="10795" distL="11430" distR="11430" simplePos="0" locked="0" layoutInCell="1" allowOverlap="1" relativeHeight="63" wp14:anchorId="43DFE347">
               <wp:simplePos x="0" y="0"/>
               <wp:positionH relativeFrom="column">
                 <wp:posOffset>5372100</wp:posOffset>
@@ -3050,7 +3865,7 @@
                       <w:txbxContent>
                         <w:p>
                           <w:pPr>
-                            <w:pStyle w:val="FrameContentsuser"/>
+                            <w:pStyle w:val="FrameContents"/>
                             <w:jc w:val="center"/>
                             <w:rPr>
                               <w:rFonts w:cs="Arial"/>
@@ -3063,12 +3878,12 @@
                               <w:color w:val="000000"/>
                               <w:sz w:val="22"/>
                             </w:rPr>
-                            <w:t>Page</w:t>
+                            <w:t>Pagina</w:t>
                           </w:r>
                         </w:p>
                         <w:p>
                           <w:pPr>
-                            <w:pStyle w:val="FrameContentsuser"/>
+                            <w:pStyle w:val="FrameContents"/>
                             <w:jc w:val="center"/>
                             <w:rPr>
                               <w:rFonts w:cs="Arial"/>
@@ -3085,7 +3900,7 @@
                         </w:p>
                         <w:p>
                           <w:pPr>
-                            <w:pStyle w:val="FrameContentsuser"/>
+                            <w:pStyle w:val="FrameContents"/>
                             <w:jc w:val="center"/>
                             <w:rPr>
                               <w:rFonts w:cs="Arial"/>
@@ -3153,7 +3968,7 @@
                               <w:color w:val="000000"/>
                               <w:sz w:val="22"/>
                             </w:rPr>
-                            <w:t xml:space="preserve">of </w:t>
+                            <w:t xml:space="preserve">van </w:t>
                           </w:r>
                           <w:r>
                             <w:rPr>
@@ -3214,14 +4029,14 @@
         </mc:Choice>
         <mc:Fallback>
           <w:pict>
-            <v:rect id="shape_0" ID="Text Box 7" path="m0,0l-2147483645,0l-2147483645,-2147483646l0,-2147483646xe" fillcolor="white" stroked="t" o:allowincell="f" style="position:absolute;margin-left:423pt;margin-top:4.9pt;width:89.95pt;height:61.9pt;mso-wrap-style:square;v-text-anchor:top" wp14:anchorId="1E80C8F5">
+            <v:rect id="shape_0" ID="Text Box 7" path="m0,0l-2147483645,0l-2147483645,-2147483646l0,-2147483646xe" fillcolor="white" stroked="t" o:allowincell="f" style="position:absolute;margin-left:423pt;margin-top:4.9pt;width:89.95pt;height:61.9pt;mso-wrap-style:square;v-text-anchor:top" wp14:anchorId="43DFE347">
               <v:fill o:detectmouseclick="t" type="solid" color2="black"/>
               <v:stroke color="black" weight="22320" joinstyle="miter" endcap="flat"/>
               <v:textbox>
                 <w:txbxContent>
                   <w:p>
                     <w:pPr>
-                      <w:pStyle w:val="FrameContentsuser"/>
+                      <w:pStyle w:val="FrameContents"/>
                       <w:jc w:val="center"/>
                       <w:rPr>
                         <w:rFonts w:cs="Arial"/>
@@ -3234,12 +4049,12 @@
                         <w:color w:val="000000"/>
                         <w:sz w:val="22"/>
                       </w:rPr>
-                      <w:t>Page</w:t>
+                      <w:t>Pagina</w:t>
                     </w:r>
                   </w:p>
                   <w:p>
                     <w:pPr>
-                      <w:pStyle w:val="FrameContentsuser"/>
+                      <w:pStyle w:val="FrameContents"/>
                       <w:jc w:val="center"/>
                       <w:rPr>
                         <w:rFonts w:cs="Arial"/>
@@ -3256,7 +4071,7 @@
                   </w:p>
                   <w:p>
                     <w:pPr>
-                      <w:pStyle w:val="FrameContentsuser"/>
+                      <w:pStyle w:val="FrameContents"/>
                       <w:jc w:val="center"/>
                       <w:rPr>
                         <w:rFonts w:cs="Arial"/>
@@ -3324,7 +4139,7 @@
                         <w:color w:val="000000"/>
                         <w:sz w:val="22"/>
                       </w:rPr>
-                      <w:t xml:space="preserve">of </w:t>
+                      <w:t xml:space="preserve">van </w:t>
                     </w:r>
                     <w:r>
                       <w:rPr>
@@ -3430,7 +4245,313 @@
       <mc:AlternateContent>
         <mc:Choice Requires="wps">
           <w:drawing>
-            <wp:anchor behindDoc="1" distT="11430" distB="11430" distL="11430" distR="11430" simplePos="0" locked="0" layoutInCell="1" allowOverlap="1" relativeHeight="4" wp14:anchorId="45E6EC9F">
+            <wp:anchor behindDoc="1" distT="11430" distB="11430" distL="11430" distR="11430" simplePos="0" locked="0" layoutInCell="1" allowOverlap="1" relativeHeight="6" wp14:anchorId="43DFE33B">
+              <wp:simplePos x="0" y="0"/>
+              <wp:positionH relativeFrom="column">
+                <wp:posOffset>1485900</wp:posOffset>
+              </wp:positionH>
+              <wp:positionV relativeFrom="paragraph">
+                <wp:posOffset>-57785</wp:posOffset>
+              </wp:positionV>
+              <wp:extent cx="4114800" cy="1087120"/>
+              <wp:effectExtent l="11430" t="11430" r="11430" b="11430"/>
+              <wp:wrapNone/>
+              <wp:docPr id="1" name="Text Box 31"/>
+              <a:graphic xmlns:a="http://schemas.openxmlformats.org/drawingml/2006/main">
+                <a:graphicData uri="http://schemas.microsoft.com/office/word/2010/wordprocessingShape">
+                  <wps:wsp>
+                    <wps:cNvSpPr/>
+                    <wps:spPr>
+                      <a:xfrm>
+                        <a:off x="0" y="0"/>
+                        <a:ext cx="4114800" cy="1087200"/>
+                      </a:xfrm>
+                      <a:prstGeom prst="rect">
+                        <a:avLst/>
+                      </a:prstGeom>
+                      <a:solidFill>
+                        <a:srgbClr val="ffffff"/>
+                      </a:solidFill>
+                      <a:ln w="22225">
+                        <a:solidFill>
+                          <a:srgbClr val="000000"/>
+                        </a:solidFill>
+                        <a:miter/>
+                      </a:ln>
+                    </wps:spPr>
+                    <wps:style>
+                      <a:lnRef idx="0"/>
+                      <a:fillRef idx="0"/>
+                      <a:effectRef idx="0"/>
+                      <a:fontRef idx="minor"/>
+                    </wps:style>
+                    <wps:txbx>
+                      <w:txbxContent>
+                        <w:p>
+                          <w:pPr>
+                            <w:pStyle w:val="FrameContents"/>
+                            <w:jc w:val="center"/>
+                            <w:rPr>
+                              <w:rFonts w:cs="Arial"/>
+                              <w:sz w:val="28"/>
+                              <w:szCs w:val="28"/>
+                            </w:rPr>
+                          </w:pPr>
+                          <w:r>
+                            <w:rPr>
+                              <w:rFonts w:cs="Arial"/>
+                              <w:color w:val="000000"/>
+                              <w:sz w:val="28"/>
+                              <w:szCs w:val="28"/>
+                            </w:rPr>
+                            <w:t>Meldingenformulier Service</w:t>
+                          </w:r>
+                        </w:p>
+                        <w:p>
+                          <w:pPr>
+                            <w:pStyle w:val="FrameContents"/>
+                            <w:jc w:val="center"/>
+                            <w:rPr>
+                              <w:rFonts w:cs="Arial"/>
+                            </w:rPr>
+                          </w:pPr>
+                          <w:r>
+                            <w:rPr>
+                              <w:rFonts w:cs="Arial"/>
+                              <w:b/>
+                              <w:bCs/>
+                              <w:color w:val="000000"/>
+                            </w:rPr>
+                            <w:t xml:space="preserve">Machine nummer: </w:t>
+                          </w:r>
+                          <w:r>
+                            <w:rPr>
+                              <w:rFonts w:cs="Arial"/>
+                              <w:color w:val="000000"/>
+                            </w:rPr>
+                            <w:t>[machinenummer]</w:t>
+                          </w:r>
+                        </w:p>
+                        <w:p>
+                          <w:pPr>
+                            <w:pStyle w:val="FrameContents"/>
+                            <w:jc w:val="center"/>
+                            <w:rPr>
+                              <w:rFonts w:cs="Arial"/>
+                            </w:rPr>
+                          </w:pPr>
+                          <w:r>
+                            <w:rPr>
+                              <w:rFonts w:cs="Arial"/>
+                              <w:b/>
+                              <w:bCs/>
+                              <w:color w:val="000000"/>
+                            </w:rPr>
+                            <w:t xml:space="preserve">Distributeur: </w:t>
+                          </w:r>
+                          <w:r>
+                            <w:rPr>
+                              <w:rFonts w:cs="Arial"/>
+                              <w:color w:val="000000"/>
+                            </w:rPr>
+                            <w:t>[distributeur],</w:t>
+                          </w:r>
+                          <w:r>
+                            <w:rPr>
+                              <w:rFonts w:cs="Arial"/>
+                              <w:b/>
+                              <w:bCs/>
+                              <w:color w:val="000000"/>
+                            </w:rPr>
+                            <w:t xml:space="preserve"> Contactpersoon: </w:t>
+                          </w:r>
+                          <w:r>
+                            <w:rPr>
+                              <w:rFonts w:cs="Arial"/>
+                              <w:color w:val="000000"/>
+                            </w:rPr>
+                            <w:t xml:space="preserve">[contactpersoon], </w:t>
+                          </w:r>
+                          <w:r>
+                            <w:rPr>
+                              <w:rFonts w:cs="Arial"/>
+                              <w:b/>
+                              <w:bCs/>
+                              <w:color w:val="000000"/>
+                            </w:rPr>
+                            <w:t xml:space="preserve">Klant: </w:t>
+                          </w:r>
+                          <w:r>
+                            <w:rPr>
+                              <w:rFonts w:cs="Arial"/>
+                              <w:color w:val="000000"/>
+                            </w:rPr>
+                            <w:t xml:space="preserve">[klant] </w:t>
+                          </w:r>
+                          <w:r>
+                            <w:rPr>
+                              <w:rFonts w:cs="Arial"/>
+                              <w:b/>
+                              <w:bCs/>
+                              <w:color w:val="000000"/>
+                            </w:rPr>
+                            <w:t xml:space="preserve">Tijd verschil: </w:t>
+                          </w:r>
+                          <w:r>
+                            <w:rPr>
+                              <w:rFonts w:cs="Arial"/>
+                              <w:color w:val="000000"/>
+                            </w:rPr>
+                            <w:t>GMT[tijdverschil]</w:t>
+                          </w:r>
+                        </w:p>
+                      </w:txbxContent>
+                    </wps:txbx>
+                    <wps:bodyPr anchor="ctr" upright="1">
+                      <a:noAutofit/>
+                    </wps:bodyPr>
+                  </wps:wsp>
+                </a:graphicData>
+              </a:graphic>
+            </wp:anchor>
+          </w:drawing>
+        </mc:Choice>
+        <mc:Fallback>
+          <w:pict>
+            <v:rect id="shape_0" ID="Text Box 31" path="m0,0l-2147483645,0l-2147483645,-2147483646l0,-2147483646xe" fillcolor="white" stroked="t" o:allowincell="f" style="position:absolute;margin-left:117pt;margin-top:-4.55pt;width:323.95pt;height:85.55pt;mso-wrap-style:square;v-text-anchor:middle" wp14:anchorId="43DFE33B">
+              <v:fill o:detectmouseclick="t" type="solid" color2="black"/>
+              <v:stroke color="black" weight="22320" joinstyle="miter" endcap="flat"/>
+              <v:textbox>
+                <w:txbxContent>
+                  <w:p>
+                    <w:pPr>
+                      <w:pStyle w:val="FrameContents"/>
+                      <w:jc w:val="center"/>
+                      <w:rPr>
+                        <w:rFonts w:cs="Arial"/>
+                        <w:sz w:val="28"/>
+                        <w:szCs w:val="28"/>
+                      </w:rPr>
+                    </w:pPr>
+                    <w:r>
+                      <w:rPr>
+                        <w:rFonts w:cs="Arial"/>
+                        <w:color w:val="000000"/>
+                        <w:sz w:val="28"/>
+                        <w:szCs w:val="28"/>
+                      </w:rPr>
+                      <w:t>Meldingenformulier Service</w:t>
+                    </w:r>
+                  </w:p>
+                  <w:p>
+                    <w:pPr>
+                      <w:pStyle w:val="FrameContents"/>
+                      <w:jc w:val="center"/>
+                      <w:rPr>
+                        <w:rFonts w:cs="Arial"/>
+                      </w:rPr>
+                    </w:pPr>
+                    <w:r>
+                      <w:rPr>
+                        <w:rFonts w:cs="Arial"/>
+                        <w:b/>
+                        <w:bCs/>
+                        <w:color w:val="000000"/>
+                      </w:rPr>
+                      <w:t xml:space="preserve">Machine nummer: </w:t>
+                    </w:r>
+                    <w:r>
+                      <w:rPr>
+                        <w:rFonts w:cs="Arial"/>
+                        <w:color w:val="000000"/>
+                      </w:rPr>
+                      <w:t>[machinenummer]</w:t>
+                    </w:r>
+                  </w:p>
+                  <w:p>
+                    <w:pPr>
+                      <w:pStyle w:val="FrameContents"/>
+                      <w:jc w:val="center"/>
+                      <w:rPr>
+                        <w:rFonts w:cs="Arial"/>
+                      </w:rPr>
+                    </w:pPr>
+                    <w:r>
+                      <w:rPr>
+                        <w:rFonts w:cs="Arial"/>
+                        <w:b/>
+                        <w:bCs/>
+                        <w:color w:val="000000"/>
+                      </w:rPr>
+                      <w:t xml:space="preserve">Distributeur: </w:t>
+                    </w:r>
+                    <w:r>
+                      <w:rPr>
+                        <w:rFonts w:cs="Arial"/>
+                        <w:color w:val="000000"/>
+                      </w:rPr>
+                      <w:t>[distributeur],</w:t>
+                    </w:r>
+                    <w:r>
+                      <w:rPr>
+                        <w:rFonts w:cs="Arial"/>
+                        <w:b/>
+                        <w:bCs/>
+                        <w:color w:val="000000"/>
+                      </w:rPr>
+                      <w:t xml:space="preserve"> Contactpersoon: </w:t>
+                    </w:r>
+                    <w:r>
+                      <w:rPr>
+                        <w:rFonts w:cs="Arial"/>
+                        <w:color w:val="000000"/>
+                      </w:rPr>
+                      <w:t xml:space="preserve">[contactpersoon], </w:t>
+                    </w:r>
+                    <w:r>
+                      <w:rPr>
+                        <w:rFonts w:cs="Arial"/>
+                        <w:b/>
+                        <w:bCs/>
+                        <w:color w:val="000000"/>
+                      </w:rPr>
+                      <w:t xml:space="preserve">Klant: </w:t>
+                    </w:r>
+                    <w:r>
+                      <w:rPr>
+                        <w:rFonts w:cs="Arial"/>
+                        <w:color w:val="000000"/>
+                      </w:rPr>
+                      <w:t xml:space="preserve">[klant] </w:t>
+                    </w:r>
+                    <w:r>
+                      <w:rPr>
+                        <w:rFonts w:cs="Arial"/>
+                        <w:b/>
+                        <w:bCs/>
+                        <w:color w:val="000000"/>
+                      </w:rPr>
+                      <w:t xml:space="preserve">Tijd verschil: </w:t>
+                    </w:r>
+                    <w:r>
+                      <w:rPr>
+                        <w:rFonts w:cs="Arial"/>
+                        <w:color w:val="000000"/>
+                      </w:rPr>
+                      <w:t>GMT[tijdverschil]</w:t>
+                    </w:r>
+                  </w:p>
+                </w:txbxContent>
+              </v:textbox>
+              <w10:wrap type="none"/>
+            </v:rect>
+          </w:pict>
+        </mc:Fallback>
+      </mc:AlternateContent>
+      <mc:AlternateContent>
+        <mc:Choice Requires="wps">
+          <w:drawing>
+            <wp:anchor behindDoc="1" distT="11430" distB="11430" distL="11430" distR="11430" simplePos="0" locked="0" layoutInCell="1" allowOverlap="1" relativeHeight="11" wp14:anchorId="43DFE333">
               <wp:simplePos x="0" y="0"/>
               <wp:positionH relativeFrom="column">
                 <wp:posOffset>-342900</wp:posOffset>
@@ -3441,7 +4562,7 @@
               <wp:extent cx="1828800" cy="1087755"/>
               <wp:effectExtent l="11430" t="11430" r="11430" b="11430"/>
               <wp:wrapNone/>
-              <wp:docPr id="1" name="Rectangle 19"/>
+              <wp:docPr id="2" name="Rectangle 19"/>
               <a:graphic xmlns:a="http://schemas.openxmlformats.org/drawingml/2006/main">
                 <a:graphicData uri="http://schemas.microsoft.com/office/word/2010/wordprocessingShape">
                   <wps:wsp>
@@ -3477,7 +4598,7 @@
         </mc:Choice>
         <mc:Fallback>
           <w:pict>
-            <v:rect id="shape_0" ID="Rectangle 19" path="m0,0l-2147483645,0l-2147483645,-2147483646l0,-2147483646xe" stroked="t" o:allowincell="f" style="position:absolute;margin-left:-27pt;margin-top:-4.55pt;width:143.95pt;height:85.6pt;mso-wrap-style:none;v-text-anchor:middle" wp14:anchorId="45E6EC9F">
+            <v:rect id="shape_0" ID="Rectangle 19" path="m0,0l-2147483645,0l-2147483645,-2147483646l0,-2147483646xe" stroked="t" o:allowincell="f" style="position:absolute;margin-left:-27pt;margin-top:-4.55pt;width:143.95pt;height:85.6pt;mso-wrap-style:none;v-text-anchor:middle" wp14:anchorId="43DFE333">
               <v:fill o:detectmouseclick="t" on="false"/>
               <v:stroke color="black" weight="22320" joinstyle="miter" endcap="flat"/>
               <w10:wrap type="none"/>
@@ -3488,7 +4609,7 @@
       <mc:AlternateContent>
         <mc:Choice Requires="wps">
           <w:drawing>
-            <wp:anchor behindDoc="1" distT="11430" distB="11430" distL="11430" distR="11430" simplePos="0" locked="0" layoutInCell="1" allowOverlap="1" relativeHeight="8" wp14:anchorId="1BD92560">
+            <wp:anchor behindDoc="1" distT="11430" distB="11430" distL="11430" distR="11430" simplePos="0" locked="0" layoutInCell="1" allowOverlap="1" relativeHeight="15" wp14:anchorId="43DFE335">
               <wp:simplePos x="0" y="0"/>
               <wp:positionH relativeFrom="column">
                 <wp:posOffset>6515100</wp:posOffset>
@@ -3499,7 +4620,7 @@
               <wp:extent cx="635" cy="8802370"/>
               <wp:effectExtent l="11430" t="11430" r="11430" b="11430"/>
               <wp:wrapNone/>
-              <wp:docPr id="2" name="Line 27"/>
+              <wp:docPr id="3" name="Line 27"/>
               <a:graphic xmlns:a="http://schemas.openxmlformats.org/drawingml/2006/main">
                 <a:graphicData uri="http://schemas.microsoft.com/office/word/2010/wordprocessingShape">
                   <wps:wsp>
@@ -3534,7 +4655,7 @@
         </mc:Choice>
         <mc:Fallback>
           <w:pict>
-            <v:line id="shape_0" from="513pt,45.45pt" to="513pt,738.5pt" ID="Line 27" stroked="t" o:allowincell="f" style="position:absolute" wp14:anchorId="1BD92560">
+            <v:line id="shape_0" from="513pt,45.45pt" to="513pt,738.5pt" ID="Line 27" stroked="t" o:allowincell="f" style="position:absolute" wp14:anchorId="43DFE335">
               <v:stroke color="black" weight="22320" joinstyle="round" endcap="flat"/>
               <v:fill o:detectmouseclick="t" on="false"/>
               <w10:wrap type="none"/>
@@ -3545,7 +4666,7 @@
       <mc:AlternateContent>
         <mc:Choice Requires="wps">
           <w:drawing>
-            <wp:anchor behindDoc="1" distT="11430" distB="11430" distL="11430" distR="11430" simplePos="0" locked="0" layoutInCell="1" allowOverlap="1" relativeHeight="12" wp14:anchorId="2D1772F5">
+            <wp:anchor behindDoc="1" distT="11430" distB="11430" distL="11430" distR="11430" simplePos="0" locked="0" layoutInCell="1" allowOverlap="1" relativeHeight="26" wp14:anchorId="43DFE337">
               <wp:simplePos x="0" y="0"/>
               <wp:positionH relativeFrom="column">
                 <wp:posOffset>-342900</wp:posOffset>
@@ -3556,7 +4677,7 @@
               <wp:extent cx="635" cy="9030970"/>
               <wp:effectExtent l="11430" t="11430" r="11430" b="11430"/>
               <wp:wrapNone/>
-              <wp:docPr id="3" name="Line 28"/>
+              <wp:docPr id="4" name="Line 28"/>
               <a:graphic xmlns:a="http://schemas.openxmlformats.org/drawingml/2006/main">
                 <a:graphicData uri="http://schemas.microsoft.com/office/word/2010/wordprocessingShape">
                   <wps:wsp>
@@ -3591,7 +4712,7 @@
         </mc:Choice>
         <mc:Fallback>
           <w:pict>
-            <v:line id="shape_0" from="-27pt,45.45pt" to="-27pt,756.5pt" ID="Line 28" stroked="t" o:allowincell="f" style="position:absolute;flip:y" wp14:anchorId="2D1772F5">
+            <v:line id="shape_0" from="-27pt,45.45pt" to="-27pt,756.5pt" ID="Line 28" stroked="t" o:allowincell="f" style="position:absolute;flip:y" wp14:anchorId="43DFE337">
               <v:stroke color="black" weight="22320" joinstyle="round" endcap="flat"/>
               <v:fill o:detectmouseclick="t" on="false"/>
               <w10:wrap type="none"/>
@@ -3602,18 +4723,18 @@
       <mc:AlternateContent>
         <mc:Choice Requires="wps">
           <w:drawing>
-            <wp:anchor behindDoc="1" distT="0" distB="1270" distL="0" distR="0" simplePos="0" locked="0" layoutInCell="1" allowOverlap="1" relativeHeight="18" wp14:anchorId="5AA79684">
+            <wp:anchor behindDoc="1" distT="0" distB="0" distL="0" distR="0" simplePos="0" locked="0" layoutInCell="1" allowOverlap="1" relativeHeight="32" wp14:anchorId="43DFE339">
               <wp:simplePos x="0" y="0"/>
               <wp:positionH relativeFrom="column">
-                <wp:posOffset>1828800</wp:posOffset>
+                <wp:posOffset>1826895</wp:posOffset>
               </wp:positionH>
               <wp:positionV relativeFrom="paragraph">
-                <wp:posOffset>-334645</wp:posOffset>
+                <wp:posOffset>-332105</wp:posOffset>
               </wp:positionV>
-              <wp:extent cx="2400300" cy="228600"/>
-              <wp:effectExtent l="0" t="0" r="0" b="1270"/>
+              <wp:extent cx="2400300" cy="274955"/>
+              <wp:effectExtent l="0" t="0" r="0" b="0"/>
               <wp:wrapNone/>
-              <wp:docPr id="4" name="Text Box 30"/>
+              <wp:docPr id="5" name="Text Box 30"/>
               <a:graphic xmlns:a="http://schemas.openxmlformats.org/drawingml/2006/main">
                 <a:graphicData uri="http://schemas.microsoft.com/office/word/2010/wordprocessingShape">
                   <wps:wsp>
@@ -3621,7 +4742,7 @@
                     <wps:spPr>
                       <a:xfrm>
                         <a:off x="0" y="0"/>
-                        <a:ext cx="2400480" cy="228600"/>
+                        <a:ext cx="2400480" cy="275040"/>
                       </a:xfrm>
                       <a:prstGeom prst="rect">
                         <a:avLst/>
@@ -3641,7 +4762,7 @@
                       <w:txbxContent>
                         <w:p>
                           <w:pPr>
-                            <w:pStyle w:val="FrameContentsuser"/>
+                            <w:pStyle w:val="FrameContents"/>
                             <w:jc w:val="center"/>
                             <w:rPr>
                               <w:rFonts w:cs="Arial"/>
@@ -3668,14 +4789,14 @@
         </mc:Choice>
         <mc:Fallback>
           <w:pict>
-            <v:rect id="shape_0" ID="Text Box 30" path="m0,0l-2147483645,0l-2147483645,-2147483646l0,-2147483646xe" stroked="f" o:allowincell="f" style="position:absolute;margin-left:144pt;margin-top:-26.35pt;width:188.95pt;height:17.95pt;mso-wrap-style:square;v-text-anchor:top" wp14:anchorId="5AA79684">
+            <v:rect id="shape_0" ID="Text Box 30" path="m0,0l-2147483645,0l-2147483645,-2147483646l0,-2147483646xe" stroked="f" o:allowincell="f" style="position:absolute;margin-left:143.85pt;margin-top:-26.15pt;width:188.95pt;height:21.6pt;mso-wrap-style:square;v-text-anchor:top" wp14:anchorId="43DFE339">
               <v:fill o:detectmouseclick="t" on="false"/>
               <v:stroke color="#3465a4" joinstyle="round" endcap="flat"/>
               <v:textbox>
                 <w:txbxContent>
                   <w:p>
                     <w:pPr>
-                      <w:pStyle w:val="FrameContentsuser"/>
+                      <w:pStyle w:val="FrameContents"/>
                       <w:jc w:val="center"/>
                       <w:rPr>
                         <w:rFonts w:cs="Arial"/>
@@ -3699,345 +4820,7 @@
       <mc:AlternateContent>
         <mc:Choice Requires="wps">
           <w:drawing>
-            <wp:anchor behindDoc="1" distT="11430" distB="11430" distL="11430" distR="11430" simplePos="0" locked="0" layoutInCell="1" allowOverlap="1" relativeHeight="25" wp14:anchorId="107AA7BE">
-              <wp:simplePos x="0" y="0"/>
-              <wp:positionH relativeFrom="column">
-                <wp:posOffset>1485900</wp:posOffset>
-              </wp:positionH>
-              <wp:positionV relativeFrom="paragraph">
-                <wp:posOffset>-57785</wp:posOffset>
-              </wp:positionV>
-              <wp:extent cx="4114800" cy="1087120"/>
-              <wp:effectExtent l="11430" t="11430" r="11430" b="11430"/>
-              <wp:wrapNone/>
-              <wp:docPr id="5" name="Text Box 31"/>
-              <a:graphic xmlns:a="http://schemas.openxmlformats.org/drawingml/2006/main">
-                <a:graphicData uri="http://schemas.microsoft.com/office/word/2010/wordprocessingShape">
-                  <wps:wsp>
-                    <wps:cNvSpPr/>
-                    <wps:spPr>
-                      <a:xfrm>
-                        <a:off x="0" y="0"/>
-                        <a:ext cx="4114800" cy="1087200"/>
-                      </a:xfrm>
-                      <a:prstGeom prst="rect">
-                        <a:avLst/>
-                      </a:prstGeom>
-                      <a:solidFill>
-                        <a:srgbClr val="ffffff"/>
-                      </a:solidFill>
-                      <a:ln w="22225">
-                        <a:solidFill>
-                          <a:srgbClr val="000000"/>
-                        </a:solidFill>
-                        <a:miter/>
-                      </a:ln>
-                    </wps:spPr>
-                    <wps:style>
-                      <a:lnRef idx="0"/>
-                      <a:fillRef idx="0"/>
-                      <a:effectRef idx="0"/>
-                      <a:fontRef idx="minor"/>
-                    </wps:style>
-                    <wps:txbx>
-                      <w:txbxContent>
-                        <w:p>
-                          <w:pPr>
-                            <w:pStyle w:val="FrameContentsuser"/>
-                            <w:jc w:val="center"/>
-                            <w:rPr>
-                              <w:rFonts w:cs="Arial"/>
-                              <w:sz w:val="28"/>
-                              <w:szCs w:val="28"/>
-                            </w:rPr>
-                          </w:pPr>
-                          <w:r>
-                            <w:rPr>
-                              <w:rFonts w:cs="Arial"/>
-                              <w:color w:val="000000"/>
-                              <w:sz w:val="28"/>
-                              <w:szCs w:val="28"/>
-                            </w:rPr>
-                            <w:t>Meldingsformulier Service</w:t>
-                          </w:r>
-                        </w:p>
-                        <w:p>
-                          <w:pPr>
-                            <w:pStyle w:val="FrameContentsuser"/>
-                            <w:jc w:val="center"/>
-                            <w:rPr>
-                              <w:rFonts w:cs="Arial"/>
-                            </w:rPr>
-                          </w:pPr>
-                          <w:r>
-                            <w:rPr>
-                              <w:rFonts w:cs="Arial"/>
-                              <w:b/>
-                              <w:bCs/>
-                              <w:color w:val="000000"/>
-                            </w:rPr>
-                            <w:t xml:space="preserve">Meldingnummer: </w:t>
-                          </w:r>
-                          <w:r>
-                            <w:rPr>
-                              <w:rFonts w:cs="Arial"/>
-                              <w:color w:val="000000"/>
-                            </w:rPr>
-                            <w:t xml:space="preserve">[meldingnummer], </w:t>
-                          </w:r>
-                          <w:r>
-                            <w:rPr>
-                              <w:rFonts w:cs="Arial"/>
-                              <w:b/>
-                              <w:bCs/>
-                              <w:color w:val="000000"/>
-                            </w:rPr>
-                            <w:t xml:space="preserve">Machinenummer: </w:t>
-                          </w:r>
-                          <w:r>
-                            <w:rPr>
-                              <w:rFonts w:cs="Arial"/>
-                              <w:color w:val="000000"/>
-                            </w:rPr>
-                            <w:t>[machinenummer]</w:t>
-                          </w:r>
-                        </w:p>
-                        <w:p>
-                          <w:pPr>
-                            <w:pStyle w:val="FrameContentsuser"/>
-                            <w:jc w:val="center"/>
-                            <w:rPr>
-                              <w:rFonts w:cs="Arial"/>
-                            </w:rPr>
-                          </w:pPr>
-                          <w:r>
-                            <w:rPr>
-                              <w:rFonts w:cs="Arial"/>
-                              <w:b/>
-                              <w:bCs/>
-                              <w:color w:val="000000"/>
-                            </w:rPr>
-                            <w:t xml:space="preserve">Distributeur: </w:t>
-                          </w:r>
-                          <w:r>
-                            <w:rPr>
-                              <w:rFonts w:cs="Arial"/>
-                              <w:color w:val="000000"/>
-                            </w:rPr>
-                            <w:t>[distributeur],</w:t>
-                          </w:r>
-                          <w:r>
-                            <w:rPr>
-                              <w:rFonts w:cs="Arial"/>
-                              <w:b/>
-                              <w:bCs/>
-                              <w:color w:val="000000"/>
-                            </w:rPr>
-                            <w:t xml:space="preserve"> Monteur: </w:t>
-                          </w:r>
-                          <w:r>
-                            <w:rPr>
-                              <w:rFonts w:cs="Arial"/>
-                              <w:color w:val="000000"/>
-                            </w:rPr>
-                            <w:t xml:space="preserve">[monteur], </w:t>
-                          </w:r>
-                          <w:r>
-                            <w:rPr>
-                              <w:rFonts w:cs="Arial"/>
-                              <w:b/>
-                              <w:bCs/>
-                              <w:color w:val="000000"/>
-                            </w:rPr>
-                            <w:t xml:space="preserve">Klant: </w:t>
-                          </w:r>
-                          <w:r>
-                            <w:rPr>
-                              <w:rFonts w:cs="Arial"/>
-                              <w:color w:val="000000"/>
-                            </w:rPr>
-                            <w:t xml:space="preserve">[klant] </w:t>
-                          </w:r>
-                          <w:r>
-                            <w:rPr>
-                              <w:rFonts w:cs="Arial"/>
-                              <w:b/>
-                              <w:bCs/>
-                              <w:color w:val="000000"/>
-                            </w:rPr>
-                            <w:t xml:space="preserve">Tijdverschil: </w:t>
-                          </w:r>
-                          <w:r>
-                            <w:rPr>
-                              <w:rFonts w:cs="Arial"/>
-                              <w:color w:val="000000"/>
-                            </w:rPr>
-                            <w:t>GMT[tijdverschil]</w:t>
-                          </w:r>
-                        </w:p>
-                      </w:txbxContent>
-                    </wps:txbx>
-                    <wps:bodyPr anchor="ctr" upright="1">
-                      <a:noAutofit/>
-                    </wps:bodyPr>
-                  </wps:wsp>
-                </a:graphicData>
-              </a:graphic>
-            </wp:anchor>
-          </w:drawing>
-        </mc:Choice>
-        <mc:Fallback>
-          <w:pict>
-            <v:rect id="shape_0" ID="Text Box 31" path="m0,0l-2147483645,0l-2147483645,-2147483646l0,-2147483646xe" fillcolor="white" stroked="t" o:allowincell="f" style="position:absolute;margin-left:117pt;margin-top:-4.55pt;width:323.95pt;height:85.55pt;mso-wrap-style:square;v-text-anchor:middle" wp14:anchorId="107AA7BE">
-              <v:fill o:detectmouseclick="t" type="solid" color2="black"/>
-              <v:stroke color="black" weight="22320" joinstyle="miter" endcap="flat"/>
-              <v:textbox>
-                <w:txbxContent>
-                  <w:p>
-                    <w:pPr>
-                      <w:pStyle w:val="FrameContentsuser"/>
-                      <w:jc w:val="center"/>
-                      <w:rPr>
-                        <w:rFonts w:cs="Arial"/>
-                        <w:sz w:val="28"/>
-                        <w:szCs w:val="28"/>
-                      </w:rPr>
-                    </w:pPr>
-                    <w:r>
-                      <w:rPr>
-                        <w:rFonts w:cs="Arial"/>
-                        <w:color w:val="000000"/>
-                        <w:sz w:val="28"/>
-                        <w:szCs w:val="28"/>
-                      </w:rPr>
-                      <w:t>Meldingsformulier Service</w:t>
-                    </w:r>
-                  </w:p>
-                  <w:p>
-                    <w:pPr>
-                      <w:pStyle w:val="FrameContentsuser"/>
-                      <w:jc w:val="center"/>
-                      <w:rPr>
-                        <w:rFonts w:cs="Arial"/>
-                      </w:rPr>
-                    </w:pPr>
-                    <w:r>
-                      <w:rPr>
-                        <w:rFonts w:cs="Arial"/>
-                        <w:b/>
-                        <w:bCs/>
-                        <w:color w:val="000000"/>
-                      </w:rPr>
-                      <w:t xml:space="preserve">Meldingnummer: </w:t>
-                    </w:r>
-                    <w:r>
-                      <w:rPr>
-                        <w:rFonts w:cs="Arial"/>
-                        <w:color w:val="000000"/>
-                      </w:rPr>
-                      <w:t xml:space="preserve">[meldingnummer], </w:t>
-                    </w:r>
-                    <w:r>
-                      <w:rPr>
-                        <w:rFonts w:cs="Arial"/>
-                        <w:b/>
-                        <w:bCs/>
-                        <w:color w:val="000000"/>
-                      </w:rPr>
-                      <w:t xml:space="preserve">Machinenummer: </w:t>
-                    </w:r>
-                    <w:r>
-                      <w:rPr>
-                        <w:rFonts w:cs="Arial"/>
-                        <w:color w:val="000000"/>
-                      </w:rPr>
-                      <w:t>[machinenummer]</w:t>
-                    </w:r>
-                  </w:p>
-                  <w:p>
-                    <w:pPr>
-                      <w:pStyle w:val="FrameContentsuser"/>
-                      <w:jc w:val="center"/>
-                      <w:rPr>
-                        <w:rFonts w:cs="Arial"/>
-                      </w:rPr>
-                    </w:pPr>
-                    <w:r>
-                      <w:rPr>
-                        <w:rFonts w:cs="Arial"/>
-                        <w:b/>
-                        <w:bCs/>
-                        <w:color w:val="000000"/>
-                      </w:rPr>
-                      <w:t xml:space="preserve">Distributeur: </w:t>
-                    </w:r>
-                    <w:r>
-                      <w:rPr>
-                        <w:rFonts w:cs="Arial"/>
-                        <w:color w:val="000000"/>
-                      </w:rPr>
-                      <w:t>[distributeur],</w:t>
-                    </w:r>
-                    <w:r>
-                      <w:rPr>
-                        <w:rFonts w:cs="Arial"/>
-                        <w:b/>
-                        <w:bCs/>
-                        <w:color w:val="000000"/>
-                      </w:rPr>
-                      <w:t xml:space="preserve"> Monteur: </w:t>
-                    </w:r>
-                    <w:r>
-                      <w:rPr>
-                        <w:rFonts w:cs="Arial"/>
-                        <w:color w:val="000000"/>
-                      </w:rPr>
-                      <w:t xml:space="preserve">[monteur], </w:t>
-                    </w:r>
-                    <w:r>
-                      <w:rPr>
-                        <w:rFonts w:cs="Arial"/>
-                        <w:b/>
-                        <w:bCs/>
-                        <w:color w:val="000000"/>
-                      </w:rPr>
-                      <w:t xml:space="preserve">Klant: </w:t>
-                    </w:r>
-                    <w:r>
-                      <w:rPr>
-                        <w:rFonts w:cs="Arial"/>
-                        <w:color w:val="000000"/>
-                      </w:rPr>
-                      <w:t xml:space="preserve">[klant] </w:t>
-                    </w:r>
-                    <w:r>
-                      <w:rPr>
-                        <w:rFonts w:cs="Arial"/>
-                        <w:b/>
-                        <w:bCs/>
-                        <w:color w:val="000000"/>
-                      </w:rPr>
-                      <w:t xml:space="preserve">Tijdverschil: </w:t>
-                    </w:r>
-                    <w:r>
-                      <w:rPr>
-                        <w:rFonts w:cs="Arial"/>
-                        <w:color w:val="000000"/>
-                      </w:rPr>
-                      <w:t>GMT[tijdverschil]</w:t>
-                    </w:r>
-                  </w:p>
-                </w:txbxContent>
-              </v:textbox>
-              <w10:wrap type="none"/>
-            </v:rect>
-          </w:pict>
-        </mc:Fallback>
-      </mc:AlternateContent>
-      <mc:AlternateContent>
-        <mc:Choice Requires="wps">
-          <w:drawing>
-            <wp:anchor behindDoc="1" distT="11430" distB="11430" distL="11430" distR="11430" simplePos="0" locked="0" layoutInCell="1" allowOverlap="1" relativeHeight="60" wp14:anchorId="7E69F1F7">
+            <wp:anchor behindDoc="1" distT="11430" distB="11430" distL="11430" distR="11430" simplePos="0" locked="0" layoutInCell="1" allowOverlap="1" relativeHeight="46" wp14:anchorId="43DFE33D">
               <wp:simplePos x="0" y="0"/>
               <wp:positionH relativeFrom="column">
                 <wp:posOffset>5600700</wp:posOffset>
@@ -4139,7 +4922,7 @@
         </mc:Choice>
         <mc:Fallback>
           <w:pict>
-            <v:rect id="shape_0" ID="Text Box 33" path="m0,0l-2147483645,0l-2147483645,-2147483646l0,-2147483646xe" fillcolor="white" stroked="t" o:allowincell="f" style="position:absolute;margin-left:441pt;margin-top:-4.55pt;width:71.95pt;height:85.55pt;mso-wrap-style:square;v-text-anchor:middle" wp14:anchorId="7E69F1F7">
+            <v:rect id="shape_0" ID="Text Box 33" path="m0,0l-2147483645,0l-2147483645,-2147483646l0,-2147483646xe" fillcolor="white" stroked="t" o:allowincell="f" style="position:absolute;margin-left:441pt;margin-top:-4.55pt;width:71.95pt;height:85.55pt;mso-wrap-style:square;v-text-anchor:middle" wp14:anchorId="43DFE33D">
               <v:fill o:detectmouseclick="t" type="solid" color2="black"/>
               <v:stroke color="black" weight="22320" joinstyle="miter" endcap="flat"/>
               <v:textbox>
@@ -4199,7 +4982,7 @@
         </mc:Fallback>
       </mc:AlternateContent>
       <w:drawing>
-        <wp:anchor behindDoc="1" distT="0" distB="0" distL="0" distR="0" simplePos="0" locked="0" layoutInCell="1" allowOverlap="1" relativeHeight="65">
+        <wp:anchor behindDoc="1" distT="0" distB="0" distL="0" distR="0" simplePos="0" locked="0" layoutInCell="1" allowOverlap="1" relativeHeight="51">
           <wp:simplePos x="0" y="0"/>
           <wp:positionH relativeFrom="column">
             <wp:posOffset>-203200</wp:posOffset>
@@ -4265,7 +5048,313 @@
       <mc:AlternateContent>
         <mc:Choice Requires="wps">
           <w:drawing>
-            <wp:anchor behindDoc="1" distT="11430" distB="11430" distL="11430" distR="11430" simplePos="0" locked="0" layoutInCell="1" allowOverlap="1" relativeHeight="4" wp14:anchorId="45E6EC9F">
+            <wp:anchor behindDoc="1" distT="11430" distB="11430" distL="11430" distR="11430" simplePos="0" locked="0" layoutInCell="1" allowOverlap="1" relativeHeight="6" wp14:anchorId="43DFE33B">
+              <wp:simplePos x="0" y="0"/>
+              <wp:positionH relativeFrom="column">
+                <wp:posOffset>1485900</wp:posOffset>
+              </wp:positionH>
+              <wp:positionV relativeFrom="paragraph">
+                <wp:posOffset>-57785</wp:posOffset>
+              </wp:positionV>
+              <wp:extent cx="4114800" cy="1087120"/>
+              <wp:effectExtent l="11430" t="11430" r="11430" b="11430"/>
+              <wp:wrapNone/>
+              <wp:docPr id="8" name="Text Box 31"/>
+              <a:graphic xmlns:a="http://schemas.openxmlformats.org/drawingml/2006/main">
+                <a:graphicData uri="http://schemas.microsoft.com/office/word/2010/wordprocessingShape">
+                  <wps:wsp>
+                    <wps:cNvSpPr/>
+                    <wps:spPr>
+                      <a:xfrm>
+                        <a:off x="0" y="0"/>
+                        <a:ext cx="4114800" cy="1087200"/>
+                      </a:xfrm>
+                      <a:prstGeom prst="rect">
+                        <a:avLst/>
+                      </a:prstGeom>
+                      <a:solidFill>
+                        <a:srgbClr val="ffffff"/>
+                      </a:solidFill>
+                      <a:ln w="22225">
+                        <a:solidFill>
+                          <a:srgbClr val="000000"/>
+                        </a:solidFill>
+                        <a:miter/>
+                      </a:ln>
+                    </wps:spPr>
+                    <wps:style>
+                      <a:lnRef idx="0"/>
+                      <a:fillRef idx="0"/>
+                      <a:effectRef idx="0"/>
+                      <a:fontRef idx="minor"/>
+                    </wps:style>
+                    <wps:txbx>
+                      <w:txbxContent>
+                        <w:p>
+                          <w:pPr>
+                            <w:pStyle w:val="FrameContents"/>
+                            <w:jc w:val="center"/>
+                            <w:rPr>
+                              <w:rFonts w:cs="Arial"/>
+                              <w:sz w:val="28"/>
+                              <w:szCs w:val="28"/>
+                            </w:rPr>
+                          </w:pPr>
+                          <w:r>
+                            <w:rPr>
+                              <w:rFonts w:cs="Arial"/>
+                              <w:color w:val="000000"/>
+                              <w:sz w:val="28"/>
+                              <w:szCs w:val="28"/>
+                            </w:rPr>
+                            <w:t>Meldingenformulier Service</w:t>
+                          </w:r>
+                        </w:p>
+                        <w:p>
+                          <w:pPr>
+                            <w:pStyle w:val="FrameContents"/>
+                            <w:jc w:val="center"/>
+                            <w:rPr>
+                              <w:rFonts w:cs="Arial"/>
+                            </w:rPr>
+                          </w:pPr>
+                          <w:r>
+                            <w:rPr>
+                              <w:rFonts w:cs="Arial"/>
+                              <w:b/>
+                              <w:bCs/>
+                              <w:color w:val="000000"/>
+                            </w:rPr>
+                            <w:t xml:space="preserve">Machine nummer: </w:t>
+                          </w:r>
+                          <w:r>
+                            <w:rPr>
+                              <w:rFonts w:cs="Arial"/>
+                              <w:color w:val="000000"/>
+                            </w:rPr>
+                            <w:t>[machinenummer]</w:t>
+                          </w:r>
+                        </w:p>
+                        <w:p>
+                          <w:pPr>
+                            <w:pStyle w:val="FrameContents"/>
+                            <w:jc w:val="center"/>
+                            <w:rPr>
+                              <w:rFonts w:cs="Arial"/>
+                            </w:rPr>
+                          </w:pPr>
+                          <w:r>
+                            <w:rPr>
+                              <w:rFonts w:cs="Arial"/>
+                              <w:b/>
+                              <w:bCs/>
+                              <w:color w:val="000000"/>
+                            </w:rPr>
+                            <w:t xml:space="preserve">Distributeur: </w:t>
+                          </w:r>
+                          <w:r>
+                            <w:rPr>
+                              <w:rFonts w:cs="Arial"/>
+                              <w:color w:val="000000"/>
+                            </w:rPr>
+                            <w:t>[distributeur],</w:t>
+                          </w:r>
+                          <w:r>
+                            <w:rPr>
+                              <w:rFonts w:cs="Arial"/>
+                              <w:b/>
+                              <w:bCs/>
+                              <w:color w:val="000000"/>
+                            </w:rPr>
+                            <w:t xml:space="preserve"> Contactpersoon: </w:t>
+                          </w:r>
+                          <w:r>
+                            <w:rPr>
+                              <w:rFonts w:cs="Arial"/>
+                              <w:color w:val="000000"/>
+                            </w:rPr>
+                            <w:t xml:space="preserve">[contactpersoon], </w:t>
+                          </w:r>
+                          <w:r>
+                            <w:rPr>
+                              <w:rFonts w:cs="Arial"/>
+                              <w:b/>
+                              <w:bCs/>
+                              <w:color w:val="000000"/>
+                            </w:rPr>
+                            <w:t xml:space="preserve">Klant: </w:t>
+                          </w:r>
+                          <w:r>
+                            <w:rPr>
+                              <w:rFonts w:cs="Arial"/>
+                              <w:color w:val="000000"/>
+                            </w:rPr>
+                            <w:t xml:space="preserve">[klant] </w:t>
+                          </w:r>
+                          <w:r>
+                            <w:rPr>
+                              <w:rFonts w:cs="Arial"/>
+                              <w:b/>
+                              <w:bCs/>
+                              <w:color w:val="000000"/>
+                            </w:rPr>
+                            <w:t xml:space="preserve">Tijd verschil: </w:t>
+                          </w:r>
+                          <w:r>
+                            <w:rPr>
+                              <w:rFonts w:cs="Arial"/>
+                              <w:color w:val="000000"/>
+                            </w:rPr>
+                            <w:t>GMT[tijdverschil]</w:t>
+                          </w:r>
+                        </w:p>
+                      </w:txbxContent>
+                    </wps:txbx>
+                    <wps:bodyPr anchor="ctr" upright="1">
+                      <a:noAutofit/>
+                    </wps:bodyPr>
+                  </wps:wsp>
+                </a:graphicData>
+              </a:graphic>
+            </wp:anchor>
+          </w:drawing>
+        </mc:Choice>
+        <mc:Fallback>
+          <w:pict>
+            <v:rect id="shape_0" ID="Text Box 31" path="m0,0l-2147483645,0l-2147483645,-2147483646l0,-2147483646xe" fillcolor="white" stroked="t" o:allowincell="f" style="position:absolute;margin-left:117pt;margin-top:-4.55pt;width:323.95pt;height:85.55pt;mso-wrap-style:square;v-text-anchor:middle" wp14:anchorId="43DFE33B">
+              <v:fill o:detectmouseclick="t" type="solid" color2="black"/>
+              <v:stroke color="black" weight="22320" joinstyle="miter" endcap="flat"/>
+              <v:textbox>
+                <w:txbxContent>
+                  <w:p>
+                    <w:pPr>
+                      <w:pStyle w:val="FrameContents"/>
+                      <w:jc w:val="center"/>
+                      <w:rPr>
+                        <w:rFonts w:cs="Arial"/>
+                        <w:sz w:val="28"/>
+                        <w:szCs w:val="28"/>
+                      </w:rPr>
+                    </w:pPr>
+                    <w:r>
+                      <w:rPr>
+                        <w:rFonts w:cs="Arial"/>
+                        <w:color w:val="000000"/>
+                        <w:sz w:val="28"/>
+                        <w:szCs w:val="28"/>
+                      </w:rPr>
+                      <w:t>Meldingenformulier Service</w:t>
+                    </w:r>
+                  </w:p>
+                  <w:p>
+                    <w:pPr>
+                      <w:pStyle w:val="FrameContents"/>
+                      <w:jc w:val="center"/>
+                      <w:rPr>
+                        <w:rFonts w:cs="Arial"/>
+                      </w:rPr>
+                    </w:pPr>
+                    <w:r>
+                      <w:rPr>
+                        <w:rFonts w:cs="Arial"/>
+                        <w:b/>
+                        <w:bCs/>
+                        <w:color w:val="000000"/>
+                      </w:rPr>
+                      <w:t xml:space="preserve">Machine nummer: </w:t>
+                    </w:r>
+                    <w:r>
+                      <w:rPr>
+                        <w:rFonts w:cs="Arial"/>
+                        <w:color w:val="000000"/>
+                      </w:rPr>
+                      <w:t>[machinenummer]</w:t>
+                    </w:r>
+                  </w:p>
+                  <w:p>
+                    <w:pPr>
+                      <w:pStyle w:val="FrameContents"/>
+                      <w:jc w:val="center"/>
+                      <w:rPr>
+                        <w:rFonts w:cs="Arial"/>
+                      </w:rPr>
+                    </w:pPr>
+                    <w:r>
+                      <w:rPr>
+                        <w:rFonts w:cs="Arial"/>
+                        <w:b/>
+                        <w:bCs/>
+                        <w:color w:val="000000"/>
+                      </w:rPr>
+                      <w:t xml:space="preserve">Distributeur: </w:t>
+                    </w:r>
+                    <w:r>
+                      <w:rPr>
+                        <w:rFonts w:cs="Arial"/>
+                        <w:color w:val="000000"/>
+                      </w:rPr>
+                      <w:t>[distributeur],</w:t>
+                    </w:r>
+                    <w:r>
+                      <w:rPr>
+                        <w:rFonts w:cs="Arial"/>
+                        <w:b/>
+                        <w:bCs/>
+                        <w:color w:val="000000"/>
+                      </w:rPr>
+                      <w:t xml:space="preserve"> Contactpersoon: </w:t>
+                    </w:r>
+                    <w:r>
+                      <w:rPr>
+                        <w:rFonts w:cs="Arial"/>
+                        <w:color w:val="000000"/>
+                      </w:rPr>
+                      <w:t xml:space="preserve">[contactpersoon], </w:t>
+                    </w:r>
+                    <w:r>
+                      <w:rPr>
+                        <w:rFonts w:cs="Arial"/>
+                        <w:b/>
+                        <w:bCs/>
+                        <w:color w:val="000000"/>
+                      </w:rPr>
+                      <w:t xml:space="preserve">Klant: </w:t>
+                    </w:r>
+                    <w:r>
+                      <w:rPr>
+                        <w:rFonts w:cs="Arial"/>
+                        <w:color w:val="000000"/>
+                      </w:rPr>
+                      <w:t xml:space="preserve">[klant] </w:t>
+                    </w:r>
+                    <w:r>
+                      <w:rPr>
+                        <w:rFonts w:cs="Arial"/>
+                        <w:b/>
+                        <w:bCs/>
+                        <w:color w:val="000000"/>
+                      </w:rPr>
+                      <w:t xml:space="preserve">Tijd verschil: </w:t>
+                    </w:r>
+                    <w:r>
+                      <w:rPr>
+                        <w:rFonts w:cs="Arial"/>
+                        <w:color w:val="000000"/>
+                      </w:rPr>
+                      <w:t>GMT[tijdverschil]</w:t>
+                    </w:r>
+                  </w:p>
+                </w:txbxContent>
+              </v:textbox>
+              <w10:wrap type="none"/>
+            </v:rect>
+          </w:pict>
+        </mc:Fallback>
+      </mc:AlternateContent>
+      <mc:AlternateContent>
+        <mc:Choice Requires="wps">
+          <w:drawing>
+            <wp:anchor behindDoc="1" distT="11430" distB="11430" distL="11430" distR="11430" simplePos="0" locked="0" layoutInCell="1" allowOverlap="1" relativeHeight="11" wp14:anchorId="43DFE333">
               <wp:simplePos x="0" y="0"/>
               <wp:positionH relativeFrom="column">
                 <wp:posOffset>-342900</wp:posOffset>
@@ -4276,7 +5365,7 @@
               <wp:extent cx="1828800" cy="1087755"/>
               <wp:effectExtent l="11430" t="11430" r="11430" b="11430"/>
               <wp:wrapNone/>
-              <wp:docPr id="8" name="Rectangle 19"/>
+              <wp:docPr id="9" name="Rectangle 19"/>
               <a:graphic xmlns:a="http://schemas.openxmlformats.org/drawingml/2006/main">
                 <a:graphicData uri="http://schemas.microsoft.com/office/word/2010/wordprocessingShape">
                   <wps:wsp>
@@ -4312,7 +5401,7 @@
         </mc:Choice>
         <mc:Fallback>
           <w:pict>
-            <v:rect id="shape_0" ID="Rectangle 19" path="m0,0l-2147483645,0l-2147483645,-2147483646l0,-2147483646xe" stroked="t" o:allowincell="f" style="position:absolute;margin-left:-27pt;margin-top:-4.55pt;width:143.95pt;height:85.6pt;mso-wrap-style:none;v-text-anchor:middle" wp14:anchorId="45E6EC9F">
+            <v:rect id="shape_0" ID="Rectangle 19" path="m0,0l-2147483645,0l-2147483645,-2147483646l0,-2147483646xe" stroked="t" o:allowincell="f" style="position:absolute;margin-left:-27pt;margin-top:-4.55pt;width:143.95pt;height:85.6pt;mso-wrap-style:none;v-text-anchor:middle" wp14:anchorId="43DFE333">
               <v:fill o:detectmouseclick="t" on="false"/>
               <v:stroke color="black" weight="22320" joinstyle="miter" endcap="flat"/>
               <w10:wrap type="none"/>
@@ -4323,7 +5412,7 @@
       <mc:AlternateContent>
         <mc:Choice Requires="wps">
           <w:drawing>
-            <wp:anchor behindDoc="1" distT="11430" distB="11430" distL="11430" distR="11430" simplePos="0" locked="0" layoutInCell="1" allowOverlap="1" relativeHeight="8" wp14:anchorId="1BD92560">
+            <wp:anchor behindDoc="1" distT="11430" distB="11430" distL="11430" distR="11430" simplePos="0" locked="0" layoutInCell="1" allowOverlap="1" relativeHeight="15" wp14:anchorId="43DFE335">
               <wp:simplePos x="0" y="0"/>
               <wp:positionH relativeFrom="column">
                 <wp:posOffset>6515100</wp:posOffset>
@@ -4334,7 +5423,7 @@
               <wp:extent cx="635" cy="8802370"/>
               <wp:effectExtent l="11430" t="11430" r="11430" b="11430"/>
               <wp:wrapNone/>
-              <wp:docPr id="9" name="Line 27"/>
+              <wp:docPr id="10" name="Line 27"/>
               <a:graphic xmlns:a="http://schemas.openxmlformats.org/drawingml/2006/main">
                 <a:graphicData uri="http://schemas.microsoft.com/office/word/2010/wordprocessingShape">
                   <wps:wsp>
@@ -4369,7 +5458,7 @@
         </mc:Choice>
         <mc:Fallback>
           <w:pict>
-            <v:line id="shape_0" from="513pt,45.45pt" to="513pt,738.5pt" ID="Line 27" stroked="t" o:allowincell="f" style="position:absolute" wp14:anchorId="1BD92560">
+            <v:line id="shape_0" from="513pt,45.45pt" to="513pt,738.5pt" ID="Line 27" stroked="t" o:allowincell="f" style="position:absolute" wp14:anchorId="43DFE335">
               <v:stroke color="black" weight="22320" joinstyle="round" endcap="flat"/>
               <v:fill o:detectmouseclick="t" on="false"/>
               <w10:wrap type="none"/>
@@ -4380,7 +5469,7 @@
       <mc:AlternateContent>
         <mc:Choice Requires="wps">
           <w:drawing>
-            <wp:anchor behindDoc="1" distT="11430" distB="11430" distL="11430" distR="11430" simplePos="0" locked="0" layoutInCell="1" allowOverlap="1" relativeHeight="12" wp14:anchorId="2D1772F5">
+            <wp:anchor behindDoc="1" distT="11430" distB="11430" distL="11430" distR="11430" simplePos="0" locked="0" layoutInCell="1" allowOverlap="1" relativeHeight="26" wp14:anchorId="43DFE337">
               <wp:simplePos x="0" y="0"/>
               <wp:positionH relativeFrom="column">
                 <wp:posOffset>-342900</wp:posOffset>
@@ -4391,7 +5480,7 @@
               <wp:extent cx="635" cy="9030970"/>
               <wp:effectExtent l="11430" t="11430" r="11430" b="11430"/>
               <wp:wrapNone/>
-              <wp:docPr id="10" name="Line 28"/>
+              <wp:docPr id="11" name="Line 28"/>
               <a:graphic xmlns:a="http://schemas.openxmlformats.org/drawingml/2006/main">
                 <a:graphicData uri="http://schemas.microsoft.com/office/word/2010/wordprocessingShape">
                   <wps:wsp>
@@ -4426,7 +5515,7 @@
         </mc:Choice>
         <mc:Fallback>
           <w:pict>
-            <v:line id="shape_0" from="-27pt,45.45pt" to="-27pt,756.5pt" ID="Line 28" stroked="t" o:allowincell="f" style="position:absolute;flip:y" wp14:anchorId="2D1772F5">
+            <v:line id="shape_0" from="-27pt,45.45pt" to="-27pt,756.5pt" ID="Line 28" stroked="t" o:allowincell="f" style="position:absolute;flip:y" wp14:anchorId="43DFE337">
               <v:stroke color="black" weight="22320" joinstyle="round" endcap="flat"/>
               <v:fill o:detectmouseclick="t" on="false"/>
               <w10:wrap type="none"/>
@@ -4437,18 +5526,18 @@
       <mc:AlternateContent>
         <mc:Choice Requires="wps">
           <w:drawing>
-            <wp:anchor behindDoc="1" distT="0" distB="1270" distL="0" distR="0" simplePos="0" locked="0" layoutInCell="1" allowOverlap="1" relativeHeight="18" wp14:anchorId="5AA79684">
+            <wp:anchor behindDoc="1" distT="0" distB="0" distL="0" distR="0" simplePos="0" locked="0" layoutInCell="1" allowOverlap="1" relativeHeight="32" wp14:anchorId="43DFE339">
               <wp:simplePos x="0" y="0"/>
               <wp:positionH relativeFrom="column">
-                <wp:posOffset>1828800</wp:posOffset>
+                <wp:posOffset>1826895</wp:posOffset>
               </wp:positionH>
               <wp:positionV relativeFrom="paragraph">
-                <wp:posOffset>-334645</wp:posOffset>
+                <wp:posOffset>-332105</wp:posOffset>
               </wp:positionV>
-              <wp:extent cx="2400300" cy="228600"/>
-              <wp:effectExtent l="0" t="0" r="0" b="1270"/>
+              <wp:extent cx="2400300" cy="274955"/>
+              <wp:effectExtent l="0" t="0" r="0" b="0"/>
               <wp:wrapNone/>
-              <wp:docPr id="11" name="Text Box 30"/>
+              <wp:docPr id="12" name="Text Box 30"/>
               <a:graphic xmlns:a="http://schemas.openxmlformats.org/drawingml/2006/main">
                 <a:graphicData uri="http://schemas.microsoft.com/office/word/2010/wordprocessingShape">
                   <wps:wsp>
@@ -4456,7 +5545,7 @@
                     <wps:spPr>
                       <a:xfrm>
                         <a:off x="0" y="0"/>
-                        <a:ext cx="2400480" cy="228600"/>
+                        <a:ext cx="2400480" cy="275040"/>
                       </a:xfrm>
                       <a:prstGeom prst="rect">
                         <a:avLst/>
@@ -4476,7 +5565,7 @@
                       <w:txbxContent>
                         <w:p>
                           <w:pPr>
-                            <w:pStyle w:val="FrameContentsuser"/>
+                            <w:pStyle w:val="FrameContents"/>
                             <w:jc w:val="center"/>
                             <w:rPr>
                               <w:rFonts w:cs="Arial"/>
@@ -4503,14 +5592,14 @@
         </mc:Choice>
         <mc:Fallback>
           <w:pict>
-            <v:rect id="shape_0" ID="Text Box 30" path="m0,0l-2147483645,0l-2147483645,-2147483646l0,-2147483646xe" stroked="f" o:allowincell="f" style="position:absolute;margin-left:144pt;margin-top:-26.35pt;width:188.95pt;height:17.95pt;mso-wrap-style:square;v-text-anchor:top" wp14:anchorId="5AA79684">
+            <v:rect id="shape_0" ID="Text Box 30" path="m0,0l-2147483645,0l-2147483645,-2147483646l0,-2147483646xe" stroked="f" o:allowincell="f" style="position:absolute;margin-left:143.85pt;margin-top:-26.15pt;width:188.95pt;height:21.6pt;mso-wrap-style:square;v-text-anchor:top" wp14:anchorId="43DFE339">
               <v:fill o:detectmouseclick="t" on="false"/>
               <v:stroke color="#3465a4" joinstyle="round" endcap="flat"/>
               <v:textbox>
                 <w:txbxContent>
                   <w:p>
                     <w:pPr>
-                      <w:pStyle w:val="FrameContentsuser"/>
+                      <w:pStyle w:val="FrameContents"/>
                       <w:jc w:val="center"/>
                       <w:rPr>
                         <w:rFonts w:cs="Arial"/>
@@ -4534,345 +5623,7 @@
       <mc:AlternateContent>
         <mc:Choice Requires="wps">
           <w:drawing>
-            <wp:anchor behindDoc="1" distT="11430" distB="11430" distL="11430" distR="11430" simplePos="0" locked="0" layoutInCell="1" allowOverlap="1" relativeHeight="25" wp14:anchorId="107AA7BE">
-              <wp:simplePos x="0" y="0"/>
-              <wp:positionH relativeFrom="column">
-                <wp:posOffset>1485900</wp:posOffset>
-              </wp:positionH>
-              <wp:positionV relativeFrom="paragraph">
-                <wp:posOffset>-57785</wp:posOffset>
-              </wp:positionV>
-              <wp:extent cx="4114800" cy="1087120"/>
-              <wp:effectExtent l="11430" t="11430" r="11430" b="11430"/>
-              <wp:wrapNone/>
-              <wp:docPr id="12" name="Text Box 31"/>
-              <a:graphic xmlns:a="http://schemas.openxmlformats.org/drawingml/2006/main">
-                <a:graphicData uri="http://schemas.microsoft.com/office/word/2010/wordprocessingShape">
-                  <wps:wsp>
-                    <wps:cNvSpPr/>
-                    <wps:spPr>
-                      <a:xfrm>
-                        <a:off x="0" y="0"/>
-                        <a:ext cx="4114800" cy="1087200"/>
-                      </a:xfrm>
-                      <a:prstGeom prst="rect">
-                        <a:avLst/>
-                      </a:prstGeom>
-                      <a:solidFill>
-                        <a:srgbClr val="ffffff"/>
-                      </a:solidFill>
-                      <a:ln w="22225">
-                        <a:solidFill>
-                          <a:srgbClr val="000000"/>
-                        </a:solidFill>
-                        <a:miter/>
-                      </a:ln>
-                    </wps:spPr>
-                    <wps:style>
-                      <a:lnRef idx="0"/>
-                      <a:fillRef idx="0"/>
-                      <a:effectRef idx="0"/>
-                      <a:fontRef idx="minor"/>
-                    </wps:style>
-                    <wps:txbx>
-                      <w:txbxContent>
-                        <w:p>
-                          <w:pPr>
-                            <w:pStyle w:val="FrameContentsuser"/>
-                            <w:jc w:val="center"/>
-                            <w:rPr>
-                              <w:rFonts w:cs="Arial"/>
-                              <w:sz w:val="28"/>
-                              <w:szCs w:val="28"/>
-                            </w:rPr>
-                          </w:pPr>
-                          <w:r>
-                            <w:rPr>
-                              <w:rFonts w:cs="Arial"/>
-                              <w:color w:val="000000"/>
-                              <w:sz w:val="28"/>
-                              <w:szCs w:val="28"/>
-                            </w:rPr>
-                            <w:t>Meldingsformulier Service</w:t>
-                          </w:r>
-                        </w:p>
-                        <w:p>
-                          <w:pPr>
-                            <w:pStyle w:val="FrameContentsuser"/>
-                            <w:jc w:val="center"/>
-                            <w:rPr>
-                              <w:rFonts w:cs="Arial"/>
-                            </w:rPr>
-                          </w:pPr>
-                          <w:r>
-                            <w:rPr>
-                              <w:rFonts w:cs="Arial"/>
-                              <w:b/>
-                              <w:bCs/>
-                              <w:color w:val="000000"/>
-                            </w:rPr>
-                            <w:t xml:space="preserve">Meldingnummer: </w:t>
-                          </w:r>
-                          <w:r>
-                            <w:rPr>
-                              <w:rFonts w:cs="Arial"/>
-                              <w:color w:val="000000"/>
-                            </w:rPr>
-                            <w:t xml:space="preserve">[meldingnummer], </w:t>
-                          </w:r>
-                          <w:r>
-                            <w:rPr>
-                              <w:rFonts w:cs="Arial"/>
-                              <w:b/>
-                              <w:bCs/>
-                              <w:color w:val="000000"/>
-                            </w:rPr>
-                            <w:t xml:space="preserve">Machinenummer: </w:t>
-                          </w:r>
-                          <w:r>
-                            <w:rPr>
-                              <w:rFonts w:cs="Arial"/>
-                              <w:color w:val="000000"/>
-                            </w:rPr>
-                            <w:t>[machinenummer]</w:t>
-                          </w:r>
-                        </w:p>
-                        <w:p>
-                          <w:pPr>
-                            <w:pStyle w:val="FrameContentsuser"/>
-                            <w:jc w:val="center"/>
-                            <w:rPr>
-                              <w:rFonts w:cs="Arial"/>
-                            </w:rPr>
-                          </w:pPr>
-                          <w:r>
-                            <w:rPr>
-                              <w:rFonts w:cs="Arial"/>
-                              <w:b/>
-                              <w:bCs/>
-                              <w:color w:val="000000"/>
-                            </w:rPr>
-                            <w:t xml:space="preserve">Distributeur: </w:t>
-                          </w:r>
-                          <w:r>
-                            <w:rPr>
-                              <w:rFonts w:cs="Arial"/>
-                              <w:color w:val="000000"/>
-                            </w:rPr>
-                            <w:t>[distributeur],</w:t>
-                          </w:r>
-                          <w:r>
-                            <w:rPr>
-                              <w:rFonts w:cs="Arial"/>
-                              <w:b/>
-                              <w:bCs/>
-                              <w:color w:val="000000"/>
-                            </w:rPr>
-                            <w:t xml:space="preserve"> Monteur: </w:t>
-                          </w:r>
-                          <w:r>
-                            <w:rPr>
-                              <w:rFonts w:cs="Arial"/>
-                              <w:color w:val="000000"/>
-                            </w:rPr>
-                            <w:t xml:space="preserve">[monteur], </w:t>
-                          </w:r>
-                          <w:r>
-                            <w:rPr>
-                              <w:rFonts w:cs="Arial"/>
-                              <w:b/>
-                              <w:bCs/>
-                              <w:color w:val="000000"/>
-                            </w:rPr>
-                            <w:t xml:space="preserve">Klant: </w:t>
-                          </w:r>
-                          <w:r>
-                            <w:rPr>
-                              <w:rFonts w:cs="Arial"/>
-                              <w:color w:val="000000"/>
-                            </w:rPr>
-                            <w:t xml:space="preserve">[klant] </w:t>
-                          </w:r>
-                          <w:r>
-                            <w:rPr>
-                              <w:rFonts w:cs="Arial"/>
-                              <w:b/>
-                              <w:bCs/>
-                              <w:color w:val="000000"/>
-                            </w:rPr>
-                            <w:t xml:space="preserve">Tijdverschil: </w:t>
-                          </w:r>
-                          <w:r>
-                            <w:rPr>
-                              <w:rFonts w:cs="Arial"/>
-                              <w:color w:val="000000"/>
-                            </w:rPr>
-                            <w:t>GMT[tijdverschil]</w:t>
-                          </w:r>
-                        </w:p>
-                      </w:txbxContent>
-                    </wps:txbx>
-                    <wps:bodyPr anchor="ctr" upright="1">
-                      <a:noAutofit/>
-                    </wps:bodyPr>
-                  </wps:wsp>
-                </a:graphicData>
-              </a:graphic>
-            </wp:anchor>
-          </w:drawing>
-        </mc:Choice>
-        <mc:Fallback>
-          <w:pict>
-            <v:rect id="shape_0" ID="Text Box 31" path="m0,0l-2147483645,0l-2147483645,-2147483646l0,-2147483646xe" fillcolor="white" stroked="t" o:allowincell="f" style="position:absolute;margin-left:117pt;margin-top:-4.55pt;width:323.95pt;height:85.55pt;mso-wrap-style:square;v-text-anchor:middle" wp14:anchorId="107AA7BE">
-              <v:fill o:detectmouseclick="t" type="solid" color2="black"/>
-              <v:stroke color="black" weight="22320" joinstyle="miter" endcap="flat"/>
-              <v:textbox>
-                <w:txbxContent>
-                  <w:p>
-                    <w:pPr>
-                      <w:pStyle w:val="FrameContentsuser"/>
-                      <w:jc w:val="center"/>
-                      <w:rPr>
-                        <w:rFonts w:cs="Arial"/>
-                        <w:sz w:val="28"/>
-                        <w:szCs w:val="28"/>
-                      </w:rPr>
-                    </w:pPr>
-                    <w:r>
-                      <w:rPr>
-                        <w:rFonts w:cs="Arial"/>
-                        <w:color w:val="000000"/>
-                        <w:sz w:val="28"/>
-                        <w:szCs w:val="28"/>
-                      </w:rPr>
-                      <w:t>Meldingsformulier Service</w:t>
-                    </w:r>
-                  </w:p>
-                  <w:p>
-                    <w:pPr>
-                      <w:pStyle w:val="FrameContentsuser"/>
-                      <w:jc w:val="center"/>
-                      <w:rPr>
-                        <w:rFonts w:cs="Arial"/>
-                      </w:rPr>
-                    </w:pPr>
-                    <w:r>
-                      <w:rPr>
-                        <w:rFonts w:cs="Arial"/>
-                        <w:b/>
-                        <w:bCs/>
-                        <w:color w:val="000000"/>
-                      </w:rPr>
-                      <w:t xml:space="preserve">Meldingnummer: </w:t>
-                    </w:r>
-                    <w:r>
-                      <w:rPr>
-                        <w:rFonts w:cs="Arial"/>
-                        <w:color w:val="000000"/>
-                      </w:rPr>
-                      <w:t xml:space="preserve">[meldingnummer], </w:t>
-                    </w:r>
-                    <w:r>
-                      <w:rPr>
-                        <w:rFonts w:cs="Arial"/>
-                        <w:b/>
-                        <w:bCs/>
-                        <w:color w:val="000000"/>
-                      </w:rPr>
-                      <w:t xml:space="preserve">Machinenummer: </w:t>
-                    </w:r>
-                    <w:r>
-                      <w:rPr>
-                        <w:rFonts w:cs="Arial"/>
-                        <w:color w:val="000000"/>
-                      </w:rPr>
-                      <w:t>[machinenummer]</w:t>
-                    </w:r>
-                  </w:p>
-                  <w:p>
-                    <w:pPr>
-                      <w:pStyle w:val="FrameContentsuser"/>
-                      <w:jc w:val="center"/>
-                      <w:rPr>
-                        <w:rFonts w:cs="Arial"/>
-                      </w:rPr>
-                    </w:pPr>
-                    <w:r>
-                      <w:rPr>
-                        <w:rFonts w:cs="Arial"/>
-                        <w:b/>
-                        <w:bCs/>
-                        <w:color w:val="000000"/>
-                      </w:rPr>
-                      <w:t xml:space="preserve">Distributeur: </w:t>
-                    </w:r>
-                    <w:r>
-                      <w:rPr>
-                        <w:rFonts w:cs="Arial"/>
-                        <w:color w:val="000000"/>
-                      </w:rPr>
-                      <w:t>[distributeur],</w:t>
-                    </w:r>
-                    <w:r>
-                      <w:rPr>
-                        <w:rFonts w:cs="Arial"/>
-                        <w:b/>
-                        <w:bCs/>
-                        <w:color w:val="000000"/>
-                      </w:rPr>
-                      <w:t xml:space="preserve"> Monteur: </w:t>
-                    </w:r>
-                    <w:r>
-                      <w:rPr>
-                        <w:rFonts w:cs="Arial"/>
-                        <w:color w:val="000000"/>
-                      </w:rPr>
-                      <w:t xml:space="preserve">[monteur], </w:t>
-                    </w:r>
-                    <w:r>
-                      <w:rPr>
-                        <w:rFonts w:cs="Arial"/>
-                        <w:b/>
-                        <w:bCs/>
-                        <w:color w:val="000000"/>
-                      </w:rPr>
-                      <w:t xml:space="preserve">Klant: </w:t>
-                    </w:r>
-                    <w:r>
-                      <w:rPr>
-                        <w:rFonts w:cs="Arial"/>
-                        <w:color w:val="000000"/>
-                      </w:rPr>
-                      <w:t xml:space="preserve">[klant] </w:t>
-                    </w:r>
-                    <w:r>
-                      <w:rPr>
-                        <w:rFonts w:cs="Arial"/>
-                        <w:b/>
-                        <w:bCs/>
-                        <w:color w:val="000000"/>
-                      </w:rPr>
-                      <w:t xml:space="preserve">Tijdverschil: </w:t>
-                    </w:r>
-                    <w:r>
-                      <w:rPr>
-                        <w:rFonts w:cs="Arial"/>
-                        <w:color w:val="000000"/>
-                      </w:rPr>
-                      <w:t>GMT[tijdverschil]</w:t>
-                    </w:r>
-                  </w:p>
-                </w:txbxContent>
-              </v:textbox>
-              <w10:wrap type="none"/>
-            </v:rect>
-          </w:pict>
-        </mc:Fallback>
-      </mc:AlternateContent>
-      <mc:AlternateContent>
-        <mc:Choice Requires="wps">
-          <w:drawing>
-            <wp:anchor behindDoc="1" distT="11430" distB="11430" distL="11430" distR="11430" simplePos="0" locked="0" layoutInCell="1" allowOverlap="1" relativeHeight="60" wp14:anchorId="7E69F1F7">
+            <wp:anchor behindDoc="1" distT="11430" distB="11430" distL="11430" distR="11430" simplePos="0" locked="0" layoutInCell="1" allowOverlap="1" relativeHeight="46" wp14:anchorId="43DFE33D">
               <wp:simplePos x="0" y="0"/>
               <wp:positionH relativeFrom="column">
                 <wp:posOffset>5600700</wp:posOffset>
@@ -4974,7 +5725,7 @@
         </mc:Choice>
         <mc:Fallback>
           <w:pict>
-            <v:rect id="shape_0" ID="Text Box 33" path="m0,0l-2147483645,0l-2147483645,-2147483646l0,-2147483646xe" fillcolor="white" stroked="t" o:allowincell="f" style="position:absolute;margin-left:441pt;margin-top:-4.55pt;width:71.95pt;height:85.55pt;mso-wrap-style:square;v-text-anchor:middle" wp14:anchorId="7E69F1F7">
+            <v:rect id="shape_0" ID="Text Box 33" path="m0,0l-2147483645,0l-2147483645,-2147483646l0,-2147483646xe" fillcolor="white" stroked="t" o:allowincell="f" style="position:absolute;margin-left:441pt;margin-top:-4.55pt;width:71.95pt;height:85.55pt;mso-wrap-style:square;v-text-anchor:middle" wp14:anchorId="43DFE33D">
               <v:fill o:detectmouseclick="t" type="solid" color2="black"/>
               <v:stroke color="black" weight="22320" joinstyle="miter" endcap="flat"/>
               <v:textbox>
@@ -5034,7 +5785,7 @@
         </mc:Fallback>
       </mc:AlternateContent>
       <w:drawing>
-        <wp:anchor behindDoc="1" distT="0" distB="0" distL="0" distR="0" simplePos="0" locked="0" layoutInCell="1" allowOverlap="1" relativeHeight="65">
+        <wp:anchor behindDoc="1" distT="0" distB="0" distL="0" distR="0" simplePos="0" locked="0" layoutInCell="1" allowOverlap="1" relativeHeight="51">
           <wp:simplePos x="0" y="0"/>
           <wp:positionH relativeFrom="column">
             <wp:posOffset>-203200</wp:posOffset>
@@ -5433,1404 +6184,11 @@
       <w:rPr/>
     </w:lvl>
   </w:abstractNum>
-  <w:abstractNum w:abstractNumId="3">
-    <w:lvl w:ilvl="0">
-      <w:start w:val="22"/>
-      <w:numFmt w:val="bullet"/>
-      <w:lvlText w:val="-"/>
-      <w:lvlJc w:val="left"/>
-      <w:pPr>
-        <w:tabs>
-          <w:tab w:val="num" w:pos="0"/>
-        </w:tabs>
-        <w:ind w:left="720" w:hanging="360"/>
-      </w:pPr>
-      <w:rPr>
-        <w:rFonts w:ascii="Calibri" w:hAnsi="Calibri" w:cs="Calibri" w:hint="default"/>
-      </w:rPr>
-    </w:lvl>
-    <w:lvl w:ilvl="1">
-      <w:start w:val="1"/>
-      <w:numFmt w:val="bullet"/>
-      <w:lvlText w:val="o"/>
-      <w:lvlJc w:val="left"/>
-      <w:pPr>
-        <w:tabs>
-          <w:tab w:val="num" w:pos="0"/>
-        </w:tabs>
-        <w:ind w:left="1440" w:hanging="360"/>
-      </w:pPr>
-      <w:rPr>
-        <w:rFonts w:ascii="Courier New" w:hAnsi="Courier New" w:cs="Courier New" w:hint="default"/>
-      </w:rPr>
-    </w:lvl>
-    <w:lvl w:ilvl="2">
-      <w:start w:val="1"/>
-      <w:numFmt w:val="bullet"/>
-      <w:lvlText w:val=""/>
-      <w:lvlJc w:val="left"/>
-      <w:pPr>
-        <w:tabs>
-          <w:tab w:val="num" w:pos="0"/>
-        </w:tabs>
-        <w:ind w:left="2160" w:hanging="360"/>
-      </w:pPr>
-      <w:rPr>
-        <w:rFonts w:ascii="Wingdings" w:hAnsi="Wingdings" w:cs="Wingdings" w:hint="default"/>
-      </w:rPr>
-    </w:lvl>
-    <w:lvl w:ilvl="3">
-      <w:start w:val="1"/>
-      <w:numFmt w:val="bullet"/>
-      <w:lvlText w:val=""/>
-      <w:lvlJc w:val="left"/>
-      <w:pPr>
-        <w:tabs>
-          <w:tab w:val="num" w:pos="0"/>
-        </w:tabs>
-        <w:ind w:left="2880" w:hanging="360"/>
-      </w:pPr>
-      <w:rPr>
-        <w:rFonts w:ascii="Symbol" w:hAnsi="Symbol" w:cs="Symbol" w:hint="default"/>
-      </w:rPr>
-    </w:lvl>
-    <w:lvl w:ilvl="4">
-      <w:start w:val="1"/>
-      <w:numFmt w:val="bullet"/>
-      <w:lvlText w:val="o"/>
-      <w:lvlJc w:val="left"/>
-      <w:pPr>
-        <w:tabs>
-          <w:tab w:val="num" w:pos="0"/>
-        </w:tabs>
-        <w:ind w:left="3600" w:hanging="360"/>
-      </w:pPr>
-      <w:rPr>
-        <w:rFonts w:ascii="Courier New" w:hAnsi="Courier New" w:cs="Courier New" w:hint="default"/>
-      </w:rPr>
-    </w:lvl>
-    <w:lvl w:ilvl="5">
-      <w:start w:val="1"/>
-      <w:numFmt w:val="bullet"/>
-      <w:lvlText w:val=""/>
-      <w:lvlJc w:val="left"/>
-      <w:pPr>
-        <w:tabs>
-          <w:tab w:val="num" w:pos="0"/>
-        </w:tabs>
-        <w:ind w:left="4320" w:hanging="360"/>
-      </w:pPr>
-      <w:rPr>
-        <w:rFonts w:ascii="Wingdings" w:hAnsi="Wingdings" w:cs="Wingdings" w:hint="default"/>
-      </w:rPr>
-    </w:lvl>
-    <w:lvl w:ilvl="6">
-      <w:start w:val="1"/>
-      <w:numFmt w:val="bullet"/>
-      <w:lvlText w:val=""/>
-      <w:lvlJc w:val="left"/>
-      <w:pPr>
-        <w:tabs>
-          <w:tab w:val="num" w:pos="0"/>
-        </w:tabs>
-        <w:ind w:left="5040" w:hanging="360"/>
-      </w:pPr>
-      <w:rPr>
-        <w:rFonts w:ascii="Symbol" w:hAnsi="Symbol" w:cs="Symbol" w:hint="default"/>
-      </w:rPr>
-    </w:lvl>
-    <w:lvl w:ilvl="7">
-      <w:start w:val="1"/>
-      <w:numFmt w:val="bullet"/>
-      <w:lvlText w:val="o"/>
-      <w:lvlJc w:val="left"/>
-      <w:pPr>
-        <w:tabs>
-          <w:tab w:val="num" w:pos="0"/>
-        </w:tabs>
-        <w:ind w:left="5760" w:hanging="360"/>
-      </w:pPr>
-      <w:rPr>
-        <w:rFonts w:ascii="Courier New" w:hAnsi="Courier New" w:cs="Courier New" w:hint="default"/>
-      </w:rPr>
-    </w:lvl>
-    <w:lvl w:ilvl="8">
-      <w:start w:val="1"/>
-      <w:numFmt w:val="bullet"/>
-      <w:lvlText w:val=""/>
-      <w:lvlJc w:val="left"/>
-      <w:pPr>
-        <w:tabs>
-          <w:tab w:val="num" w:pos="0"/>
-        </w:tabs>
-        <w:ind w:left="6480" w:hanging="360"/>
-      </w:pPr>
-      <w:rPr>
-        <w:rFonts w:ascii="Wingdings" w:hAnsi="Wingdings" w:cs="Wingdings" w:hint="default"/>
-      </w:rPr>
-    </w:lvl>
-  </w:abstractNum>
-  <w:abstractNum w:abstractNumId="4">
-    <w:lvl w:ilvl="0">
-      <w:start w:val="1"/>
-      <w:numFmt w:val="decimal"/>
-      <w:lvlText w:val="%1."/>
-      <w:lvlJc w:val="left"/>
-      <w:pPr>
-        <w:tabs>
-          <w:tab w:val="num" w:pos="0"/>
-        </w:tabs>
-        <w:ind w:left="360" w:hanging="360"/>
-      </w:pPr>
-      <w:rPr/>
-    </w:lvl>
-    <w:lvl w:ilvl="1">
-      <w:start w:val="1"/>
-      <w:numFmt w:val="decimal"/>
-      <w:lvlText w:val="%1.%2."/>
-      <w:lvlJc w:val="left"/>
-      <w:pPr>
-        <w:tabs>
-          <w:tab w:val="num" w:pos="0"/>
-        </w:tabs>
-        <w:ind w:left="792" w:hanging="432"/>
-      </w:pPr>
-      <w:rPr/>
-    </w:lvl>
-    <w:lvl w:ilvl="2">
-      <w:start w:val="1"/>
-      <w:numFmt w:val="decimal"/>
-      <w:lvlText w:val="%1.%2.%3."/>
-      <w:lvlJc w:val="left"/>
-      <w:pPr>
-        <w:tabs>
-          <w:tab w:val="num" w:pos="0"/>
-        </w:tabs>
-        <w:ind w:left="1224" w:hanging="504"/>
-      </w:pPr>
-      <w:rPr>
-        <w:smallCaps w:val="false"/>
-        <w:caps w:val="false"/>
-        <w:dstrike w:val="false"/>
-        <w:strike w:val="false"/>
-        <w:vertAlign w:val="baseline"/>
-        <w:position w:val="0"/>
-        <w:sz w:val="20"/>
-        <w:sz w:val="20"/>
-        <w:spacing w:val="0"/>
-        <w:i w:val="false"/>
-        <w:u w:val="none"/>
-        <w:b w:val="false"/>
-        <w:kern w:val="0"/>
-        <w:iCs w:val="false"/>
-        <w:bCs w:val="false"/>
-        <w:em w:val="none"/>
-        <w:vanish w:val="false"/>
-        <w:color w:val="000000"/>
-        <w14:shadow w14:blurRad="0" w14:dist="0" w14:dir="0" w14:sx="0" w14:sy="0" w14:kx="0" w14:ky="0" w14:algn="none">
-          <w14:srgbClr w14:val="000000"/>
-        </w14:shadow>
-        <w14:textOutline w14:w="0" w14:cap="rnd" w14:cmpd="sng" w14:algn="ctr">
-          <w14:noFill/>
-          <w14:prstDash w14:val="solid"/>
-          <w14:bevel/>
-        </w14:textOutline>
-      </w:rPr>
-    </w:lvl>
-    <w:lvl w:ilvl="3">
-      <w:start w:val="1"/>
-      <w:numFmt w:val="decimal"/>
-      <w:lvlText w:val="%1.%2.%3.%4."/>
-      <w:lvlJc w:val="left"/>
-      <w:pPr>
-        <w:tabs>
-          <w:tab w:val="num" w:pos="0"/>
-        </w:tabs>
-        <w:ind w:left="1728" w:hanging="648"/>
-      </w:pPr>
-      <w:rPr>
-        <w:smallCaps w:val="false"/>
-        <w:caps w:val="false"/>
-        <w:dstrike w:val="false"/>
-        <w:strike w:val="false"/>
-        <w:vertAlign w:val="baseline"/>
-        <w:position w:val="0"/>
-        <w:sz w:val="20"/>
-        <w:sz w:val="20"/>
-        <w:spacing w:val="0"/>
-        <w:i w:val="false"/>
-        <w:u w:val="none"/>
-        <w:b w:val="false"/>
-        <w:kern w:val="0"/>
-        <w:iCs w:val="false"/>
-        <w:bCs w:val="false"/>
-        <w:em w:val="none"/>
-        <w:vanish w:val="false"/>
-        <w:color w:val="000000"/>
-        <w14:shadow w14:blurRad="0" w14:dist="0" w14:dir="0" w14:sx="0" w14:sy="0" w14:kx="0" w14:ky="0" w14:algn="none">
-          <w14:srgbClr w14:val="000000"/>
-        </w14:shadow>
-        <w14:textOutline w14:w="0" w14:cap="rnd" w14:cmpd="sng" w14:algn="ctr">
-          <w14:noFill/>
-          <w14:prstDash w14:val="solid"/>
-          <w14:bevel/>
-        </w14:textOutline>
-      </w:rPr>
-    </w:lvl>
-    <w:lvl w:ilvl="4">
-      <w:start w:val="1"/>
-      <w:numFmt w:val="decimal"/>
-      <w:lvlText w:val="%1.%2.%3.%4.%5."/>
-      <w:lvlJc w:val="left"/>
-      <w:pPr>
-        <w:tabs>
-          <w:tab w:val="num" w:pos="0"/>
-        </w:tabs>
-        <w:ind w:left="2232" w:hanging="792"/>
-      </w:pPr>
-      <w:rPr/>
-    </w:lvl>
-    <w:lvl w:ilvl="5">
-      <w:start w:val="1"/>
-      <w:numFmt w:val="decimal"/>
-      <w:lvlText w:val="%1.%2.%3.%4.%5.%6."/>
-      <w:lvlJc w:val="left"/>
-      <w:pPr>
-        <w:tabs>
-          <w:tab w:val="num" w:pos="0"/>
-        </w:tabs>
-        <w:ind w:left="2736" w:hanging="936"/>
-      </w:pPr>
-      <w:rPr/>
-    </w:lvl>
-    <w:lvl w:ilvl="6">
-      <w:start w:val="1"/>
-      <w:numFmt w:val="decimal"/>
-      <w:lvlText w:val="%1.%2.%3.%4.%5.%6.%7."/>
-      <w:lvlJc w:val="left"/>
-      <w:pPr>
-        <w:tabs>
-          <w:tab w:val="num" w:pos="0"/>
-        </w:tabs>
-        <w:ind w:left="3240" w:hanging="1080"/>
-      </w:pPr>
-      <w:rPr/>
-    </w:lvl>
-    <w:lvl w:ilvl="7">
-      <w:start w:val="1"/>
-      <w:numFmt w:val="decimal"/>
-      <w:lvlText w:val="%1.%2.%3.%4.%5.%6.%7.%8."/>
-      <w:lvlJc w:val="left"/>
-      <w:pPr>
-        <w:tabs>
-          <w:tab w:val="num" w:pos="0"/>
-        </w:tabs>
-        <w:ind w:left="3744" w:hanging="1224"/>
-      </w:pPr>
-      <w:rPr/>
-    </w:lvl>
-    <w:lvl w:ilvl="8">
-      <w:start w:val="1"/>
-      <w:numFmt w:val="decimal"/>
-      <w:lvlText w:val="%1.%2.%3.%4.%5.%6.%7.%8.%9."/>
-      <w:lvlJc w:val="left"/>
-      <w:pPr>
-        <w:tabs>
-          <w:tab w:val="num" w:pos="0"/>
-        </w:tabs>
-        <w:ind w:left="4320" w:hanging="1440"/>
-      </w:pPr>
-      <w:rPr/>
-    </w:lvl>
-  </w:abstractNum>
-  <w:abstractNum w:abstractNumId="5">
-    <w:lvl w:ilvl="0">
-      <w:start w:val="1"/>
-      <w:numFmt w:val="decimal"/>
-      <w:lvlText w:val="%1."/>
-      <w:lvlJc w:val="left"/>
-      <w:pPr>
-        <w:tabs>
-          <w:tab w:val="num" w:pos="0"/>
-        </w:tabs>
-        <w:ind w:left="360" w:hanging="360"/>
-      </w:pPr>
-      <w:rPr/>
-    </w:lvl>
-    <w:lvl w:ilvl="1">
-      <w:start w:val="1"/>
-      <w:numFmt w:val="decimal"/>
-      <w:lvlText w:val="%1.%2."/>
-      <w:lvlJc w:val="left"/>
-      <w:pPr>
-        <w:tabs>
-          <w:tab w:val="num" w:pos="0"/>
-        </w:tabs>
-        <w:ind w:left="792" w:hanging="432"/>
-      </w:pPr>
-      <w:rPr/>
-    </w:lvl>
-    <w:lvl w:ilvl="2">
-      <w:start w:val="1"/>
-      <w:numFmt w:val="decimal"/>
-      <w:lvlText w:val="%1.%2.%3."/>
-      <w:lvlJc w:val="left"/>
-      <w:pPr>
-        <w:tabs>
-          <w:tab w:val="num" w:pos="0"/>
-        </w:tabs>
-        <w:ind w:left="1224" w:hanging="504"/>
-      </w:pPr>
-      <w:rPr>
-        <w:smallCaps w:val="false"/>
-        <w:caps w:val="false"/>
-        <w:dstrike w:val="false"/>
-        <w:strike w:val="false"/>
-        <w:vertAlign w:val="baseline"/>
-        <w:position w:val="0"/>
-        <w:sz w:val="20"/>
-        <w:sz w:val="20"/>
-        <w:spacing w:val="0"/>
-        <w:i w:val="false"/>
-        <w:u w:val="none"/>
-        <w:b w:val="false"/>
-        <w:kern w:val="0"/>
-        <w:iCs w:val="false"/>
-        <w:bCs w:val="false"/>
-        <w:em w:val="none"/>
-        <w:vanish w:val="false"/>
-        <w:color w:val="000000"/>
-        <w14:shadow w14:blurRad="0" w14:dist="0" w14:dir="0" w14:sx="0" w14:sy="0" w14:kx="0" w14:ky="0" w14:algn="none">
-          <w14:srgbClr w14:val="000000"/>
-        </w14:shadow>
-        <w14:textOutline w14:w="0" w14:cap="rnd" w14:cmpd="sng" w14:algn="ctr">
-          <w14:noFill/>
-          <w14:prstDash w14:val="solid"/>
-          <w14:bevel/>
-        </w14:textOutline>
-      </w:rPr>
-    </w:lvl>
-    <w:lvl w:ilvl="3">
-      <w:start w:val="1"/>
-      <w:numFmt w:val="decimal"/>
-      <w:lvlText w:val="%1.%2.%3.%4."/>
-      <w:lvlJc w:val="left"/>
-      <w:pPr>
-        <w:tabs>
-          <w:tab w:val="num" w:pos="0"/>
-        </w:tabs>
-        <w:ind w:left="1728" w:hanging="648"/>
-      </w:pPr>
-      <w:rPr>
-        <w:smallCaps w:val="false"/>
-        <w:caps w:val="false"/>
-        <w:dstrike w:val="false"/>
-        <w:strike w:val="false"/>
-        <w:vertAlign w:val="baseline"/>
-        <w:position w:val="0"/>
-        <w:sz w:val="20"/>
-        <w:sz w:val="20"/>
-        <w:spacing w:val="0"/>
-        <w:i w:val="false"/>
-        <w:u w:val="none"/>
-        <w:b w:val="false"/>
-        <w:kern w:val="0"/>
-        <w:iCs w:val="false"/>
-        <w:bCs w:val="false"/>
-        <w:em w:val="none"/>
-        <w:vanish w:val="false"/>
-        <w:color w:val="000000"/>
-        <w14:shadow w14:blurRad="0" w14:dist="0" w14:dir="0" w14:sx="0" w14:sy="0" w14:kx="0" w14:ky="0" w14:algn="none">
-          <w14:srgbClr w14:val="000000"/>
-        </w14:shadow>
-        <w14:textOutline w14:w="0" w14:cap="rnd" w14:cmpd="sng" w14:algn="ctr">
-          <w14:noFill/>
-          <w14:prstDash w14:val="solid"/>
-          <w14:bevel/>
-        </w14:textOutline>
-      </w:rPr>
-    </w:lvl>
-    <w:lvl w:ilvl="4">
-      <w:start w:val="1"/>
-      <w:numFmt w:val="decimal"/>
-      <w:lvlText w:val="%1.%2.%3.%4.%5."/>
-      <w:lvlJc w:val="left"/>
-      <w:pPr>
-        <w:tabs>
-          <w:tab w:val="num" w:pos="0"/>
-        </w:tabs>
-        <w:ind w:left="2232" w:hanging="792"/>
-      </w:pPr>
-      <w:rPr/>
-    </w:lvl>
-    <w:lvl w:ilvl="5">
-      <w:start w:val="1"/>
-      <w:numFmt w:val="decimal"/>
-      <w:lvlText w:val="%1.%2.%3.%4.%5.%6."/>
-      <w:lvlJc w:val="left"/>
-      <w:pPr>
-        <w:tabs>
-          <w:tab w:val="num" w:pos="0"/>
-        </w:tabs>
-        <w:ind w:left="2736" w:hanging="936"/>
-      </w:pPr>
-      <w:rPr/>
-    </w:lvl>
-    <w:lvl w:ilvl="6">
-      <w:start w:val="1"/>
-      <w:numFmt w:val="decimal"/>
-      <w:lvlText w:val="%1.%2.%3.%4.%5.%6.%7."/>
-      <w:lvlJc w:val="left"/>
-      <w:pPr>
-        <w:tabs>
-          <w:tab w:val="num" w:pos="0"/>
-        </w:tabs>
-        <w:ind w:left="3240" w:hanging="1080"/>
-      </w:pPr>
-      <w:rPr/>
-    </w:lvl>
-    <w:lvl w:ilvl="7">
-      <w:start w:val="1"/>
-      <w:numFmt w:val="decimal"/>
-      <w:lvlText w:val="%1.%2.%3.%4.%5.%6.%7.%8."/>
-      <w:lvlJc w:val="left"/>
-      <w:pPr>
-        <w:tabs>
-          <w:tab w:val="num" w:pos="0"/>
-        </w:tabs>
-        <w:ind w:left="3744" w:hanging="1224"/>
-      </w:pPr>
-      <w:rPr/>
-    </w:lvl>
-    <w:lvl w:ilvl="8">
-      <w:start w:val="1"/>
-      <w:numFmt w:val="decimal"/>
-      <w:lvlText w:val="%1.%2.%3.%4.%5.%6.%7.%8.%9."/>
-      <w:lvlJc w:val="left"/>
-      <w:pPr>
-        <w:tabs>
-          <w:tab w:val="num" w:pos="0"/>
-        </w:tabs>
-        <w:ind w:left="4320" w:hanging="1440"/>
-      </w:pPr>
-      <w:rPr/>
-    </w:lvl>
-  </w:abstractNum>
-  <w:abstractNum w:abstractNumId="6">
-    <w:lvl w:ilvl="0">
-      <w:start w:val="1"/>
-      <w:numFmt w:val="decimal"/>
-      <w:lvlText w:val="%1."/>
-      <w:lvlJc w:val="left"/>
-      <w:pPr>
-        <w:tabs>
-          <w:tab w:val="num" w:pos="0"/>
-        </w:tabs>
-        <w:ind w:left="360" w:hanging="360"/>
-      </w:pPr>
-      <w:rPr/>
-    </w:lvl>
-    <w:lvl w:ilvl="1">
-      <w:start w:val="1"/>
-      <w:numFmt w:val="decimal"/>
-      <w:lvlText w:val="%1.%2."/>
-      <w:lvlJc w:val="left"/>
-      <w:pPr>
-        <w:tabs>
-          <w:tab w:val="num" w:pos="0"/>
-        </w:tabs>
-        <w:ind w:left="792" w:hanging="432"/>
-      </w:pPr>
-      <w:rPr/>
-    </w:lvl>
-    <w:lvl w:ilvl="2">
-      <w:start w:val="1"/>
-      <w:numFmt w:val="decimal"/>
-      <w:lvlText w:val="%1.%2.%3."/>
-      <w:lvlJc w:val="left"/>
-      <w:pPr>
-        <w:tabs>
-          <w:tab w:val="num" w:pos="0"/>
-        </w:tabs>
-        <w:ind w:left="1224" w:hanging="504"/>
-      </w:pPr>
-      <w:rPr>
-        <w:smallCaps w:val="false"/>
-        <w:caps w:val="false"/>
-        <w:dstrike w:val="false"/>
-        <w:strike w:val="false"/>
-        <w:vertAlign w:val="baseline"/>
-        <w:position w:val="0"/>
-        <w:sz w:val="20"/>
-        <w:sz w:val="20"/>
-        <w:spacing w:val="0"/>
-        <w:i w:val="false"/>
-        <w:u w:val="none"/>
-        <w:b w:val="false"/>
-        <w:kern w:val="0"/>
-        <w:iCs w:val="false"/>
-        <w:bCs w:val="false"/>
-        <w:em w:val="none"/>
-        <w:vanish w:val="false"/>
-        <w:color w:val="000000"/>
-        <w14:shadow w14:blurRad="0" w14:dist="0" w14:dir="0" w14:sx="0" w14:sy="0" w14:kx="0" w14:ky="0" w14:algn="none">
-          <w14:srgbClr w14:val="000000"/>
-        </w14:shadow>
-        <w14:textOutline w14:w="0" w14:cap="rnd" w14:cmpd="sng" w14:algn="ctr">
-          <w14:noFill/>
-          <w14:prstDash w14:val="solid"/>
-          <w14:bevel/>
-        </w14:textOutline>
-      </w:rPr>
-    </w:lvl>
-    <w:lvl w:ilvl="3">
-      <w:start w:val="1"/>
-      <w:numFmt w:val="decimal"/>
-      <w:lvlText w:val="%1.%2.%3.%4."/>
-      <w:lvlJc w:val="left"/>
-      <w:pPr>
-        <w:tabs>
-          <w:tab w:val="num" w:pos="0"/>
-        </w:tabs>
-        <w:ind w:left="1728" w:hanging="648"/>
-      </w:pPr>
-      <w:rPr>
-        <w:smallCaps w:val="false"/>
-        <w:caps w:val="false"/>
-        <w:dstrike w:val="false"/>
-        <w:strike w:val="false"/>
-        <w:vertAlign w:val="baseline"/>
-        <w:position w:val="0"/>
-        <w:sz w:val="20"/>
-        <w:sz w:val="20"/>
-        <w:spacing w:val="0"/>
-        <w:i w:val="false"/>
-        <w:u w:val="none"/>
-        <w:b w:val="false"/>
-        <w:kern w:val="0"/>
-        <w:iCs w:val="false"/>
-        <w:bCs w:val="false"/>
-        <w:em w:val="none"/>
-        <w:vanish w:val="false"/>
-        <w:color w:val="000000"/>
-        <w14:shadow w14:blurRad="0" w14:dist="0" w14:dir="0" w14:sx="0" w14:sy="0" w14:kx="0" w14:ky="0" w14:algn="none">
-          <w14:srgbClr w14:val="000000"/>
-        </w14:shadow>
-        <w14:textOutline w14:w="0" w14:cap="rnd" w14:cmpd="sng" w14:algn="ctr">
-          <w14:noFill/>
-          <w14:prstDash w14:val="solid"/>
-          <w14:bevel/>
-        </w14:textOutline>
-      </w:rPr>
-    </w:lvl>
-    <w:lvl w:ilvl="4">
-      <w:start w:val="1"/>
-      <w:numFmt w:val="decimal"/>
-      <w:lvlText w:val="%1.%2.%3.%4.%5."/>
-      <w:lvlJc w:val="left"/>
-      <w:pPr>
-        <w:tabs>
-          <w:tab w:val="num" w:pos="0"/>
-        </w:tabs>
-        <w:ind w:left="2232" w:hanging="792"/>
-      </w:pPr>
-      <w:rPr/>
-    </w:lvl>
-    <w:lvl w:ilvl="5">
-      <w:start w:val="1"/>
-      <w:numFmt w:val="decimal"/>
-      <w:lvlText w:val="%1.%2.%3.%4.%5.%6."/>
-      <w:lvlJc w:val="left"/>
-      <w:pPr>
-        <w:tabs>
-          <w:tab w:val="num" w:pos="0"/>
-        </w:tabs>
-        <w:ind w:left="2736" w:hanging="936"/>
-      </w:pPr>
-      <w:rPr/>
-    </w:lvl>
-    <w:lvl w:ilvl="6">
-      <w:start w:val="1"/>
-      <w:numFmt w:val="decimal"/>
-      <w:lvlText w:val="%1.%2.%3.%4.%5.%6.%7."/>
-      <w:lvlJc w:val="left"/>
-      <w:pPr>
-        <w:tabs>
-          <w:tab w:val="num" w:pos="0"/>
-        </w:tabs>
-        <w:ind w:left="3240" w:hanging="1080"/>
-      </w:pPr>
-      <w:rPr/>
-    </w:lvl>
-    <w:lvl w:ilvl="7">
-      <w:start w:val="1"/>
-      <w:numFmt w:val="decimal"/>
-      <w:lvlText w:val="%1.%2.%3.%4.%5.%6.%7.%8."/>
-      <w:lvlJc w:val="left"/>
-      <w:pPr>
-        <w:tabs>
-          <w:tab w:val="num" w:pos="0"/>
-        </w:tabs>
-        <w:ind w:left="3744" w:hanging="1224"/>
-      </w:pPr>
-      <w:rPr/>
-    </w:lvl>
-    <w:lvl w:ilvl="8">
-      <w:start w:val="1"/>
-      <w:numFmt w:val="decimal"/>
-      <w:lvlText w:val="%1.%2.%3.%4.%5.%6.%7.%8.%9."/>
-      <w:lvlJc w:val="left"/>
-      <w:pPr>
-        <w:tabs>
-          <w:tab w:val="num" w:pos="0"/>
-        </w:tabs>
-        <w:ind w:left="4320" w:hanging="1440"/>
-      </w:pPr>
-      <w:rPr/>
-    </w:lvl>
-  </w:abstractNum>
-  <w:abstractNum w:abstractNumId="7">
-    <w:lvl w:ilvl="0">
-      <w:start w:val="1"/>
-      <w:numFmt w:val="decimal"/>
-      <w:lvlText w:val="%1."/>
-      <w:lvlJc w:val="left"/>
-      <w:pPr>
-        <w:tabs>
-          <w:tab w:val="num" w:pos="0"/>
-        </w:tabs>
-        <w:ind w:left="360" w:hanging="360"/>
-      </w:pPr>
-      <w:rPr/>
-    </w:lvl>
-    <w:lvl w:ilvl="1">
-      <w:start w:val="1"/>
-      <w:numFmt w:val="decimal"/>
-      <w:lvlText w:val="%1.%2."/>
-      <w:lvlJc w:val="left"/>
-      <w:pPr>
-        <w:tabs>
-          <w:tab w:val="num" w:pos="0"/>
-        </w:tabs>
-        <w:ind w:left="792" w:hanging="432"/>
-      </w:pPr>
-      <w:rPr/>
-    </w:lvl>
-    <w:lvl w:ilvl="2">
-      <w:start w:val="1"/>
-      <w:numFmt w:val="decimal"/>
-      <w:lvlText w:val="%1.%2.%3."/>
-      <w:lvlJc w:val="left"/>
-      <w:pPr>
-        <w:tabs>
-          <w:tab w:val="num" w:pos="0"/>
-        </w:tabs>
-        <w:ind w:left="1224" w:hanging="504"/>
-      </w:pPr>
-      <w:rPr>
-        <w:smallCaps w:val="false"/>
-        <w:caps w:val="false"/>
-        <w:dstrike w:val="false"/>
-        <w:strike w:val="false"/>
-        <w:vertAlign w:val="baseline"/>
-        <w:position w:val="0"/>
-        <w:sz w:val="20"/>
-        <w:sz w:val="20"/>
-        <w:spacing w:val="0"/>
-        <w:i w:val="false"/>
-        <w:u w:val="none"/>
-        <w:b w:val="false"/>
-        <w:kern w:val="0"/>
-        <w:iCs w:val="false"/>
-        <w:bCs w:val="false"/>
-        <w:em w:val="none"/>
-        <w:vanish w:val="false"/>
-        <w:color w:val="000000"/>
-        <w14:shadow w14:blurRad="0" w14:dist="0" w14:dir="0" w14:sx="0" w14:sy="0" w14:kx="0" w14:ky="0" w14:algn="none">
-          <w14:srgbClr w14:val="000000"/>
-        </w14:shadow>
-        <w14:textOutline w14:w="0" w14:cap="rnd" w14:cmpd="sng" w14:algn="ctr">
-          <w14:noFill/>
-          <w14:prstDash w14:val="solid"/>
-          <w14:bevel/>
-        </w14:textOutline>
-      </w:rPr>
-    </w:lvl>
-    <w:lvl w:ilvl="3">
-      <w:start w:val="1"/>
-      <w:numFmt w:val="decimal"/>
-      <w:lvlText w:val="%1.%2.%3.%4."/>
-      <w:lvlJc w:val="left"/>
-      <w:pPr>
-        <w:tabs>
-          <w:tab w:val="num" w:pos="0"/>
-        </w:tabs>
-        <w:ind w:left="1728" w:hanging="648"/>
-      </w:pPr>
-      <w:rPr>
-        <w:smallCaps w:val="false"/>
-        <w:caps w:val="false"/>
-        <w:dstrike w:val="false"/>
-        <w:strike w:val="false"/>
-        <w:vertAlign w:val="baseline"/>
-        <w:position w:val="0"/>
-        <w:sz w:val="20"/>
-        <w:sz w:val="20"/>
-        <w:spacing w:val="0"/>
-        <w:i w:val="false"/>
-        <w:u w:val="none"/>
-        <w:b w:val="false"/>
-        <w:kern w:val="0"/>
-        <w:iCs w:val="false"/>
-        <w:bCs w:val="false"/>
-        <w:em w:val="none"/>
-        <w:vanish w:val="false"/>
-        <w:color w:val="000000"/>
-        <w14:shadow w14:blurRad="0" w14:dist="0" w14:dir="0" w14:sx="0" w14:sy="0" w14:kx="0" w14:ky="0" w14:algn="none">
-          <w14:srgbClr w14:val="000000"/>
-        </w14:shadow>
-        <w14:textOutline w14:w="0" w14:cap="rnd" w14:cmpd="sng" w14:algn="ctr">
-          <w14:noFill/>
-          <w14:prstDash w14:val="solid"/>
-          <w14:bevel/>
-        </w14:textOutline>
-      </w:rPr>
-    </w:lvl>
-    <w:lvl w:ilvl="4">
-      <w:start w:val="1"/>
-      <w:numFmt w:val="decimal"/>
-      <w:lvlText w:val="%1.%2.%3.%4.%5."/>
-      <w:lvlJc w:val="left"/>
-      <w:pPr>
-        <w:tabs>
-          <w:tab w:val="num" w:pos="0"/>
-        </w:tabs>
-        <w:ind w:left="2232" w:hanging="792"/>
-      </w:pPr>
-      <w:rPr/>
-    </w:lvl>
-    <w:lvl w:ilvl="5">
-      <w:start w:val="1"/>
-      <w:numFmt w:val="decimal"/>
-      <w:lvlText w:val="%1.%2.%3.%4.%5.%6."/>
-      <w:lvlJc w:val="left"/>
-      <w:pPr>
-        <w:tabs>
-          <w:tab w:val="num" w:pos="0"/>
-        </w:tabs>
-        <w:ind w:left="2736" w:hanging="936"/>
-      </w:pPr>
-      <w:rPr/>
-    </w:lvl>
-    <w:lvl w:ilvl="6">
-      <w:start w:val="1"/>
-      <w:numFmt w:val="decimal"/>
-      <w:lvlText w:val="%1.%2.%3.%4.%5.%6.%7."/>
-      <w:lvlJc w:val="left"/>
-      <w:pPr>
-        <w:tabs>
-          <w:tab w:val="num" w:pos="0"/>
-        </w:tabs>
-        <w:ind w:left="3240" w:hanging="1080"/>
-      </w:pPr>
-      <w:rPr/>
-    </w:lvl>
-    <w:lvl w:ilvl="7">
-      <w:start w:val="1"/>
-      <w:numFmt w:val="decimal"/>
-      <w:lvlText w:val="%1.%2.%3.%4.%5.%6.%7.%8."/>
-      <w:lvlJc w:val="left"/>
-      <w:pPr>
-        <w:tabs>
-          <w:tab w:val="num" w:pos="0"/>
-        </w:tabs>
-        <w:ind w:left="3744" w:hanging="1224"/>
-      </w:pPr>
-      <w:rPr/>
-    </w:lvl>
-    <w:lvl w:ilvl="8">
-      <w:start w:val="1"/>
-      <w:numFmt w:val="decimal"/>
-      <w:lvlText w:val="%1.%2.%3.%4.%5.%6.%7.%8.%9."/>
-      <w:lvlJc w:val="left"/>
-      <w:pPr>
-        <w:tabs>
-          <w:tab w:val="num" w:pos="0"/>
-        </w:tabs>
-        <w:ind w:left="4320" w:hanging="1440"/>
-      </w:pPr>
-      <w:rPr/>
-    </w:lvl>
-  </w:abstractNum>
-  <w:abstractNum w:abstractNumId="8">
-    <w:lvl w:ilvl="0">
-      <w:start w:val="1"/>
-      <w:numFmt w:val="decimal"/>
-      <w:lvlText w:val="%1."/>
-      <w:lvlJc w:val="left"/>
-      <w:pPr>
-        <w:tabs>
-          <w:tab w:val="num" w:pos="0"/>
-        </w:tabs>
-        <w:ind w:left="360" w:hanging="360"/>
-      </w:pPr>
-      <w:rPr/>
-    </w:lvl>
-    <w:lvl w:ilvl="1">
-      <w:start w:val="1"/>
-      <w:numFmt w:val="decimal"/>
-      <w:lvlText w:val="%1.%2."/>
-      <w:lvlJc w:val="left"/>
-      <w:pPr>
-        <w:tabs>
-          <w:tab w:val="num" w:pos="0"/>
-        </w:tabs>
-        <w:ind w:left="792" w:hanging="432"/>
-      </w:pPr>
-      <w:rPr/>
-    </w:lvl>
-    <w:lvl w:ilvl="2">
-      <w:start w:val="1"/>
-      <w:numFmt w:val="decimal"/>
-      <w:lvlText w:val="%1.%2.%3."/>
-      <w:lvlJc w:val="left"/>
-      <w:pPr>
-        <w:tabs>
-          <w:tab w:val="num" w:pos="0"/>
-        </w:tabs>
-        <w:ind w:left="1224" w:hanging="504"/>
-      </w:pPr>
-      <w:rPr>
-        <w:smallCaps w:val="false"/>
-        <w:caps w:val="false"/>
-        <w:dstrike w:val="false"/>
-        <w:strike w:val="false"/>
-        <w:vertAlign w:val="baseline"/>
-        <w:position w:val="0"/>
-        <w:sz w:val="20"/>
-        <w:sz w:val="20"/>
-        <w:spacing w:val="0"/>
-        <w:i w:val="false"/>
-        <w:u w:val="none"/>
-        <w:b w:val="false"/>
-        <w:kern w:val="0"/>
-        <w:iCs w:val="false"/>
-        <w:bCs w:val="false"/>
-        <w:em w:val="none"/>
-        <w:vanish w:val="false"/>
-        <w:color w:val="000000"/>
-        <w14:shadow w14:blurRad="0" w14:dist="0" w14:dir="0" w14:sx="0" w14:sy="0" w14:kx="0" w14:ky="0" w14:algn="none">
-          <w14:srgbClr w14:val="000000"/>
-        </w14:shadow>
-        <w14:textOutline w14:w="0" w14:cap="rnd" w14:cmpd="sng" w14:algn="ctr">
-          <w14:noFill/>
-          <w14:prstDash w14:val="solid"/>
-          <w14:bevel/>
-        </w14:textOutline>
-      </w:rPr>
-    </w:lvl>
-    <w:lvl w:ilvl="3">
-      <w:start w:val="1"/>
-      <w:numFmt w:val="decimal"/>
-      <w:lvlText w:val="%1.%2.%3.%4."/>
-      <w:lvlJc w:val="left"/>
-      <w:pPr>
-        <w:tabs>
-          <w:tab w:val="num" w:pos="0"/>
-        </w:tabs>
-        <w:ind w:left="1728" w:hanging="648"/>
-      </w:pPr>
-      <w:rPr>
-        <w:smallCaps w:val="false"/>
-        <w:caps w:val="false"/>
-        <w:dstrike w:val="false"/>
-        <w:strike w:val="false"/>
-        <w:vertAlign w:val="baseline"/>
-        <w:position w:val="0"/>
-        <w:sz w:val="20"/>
-        <w:sz w:val="20"/>
-        <w:spacing w:val="0"/>
-        <w:i w:val="false"/>
-        <w:u w:val="none"/>
-        <w:b w:val="false"/>
-        <w:kern w:val="0"/>
-        <w:iCs w:val="false"/>
-        <w:bCs w:val="false"/>
-        <w:em w:val="none"/>
-        <w:vanish w:val="false"/>
-        <w:color w:val="000000"/>
-        <w14:shadow w14:blurRad="0" w14:dist="0" w14:dir="0" w14:sx="0" w14:sy="0" w14:kx="0" w14:ky="0" w14:algn="none">
-          <w14:srgbClr w14:val="000000"/>
-        </w14:shadow>
-        <w14:textOutline w14:w="0" w14:cap="rnd" w14:cmpd="sng" w14:algn="ctr">
-          <w14:noFill/>
-          <w14:prstDash w14:val="solid"/>
-          <w14:bevel/>
-        </w14:textOutline>
-      </w:rPr>
-    </w:lvl>
-    <w:lvl w:ilvl="4">
-      <w:start w:val="1"/>
-      <w:numFmt w:val="decimal"/>
-      <w:lvlText w:val="%1.%2.%3.%4.%5."/>
-      <w:lvlJc w:val="left"/>
-      <w:pPr>
-        <w:tabs>
-          <w:tab w:val="num" w:pos="0"/>
-        </w:tabs>
-        <w:ind w:left="2232" w:hanging="792"/>
-      </w:pPr>
-      <w:rPr/>
-    </w:lvl>
-    <w:lvl w:ilvl="5">
-      <w:start w:val="1"/>
-      <w:numFmt w:val="decimal"/>
-      <w:lvlText w:val="%1.%2.%3.%4.%5.%6."/>
-      <w:lvlJc w:val="left"/>
-      <w:pPr>
-        <w:tabs>
-          <w:tab w:val="num" w:pos="0"/>
-        </w:tabs>
-        <w:ind w:left="2736" w:hanging="936"/>
-      </w:pPr>
-      <w:rPr/>
-    </w:lvl>
-    <w:lvl w:ilvl="6">
-      <w:start w:val="1"/>
-      <w:numFmt w:val="decimal"/>
-      <w:lvlText w:val="%1.%2.%3.%4.%5.%6.%7."/>
-      <w:lvlJc w:val="left"/>
-      <w:pPr>
-        <w:tabs>
-          <w:tab w:val="num" w:pos="0"/>
-        </w:tabs>
-        <w:ind w:left="3240" w:hanging="1080"/>
-      </w:pPr>
-      <w:rPr/>
-    </w:lvl>
-    <w:lvl w:ilvl="7">
-      <w:start w:val="1"/>
-      <w:numFmt w:val="decimal"/>
-      <w:lvlText w:val="%1.%2.%3.%4.%5.%6.%7.%8."/>
-      <w:lvlJc w:val="left"/>
-      <w:pPr>
-        <w:tabs>
-          <w:tab w:val="num" w:pos="0"/>
-        </w:tabs>
-        <w:ind w:left="3744" w:hanging="1224"/>
-      </w:pPr>
-      <w:rPr/>
-    </w:lvl>
-    <w:lvl w:ilvl="8">
-      <w:start w:val="1"/>
-      <w:numFmt w:val="decimal"/>
-      <w:lvlText w:val="%1.%2.%3.%4.%5.%6.%7.%8.%9."/>
-      <w:lvlJc w:val="left"/>
-      <w:pPr>
-        <w:tabs>
-          <w:tab w:val="num" w:pos="0"/>
-        </w:tabs>
-        <w:ind w:left="4320" w:hanging="1440"/>
-      </w:pPr>
-      <w:rPr/>
-    </w:lvl>
-  </w:abstractNum>
-  <w:abstractNum w:abstractNumId="9">
-    <w:lvl w:ilvl="0">
-      <w:start w:val="1"/>
-      <w:numFmt w:val="decimal"/>
-      <w:lvlText w:val="%1."/>
-      <w:lvlJc w:val="left"/>
-      <w:pPr>
-        <w:tabs>
-          <w:tab w:val="num" w:pos="0"/>
-        </w:tabs>
-        <w:ind w:left="360" w:hanging="360"/>
-      </w:pPr>
-      <w:rPr/>
-    </w:lvl>
-    <w:lvl w:ilvl="1">
-      <w:start w:val="1"/>
-      <w:numFmt w:val="decimal"/>
-      <w:lvlText w:val="%1.%2."/>
-      <w:lvlJc w:val="left"/>
-      <w:pPr>
-        <w:tabs>
-          <w:tab w:val="num" w:pos="0"/>
-        </w:tabs>
-        <w:ind w:left="792" w:hanging="432"/>
-      </w:pPr>
-      <w:rPr/>
-    </w:lvl>
-    <w:lvl w:ilvl="2">
-      <w:start w:val="1"/>
-      <w:numFmt w:val="decimal"/>
-      <w:lvlText w:val="%1.%2.%3."/>
-      <w:lvlJc w:val="left"/>
-      <w:pPr>
-        <w:tabs>
-          <w:tab w:val="num" w:pos="0"/>
-        </w:tabs>
-        <w:ind w:left="1224" w:hanging="504"/>
-      </w:pPr>
-      <w:rPr>
-        <w:smallCaps w:val="false"/>
-        <w:caps w:val="false"/>
-        <w:dstrike w:val="false"/>
-        <w:strike w:val="false"/>
-        <w:vertAlign w:val="baseline"/>
-        <w:position w:val="0"/>
-        <w:sz w:val="20"/>
-        <w:sz w:val="20"/>
-        <w:spacing w:val="0"/>
-        <w:i w:val="false"/>
-        <w:u w:val="none"/>
-        <w:b w:val="false"/>
-        <w:kern w:val="0"/>
-        <w:iCs w:val="false"/>
-        <w:bCs w:val="false"/>
-        <w:em w:val="none"/>
-        <w:vanish w:val="false"/>
-        <w:color w:val="000000"/>
-        <w14:shadow w14:blurRad="0" w14:dist="0" w14:dir="0" w14:sx="0" w14:sy="0" w14:kx="0" w14:ky="0" w14:algn="none">
-          <w14:srgbClr w14:val="000000"/>
-        </w14:shadow>
-        <w14:textOutline w14:w="0" w14:cap="rnd" w14:cmpd="sng" w14:algn="ctr">
-          <w14:noFill/>
-          <w14:prstDash w14:val="solid"/>
-          <w14:bevel/>
-        </w14:textOutline>
-      </w:rPr>
-    </w:lvl>
-    <w:lvl w:ilvl="3">
-      <w:start w:val="1"/>
-      <w:numFmt w:val="decimal"/>
-      <w:lvlText w:val="%1.%2.%3.%4."/>
-      <w:lvlJc w:val="left"/>
-      <w:pPr>
-        <w:tabs>
-          <w:tab w:val="num" w:pos="0"/>
-        </w:tabs>
-        <w:ind w:left="1728" w:hanging="648"/>
-      </w:pPr>
-      <w:rPr>
-        <w:smallCaps w:val="false"/>
-        <w:caps w:val="false"/>
-        <w:dstrike w:val="false"/>
-        <w:strike w:val="false"/>
-        <w:vertAlign w:val="baseline"/>
-        <w:position w:val="0"/>
-        <w:sz w:val="20"/>
-        <w:sz w:val="20"/>
-        <w:spacing w:val="0"/>
-        <w:i w:val="false"/>
-        <w:u w:val="none"/>
-        <w:b w:val="false"/>
-        <w:kern w:val="0"/>
-        <w:iCs w:val="false"/>
-        <w:bCs w:val="false"/>
-        <w:em w:val="none"/>
-        <w:vanish w:val="false"/>
-        <w:color w:val="000000"/>
-        <w14:shadow w14:blurRad="0" w14:dist="0" w14:dir="0" w14:sx="0" w14:sy="0" w14:kx="0" w14:ky="0" w14:algn="none">
-          <w14:srgbClr w14:val="000000"/>
-        </w14:shadow>
-        <w14:textOutline w14:w="0" w14:cap="rnd" w14:cmpd="sng" w14:algn="ctr">
-          <w14:noFill/>
-          <w14:prstDash w14:val="solid"/>
-          <w14:bevel/>
-        </w14:textOutline>
-      </w:rPr>
-    </w:lvl>
-    <w:lvl w:ilvl="4">
-      <w:start w:val="1"/>
-      <w:numFmt w:val="decimal"/>
-      <w:lvlText w:val="%1.%2.%3.%4.%5."/>
-      <w:lvlJc w:val="left"/>
-      <w:pPr>
-        <w:tabs>
-          <w:tab w:val="num" w:pos="0"/>
-        </w:tabs>
-        <w:ind w:left="2232" w:hanging="792"/>
-      </w:pPr>
-      <w:rPr/>
-    </w:lvl>
-    <w:lvl w:ilvl="5">
-      <w:start w:val="1"/>
-      <w:numFmt w:val="decimal"/>
-      <w:lvlText w:val="%1.%2.%3.%4.%5.%6."/>
-      <w:lvlJc w:val="left"/>
-      <w:pPr>
-        <w:tabs>
-          <w:tab w:val="num" w:pos="0"/>
-        </w:tabs>
-        <w:ind w:left="2736" w:hanging="936"/>
-      </w:pPr>
-      <w:rPr/>
-    </w:lvl>
-    <w:lvl w:ilvl="6">
-      <w:start w:val="1"/>
-      <w:numFmt w:val="decimal"/>
-      <w:lvlText w:val="%1.%2.%3.%4.%5.%6.%7."/>
-      <w:lvlJc w:val="left"/>
-      <w:pPr>
-        <w:tabs>
-          <w:tab w:val="num" w:pos="0"/>
-        </w:tabs>
-        <w:ind w:left="3240" w:hanging="1080"/>
-      </w:pPr>
-      <w:rPr/>
-    </w:lvl>
-    <w:lvl w:ilvl="7">
-      <w:start w:val="1"/>
-      <w:numFmt w:val="decimal"/>
-      <w:lvlText w:val="%1.%2.%3.%4.%5.%6.%7.%8."/>
-      <w:lvlJc w:val="left"/>
-      <w:pPr>
-        <w:tabs>
-          <w:tab w:val="num" w:pos="0"/>
-        </w:tabs>
-        <w:ind w:left="3744" w:hanging="1224"/>
-      </w:pPr>
-      <w:rPr/>
-    </w:lvl>
-    <w:lvl w:ilvl="8">
-      <w:start w:val="1"/>
-      <w:numFmt w:val="decimal"/>
-      <w:lvlText w:val="%1.%2.%3.%4.%5.%6.%7.%8.%9."/>
-      <w:lvlJc w:val="left"/>
-      <w:pPr>
-        <w:tabs>
-          <w:tab w:val="num" w:pos="0"/>
-        </w:tabs>
-        <w:ind w:left="4320" w:hanging="1440"/>
-      </w:pPr>
-      <w:rPr/>
-    </w:lvl>
-  </w:abstractNum>
-  <w:abstractNum w:abstractNumId="10">
-    <w:lvl w:ilvl="0">
-      <w:start w:val="1"/>
-      <w:numFmt w:val="decimal"/>
-      <w:lvlText w:val="%1."/>
-      <w:lvlJc w:val="left"/>
-      <w:pPr>
-        <w:tabs>
-          <w:tab w:val="num" w:pos="0"/>
-        </w:tabs>
-        <w:ind w:left="360" w:hanging="360"/>
-      </w:pPr>
-      <w:rPr/>
-    </w:lvl>
-    <w:lvl w:ilvl="1">
-      <w:start w:val="1"/>
-      <w:numFmt w:val="decimal"/>
-      <w:lvlText w:val="%1.%2."/>
-      <w:lvlJc w:val="left"/>
-      <w:pPr>
-        <w:tabs>
-          <w:tab w:val="num" w:pos="0"/>
-        </w:tabs>
-        <w:ind w:left="792" w:hanging="432"/>
-      </w:pPr>
-      <w:rPr/>
-    </w:lvl>
-    <w:lvl w:ilvl="2">
-      <w:start w:val="1"/>
-      <w:numFmt w:val="decimal"/>
-      <w:lvlText w:val="%1.%2.%3."/>
-      <w:lvlJc w:val="left"/>
-      <w:pPr>
-        <w:tabs>
-          <w:tab w:val="num" w:pos="0"/>
-        </w:tabs>
-        <w:ind w:left="1224" w:hanging="504"/>
-      </w:pPr>
-      <w:rPr>
-        <w:smallCaps w:val="false"/>
-        <w:caps w:val="false"/>
-        <w:dstrike w:val="false"/>
-        <w:strike w:val="false"/>
-        <w:vertAlign w:val="baseline"/>
-        <w:position w:val="0"/>
-        <w:sz w:val="20"/>
-        <w:sz w:val="20"/>
-        <w:spacing w:val="0"/>
-        <w:i w:val="false"/>
-        <w:u w:val="none"/>
-        <w:b w:val="false"/>
-        <w:kern w:val="0"/>
-        <w:iCs w:val="false"/>
-        <w:bCs w:val="false"/>
-        <w:em w:val="none"/>
-        <w:vanish w:val="false"/>
-        <w:color w:val="000000"/>
-        <w14:shadow w14:blurRad="0" w14:dist="0" w14:dir="0" w14:sx="0" w14:sy="0" w14:kx="0" w14:ky="0" w14:algn="none">
-          <w14:srgbClr w14:val="000000"/>
-        </w14:shadow>
-        <w14:textOutline w14:w="0" w14:cap="rnd" w14:cmpd="sng" w14:algn="ctr">
-          <w14:noFill/>
-          <w14:prstDash w14:val="solid"/>
-          <w14:bevel/>
-        </w14:textOutline>
-      </w:rPr>
-    </w:lvl>
-    <w:lvl w:ilvl="3">
-      <w:start w:val="1"/>
-      <w:numFmt w:val="decimal"/>
-      <w:lvlText w:val="%1.%2.%3.%4."/>
-      <w:lvlJc w:val="left"/>
-      <w:pPr>
-        <w:tabs>
-          <w:tab w:val="num" w:pos="0"/>
-        </w:tabs>
-        <w:ind w:left="1728" w:hanging="648"/>
-      </w:pPr>
-      <w:rPr>
-        <w:smallCaps w:val="false"/>
-        <w:caps w:val="false"/>
-        <w:dstrike w:val="false"/>
-        <w:strike w:val="false"/>
-        <w:vertAlign w:val="baseline"/>
-        <w:position w:val="0"/>
-        <w:sz w:val="20"/>
-        <w:sz w:val="20"/>
-        <w:spacing w:val="0"/>
-        <w:i w:val="false"/>
-        <w:u w:val="none"/>
-        <w:b w:val="false"/>
-        <w:kern w:val="0"/>
-        <w:iCs w:val="false"/>
-        <w:bCs w:val="false"/>
-        <w:em w:val="none"/>
-        <w:vanish w:val="false"/>
-        <w:color w:val="000000"/>
-        <w14:shadow w14:blurRad="0" w14:dist="0" w14:dir="0" w14:sx="0" w14:sy="0" w14:kx="0" w14:ky="0" w14:algn="none">
-          <w14:srgbClr w14:val="000000"/>
-        </w14:shadow>
-        <w14:textOutline w14:w="0" w14:cap="rnd" w14:cmpd="sng" w14:algn="ctr">
-          <w14:noFill/>
-          <w14:prstDash w14:val="solid"/>
-          <w14:bevel/>
-        </w14:textOutline>
-      </w:rPr>
-    </w:lvl>
-    <w:lvl w:ilvl="4">
-      <w:start w:val="1"/>
-      <w:numFmt w:val="decimal"/>
-      <w:lvlText w:val="%1.%2.%3.%4.%5."/>
-      <w:lvlJc w:val="left"/>
-      <w:pPr>
-        <w:tabs>
-          <w:tab w:val="num" w:pos="0"/>
-        </w:tabs>
-        <w:ind w:left="2232" w:hanging="792"/>
-      </w:pPr>
-      <w:rPr/>
-    </w:lvl>
-    <w:lvl w:ilvl="5">
-      <w:start w:val="1"/>
-      <w:numFmt w:val="decimal"/>
-      <w:lvlText w:val="%1.%2.%3.%4.%5.%6."/>
-      <w:lvlJc w:val="left"/>
-      <w:pPr>
-        <w:tabs>
-          <w:tab w:val="num" w:pos="0"/>
-        </w:tabs>
-        <w:ind w:left="2736" w:hanging="936"/>
-      </w:pPr>
-      <w:rPr/>
-    </w:lvl>
-    <w:lvl w:ilvl="6">
-      <w:start w:val="1"/>
-      <w:numFmt w:val="decimal"/>
-      <w:lvlText w:val="%1.%2.%3.%4.%5.%6.%7."/>
-      <w:lvlJc w:val="left"/>
-      <w:pPr>
-        <w:tabs>
-          <w:tab w:val="num" w:pos="0"/>
-        </w:tabs>
-        <w:ind w:left="3240" w:hanging="1080"/>
-      </w:pPr>
-      <w:rPr/>
-    </w:lvl>
-    <w:lvl w:ilvl="7">
-      <w:start w:val="1"/>
-      <w:numFmt w:val="decimal"/>
-      <w:lvlText w:val="%1.%2.%3.%4.%5.%6.%7.%8."/>
-      <w:lvlJc w:val="left"/>
-      <w:pPr>
-        <w:tabs>
-          <w:tab w:val="num" w:pos="0"/>
-        </w:tabs>
-        <w:ind w:left="3744" w:hanging="1224"/>
-      </w:pPr>
-      <w:rPr/>
-    </w:lvl>
-    <w:lvl w:ilvl="8">
-      <w:start w:val="1"/>
-      <w:numFmt w:val="decimal"/>
-      <w:lvlText w:val="%1.%2.%3.%4.%5.%6.%7.%8.%9."/>
-      <w:lvlJc w:val="left"/>
-      <w:pPr>
-        <w:tabs>
-          <w:tab w:val="num" w:pos="0"/>
-        </w:tabs>
-        <w:ind w:left="4320" w:hanging="1440"/>
-      </w:pPr>
-      <w:rPr/>
-    </w:lvl>
-  </w:abstractNum>
   <w:num w:numId="1">
     <w:abstractNumId w:val="1"/>
   </w:num>
   <w:num w:numId="2">
     <w:abstractNumId w:val="2"/>
-  </w:num>
-  <w:num w:numId="3">
-    <w:abstractNumId w:val="3"/>
-  </w:num>
-  <w:num w:numId="4">
-    <w:abstractNumId w:val="4"/>
-  </w:num>
-  <w:num w:numId="5">
-    <w:abstractNumId w:val="5"/>
-  </w:num>
-  <w:num w:numId="6">
-    <w:abstractNumId w:val="6"/>
-  </w:num>
-  <w:num w:numId="7">
-    <w:abstractNumId w:val="7"/>
-  </w:num>
-  <w:num w:numId="8">
-    <w:abstractNumId w:val="8"/>
-  </w:num>
-  <w:num w:numId="9">
-    <w:abstractNumId w:val="9"/>
-  </w:num>
-  <w:num w:numId="10">
-    <w:abstractNumId w:val="10"/>
-  </w:num>
-  <w:num w:numId="11">
-    <w:abstractNumId w:val="1"/>
-  </w:num>
-  <w:num w:numId="12">
-    <w:abstractNumId w:val="1"/>
-  </w:num>
-  <w:num w:numId="13">
-    <w:abstractNumId w:val="1"/>
-  </w:num>
-  <w:num w:numId="14">
-    <w:abstractNumId w:val="1"/>
-  </w:num>
-  <w:num w:numId="15">
-    <w:abstractNumId w:val="1"/>
-  </w:num>
-  <w:num w:numId="16">
-    <w:abstractNumId w:val="1"/>
-  </w:num>
-  <w:num w:numId="17">
-    <w:abstractNumId w:val="1"/>
   </w:num>
 </w:numbering>
 </file>
@@ -6938,7 +6296,7 @@
     <w:lsdException w:name="E-mail Signature" w:semiHidden="1" w:unhideWhenUsed="1"/>
     <w:lsdException w:name="HTML Top of Form" w:semiHidden="1" w:unhideWhenUsed="1"/>
     <w:lsdException w:name="HTML Bottom of Form" w:semiHidden="1" w:unhideWhenUsed="1"/>
-    <w:lsdException w:name="Normal (Web)" w:semiHidden="1" w:unhideWhenUsed="1"/>
+    <w:lsdException w:name="Normal (Web)" w:uiPriority="99" w:semiHidden="1" w:unhideWhenUsed="1"/>
     <w:lsdException w:name="HTML Acronym" w:semiHidden="1" w:unhideWhenUsed="1"/>
     <w:lsdException w:name="HTML Address" w:semiHidden="1" w:unhideWhenUsed="1"/>
     <w:lsdException w:name="HTML Cite" w:semiHidden="1" w:unhideWhenUsed="1"/>
@@ -7304,10 +6662,6 @@
     <w:qFormat/>
     <w:rsid w:val="007b2efa"/>
     <w:pPr>
-      <w:numPr>
-        <w:ilvl w:val="2"/>
-        <w:numId w:val="2"/>
-      </w:numPr>
       <w:outlineLvl w:val="2"/>
     </w:pPr>
     <w:rPr>
@@ -7469,19 +6823,19 @@
       <w:shd w:fill="E1DFDD" w:val="clear"/>
     </w:rPr>
   </w:style>
-  <w:style w:type="character" w:styleId="IndexLink">
+  <w:style w:type="character" w:styleId="IndexLink" w:customStyle="1">
     <w:name w:val="Index Link"/>
     <w:qFormat/>
     <w:rPr/>
   </w:style>
-  <w:style w:type="character" w:styleId="Bullets">
-    <w:name w:val="Bullets"/>
+  <w:style w:type="character" w:styleId="Bulletsuser" w:customStyle="1">
+    <w:name w:val="Bullets (user)"/>
     <w:qFormat/>
     <w:rPr>
       <w:rFonts w:ascii="OpenSymbol" w:hAnsi="OpenSymbol" w:eastAsia="OpenSymbol" w:cs="OpenSymbol"/>
     </w:rPr>
   </w:style>
-  <w:style w:type="paragraph" w:styleId="Heading">
+  <w:style w:type="paragraph" w:styleId="Heading" w:customStyle="1">
     <w:name w:val="Heading"/>
     <w:basedOn w:val="Normal"/>
     <w:next w:val="BodyText"/>
@@ -7528,10 +6882,9 @@
       <w:i/>
       <w:iCs/>
       <w:sz w:val="24"/>
-      <w:szCs w:val="24"/>
     </w:rPr>
   </w:style>
-  <w:style w:type="paragraph" w:styleId="Index">
+  <w:style w:type="paragraph" w:styleId="Index" w:customStyle="1">
     <w:name w:val="Index"/>
     <w:basedOn w:val="Normal"/>
     <w:qFormat/>
@@ -7542,7 +6895,7 @@
       <w:rFonts w:cs="Noto Sans Devanagari"/>
     </w:rPr>
   </w:style>
-  <w:style w:type="paragraph" w:styleId="HeaderandFooter">
+  <w:style w:type="paragraph" w:styleId="HeaderandFooter" w:customStyle="1">
     <w:name w:val="Header and Footer"/>
     <w:basedOn w:val="Normal"/>
     <w:qFormat/>
@@ -7772,19 +7125,65 @@
     <w:pPr/>
     <w:rPr/>
   </w:style>
-  <w:style w:type="paragraph" w:styleId="FrameContentsuser">
+  <w:style w:type="paragraph" w:styleId="FrameContents" w:customStyle="1">
+    <w:name w:val="Frame Contents"/>
+    <w:basedOn w:val="Normal"/>
+    <w:qFormat/>
+    <w:pPr/>
+    <w:rPr/>
+  </w:style>
+  <w:style w:type="paragraph" w:styleId="FrameContentsuser" w:customStyle="1">
     <w:name w:val="Frame Contents (user)"/>
     <w:basedOn w:val="Normal"/>
     <w:qFormat/>
     <w:pPr/>
     <w:rPr/>
   </w:style>
-  <w:style w:type="paragraph" w:styleId="FrameContents">
-    <w:name w:val="Frame Contents"/>
+  <w:style w:type="paragraph" w:styleId="Standaard1" w:customStyle="1">
+    <w:name w:val="Standaard1"/>
     <w:basedOn w:val="Normal"/>
     <w:qFormat/>
-    <w:pPr/>
-    <w:rPr/>
+    <w:pPr>
+      <w:suppressAutoHyphens w:val="false"/>
+    </w:pPr>
+    <w:rPr>
+      <w:rFonts w:cs="Times New Roman"/>
+      <w:kern w:val="2"/>
+      <w:szCs w:val="20"/>
+    </w:rPr>
+  </w:style>
+  <w:style w:type="paragraph" w:styleId="Lijstalinea1" w:customStyle="1">
+    <w:name w:val="Lijstalinea1"/>
+    <w:basedOn w:val="Normal"/>
+    <w:qFormat/>
+    <w:pPr>
+      <w:suppressAutoHyphens w:val="false"/>
+      <w:ind w:left="720"/>
+    </w:pPr>
+    <w:rPr>
+      <w:rFonts w:ascii="Calibri" w:hAnsi="Calibri"/>
+      <w:kern w:val="2"/>
+      <w:sz w:val="22"/>
+      <w:szCs w:val="22"/>
+    </w:rPr>
+  </w:style>
+  <w:style w:type="paragraph" w:styleId="NormalWeb">
+    <w:name w:val="Normal (Web)"/>
+    <w:basedOn w:val="Normal"/>
+    <w:uiPriority w:val="99"/>
+    <w:semiHidden/>
+    <w:unhideWhenUsed/>
+    <w:qFormat/>
+    <w:rsid w:val="003b62a4"/>
+    <w:pPr>
+      <w:suppressAutoHyphens w:val="false"/>
+      <w:spacing w:beforeAutospacing="1" w:afterAutospacing="1"/>
+    </w:pPr>
+    <w:rPr>
+      <w:rFonts w:ascii="Times New Roman" w:hAnsi="Times New Roman" w:cs="Times New Roman"/>
+      <w:kern w:val="2"/>
+      <w:sz w:val="24"/>
+    </w:rPr>
   </w:style>
   <w:style w:type="numbering" w:styleId="NoList" w:default="1">
     <w:name w:val="No List"/>
